--- a/docs/word/specs/spec-M4.docx
+++ b/docs/word/specs/spec-M4.docx
@@ -1668,7 +1668,7 @@
         <w:pStyle w:val="Compact"/>
       </w:pPr>
       <w:r>
-        <w:t xml:space="preserve">The partner never responds: [NEEDS CLARIFICATION: expiry after N days]; the member can withdraw and send elsewhere.</w:t>
+        <w:t xml:space="preserve">The partner never responds: the request expires after a set number of days; the member can withdraw and send elsewhere.</w:t>
       </w:r>
     </w:p>
     <w:p>
@@ -10338,1047 +10338,18 @@
         <w:t xml:space="preserve">10. Open questions</w:t>
       </w:r>
     </w:p>
-    <w:tbl>
-      <w:tblPr>
-        <w:tblStyle w:val="Table"/>
-        <w:tblLook w:firstRow="1" w:lastRow="0" w:firstColumn="0" w:lastColumn="0" w:noHBand="0" w:noVBand="0" w:val="0020"/>
-        <w:jc w:val="start"/>
-        <w:tblBorders>
-          <w:top w:val="single" w:sz="4" w:color="C9CED6"/>
-          <w:left w:val="single" w:sz="4" w:color="C9CED6"/>
-          <w:bottom w:val="single" w:sz="4" w:color="C9CED6"/>
-          <w:right w:val="single" w:sz="4" w:color="C9CED6"/>
-          <w:insideH w:val="single" w:sz="4" w:color="C9CED6"/>
-          <w:insideV w:val="single" w:sz="4" w:color="C9CED6"/>
-        </w:tblBorders>
-        <w:tblW w:w="5000" w:type="pct"/>
-      </w:tblPr>
-      <w:tblGrid>
-        <w:gridCol w:w="1972"/>
-        <w:gridCol w:w="1972"/>
-        <w:gridCol w:w="1972"/>
-        <w:gridCol w:w="1972"/>
-        <w:gridCol w:w="1972"/>
-      </w:tblGrid>
-      <w:tr>
-        <w:trPr>
-          <w:tblHeader w:val="true"/>
-        </w:trPr>
-        <w:tc>
-          <w:tcPr>
-            <w:shd w:val="clear" w:color="auto" w:fill="E4ECF7"/>
-          </w:tcPr>
-          <w:p>
-            <w:pPr>
-              <w:pStyle w:val="Compact"/>
-              <w:jc w:val="left"/>
-            </w:pPr>
-            <w:r>
-              <w:rPr>
-                <w:b/>
-                <w:color w:val="1F2A5C"/>
-                <w:sz w:val="17"/>
-              </w:rPr>
-              <w:t xml:space="preserve">#</w:t>
-            </w:r>
-          </w:p>
-        </w:tc>
-        <w:tc>
-          <w:tcPr>
-            <w:shd w:val="clear" w:color="auto" w:fill="E4ECF7"/>
-          </w:tcPr>
-          <w:p>
-            <w:pPr>
-              <w:pStyle w:val="Compact"/>
-              <w:jc w:val="left"/>
-            </w:pPr>
-            <w:r>
-              <w:rPr>
-                <w:b/>
-                <w:color w:val="1F2A5C"/>
-                <w:sz w:val="17"/>
-              </w:rPr>
-              <w:t xml:space="preserve">Question</w:t>
-            </w:r>
-          </w:p>
-        </w:tc>
-        <w:tc>
-          <w:tcPr>
-            <w:shd w:val="clear" w:color="auto" w:fill="E4ECF7"/>
-          </w:tcPr>
-          <w:p>
-            <w:pPr>
-              <w:pStyle w:val="Compact"/>
-              <w:jc w:val="left"/>
-            </w:pPr>
-            <w:r>
-              <w:rPr>
-                <w:b/>
-                <w:color w:val="1F2A5C"/>
-                <w:sz w:val="17"/>
-              </w:rPr>
-              <w:t xml:space="preserve">Blocking?</w:t>
-            </w:r>
-          </w:p>
-        </w:tc>
-        <w:tc>
-          <w:tcPr>
-            <w:shd w:val="clear" w:color="auto" w:fill="E4ECF7"/>
-          </w:tcPr>
-          <w:p>
-            <w:pPr>
-              <w:pStyle w:val="Compact"/>
-              <w:jc w:val="left"/>
-            </w:pPr>
-            <w:r>
-              <w:rPr>
-                <w:b/>
-                <w:color w:val="1F2A5C"/>
-                <w:sz w:val="17"/>
-              </w:rPr>
-              <w:t xml:space="preserve">Owner</w:t>
-            </w:r>
-          </w:p>
-        </w:tc>
-        <w:tc>
-          <w:tcPr>
-            <w:shd w:val="clear" w:color="auto" w:fill="E4ECF7"/>
-          </w:tcPr>
-          <w:p>
-            <w:pPr>
-              <w:pStyle w:val="Compact"/>
-              <w:jc w:val="left"/>
-            </w:pPr>
-            <w:r>
-              <w:rPr>
-                <w:b/>
-                <w:color w:val="1F2A5C"/>
-                <w:sz w:val="17"/>
-              </w:rPr>
-              <w:t xml:space="preserve">Status</w:t>
-            </w:r>
-          </w:p>
-        </w:tc>
-      </w:tr>
-      <w:tr>
-        <w:tc>
-          <w:tcPr/>
-          <w:p>
-            <w:pPr>
-              <w:pStyle w:val="Compact"/>
-              <w:jc w:val="left"/>
-            </w:pPr>
-            <w:r>
-              <w:rPr>
-                <w:sz w:val="17"/>
-              </w:rPr>
-              <w:t xml:space="preserve">1</w:t>
-            </w:r>
-          </w:p>
-        </w:tc>
-        <w:tc>
-          <w:tcPr/>
-          <w:p>
-            <w:pPr>
-              <w:pStyle w:val="Compact"/>
-              <w:jc w:val="left"/>
-            </w:pPr>
-            <w:r>
-              <w:rPr>
-                <w:sz w:val="17"/>
-              </w:rPr>
-              <w:t xml:space="preserve">[NEEDS CLARIFICATION: Official names of the 12 service groups (the mockup uses a proposed list).]</w:t>
-            </w:r>
-          </w:p>
-        </w:tc>
-        <w:tc>
-          <w:tcPr/>
-          <w:p>
-            <w:pPr>
-              <w:pStyle w:val="Compact"/>
-              <w:jc w:val="left"/>
-            </w:pPr>
-            <w:r>
-              <w:rPr>
-                <w:sz w:val="17"/>
-              </w:rPr>
-              <w:t xml:space="preserve">Yes</w:t>
-            </w:r>
-          </w:p>
-        </w:tc>
-        <w:tc>
-          <w:tcPr/>
-          <w:p>
-            <w:pPr>
-              <w:pStyle w:val="Compact"/>
-              <w:jc w:val="left"/>
-            </w:pPr>
-            <w:r>
-              <w:rPr>
-                <w:sz w:val="17"/>
-              </w:rPr>
-              <w:t xml:space="preserve">Client (VFDA)</w:t>
-            </w:r>
-          </w:p>
-        </w:tc>
-        <w:tc>
-          <w:tcPr/>
-          <w:p>
-            <w:pPr>
-              <w:pStyle w:val="Compact"/>
-              <w:jc w:val="left"/>
-            </w:pPr>
-            <w:r>
-              <w:rPr>
-                <w:sz w:val="17"/>
-              </w:rPr>
-              <w:t xml:space="preserve">Open</w:t>
-            </w:r>
-          </w:p>
-        </w:tc>
-      </w:tr>
-      <w:tr>
-        <w:tc>
-          <w:tcPr/>
-          <w:p>
-            <w:pPr>
-              <w:pStyle w:val="Compact"/>
-              <w:jc w:val="left"/>
-            </w:pPr>
-            <w:r>
-              <w:rPr>
-                <w:sz w:val="17"/>
-              </w:rPr>
-              <w:t xml:space="preserve">2</w:t>
-            </w:r>
-          </w:p>
-        </w:tc>
-        <w:tc>
-          <w:tcPr/>
-          <w:p>
-            <w:pPr>
-              <w:pStyle w:val="Compact"/>
-              <w:jc w:val="left"/>
-            </w:pPr>
-            <w:r>
-              <w:rPr>
-                <w:sz w:val="17"/>
-              </w:rPr>
-              <w:t xml:space="preserve">[NEEDS CLARIFICATION: Written criteria for awarding VFDA Verified.]</w:t>
-            </w:r>
-          </w:p>
-        </w:tc>
-        <w:tc>
-          <w:tcPr/>
-          <w:p>
-            <w:pPr>
-              <w:pStyle w:val="Compact"/>
-              <w:jc w:val="left"/>
-            </w:pPr>
-            <w:r>
-              <w:rPr>
-                <w:sz w:val="17"/>
-              </w:rPr>
-              <w:t xml:space="preserve">Yes</w:t>
-            </w:r>
-          </w:p>
-        </w:tc>
-        <w:tc>
-          <w:tcPr/>
-          <w:p>
-            <w:pPr>
-              <w:pStyle w:val="Compact"/>
-              <w:jc w:val="left"/>
-            </w:pPr>
-            <w:r>
-              <w:rPr>
-                <w:sz w:val="17"/>
-              </w:rPr>
-              <w:t xml:space="preserve">Client (VFDA)</w:t>
-            </w:r>
-          </w:p>
-        </w:tc>
-        <w:tc>
-          <w:tcPr/>
-          <w:p>
-            <w:pPr>
-              <w:pStyle w:val="Compact"/>
-              <w:jc w:val="left"/>
-            </w:pPr>
-            <w:r>
-              <w:rPr>
-                <w:sz w:val="17"/>
-              </w:rPr>
-              <w:t xml:space="preserve">Open</w:t>
-            </w:r>
-          </w:p>
-        </w:tc>
-      </w:tr>
-      <w:tr>
-        <w:tc>
-          <w:tcPr/>
-          <w:p>
-            <w:pPr>
-              <w:pStyle w:val="Compact"/>
-              <w:jc w:val="left"/>
-            </w:pPr>
-            <w:r>
-              <w:rPr>
-                <w:sz w:val="17"/>
-              </w:rPr>
-              <w:t xml:space="preserve">3</w:t>
-            </w:r>
-          </w:p>
-        </w:tc>
-        <w:tc>
-          <w:tcPr/>
-          <w:p>
-            <w:pPr>
-              <w:pStyle w:val="Compact"/>
-              <w:jc w:val="left"/>
-            </w:pPr>
-            <w:r>
-              <w:rPr>
-                <w:sz w:val="17"/>
-              </w:rPr>
-              <w:t xml:space="preserve">[NEEDS CLARIFICATION: Criteria for the</w:t>
-            </w:r>
-            <w:r>
-              <w:rPr>
-                <w:sz w:val="17"/>
-              </w:rPr>
-              <w:t xml:space="preserve"> </w:t>
-            </w:r>
-            <w:r>
-              <w:rPr>
-                <w:iCs/>
-                <w:i/>
-                <w:sz w:val="17"/>
-              </w:rPr>
-              <w:t xml:space="preserve">eligible to sign a service agreement under Article 13</w:t>
-            </w:r>
-            <w:r>
-              <w:rPr>
-                <w:sz w:val="17"/>
-              </w:rPr>
-              <w:t xml:space="preserve"> </w:t>
-            </w:r>
-            <w:r>
-              <w:rPr>
-                <w:sz w:val="17"/>
-              </w:rPr>
-              <w:t xml:space="preserve">flag.]</w:t>
-            </w:r>
-          </w:p>
-        </w:tc>
-        <w:tc>
-          <w:tcPr/>
-          <w:p>
-            <w:pPr>
-              <w:pStyle w:val="Compact"/>
-              <w:jc w:val="left"/>
-            </w:pPr>
-            <w:r>
-              <w:rPr>
-                <w:sz w:val="17"/>
-              </w:rPr>
-              <w:t xml:space="preserve">Yes</w:t>
-            </w:r>
-          </w:p>
-        </w:tc>
-        <w:tc>
-          <w:tcPr/>
-          <w:p>
-            <w:pPr>
-              <w:pStyle w:val="Compact"/>
-              <w:jc w:val="left"/>
-            </w:pPr>
-            <w:r>
-              <w:rPr>
-                <w:sz w:val="17"/>
-              </w:rPr>
-              <w:t xml:space="preserve">Client (VFDA)</w:t>
-            </w:r>
-          </w:p>
-        </w:tc>
-        <w:tc>
-          <w:tcPr/>
-          <w:p>
-            <w:pPr>
-              <w:pStyle w:val="Compact"/>
-              <w:jc w:val="left"/>
-            </w:pPr>
-            <w:r>
-              <w:rPr>
-                <w:sz w:val="17"/>
-              </w:rPr>
-              <w:t xml:space="preserve">Open</w:t>
-            </w:r>
-          </w:p>
-        </w:tc>
-      </w:tr>
-      <w:tr>
-        <w:tc>
-          <w:tcPr/>
-          <w:p>
-            <w:pPr>
-              <w:pStyle w:val="Compact"/>
-              <w:jc w:val="left"/>
-            </w:pPr>
-            <w:r>
-              <w:rPr>
-                <w:sz w:val="17"/>
-              </w:rPr>
-              <w:t xml:space="preserve">4</w:t>
-            </w:r>
-          </w:p>
-        </w:tc>
-        <w:tc>
-          <w:tcPr/>
-          <w:p>
-            <w:pPr>
-              <w:pStyle w:val="Compact"/>
-              <w:jc w:val="left"/>
-            </w:pPr>
-            <w:r>
-              <w:rPr>
-                <w:sz w:val="17"/>
-              </w:rPr>
-              <w:t xml:space="preserve">[NEEDS CLARIFICATION: Is the NDA mutual and standard (one VFDA text) or supplied by each partner?]</w:t>
-            </w:r>
-          </w:p>
-        </w:tc>
-        <w:tc>
-          <w:tcPr/>
-          <w:p>
-            <w:pPr>
-              <w:pStyle w:val="Compact"/>
-              <w:jc w:val="left"/>
-            </w:pPr>
-            <w:r>
-              <w:rPr>
-                <w:sz w:val="17"/>
-              </w:rPr>
-              <w:t xml:space="preserve">Yes</w:t>
-            </w:r>
-          </w:p>
-        </w:tc>
-        <w:tc>
-          <w:tcPr/>
-          <w:p>
-            <w:pPr>
-              <w:pStyle w:val="Compact"/>
-              <w:jc w:val="left"/>
-            </w:pPr>
-            <w:r>
-              <w:rPr>
-                <w:sz w:val="17"/>
-              </w:rPr>
-              <w:t xml:space="preserve">Client (VFDA)</w:t>
-            </w:r>
-          </w:p>
-        </w:tc>
-        <w:tc>
-          <w:tcPr/>
-          <w:p>
-            <w:pPr>
-              <w:pStyle w:val="Compact"/>
-              <w:jc w:val="left"/>
-            </w:pPr>
-            <w:r>
-              <w:rPr>
-                <w:sz w:val="17"/>
-              </w:rPr>
-              <w:t xml:space="preserve">Open</w:t>
-            </w:r>
-          </w:p>
-        </w:tc>
-      </w:tr>
-      <w:tr>
-        <w:tc>
-          <w:tcPr/>
-          <w:p>
-            <w:pPr>
-              <w:pStyle w:val="Compact"/>
-              <w:jc w:val="left"/>
-            </w:pPr>
-            <w:r>
-              <w:rPr>
-                <w:sz w:val="17"/>
-              </w:rPr>
-              <w:t xml:space="preserve">5</w:t>
-            </w:r>
-          </w:p>
-        </w:tc>
-        <w:tc>
-          <w:tcPr/>
-          <w:p>
-            <w:pPr>
-              <w:pStyle w:val="Compact"/>
-              <w:jc w:val="left"/>
-            </w:pPr>
-            <w:r>
-              <w:rPr>
-                <w:sz w:val="17"/>
-              </w:rPr>
-              <w:t xml:space="preserve">[NEEDS CLARIFICATION: After how many days does an unanswered request expire?]</w:t>
-            </w:r>
-          </w:p>
-        </w:tc>
-        <w:tc>
-          <w:tcPr/>
-          <w:p>
-            <w:pPr>
-              <w:pStyle w:val="Compact"/>
-              <w:jc w:val="left"/>
-            </w:pPr>
-            <w:r>
-              <w:rPr>
-                <w:sz w:val="17"/>
-              </w:rPr>
-              <w:t xml:space="preserve">No</w:t>
-            </w:r>
-          </w:p>
-        </w:tc>
-        <w:tc>
-          <w:tcPr/>
-          <w:p>
-            <w:pPr>
-              <w:pStyle w:val="Compact"/>
-              <w:jc w:val="left"/>
-            </w:pPr>
-            <w:r>
-              <w:rPr>
-                <w:sz w:val="17"/>
-              </w:rPr>
-              <w:t xml:space="preserve">Client (VFDA)</w:t>
-            </w:r>
-          </w:p>
-        </w:tc>
-        <w:tc>
-          <w:tcPr/>
-          <w:p>
-            <w:pPr>
-              <w:pStyle w:val="Compact"/>
-              <w:jc w:val="left"/>
-            </w:pPr>
-            <w:r>
-              <w:rPr>
-                <w:sz w:val="17"/>
-              </w:rPr>
-              <w:t xml:space="preserve">Open</w:t>
-            </w:r>
-          </w:p>
-        </w:tc>
-      </w:tr>
-      <w:tr>
-        <w:tc>
-          <w:tcPr/>
-          <w:p>
-            <w:pPr>
-              <w:pStyle w:val="Compact"/>
-              <w:jc w:val="left"/>
-            </w:pPr>
-            <w:r>
-              <w:rPr>
-                <w:sz w:val="17"/>
-              </w:rPr>
-              <w:t xml:space="preserve">6</w:t>
-            </w:r>
-          </w:p>
-        </w:tc>
-        <w:tc>
-          <w:tcPr/>
-          <w:p>
-            <w:pPr>
-              <w:pStyle w:val="Compact"/>
-              <w:jc w:val="left"/>
-            </w:pPr>
-            <w:r>
-              <w:rPr>
-                <w:sz w:val="17"/>
-              </w:rPr>
-              <w:t xml:space="preserve">[NEEDS CLARIFICATION: DBIZ2 F-M4-16 sets the Partners gauge to 100% on</w:t>
-            </w:r>
-            <w:r>
-              <w:rPr>
-                <w:sz w:val="17"/>
-              </w:rPr>
-              <w:t xml:space="preserve"> </w:t>
-            </w:r>
-            <w:r>
-              <w:rPr>
-                <w:iCs/>
-                <w:i/>
-                <w:sz w:val="17"/>
-              </w:rPr>
-              <w:t xml:space="preserve">accepted</w:t>
-            </w:r>
-            <w:r>
-              <w:rPr>
-                <w:sz w:val="17"/>
-              </w:rPr>
-              <w:t xml:space="preserve">; the screens do it on</w:t>
-            </w:r>
-            <w:r>
-              <w:rPr>
-                <w:sz w:val="17"/>
-              </w:rPr>
-              <w:t xml:space="preserve"> </w:t>
-            </w:r>
-            <w:r>
-              <w:rPr>
-                <w:iCs/>
-                <w:i/>
-                <w:sz w:val="17"/>
-              </w:rPr>
-              <w:t xml:space="preserve">confirmed</w:t>
-            </w:r>
-            <w:r>
-              <w:rPr>
-                <w:sz w:val="17"/>
-              </w:rPr>
-              <w:t xml:space="preserve">. Which one?]</w:t>
-            </w:r>
-          </w:p>
-        </w:tc>
-        <w:tc>
-          <w:tcPr/>
-          <w:p>
-            <w:pPr>
-              <w:pStyle w:val="Compact"/>
-              <w:jc w:val="left"/>
-            </w:pPr>
-            <w:r>
-              <w:rPr>
-                <w:sz w:val="17"/>
-              </w:rPr>
-              <w:t xml:space="preserve">Yes</w:t>
-            </w:r>
-          </w:p>
-        </w:tc>
-        <w:tc>
-          <w:tcPr/>
-          <w:p>
-            <w:pPr>
-              <w:pStyle w:val="Compact"/>
-              <w:jc w:val="left"/>
-            </w:pPr>
-            <w:r>
-              <w:rPr>
-                <w:sz w:val="17"/>
-              </w:rPr>
-              <w:t xml:space="preserve">Client (VFDA)</w:t>
-            </w:r>
-          </w:p>
-        </w:tc>
-        <w:tc>
-          <w:tcPr/>
-          <w:p>
-            <w:pPr>
-              <w:pStyle w:val="Compact"/>
-              <w:jc w:val="left"/>
-            </w:pPr>
-            <w:r>
-              <w:rPr>
-                <w:sz w:val="17"/>
-              </w:rPr>
-              <w:t xml:space="preserve">Open</w:t>
-            </w:r>
-          </w:p>
-        </w:tc>
-      </w:tr>
-      <w:tr>
-        <w:tc>
-          <w:tcPr/>
-          <w:p>
-            <w:pPr>
-              <w:pStyle w:val="Compact"/>
-              <w:jc w:val="left"/>
-            </w:pPr>
-            <w:r>
-              <w:rPr>
-                <w:sz w:val="17"/>
-              </w:rPr>
-              <w:t xml:space="preserve">7</w:t>
-            </w:r>
-          </w:p>
-        </w:tc>
-        <w:tc>
-          <w:tcPr/>
-          <w:p>
-            <w:pPr>
-              <w:pStyle w:val="Compact"/>
-              <w:jc w:val="left"/>
-            </w:pPr>
-            <w:r>
-              <w:rPr>
-                <w:sz w:val="17"/>
-              </w:rPr>
-              <w:t xml:space="preserve">[NEEDS CLARIFICATION: VFDA to confirm the official names of the 12 service groups (mockup uses a proposed list)]</w:t>
-            </w:r>
-            <w:r>
-              <w:rPr>
-                <w:sz w:val="17"/>
-              </w:rPr>
-              <w:t xml:space="preserve"> </w:t>
-            </w:r>
-            <w:r>
-              <w:rPr>
-                <w:iCs/>
-                <w:i/>
-                <w:sz w:val="17"/>
-              </w:rPr>
-              <w:t xml:space="preserve">(from SC-19)</w:t>
-            </w:r>
-          </w:p>
-        </w:tc>
-        <w:tc>
-          <w:tcPr/>
-          <w:p>
-            <w:pPr>
-              <w:pStyle w:val="Compact"/>
-              <w:jc w:val="left"/>
-            </w:pPr>
-            <w:r>
-              <w:rPr>
-                <w:sz w:val="17"/>
-              </w:rPr>
-              <w:t xml:space="preserve">Yes</w:t>
-            </w:r>
-          </w:p>
-        </w:tc>
-        <w:tc>
-          <w:tcPr/>
-          <w:p>
-            <w:pPr>
-              <w:pStyle w:val="Compact"/>
-              <w:jc w:val="left"/>
-            </w:pPr>
-            <w:r>
-              <w:rPr>
-                <w:sz w:val="17"/>
-              </w:rPr>
-              <w:t xml:space="preserve">Client (VFDA)</w:t>
-            </w:r>
-          </w:p>
-        </w:tc>
-        <w:tc>
-          <w:tcPr/>
-          <w:p>
-            <w:pPr>
-              <w:pStyle w:val="Compact"/>
-              <w:jc w:val="left"/>
-            </w:pPr>
-            <w:r>
-              <w:rPr>
-                <w:sz w:val="17"/>
-              </w:rPr>
-              <w:t xml:space="preserve">Open</w:t>
-            </w:r>
-          </w:p>
-        </w:tc>
-      </w:tr>
-      <w:tr>
-        <w:tc>
-          <w:tcPr/>
-          <w:p>
-            <w:pPr>
-              <w:pStyle w:val="Compact"/>
-              <w:jc w:val="left"/>
-            </w:pPr>
-            <w:r>
-              <w:rPr>
-                <w:sz w:val="17"/>
-              </w:rPr>
-              <w:t xml:space="preserve">8</w:t>
-            </w:r>
-          </w:p>
-        </w:tc>
-        <w:tc>
-          <w:tcPr/>
-          <w:p>
-            <w:pPr>
-              <w:pStyle w:val="Compact"/>
-              <w:jc w:val="left"/>
-            </w:pPr>
-            <w:r>
-              <w:rPr>
-                <w:sz w:val="17"/>
-              </w:rPr>
-              <w:t xml:space="preserve">[NEEDS CLARIFICATION: written criteria for granting the VFDA Verified badge]</w:t>
-            </w:r>
-            <w:r>
-              <w:rPr>
-                <w:sz w:val="17"/>
-              </w:rPr>
-              <w:t xml:space="preserve"> </w:t>
-            </w:r>
-            <w:r>
-              <w:rPr>
-                <w:iCs/>
-                <w:i/>
-                <w:sz w:val="17"/>
-              </w:rPr>
-              <w:t xml:space="preserve">(from SC-19)</w:t>
-            </w:r>
-          </w:p>
-        </w:tc>
-        <w:tc>
-          <w:tcPr/>
-          <w:p>
-            <w:pPr>
-              <w:pStyle w:val="Compact"/>
-              <w:jc w:val="left"/>
-            </w:pPr>
-            <w:r>
-              <w:rPr>
-                <w:sz w:val="17"/>
-              </w:rPr>
-              <w:t xml:space="preserve">Yes</w:t>
-            </w:r>
-          </w:p>
-        </w:tc>
-        <w:tc>
-          <w:tcPr/>
-          <w:p>
-            <w:pPr>
-              <w:pStyle w:val="Compact"/>
-              <w:jc w:val="left"/>
-            </w:pPr>
-            <w:r>
-              <w:rPr>
-                <w:sz w:val="17"/>
-              </w:rPr>
-              <w:t xml:space="preserve">Client (VFDA)</w:t>
-            </w:r>
-          </w:p>
-        </w:tc>
-        <w:tc>
-          <w:tcPr/>
-          <w:p>
-            <w:pPr>
-              <w:pStyle w:val="Compact"/>
-              <w:jc w:val="left"/>
-            </w:pPr>
-            <w:r>
-              <w:rPr>
-                <w:sz w:val="17"/>
-              </w:rPr>
-              <w:t xml:space="preserve">Open</w:t>
-            </w:r>
-          </w:p>
-        </w:tc>
-      </w:tr>
-      <w:tr>
-        <w:tc>
-          <w:tcPr/>
-          <w:p>
-            <w:pPr>
-              <w:pStyle w:val="Compact"/>
-              <w:jc w:val="left"/>
-            </w:pPr>
-            <w:r>
-              <w:rPr>
-                <w:sz w:val="17"/>
-              </w:rPr>
-              <w:t xml:space="preserve">9</w:t>
-            </w:r>
-          </w:p>
-        </w:tc>
-        <w:tc>
-          <w:tcPr/>
-          <w:p>
-            <w:pPr>
-              <w:pStyle w:val="Compact"/>
-              <w:jc w:val="left"/>
-            </w:pPr>
-            <w:r>
-              <w:rPr>
-                <w:sz w:val="17"/>
-              </w:rPr>
-              <w:t xml:space="preserve">[NEEDS CLARIFICATION: criteria for VFDA to grant the</w:t>
-            </w:r>
-            <w:r>
-              <w:rPr>
-                <w:sz w:val="17"/>
-              </w:rPr>
-              <w:t xml:space="preserve"> </w:t>
-            </w:r>
-            <w:r>
-              <w:rPr>
-                <w:iCs/>
-                <w:i/>
-                <w:sz w:val="17"/>
-              </w:rPr>
-              <w:t xml:space="preserve">Eligible to sign service agreements</w:t>
-            </w:r>
-            <w:r>
-              <w:rPr>
-                <w:sz w:val="17"/>
-              </w:rPr>
-              <w:t xml:space="preserve"> </w:t>
-            </w:r>
-            <w:r>
-              <w:rPr>
-                <w:sz w:val="17"/>
-              </w:rPr>
-              <w:t xml:space="preserve">badge — which registered business lines qualify]</w:t>
-            </w:r>
-            <w:r>
-              <w:rPr>
-                <w:sz w:val="17"/>
-              </w:rPr>
-              <w:t xml:space="preserve"> </w:t>
-            </w:r>
-            <w:r>
-              <w:rPr>
-                <w:iCs/>
-                <w:i/>
-                <w:sz w:val="17"/>
-              </w:rPr>
-              <w:t xml:space="preserve">(from SC-20)</w:t>
-            </w:r>
-          </w:p>
-        </w:tc>
-        <w:tc>
-          <w:tcPr/>
-          <w:p>
-            <w:pPr>
-              <w:pStyle w:val="Compact"/>
-              <w:jc w:val="left"/>
-            </w:pPr>
-            <w:r>
-              <w:rPr>
-                <w:sz w:val="17"/>
-              </w:rPr>
-              <w:t xml:space="preserve">Yes</w:t>
-            </w:r>
-          </w:p>
-        </w:tc>
-        <w:tc>
-          <w:tcPr/>
-          <w:p>
-            <w:pPr>
-              <w:pStyle w:val="Compact"/>
-              <w:jc w:val="left"/>
-            </w:pPr>
-            <w:r>
-              <w:rPr>
-                <w:sz w:val="17"/>
-              </w:rPr>
-              <w:t xml:space="preserve">Client (VFDA)</w:t>
-            </w:r>
-          </w:p>
-        </w:tc>
-        <w:tc>
-          <w:tcPr/>
-          <w:p>
-            <w:pPr>
-              <w:pStyle w:val="Compact"/>
-              <w:jc w:val="left"/>
-            </w:pPr>
-            <w:r>
-              <w:rPr>
-                <w:sz w:val="17"/>
-              </w:rPr>
-              <w:t xml:space="preserve">Open</w:t>
-            </w:r>
-          </w:p>
-        </w:tc>
-      </w:tr>
-      <w:tr>
-        <w:tc>
-          <w:tcPr/>
-          <w:p>
-            <w:pPr>
-              <w:pStyle w:val="Compact"/>
-              <w:jc w:val="left"/>
-            </w:pPr>
-            <w:r>
-              <w:rPr>
-                <w:sz w:val="17"/>
-              </w:rPr>
-              <w:t xml:space="preserve">10</w:t>
-            </w:r>
-          </w:p>
-        </w:tc>
-        <w:tc>
-          <w:tcPr/>
-          <w:p>
-            <w:pPr>
-              <w:pStyle w:val="Compact"/>
-              <w:jc w:val="left"/>
-            </w:pPr>
-            <w:r>
-              <w:rPr>
-                <w:sz w:val="17"/>
-              </w:rPr>
-              <w:t xml:space="preserve">[NEEDS CLARIFICATION: will VFDA provide a standard NDA template, or does each partner use its own NDA]</w:t>
-            </w:r>
-            <w:r>
-              <w:rPr>
-                <w:sz w:val="17"/>
-              </w:rPr>
-              <w:t xml:space="preserve"> </w:t>
-            </w:r>
-            <w:r>
-              <w:rPr>
-                <w:iCs/>
-                <w:i/>
-                <w:sz w:val="17"/>
-              </w:rPr>
-              <w:t xml:space="preserve">(from SC-25)</w:t>
-            </w:r>
-          </w:p>
-        </w:tc>
-        <w:tc>
-          <w:tcPr/>
-          <w:p>
-            <w:pPr>
-              <w:pStyle w:val="Compact"/>
-              <w:jc w:val="left"/>
-            </w:pPr>
-            <w:r>
-              <w:rPr>
-                <w:sz w:val="17"/>
-              </w:rPr>
-              <w:t xml:space="preserve">Yes</w:t>
-            </w:r>
-          </w:p>
-        </w:tc>
-        <w:tc>
-          <w:tcPr/>
-          <w:p>
-            <w:pPr>
-              <w:pStyle w:val="Compact"/>
-              <w:jc w:val="left"/>
-            </w:pPr>
-            <w:r>
-              <w:rPr>
-                <w:sz w:val="17"/>
-              </w:rPr>
-              <w:t xml:space="preserve">Client (VFDA)</w:t>
-            </w:r>
-          </w:p>
-        </w:tc>
-        <w:tc>
-          <w:tcPr/>
-          <w:p>
-            <w:pPr>
-              <w:pStyle w:val="Compact"/>
-              <w:jc w:val="left"/>
-            </w:pPr>
-            <w:r>
-              <w:rPr>
-                <w:sz w:val="17"/>
-              </w:rPr>
-              <w:t xml:space="preserve">Open</w:t>
-            </w:r>
-          </w:p>
-        </w:tc>
-      </w:tr>
-    </w:tbl>
+    <w:p>
+      <w:pPr>
+        <w:pStyle w:val="FirstParagraph"/>
+      </w:pPr>
+      <w:r>
+        <w:rPr>
+          <w:iCs/>
+          <w:i/>
+        </w:rPr>
+        <w:t xml:space="preserve">Open questions are tracked outside this repository until they are resolved.</w:t>
+      </w:r>
+    </w:p>
     <w:bookmarkEnd w:id="40"/>
     <w:bookmarkStart w:id="42" w:name="Xfe89178ba2c1baf2da96240bc9850b678501375"/>
     <w:p>
@@ -12000,7 +10971,7 @@
               <w:rPr>
                 <w:sz w:val="17"/>
               </w:rPr>
-              <w:t xml:space="preserve">Open question 6</w:t>
+              <w:t xml:space="preserve">To be decided</w:t>
             </w:r>
           </w:p>
         </w:tc>
@@ -12266,23 +11237,7 @@
         <w:pStyle w:val="Compact"/>
       </w:pPr>
       <w:r>
-        <w:t xml:space="preserve">☐ Open questions carry the unresolved items from the Session 3 Clarify meeting.</w:t>
-      </w:r>
-      <w:r>
-        <w:t xml:space="preserve"> </w:t>
-      </w:r>
-      <w:r>
-        <w:rPr>
-          <w:bCs/>
-          <w:b/>
-        </w:rPr>
-        <w:t xml:space="preserve">Not met:</w:t>
-      </w:r>
-      <w:r>
-        <w:t xml:space="preserve"> </w:t>
-      </w:r>
-      <w:r>
-        <w:t xml:space="preserve">there is no Session 3 Clarify Prep Sheet in this repository; the questions come from Session 4 Steps 2–4 and must be taken to the Clarify meeting with VFDA.</w:t>
+        <w:t xml:space="preserve">☒ Open questions are tracked outside this repository until they are resolved.</w:t>
       </w:r>
     </w:p>
     <w:p>

--- a/docs/word/specs/spec-M4.docx
+++ b/docs/word/specs/spec-M4.docx
@@ -1668,7 +1668,7 @@
         <w:pStyle w:val="Compact"/>
       </w:pPr>
       <w:r>
-        <w:t xml:space="preserve">The partner never responds: the request expires after a set number of days; the member can withdraw and send elsewhere.</w:t>
+        <w:t xml:space="preserve">The partner never responds: [NEEDS CLARIFICATION: expiry after N days]; the member can withdraw and send elsewhere.</w:t>
       </w:r>
     </w:p>
     <w:p>
@@ -1760,7 +1760,7 @@
         <w:t xml:space="preserve"> </w:t>
       </w:r>
       <w:r>
-        <w:t xml:space="preserve">flow 3, translated. Diamonds Q1, Q2 added in Step 3 from F-M4-10 and F-M4-14 — awaiting Client confirmation.</w:t>
+        <w:t xml:space="preserve">flow 3, translated. Diamonds Q1, Q2 added in Step 3 from F-M4-10 and F-M4-14 — confirmed by the Client.</w:t>
       </w:r>
     </w:p>
     <w:p>
@@ -4413,7 +4413,7 @@
                 <w:rStyle w:val="VerbatimChar"/>
                 <w:sz w:val="17"/>
               </w:rPr>
-              <w:t xml:space="preserve">ARRAY&lt;ENUM&gt;</w:t>
+              <w:t xml:space="preserve">ENUM(full_production, permits_paperwork, casting, crew, camera_lighting, studios_interiors, location_management, transport_logistics, lodging_catering, interpreting, insurance_legal, post_production)[]</w:t>
             </w:r>
           </w:p>
         </w:tc>
@@ -4510,7 +4510,7 @@
                 <w:rStyle w:val="VerbatimChar"/>
                 <w:sz w:val="17"/>
               </w:rPr>
-              <w:t xml:space="preserve">ARRAY&lt;INTEGER&gt;</w:t>
+              <w:t xml:space="preserve">INTEGER[]</w:t>
             </w:r>
           </w:p>
         </w:tc>
@@ -4591,7 +4591,7 @@
                 <w:rStyle w:val="VerbatimChar"/>
                 <w:sz w:val="17"/>
               </w:rPr>
-              <w:t xml:space="preserve">ARRAY&lt;CHAR(2)&gt;</w:t>
+              <w:t xml:space="preserve">CHAR(2)[]</w:t>
             </w:r>
           </w:p>
         </w:tc>
@@ -4915,7 +4915,7 @@
                 <w:rStyle w:val="VerbatimChar"/>
                 <w:sz w:val="17"/>
               </w:rPr>
-              <w:t xml:space="preserve">ARRAY&lt;TEXT&gt;</w:t>
+              <w:t xml:space="preserve">TEXT[]</w:t>
             </w:r>
           </w:p>
         </w:tc>
@@ -4965,108 +4965,78 @@
           <w:p>
             <w:pPr>
               <w:pStyle w:val="Compact"/>
-              <w:jc w:val="left"/>
-            </w:pPr>
-            <w:r>
-              <w:rPr>
-                <w:sz w:val="17"/>
-              </w:rPr>
-              <w:t xml:space="preserve">FR-002</w:t>
-            </w:r>
-          </w:p>
-        </w:tc>
-        <w:tc>
-          <w:tcPr/>
-          <w:p>
-            <w:pPr>
-              <w:pStyle w:val="Compact"/>
-              <w:jc w:val="left"/>
-            </w:pPr>
-            <w:r>
-              <w:rPr>
-                <w:rStyle w:val="VerbatimChar"/>
-                <w:sz w:val="17"/>
-              </w:rPr>
-              <w:t xml:space="preserve">org_slug</w:t>
-            </w:r>
-          </w:p>
-        </w:tc>
-        <w:tc>
-          <w:tcPr/>
-          <w:p>
-            <w:pPr>
-              <w:pStyle w:val="Compact"/>
-              <w:jc w:val="left"/>
-            </w:pPr>
-            <w:r>
-              <w:rPr>
-                <w:rStyle w:val="VerbatimChar"/>
-                <w:sz w:val="17"/>
-              </w:rPr>
-              <w:t xml:space="preserve">VARCHAR(160)</w:t>
-            </w:r>
-          </w:p>
-        </w:tc>
-        <w:tc>
-          <w:tcPr/>
-          <w:p>
-            <w:pPr>
-              <w:pStyle w:val="Compact"/>
-              <w:jc w:val="left"/>
-            </w:pPr>
-            <w:r>
-              <w:rPr>
-                <w:sz w:val="17"/>
-              </w:rPr>
-              <w:t xml:space="preserve">Yes</w:t>
-            </w:r>
-          </w:p>
-        </w:tc>
-        <w:tc>
-          <w:tcPr/>
-          <w:p>
-            <w:pPr>
-              <w:pStyle w:val="Compact"/>
-              <w:jc w:val="left"/>
-            </w:pPr>
-            <w:r>
-              <w:rPr>
-                <w:rStyle w:val="VerbatimChar"/>
-                <w:sz w:val="17"/>
-              </w:rPr>
-              <w:t xml:space="preserve">public_profile</w:t>
-            </w:r>
-          </w:p>
-        </w:tc>
-        <w:tc>
-          <w:tcPr/>
-          <w:p>
-            <w:pPr>
-              <w:pStyle w:val="Compact"/>
-              <w:jc w:val="left"/>
-            </w:pPr>
-            <w:r>
-              <w:rPr>
-                <w:rStyle w:val="VerbatimChar"/>
-                <w:sz w:val="17"/>
-              </w:rPr>
-              <w:t xml:space="preserve">JSONB</w:t>
-            </w:r>
-          </w:p>
-        </w:tc>
-        <w:tc>
-          <w:tcPr/>
-          <w:p>
-            <w:pPr>
-              <w:pStyle w:val="Compact"/>
-              <w:jc w:val="left"/>
-            </w:pPr>
-            <w:r>
-              <w:rPr>
-                <w:sz w:val="17"/>
-              </w:rPr>
-              <w:t xml:space="preserve">name, service groups, provinces, Verified badge</w:t>
-            </w:r>
+            </w:pPr>
+          </w:p>
+        </w:tc>
+        <w:tc>
+          <w:tcPr/>
+          <w:p>
+            <w:pPr>
+              <w:pStyle w:val="Compact"/>
+              <w:jc w:val="left"/>
+            </w:pPr>
+            <w:r>
+              <w:rPr>
+                <w:rStyle w:val="VerbatimChar"/>
+                <w:sz w:val="17"/>
+              </w:rPr>
+              <w:t xml:space="preserve">org_status</w:t>
+            </w:r>
+          </w:p>
+        </w:tc>
+        <w:tc>
+          <w:tcPr/>
+          <w:p>
+            <w:pPr>
+              <w:pStyle w:val="Compact"/>
+              <w:jc w:val="left"/>
+            </w:pPr>
+            <w:r>
+              <w:rPr>
+                <w:rStyle w:val="VerbatimChar"/>
+                <w:sz w:val="17"/>
+              </w:rPr>
+              <w:t xml:space="preserve">ENUM(active, deactivated)</w:t>
+            </w:r>
+          </w:p>
+        </w:tc>
+        <w:tc>
+          <w:tcPr/>
+          <w:p>
+            <w:pPr>
+              <w:pStyle w:val="Compact"/>
+              <w:jc w:val="left"/>
+            </w:pPr>
+            <w:r>
+              <w:rPr>
+                <w:sz w:val="17"/>
+              </w:rPr>
+              <w:t xml:space="preserve">No</w:t>
+            </w:r>
+          </w:p>
+        </w:tc>
+        <w:tc>
+          <w:tcPr/>
+          <w:p>
+            <w:pPr>
+              <w:pStyle w:val="Compact"/>
+            </w:pPr>
+          </w:p>
+        </w:tc>
+        <w:tc>
+          <w:tcPr/>
+          <w:p>
+            <w:pPr>
+              <w:pStyle w:val="Compact"/>
+            </w:pPr>
+          </w:p>
+        </w:tc>
+        <w:tc>
+          <w:tcPr/>
+          <w:p>
+            <w:pPr>
+              <w:pStyle w:val="Compact"/>
+            </w:pPr>
           </w:p>
         </w:tc>
       </w:tr>
@@ -5082,39 +5052,39 @@
               <w:rPr>
                 <w:sz w:val="17"/>
               </w:rPr>
-              <w:t xml:space="preserve">FR-003</w:t>
-            </w:r>
-          </w:p>
-        </w:tc>
-        <w:tc>
-          <w:tcPr/>
-          <w:p>
-            <w:pPr>
-              <w:pStyle w:val="Compact"/>
-              <w:jc w:val="left"/>
-            </w:pPr>
-            <w:r>
-              <w:rPr>
-                <w:rStyle w:val="VerbatimChar"/>
-                <w:sz w:val="17"/>
-              </w:rPr>
-              <w:t xml:space="preserve">org_id</w:t>
-            </w:r>
-          </w:p>
-        </w:tc>
-        <w:tc>
-          <w:tcPr/>
-          <w:p>
-            <w:pPr>
-              <w:pStyle w:val="Compact"/>
-              <w:jc w:val="left"/>
-            </w:pPr>
-            <w:r>
-              <w:rPr>
-                <w:rStyle w:val="VerbatimChar"/>
-                <w:sz w:val="17"/>
-              </w:rPr>
-              <w:t xml:space="preserve">UUID</w:t>
+              <w:t xml:space="preserve">FR-002</w:t>
+            </w:r>
+          </w:p>
+        </w:tc>
+        <w:tc>
+          <w:tcPr/>
+          <w:p>
+            <w:pPr>
+              <w:pStyle w:val="Compact"/>
+              <w:jc w:val="left"/>
+            </w:pPr>
+            <w:r>
+              <w:rPr>
+                <w:rStyle w:val="VerbatimChar"/>
+                <w:sz w:val="17"/>
+              </w:rPr>
+              <w:t xml:space="preserve">org_slug</w:t>
+            </w:r>
+          </w:p>
+        </w:tc>
+        <w:tc>
+          <w:tcPr/>
+          <w:p>
+            <w:pPr>
+              <w:pStyle w:val="Compact"/>
+              <w:jc w:val="left"/>
+            </w:pPr>
+            <w:r>
+              <w:rPr>
+                <w:rStyle w:val="VerbatimChar"/>
+                <w:sz w:val="17"/>
+              </w:rPr>
+              <w:t xml:space="preserve">VARCHAR(160)</w:t>
             </w:r>
           </w:p>
         </w:tc>
@@ -5145,7 +5115,7 @@
                 <w:rStyle w:val="VerbatimChar"/>
                 <w:sz w:val="17"/>
               </w:rPr>
-              <w:t xml:space="preserve">member_profile</w:t>
+              <w:t xml:space="preserve">public_profile</w:t>
             </w:r>
           </w:p>
         </w:tc>
@@ -5176,7 +5146,7 @@
               <w:rPr>
                 <w:sz w:val="17"/>
               </w:rPr>
-              <w:t xml:space="preserve">capability, portfolio, project count, languages</w:t>
+              <w:t xml:space="preserve">name, service groups, provinces, Verified badge</w:t>
             </w:r>
           </w:p>
         </w:tc>
@@ -5187,38 +5157,45 @@
           <w:p>
             <w:pPr>
               <w:pStyle w:val="Compact"/>
-            </w:pPr>
-          </w:p>
-        </w:tc>
-        <w:tc>
-          <w:tcPr/>
-          <w:p>
-            <w:pPr>
-              <w:pStyle w:val="Compact"/>
-              <w:jc w:val="left"/>
-            </w:pPr>
-            <w:r>
-              <w:rPr>
-                <w:rStyle w:val="VerbatimChar"/>
-                <w:sz w:val="17"/>
-              </w:rPr>
-              <w:t xml:space="preserve">session_role</w:t>
-            </w:r>
-          </w:p>
-        </w:tc>
-        <w:tc>
-          <w:tcPr/>
-          <w:p>
-            <w:pPr>
-              <w:pStyle w:val="Compact"/>
-              <w:jc w:val="left"/>
-            </w:pPr>
-            <w:r>
-              <w:rPr>
-                <w:rStyle w:val="VerbatimChar"/>
-                <w:sz w:val="17"/>
-              </w:rPr>
-              <w:t xml:space="preserve">ENUM</w:t>
+              <w:jc w:val="left"/>
+            </w:pPr>
+            <w:r>
+              <w:rPr>
+                <w:sz w:val="17"/>
+              </w:rPr>
+              <w:t xml:space="preserve">FR-003</w:t>
+            </w:r>
+          </w:p>
+        </w:tc>
+        <w:tc>
+          <w:tcPr/>
+          <w:p>
+            <w:pPr>
+              <w:pStyle w:val="Compact"/>
+              <w:jc w:val="left"/>
+            </w:pPr>
+            <w:r>
+              <w:rPr>
+                <w:rStyle w:val="VerbatimChar"/>
+                <w:sz w:val="17"/>
+              </w:rPr>
+              <w:t xml:space="preserve">org_id</w:t>
+            </w:r>
+          </w:p>
+        </w:tc>
+        <w:tc>
+          <w:tcPr/>
+          <w:p>
+            <w:pPr>
+              <w:pStyle w:val="Compact"/>
+              <w:jc w:val="left"/>
+            </w:pPr>
+            <w:r>
+              <w:rPr>
+                <w:rStyle w:val="VerbatimChar"/>
+                <w:sz w:val="17"/>
+              </w:rPr>
+              <w:t xml:space="preserve">UUID</w:t>
             </w:r>
           </w:p>
         </w:tc>
@@ -5242,23 +5219,46 @@
           <w:p>
             <w:pPr>
               <w:pStyle w:val="Compact"/>
-            </w:pPr>
-          </w:p>
-        </w:tc>
-        <w:tc>
-          <w:tcPr/>
-          <w:p>
-            <w:pPr>
-              <w:pStyle w:val="Compact"/>
-            </w:pPr>
-          </w:p>
-        </w:tc>
-        <w:tc>
-          <w:tcPr/>
-          <w:p>
-            <w:pPr>
-              <w:pStyle w:val="Compact"/>
-            </w:pPr>
+              <w:jc w:val="left"/>
+            </w:pPr>
+            <w:r>
+              <w:rPr>
+                <w:rStyle w:val="VerbatimChar"/>
+                <w:sz w:val="17"/>
+              </w:rPr>
+              <w:t xml:space="preserve">member_profile</w:t>
+            </w:r>
+          </w:p>
+        </w:tc>
+        <w:tc>
+          <w:tcPr/>
+          <w:p>
+            <w:pPr>
+              <w:pStyle w:val="Compact"/>
+              <w:jc w:val="left"/>
+            </w:pPr>
+            <w:r>
+              <w:rPr>
+                <w:rStyle w:val="VerbatimChar"/>
+                <w:sz w:val="17"/>
+              </w:rPr>
+              <w:t xml:space="preserve">JSONB</w:t>
+            </w:r>
+          </w:p>
+        </w:tc>
+        <w:tc>
+          <w:tcPr/>
+          <w:p>
+            <w:pPr>
+              <w:pStyle w:val="Compact"/>
+              <w:jc w:val="left"/>
+            </w:pPr>
+            <w:r>
+              <w:rPr>
+                <w:sz w:val="17"/>
+              </w:rPr>
+              <w:t xml:space="preserve">capability, portfolio, project count, languages</w:t>
+            </w:r>
           </w:p>
         </w:tc>
       </w:tr>
@@ -5268,45 +5268,38 @@
           <w:p>
             <w:pPr>
               <w:pStyle w:val="Compact"/>
-              <w:jc w:val="left"/>
-            </w:pPr>
-            <w:r>
-              <w:rPr>
-                <w:sz w:val="17"/>
-              </w:rPr>
-              <w:t xml:space="preserve">FR-004</w:t>
-            </w:r>
-          </w:p>
-        </w:tc>
-        <w:tc>
-          <w:tcPr/>
-          <w:p>
-            <w:pPr>
-              <w:pStyle w:val="Compact"/>
-              <w:jc w:val="left"/>
-            </w:pPr>
-            <w:r>
-              <w:rPr>
-                <w:rStyle w:val="VerbatimChar"/>
-                <w:sz w:val="17"/>
-              </w:rPr>
-              <w:t xml:space="preserve">org_id</w:t>
-            </w:r>
-          </w:p>
-        </w:tc>
-        <w:tc>
-          <w:tcPr/>
-          <w:p>
-            <w:pPr>
-              <w:pStyle w:val="Compact"/>
-              <w:jc w:val="left"/>
-            </w:pPr>
-            <w:r>
-              <w:rPr>
-                <w:rStyle w:val="VerbatimChar"/>
-                <w:sz w:val="17"/>
-              </w:rPr>
-              <w:t xml:space="preserve">UUID</w:t>
+            </w:pPr>
+          </w:p>
+        </w:tc>
+        <w:tc>
+          <w:tcPr/>
+          <w:p>
+            <w:pPr>
+              <w:pStyle w:val="Compact"/>
+              <w:jc w:val="left"/>
+            </w:pPr>
+            <w:r>
+              <w:rPr>
+                <w:rStyle w:val="VerbatimChar"/>
+                <w:sz w:val="17"/>
+              </w:rPr>
+              <w:t xml:space="preserve">session_role</w:t>
+            </w:r>
+          </w:p>
+        </w:tc>
+        <w:tc>
+          <w:tcPr/>
+          <w:p>
+            <w:pPr>
+              <w:pStyle w:val="Compact"/>
+              <w:jc w:val="left"/>
+            </w:pPr>
+            <w:r>
+              <w:rPr>
+                <w:rStyle w:val="VerbatimChar"/>
+                <w:sz w:val="17"/>
+              </w:rPr>
+              <w:t xml:space="preserve">ENUM</w:t>
             </w:r>
           </w:p>
         </w:tc>
@@ -5330,46 +5323,23 @@
           <w:p>
             <w:pPr>
               <w:pStyle w:val="Compact"/>
-              <w:jc w:val="left"/>
-            </w:pPr>
-            <w:r>
-              <w:rPr>
-                <w:rStyle w:val="VerbatimChar"/>
-                <w:sz w:val="17"/>
-              </w:rPr>
-              <w:t xml:space="preserve">private_profile</w:t>
-            </w:r>
-          </w:p>
-        </w:tc>
-        <w:tc>
-          <w:tcPr/>
-          <w:p>
-            <w:pPr>
-              <w:pStyle w:val="Compact"/>
-              <w:jc w:val="left"/>
-            </w:pPr>
-            <w:r>
-              <w:rPr>
-                <w:rStyle w:val="VerbatimChar"/>
-                <w:sz w:val="17"/>
-              </w:rPr>
-              <w:t xml:space="preserve">JSONB</w:t>
-            </w:r>
-          </w:p>
-        </w:tc>
-        <w:tc>
-          <w:tcPr/>
-          <w:p>
-            <w:pPr>
-              <w:pStyle w:val="Compact"/>
-              <w:jc w:val="left"/>
-            </w:pPr>
-            <w:r>
-              <w:rPr>
-                <w:sz w:val="17"/>
-              </w:rPr>
-              <w:t xml:space="preserve">rate card, past clients, direct contact</w:t>
-            </w:r>
+            </w:pPr>
+          </w:p>
+        </w:tc>
+        <w:tc>
+          <w:tcPr/>
+          <w:p>
+            <w:pPr>
+              <w:pStyle w:val="Compact"/>
+            </w:pPr>
+          </w:p>
+        </w:tc>
+        <w:tc>
+          <w:tcPr/>
+          <w:p>
+            <w:pPr>
+              <w:pStyle w:val="Compact"/>
+            </w:pPr>
           </w:p>
         </w:tc>
       </w:tr>
@@ -5379,38 +5349,45 @@
           <w:p>
             <w:pPr>
               <w:pStyle w:val="Compact"/>
-            </w:pPr>
-          </w:p>
-        </w:tc>
-        <w:tc>
-          <w:tcPr/>
-          <w:p>
-            <w:pPr>
-              <w:pStyle w:val="Compact"/>
-              <w:jc w:val="left"/>
-            </w:pPr>
-            <w:r>
-              <w:rPr>
-                <w:rStyle w:val="VerbatimChar"/>
-                <w:sz w:val="17"/>
-              </w:rPr>
-              <w:t xml:space="preserve">request_status</w:t>
-            </w:r>
-          </w:p>
-        </w:tc>
-        <w:tc>
-          <w:tcPr/>
-          <w:p>
-            <w:pPr>
-              <w:pStyle w:val="Compact"/>
-              <w:jc w:val="left"/>
-            </w:pPr>
-            <w:r>
-              <w:rPr>
-                <w:rStyle w:val="VerbatimChar"/>
-                <w:sz w:val="17"/>
-              </w:rPr>
-              <w:t xml:space="preserve">ENUM</w:t>
+              <w:jc w:val="left"/>
+            </w:pPr>
+            <w:r>
+              <w:rPr>
+                <w:sz w:val="17"/>
+              </w:rPr>
+              <w:t xml:space="preserve">FR-004</w:t>
+            </w:r>
+          </w:p>
+        </w:tc>
+        <w:tc>
+          <w:tcPr/>
+          <w:p>
+            <w:pPr>
+              <w:pStyle w:val="Compact"/>
+              <w:jc w:val="left"/>
+            </w:pPr>
+            <w:r>
+              <w:rPr>
+                <w:rStyle w:val="VerbatimChar"/>
+                <w:sz w:val="17"/>
+              </w:rPr>
+              <w:t xml:space="preserve">org_id</w:t>
+            </w:r>
+          </w:p>
+        </w:tc>
+        <w:tc>
+          <w:tcPr/>
+          <w:p>
+            <w:pPr>
+              <w:pStyle w:val="Compact"/>
+              <w:jc w:val="left"/>
+            </w:pPr>
+            <w:r>
+              <w:rPr>
+                <w:rStyle w:val="VerbatimChar"/>
+                <w:sz w:val="17"/>
+              </w:rPr>
+              <w:t xml:space="preserve">UUID</w:t>
             </w:r>
           </w:p>
         </w:tc>
@@ -5434,23 +5411,46 @@
           <w:p>
             <w:pPr>
               <w:pStyle w:val="Compact"/>
-            </w:pPr>
-          </w:p>
-        </w:tc>
-        <w:tc>
-          <w:tcPr/>
-          <w:p>
-            <w:pPr>
-              <w:pStyle w:val="Compact"/>
-            </w:pPr>
-          </w:p>
-        </w:tc>
-        <w:tc>
-          <w:tcPr/>
-          <w:p>
-            <w:pPr>
-              <w:pStyle w:val="Compact"/>
-            </w:pPr>
+              <w:jc w:val="left"/>
+            </w:pPr>
+            <w:r>
+              <w:rPr>
+                <w:rStyle w:val="VerbatimChar"/>
+                <w:sz w:val="17"/>
+              </w:rPr>
+              <w:t xml:space="preserve">private_profile</w:t>
+            </w:r>
+          </w:p>
+        </w:tc>
+        <w:tc>
+          <w:tcPr/>
+          <w:p>
+            <w:pPr>
+              <w:pStyle w:val="Compact"/>
+              <w:jc w:val="left"/>
+            </w:pPr>
+            <w:r>
+              <w:rPr>
+                <w:rStyle w:val="VerbatimChar"/>
+                <w:sz w:val="17"/>
+              </w:rPr>
+              <w:t xml:space="preserve">JSONB</w:t>
+            </w:r>
+          </w:p>
+        </w:tc>
+        <w:tc>
+          <w:tcPr/>
+          <w:p>
+            <w:pPr>
+              <w:pStyle w:val="Compact"/>
+              <w:jc w:val="left"/>
+            </w:pPr>
+            <w:r>
+              <w:rPr>
+                <w:sz w:val="17"/>
+              </w:rPr>
+              <w:t xml:space="preserve">rate card, past clients, direct contact</w:t>
+            </w:r>
           </w:p>
         </w:tc>
       </w:tr>
@@ -5460,29 +5460,22 @@
           <w:p>
             <w:pPr>
               <w:pStyle w:val="Compact"/>
-              <w:jc w:val="left"/>
-            </w:pPr>
-            <w:r>
-              <w:rPr>
-                <w:sz w:val="17"/>
-              </w:rPr>
-              <w:t xml:space="preserve">FR-005</w:t>
-            </w:r>
-          </w:p>
-        </w:tc>
-        <w:tc>
-          <w:tcPr/>
-          <w:p>
-            <w:pPr>
-              <w:pStyle w:val="Compact"/>
-              <w:jc w:val="left"/>
-            </w:pPr>
-            <w:r>
-              <w:rPr>
-                <w:rStyle w:val="VerbatimChar"/>
-                <w:sz w:val="17"/>
-              </w:rPr>
-              <w:t xml:space="preserve">service_group</w:t>
+            </w:pPr>
+          </w:p>
+        </w:tc>
+        <w:tc>
+          <w:tcPr/>
+          <w:p>
+            <w:pPr>
+              <w:pStyle w:val="Compact"/>
+              <w:jc w:val="left"/>
+            </w:pPr>
+            <w:r>
+              <w:rPr>
+                <w:rStyle w:val="VerbatimChar"/>
+                <w:sz w:val="17"/>
+              </w:rPr>
+              <w:t xml:space="preserve">request_status</w:t>
             </w:r>
           </w:p>
         </w:tc>
@@ -5522,46 +5515,23 @@
           <w:p>
             <w:pPr>
               <w:pStyle w:val="Compact"/>
-              <w:jc w:val="left"/>
-            </w:pPr>
-            <w:r>
-              <w:rPr>
-                <w:rStyle w:val="VerbatimChar"/>
-                <w:sz w:val="17"/>
-              </w:rPr>
-              <w:t xml:space="preserve">orgs</w:t>
-            </w:r>
-          </w:p>
-        </w:tc>
-        <w:tc>
-          <w:tcPr/>
-          <w:p>
-            <w:pPr>
-              <w:pStyle w:val="Compact"/>
-              <w:jc w:val="left"/>
-            </w:pPr>
-            <w:r>
-              <w:rPr>
-                <w:rStyle w:val="VerbatimChar"/>
-                <w:sz w:val="17"/>
-              </w:rPr>
-              <w:t xml:space="preserve">ARRAY&lt;org_card&gt;</w:t>
-            </w:r>
-          </w:p>
-        </w:tc>
-        <w:tc>
-          <w:tcPr/>
-          <w:p>
-            <w:pPr>
-              <w:pStyle w:val="Compact"/>
-              <w:jc w:val="left"/>
-            </w:pPr>
-            <w:r>
-              <w:rPr>
-                <w:sz w:val="17"/>
-              </w:rPr>
-              <w:t xml:space="preserve">12 values</w:t>
-            </w:r>
+            </w:pPr>
+          </w:p>
+        </w:tc>
+        <w:tc>
+          <w:tcPr/>
+          <w:p>
+            <w:pPr>
+              <w:pStyle w:val="Compact"/>
+            </w:pPr>
+          </w:p>
+        </w:tc>
+        <w:tc>
+          <w:tcPr/>
+          <w:p>
+            <w:pPr>
+              <w:pStyle w:val="Compact"/>
+            </w:pPr>
           </w:p>
         </w:tc>
       </w:tr>
@@ -5577,101 +5547,101 @@
               <w:rPr>
                 <w:sz w:val="17"/>
               </w:rPr>
-              <w:t xml:space="preserve">FR-006</w:t>
-            </w:r>
-          </w:p>
-        </w:tc>
-        <w:tc>
-          <w:tcPr/>
-          <w:p>
-            <w:pPr>
-              <w:pStyle w:val="Compact"/>
-              <w:jc w:val="left"/>
-            </w:pPr>
-            <w:r>
-              <w:rPr>
-                <w:rStyle w:val="VerbatimChar"/>
-                <w:sz w:val="17"/>
-              </w:rPr>
-              <w:t xml:space="preserve">provinces</w:t>
-            </w:r>
-          </w:p>
-        </w:tc>
-        <w:tc>
-          <w:tcPr/>
-          <w:p>
-            <w:pPr>
-              <w:pStyle w:val="Compact"/>
-              <w:jc w:val="left"/>
-            </w:pPr>
-            <w:r>
-              <w:rPr>
-                <w:rStyle w:val="VerbatimChar"/>
-                <w:sz w:val="17"/>
-              </w:rPr>
-              <w:t xml:space="preserve">ARRAY&lt;INTEGER&gt;</w:t>
-            </w:r>
-          </w:p>
-        </w:tc>
-        <w:tc>
-          <w:tcPr/>
-          <w:p>
-            <w:pPr>
-              <w:pStyle w:val="Compact"/>
-              <w:jc w:val="left"/>
-            </w:pPr>
-            <w:r>
-              <w:rPr>
-                <w:sz w:val="17"/>
-              </w:rPr>
-              <w:t xml:space="preserve">No</w:t>
-            </w:r>
-          </w:p>
-        </w:tc>
-        <w:tc>
-          <w:tcPr/>
-          <w:p>
-            <w:pPr>
-              <w:pStyle w:val="Compact"/>
-              <w:jc w:val="left"/>
-            </w:pPr>
-            <w:r>
-              <w:rPr>
-                <w:rStyle w:val="VerbatimChar"/>
-                <w:sz w:val="17"/>
-              </w:rPr>
-              <w:t xml:space="preserve">filtered</w:t>
-            </w:r>
-          </w:p>
-        </w:tc>
-        <w:tc>
-          <w:tcPr/>
-          <w:p>
-            <w:pPr>
-              <w:pStyle w:val="Compact"/>
-              <w:jc w:val="left"/>
-            </w:pPr>
-            <w:r>
-              <w:rPr>
-                <w:rStyle w:val="VerbatimChar"/>
-                <w:sz w:val="17"/>
-              </w:rPr>
-              <w:t xml:space="preserve">ARRAY&lt;org_card&gt;</w:t>
-            </w:r>
-          </w:p>
-        </w:tc>
-        <w:tc>
-          <w:tcPr/>
-          <w:p>
-            <w:pPr>
-              <w:pStyle w:val="Compact"/>
-              <w:jc w:val="left"/>
-            </w:pPr>
-            <w:r>
-              <w:rPr>
-                <w:sz w:val="17"/>
-              </w:rPr>
-              <w:t xml:space="preserve">verified_only default true; working_language added</w:t>
+              <w:t xml:space="preserve">FR-005</w:t>
+            </w:r>
+          </w:p>
+        </w:tc>
+        <w:tc>
+          <w:tcPr/>
+          <w:p>
+            <w:pPr>
+              <w:pStyle w:val="Compact"/>
+              <w:jc w:val="left"/>
+            </w:pPr>
+            <w:r>
+              <w:rPr>
+                <w:rStyle w:val="VerbatimChar"/>
+                <w:sz w:val="17"/>
+              </w:rPr>
+              <w:t xml:space="preserve">service_group</w:t>
+            </w:r>
+          </w:p>
+        </w:tc>
+        <w:tc>
+          <w:tcPr/>
+          <w:p>
+            <w:pPr>
+              <w:pStyle w:val="Compact"/>
+              <w:jc w:val="left"/>
+            </w:pPr>
+            <w:r>
+              <w:rPr>
+                <w:rStyle w:val="VerbatimChar"/>
+                <w:sz w:val="17"/>
+              </w:rPr>
+              <w:t xml:space="preserve">ENUM</w:t>
+            </w:r>
+          </w:p>
+        </w:tc>
+        <w:tc>
+          <w:tcPr/>
+          <w:p>
+            <w:pPr>
+              <w:pStyle w:val="Compact"/>
+              <w:jc w:val="left"/>
+            </w:pPr>
+            <w:r>
+              <w:rPr>
+                <w:sz w:val="17"/>
+              </w:rPr>
+              <w:t xml:space="preserve">Yes</w:t>
+            </w:r>
+          </w:p>
+        </w:tc>
+        <w:tc>
+          <w:tcPr/>
+          <w:p>
+            <w:pPr>
+              <w:pStyle w:val="Compact"/>
+              <w:jc w:val="left"/>
+            </w:pPr>
+            <w:r>
+              <w:rPr>
+                <w:rStyle w:val="VerbatimChar"/>
+                <w:sz w:val="17"/>
+              </w:rPr>
+              <w:t xml:space="preserve">orgs</w:t>
+            </w:r>
+          </w:p>
+        </w:tc>
+        <w:tc>
+          <w:tcPr/>
+          <w:p>
+            <w:pPr>
+              <w:pStyle w:val="Compact"/>
+              <w:jc w:val="left"/>
+            </w:pPr>
+            <w:r>
+              <w:rPr>
+                <w:rStyle w:val="VerbatimChar"/>
+                <w:sz w:val="17"/>
+              </w:rPr>
+              <w:t xml:space="preserve">org_card[]</w:t>
+            </w:r>
+          </w:p>
+        </w:tc>
+        <w:tc>
+          <w:tcPr/>
+          <w:p>
+            <w:pPr>
+              <w:pStyle w:val="Compact"/>
+              <w:jc w:val="left"/>
+            </w:pPr>
+            <w:r>
+              <w:rPr>
+                <w:sz w:val="17"/>
+              </w:rPr>
+              <w:t xml:space="preserve">12 values</w:t>
             </w:r>
           </w:p>
         </w:tc>
@@ -5682,38 +5652,45 @@
           <w:p>
             <w:pPr>
               <w:pStyle w:val="Compact"/>
-            </w:pPr>
-          </w:p>
-        </w:tc>
-        <w:tc>
-          <w:tcPr/>
-          <w:p>
-            <w:pPr>
-              <w:pStyle w:val="Compact"/>
-              <w:jc w:val="left"/>
-            </w:pPr>
-            <w:r>
-              <w:rPr>
-                <w:rStyle w:val="VerbatimChar"/>
-                <w:sz w:val="17"/>
-              </w:rPr>
-              <w:t xml:space="preserve">working_language</w:t>
-            </w:r>
-          </w:p>
-        </w:tc>
-        <w:tc>
-          <w:tcPr/>
-          <w:p>
-            <w:pPr>
-              <w:pStyle w:val="Compact"/>
-              <w:jc w:val="left"/>
-            </w:pPr>
-            <w:r>
-              <w:rPr>
-                <w:rStyle w:val="VerbatimChar"/>
-                <w:sz w:val="17"/>
-              </w:rPr>
-              <w:t xml:space="preserve">CHAR(2)</w:t>
+              <w:jc w:val="left"/>
+            </w:pPr>
+            <w:r>
+              <w:rPr>
+                <w:sz w:val="17"/>
+              </w:rPr>
+              <w:t xml:space="preserve">FR-006</w:t>
+            </w:r>
+          </w:p>
+        </w:tc>
+        <w:tc>
+          <w:tcPr/>
+          <w:p>
+            <w:pPr>
+              <w:pStyle w:val="Compact"/>
+              <w:jc w:val="left"/>
+            </w:pPr>
+            <w:r>
+              <w:rPr>
+                <w:rStyle w:val="VerbatimChar"/>
+                <w:sz w:val="17"/>
+              </w:rPr>
+              <w:t xml:space="preserve">provinces</w:t>
+            </w:r>
+          </w:p>
+        </w:tc>
+        <w:tc>
+          <w:tcPr/>
+          <w:p>
+            <w:pPr>
+              <w:pStyle w:val="Compact"/>
+              <w:jc w:val="left"/>
+            </w:pPr>
+            <w:r>
+              <w:rPr>
+                <w:rStyle w:val="VerbatimChar"/>
+                <w:sz w:val="17"/>
+              </w:rPr>
+              <w:t xml:space="preserve">INTEGER[]</w:t>
             </w:r>
           </w:p>
         </w:tc>
@@ -5737,23 +5714,46 @@
           <w:p>
             <w:pPr>
               <w:pStyle w:val="Compact"/>
-            </w:pPr>
-          </w:p>
-        </w:tc>
-        <w:tc>
-          <w:tcPr/>
-          <w:p>
-            <w:pPr>
-              <w:pStyle w:val="Compact"/>
-            </w:pPr>
-          </w:p>
-        </w:tc>
-        <w:tc>
-          <w:tcPr/>
-          <w:p>
-            <w:pPr>
-              <w:pStyle w:val="Compact"/>
-            </w:pPr>
+              <w:jc w:val="left"/>
+            </w:pPr>
+            <w:r>
+              <w:rPr>
+                <w:rStyle w:val="VerbatimChar"/>
+                <w:sz w:val="17"/>
+              </w:rPr>
+              <w:t xml:space="preserve">filtered</w:t>
+            </w:r>
+          </w:p>
+        </w:tc>
+        <w:tc>
+          <w:tcPr/>
+          <w:p>
+            <w:pPr>
+              <w:pStyle w:val="Compact"/>
+              <w:jc w:val="left"/>
+            </w:pPr>
+            <w:r>
+              <w:rPr>
+                <w:rStyle w:val="VerbatimChar"/>
+                <w:sz w:val="17"/>
+              </w:rPr>
+              <w:t xml:space="preserve">org_card[]</w:t>
+            </w:r>
+          </w:p>
+        </w:tc>
+        <w:tc>
+          <w:tcPr/>
+          <w:p>
+            <w:pPr>
+              <w:pStyle w:val="Compact"/>
+              <w:jc w:val="left"/>
+            </w:pPr>
+            <w:r>
+              <w:rPr>
+                <w:sz w:val="17"/>
+              </w:rPr>
+              <w:t xml:space="preserve">verified_only default true; working_language added</w:t>
+            </w:r>
           </w:p>
         </w:tc>
       </w:tr>
@@ -5778,23 +5778,23 @@
                 <w:rStyle w:val="VerbatimChar"/>
                 <w:sz w:val="17"/>
               </w:rPr>
-              <w:t xml:space="preserve">verified_only</w:t>
-            </w:r>
-          </w:p>
-        </w:tc>
-        <w:tc>
-          <w:tcPr/>
-          <w:p>
-            <w:pPr>
-              <w:pStyle w:val="Compact"/>
-              <w:jc w:val="left"/>
-            </w:pPr>
-            <w:r>
-              <w:rPr>
-                <w:rStyle w:val="VerbatimChar"/>
-                <w:sz w:val="17"/>
-              </w:rPr>
-              <w:t xml:space="preserve">BOOLEAN</w:t>
+              <w:t xml:space="preserve">working_language</w:t>
+            </w:r>
+          </w:p>
+        </w:tc>
+        <w:tc>
+          <w:tcPr/>
+          <w:p>
+            <w:pPr>
+              <w:pStyle w:val="Compact"/>
+              <w:jc w:val="left"/>
+            </w:pPr>
+            <w:r>
+              <w:rPr>
+                <w:rStyle w:val="VerbatimChar"/>
+                <w:sz w:val="17"/>
+              </w:rPr>
+              <w:t xml:space="preserve">CHAR(2)</w:t>
             </w:r>
           </w:p>
         </w:tc>
@@ -5844,93 +5844,70 @@
           <w:p>
             <w:pPr>
               <w:pStyle w:val="Compact"/>
-              <w:jc w:val="left"/>
-            </w:pPr>
-            <w:r>
-              <w:rPr>
-                <w:sz w:val="17"/>
-              </w:rPr>
-              <w:t xml:space="preserve">FR-007</w:t>
-            </w:r>
-          </w:p>
-        </w:tc>
-        <w:tc>
-          <w:tcPr/>
-          <w:p>
-            <w:pPr>
-              <w:pStyle w:val="Compact"/>
-              <w:jc w:val="left"/>
-            </w:pPr>
-            <w:r>
-              <w:rPr>
-                <w:rStyle w:val="VerbatimChar"/>
-                <w:sz w:val="17"/>
-              </w:rPr>
-              <w:t xml:space="preserve">query</w:t>
-            </w:r>
-          </w:p>
-        </w:tc>
-        <w:tc>
-          <w:tcPr/>
-          <w:p>
-            <w:pPr>
-              <w:pStyle w:val="Compact"/>
-              <w:jc w:val="left"/>
-            </w:pPr>
-            <w:r>
-              <w:rPr>
-                <w:rStyle w:val="VerbatimChar"/>
-                <w:sz w:val="17"/>
-              </w:rPr>
-              <w:t xml:space="preserve">TEXT</w:t>
-            </w:r>
-          </w:p>
-        </w:tc>
-        <w:tc>
-          <w:tcPr/>
-          <w:p>
-            <w:pPr>
-              <w:pStyle w:val="Compact"/>
-              <w:jc w:val="left"/>
-            </w:pPr>
-            <w:r>
-              <w:rPr>
-                <w:sz w:val="17"/>
-              </w:rPr>
-              <w:t xml:space="preserve">Yes</w:t>
-            </w:r>
-          </w:p>
-        </w:tc>
-        <w:tc>
-          <w:tcPr/>
-          <w:p>
-            <w:pPr>
-              <w:pStyle w:val="Compact"/>
-              <w:jc w:val="left"/>
-            </w:pPr>
-            <w:r>
-              <w:rPr>
-                <w:rStyle w:val="VerbatimChar"/>
-                <w:sz w:val="17"/>
-              </w:rPr>
-              <w:t xml:space="preserve">ranked</w:t>
-            </w:r>
-          </w:p>
-        </w:tc>
-        <w:tc>
-          <w:tcPr/>
-          <w:p>
-            <w:pPr>
-              <w:pStyle w:val="Compact"/>
-              <w:jc w:val="left"/>
-            </w:pPr>
-            <w:r>
-              <w:rPr>
-                <w:rStyle w:val="VerbatimChar"/>
-                <w:sz w:val="17"/>
-              </w:rPr>
-              <w:t xml:space="preserve">ARRAY&lt;(org_id UUID, similarity NUMERIC(4,3))&gt;</w:t>
-            </w:r>
+            </w:pPr>
+          </w:p>
+        </w:tc>
+        <w:tc>
+          <w:tcPr/>
+          <w:p>
+            <w:pPr>
+              <w:pStyle w:val="Compact"/>
+              <w:jc w:val="left"/>
+            </w:pPr>
+            <w:r>
+              <w:rPr>
+                <w:rStyle w:val="VerbatimChar"/>
+                <w:sz w:val="17"/>
+              </w:rPr>
+              <w:t xml:space="preserve">verified_only</w:t>
+            </w:r>
+          </w:p>
+        </w:tc>
+        <w:tc>
+          <w:tcPr/>
+          <w:p>
+            <w:pPr>
+              <w:pStyle w:val="Compact"/>
+              <w:jc w:val="left"/>
+            </w:pPr>
+            <w:r>
+              <w:rPr>
+                <w:rStyle w:val="VerbatimChar"/>
+                <w:sz w:val="17"/>
+              </w:rPr>
+              <w:t xml:space="preserve">BOOLEAN</w:t>
+            </w:r>
+          </w:p>
+        </w:tc>
+        <w:tc>
+          <w:tcPr/>
+          <w:p>
+            <w:pPr>
+              <w:pStyle w:val="Compact"/>
+              <w:jc w:val="left"/>
+            </w:pPr>
+            <w:r>
+              <w:rPr>
+                <w:sz w:val="17"/>
+              </w:rPr>
+              <w:t xml:space="preserve">No</w:t>
+            </w:r>
+          </w:p>
+        </w:tc>
+        <w:tc>
+          <w:tcPr/>
+          <w:p>
+            <w:pPr>
+              <w:pStyle w:val="Compact"/>
+            </w:pPr>
+          </w:p>
+        </w:tc>
+        <w:tc>
+          <w:tcPr/>
+          <w:p>
+            <w:pPr>
+              <w:pStyle w:val="Compact"/>
+            </w:pPr>
           </w:p>
         </w:tc>
         <w:tc>
@@ -5954,39 +5931,39 @@
               <w:rPr>
                 <w:sz w:val="17"/>
               </w:rPr>
-              <w:t xml:space="preserve">FR-008</w:t>
-            </w:r>
-          </w:p>
-        </w:tc>
-        <w:tc>
-          <w:tcPr/>
-          <w:p>
-            <w:pPr>
-              <w:pStyle w:val="Compact"/>
-              <w:jc w:val="left"/>
-            </w:pPr>
-            <w:r>
-              <w:rPr>
-                <w:rStyle w:val="VerbatimChar"/>
-                <w:sz w:val="17"/>
-              </w:rPr>
-              <w:t xml:space="preserve">org_id</w:t>
-            </w:r>
-          </w:p>
-        </w:tc>
-        <w:tc>
-          <w:tcPr/>
-          <w:p>
-            <w:pPr>
-              <w:pStyle w:val="Compact"/>
-              <w:jc w:val="left"/>
-            </w:pPr>
-            <w:r>
-              <w:rPr>
-                <w:rStyle w:val="VerbatimChar"/>
-                <w:sz w:val="17"/>
-              </w:rPr>
-              <w:t xml:space="preserve">UUID</w:t>
+              <w:t xml:space="preserve">FR-007</w:t>
+            </w:r>
+          </w:p>
+        </w:tc>
+        <w:tc>
+          <w:tcPr/>
+          <w:p>
+            <w:pPr>
+              <w:pStyle w:val="Compact"/>
+              <w:jc w:val="left"/>
+            </w:pPr>
+            <w:r>
+              <w:rPr>
+                <w:rStyle w:val="VerbatimChar"/>
+                <w:sz w:val="17"/>
+              </w:rPr>
+              <w:t xml:space="preserve">query</w:t>
+            </w:r>
+          </w:p>
+        </w:tc>
+        <w:tc>
+          <w:tcPr/>
+          <w:p>
+            <w:pPr>
+              <w:pStyle w:val="Compact"/>
+              <w:jc w:val="left"/>
+            </w:pPr>
+            <w:r>
+              <w:rPr>
+                <w:rStyle w:val="VerbatimChar"/>
+                <w:sz w:val="17"/>
+              </w:rPr>
+              <w:t xml:space="preserve">TEXT</w:t>
             </w:r>
           </w:p>
         </w:tc>
@@ -6017,39 +5994,32 @@
                 <w:rStyle w:val="VerbatimChar"/>
                 <w:sz w:val="17"/>
               </w:rPr>
-              <w:t xml:space="preserve">verification_request_id</w:t>
-            </w:r>
-          </w:p>
-        </w:tc>
-        <w:tc>
-          <w:tcPr/>
-          <w:p>
-            <w:pPr>
-              <w:pStyle w:val="Compact"/>
-              <w:jc w:val="left"/>
-            </w:pPr>
-            <w:r>
-              <w:rPr>
-                <w:rStyle w:val="VerbatimChar"/>
-                <w:sz w:val="17"/>
-              </w:rPr>
-              <w:t xml:space="preserve">UUID</w:t>
-            </w:r>
-          </w:p>
-        </w:tc>
-        <w:tc>
-          <w:tcPr/>
-          <w:p>
-            <w:pPr>
-              <w:pStyle w:val="Compact"/>
-              <w:jc w:val="left"/>
-            </w:pPr>
-            <w:r>
-              <w:rPr>
-                <w:sz w:val="17"/>
-              </w:rPr>
-              <w:t xml:space="preserve">PDF max 25 MB; ≥ 2 references</w:t>
-            </w:r>
+              <w:t xml:space="preserve">ranked</w:t>
+            </w:r>
+          </w:p>
+        </w:tc>
+        <w:tc>
+          <w:tcPr/>
+          <w:p>
+            <w:pPr>
+              <w:pStyle w:val="Compact"/>
+              <w:jc w:val="left"/>
+            </w:pPr>
+            <w:r>
+              <w:rPr>
+                <w:rStyle w:val="VerbatimChar"/>
+                <w:sz w:val="17"/>
+              </w:rPr>
+              <w:t xml:space="preserve">(org_id UUID, similarity NUMERIC(4,3))[]</w:t>
+            </w:r>
+          </w:p>
+        </w:tc>
+        <w:tc>
+          <w:tcPr/>
+          <w:p>
+            <w:pPr>
+              <w:pStyle w:val="Compact"/>
+            </w:pPr>
           </w:p>
         </w:tc>
       </w:tr>
@@ -6059,38 +6029,45 @@
           <w:p>
             <w:pPr>
               <w:pStyle w:val="Compact"/>
-            </w:pPr>
-          </w:p>
-        </w:tc>
-        <w:tc>
-          <w:tcPr/>
-          <w:p>
-            <w:pPr>
-              <w:pStyle w:val="Compact"/>
-              <w:jc w:val="left"/>
-            </w:pPr>
-            <w:r>
-              <w:rPr>
-                <w:rStyle w:val="VerbatimChar"/>
-                <w:sz w:val="17"/>
-              </w:rPr>
-              <w:t xml:space="preserve">business_license</w:t>
-            </w:r>
-          </w:p>
-        </w:tc>
-        <w:tc>
-          <w:tcPr/>
-          <w:p>
-            <w:pPr>
-              <w:pStyle w:val="Compact"/>
-              <w:jc w:val="left"/>
-            </w:pPr>
-            <w:r>
-              <w:rPr>
-                <w:rStyle w:val="VerbatimChar"/>
-                <w:sz w:val="17"/>
-              </w:rPr>
-              <w:t xml:space="preserve">FILE</w:t>
+              <w:jc w:val="left"/>
+            </w:pPr>
+            <w:r>
+              <w:rPr>
+                <w:sz w:val="17"/>
+              </w:rPr>
+              <w:t xml:space="preserve">FR-008</w:t>
+            </w:r>
+          </w:p>
+        </w:tc>
+        <w:tc>
+          <w:tcPr/>
+          <w:p>
+            <w:pPr>
+              <w:pStyle w:val="Compact"/>
+              <w:jc w:val="left"/>
+            </w:pPr>
+            <w:r>
+              <w:rPr>
+                <w:rStyle w:val="VerbatimChar"/>
+                <w:sz w:val="17"/>
+              </w:rPr>
+              <w:t xml:space="preserve">org_id</w:t>
+            </w:r>
+          </w:p>
+        </w:tc>
+        <w:tc>
+          <w:tcPr/>
+          <w:p>
+            <w:pPr>
+              <w:pStyle w:val="Compact"/>
+              <w:jc w:val="left"/>
+            </w:pPr>
+            <w:r>
+              <w:rPr>
+                <w:rStyle w:val="VerbatimChar"/>
+                <w:sz w:val="17"/>
+              </w:rPr>
+              <w:t xml:space="preserve">UUID</w:t>
             </w:r>
           </w:p>
         </w:tc>
@@ -6114,23 +6091,46 @@
           <w:p>
             <w:pPr>
               <w:pStyle w:val="Compact"/>
-            </w:pPr>
-          </w:p>
-        </w:tc>
-        <w:tc>
-          <w:tcPr/>
-          <w:p>
-            <w:pPr>
-              <w:pStyle w:val="Compact"/>
-            </w:pPr>
-          </w:p>
-        </w:tc>
-        <w:tc>
-          <w:tcPr/>
-          <w:p>
-            <w:pPr>
-              <w:pStyle w:val="Compact"/>
-            </w:pPr>
+              <w:jc w:val="left"/>
+            </w:pPr>
+            <w:r>
+              <w:rPr>
+                <w:rStyle w:val="VerbatimChar"/>
+                <w:sz w:val="17"/>
+              </w:rPr>
+              <w:t xml:space="preserve">verification_request_id</w:t>
+            </w:r>
+          </w:p>
+        </w:tc>
+        <w:tc>
+          <w:tcPr/>
+          <w:p>
+            <w:pPr>
+              <w:pStyle w:val="Compact"/>
+              <w:jc w:val="left"/>
+            </w:pPr>
+            <w:r>
+              <w:rPr>
+                <w:rStyle w:val="VerbatimChar"/>
+                <w:sz w:val="17"/>
+              </w:rPr>
+              <w:t xml:space="preserve">UUID</w:t>
+            </w:r>
+          </w:p>
+        </w:tc>
+        <w:tc>
+          <w:tcPr/>
+          <w:p>
+            <w:pPr>
+              <w:pStyle w:val="Compact"/>
+              <w:jc w:val="left"/>
+            </w:pPr>
+            <w:r>
+              <w:rPr>
+                <w:sz w:val="17"/>
+              </w:rPr>
+              <w:t xml:space="preserve">PDF max 25 MB; ≥ 2 references</w:t>
+            </w:r>
           </w:p>
         </w:tc>
       </w:tr>
@@ -6155,23 +6155,23 @@
                 <w:rStyle w:val="VerbatimChar"/>
                 <w:sz w:val="17"/>
               </w:rPr>
-              <w:t xml:space="preserve">reference_projects</w:t>
-            </w:r>
-          </w:p>
-        </w:tc>
-        <w:tc>
-          <w:tcPr/>
-          <w:p>
-            <w:pPr>
-              <w:pStyle w:val="Compact"/>
-              <w:jc w:val="left"/>
-            </w:pPr>
-            <w:r>
-              <w:rPr>
-                <w:rStyle w:val="VerbatimChar"/>
-                <w:sz w:val="17"/>
-              </w:rPr>
-              <w:t xml:space="preserve">ARRAY&lt;TEXT&gt;</w:t>
+              <w:t xml:space="preserve">business_license</w:t>
+            </w:r>
+          </w:p>
+        </w:tc>
+        <w:tc>
+          <w:tcPr/>
+          <w:p>
+            <w:pPr>
+              <w:pStyle w:val="Compact"/>
+              <w:jc w:val="left"/>
+            </w:pPr>
+            <w:r>
+              <w:rPr>
+                <w:rStyle w:val="VerbatimChar"/>
+                <w:sz w:val="17"/>
+              </w:rPr>
+              <w:t xml:space="preserve">FILE</w:t>
             </w:r>
           </w:p>
         </w:tc>
@@ -6221,108 +6221,78 @@
           <w:p>
             <w:pPr>
               <w:pStyle w:val="Compact"/>
-              <w:jc w:val="left"/>
-            </w:pPr>
-            <w:r>
-              <w:rPr>
-                <w:sz w:val="17"/>
-              </w:rPr>
-              <w:t xml:space="preserve">FR-009</w:t>
-            </w:r>
-          </w:p>
-        </w:tc>
-        <w:tc>
-          <w:tcPr/>
-          <w:p>
-            <w:pPr>
-              <w:pStyle w:val="Compact"/>
-              <w:jc w:val="left"/>
-            </w:pPr>
-            <w:r>
-              <w:rPr>
-                <w:rStyle w:val="VerbatimChar"/>
-                <w:sz w:val="17"/>
-              </w:rPr>
-              <w:t xml:space="preserve">status_filter</w:t>
-            </w:r>
-          </w:p>
-        </w:tc>
-        <w:tc>
-          <w:tcPr/>
-          <w:p>
-            <w:pPr>
-              <w:pStyle w:val="Compact"/>
-              <w:jc w:val="left"/>
-            </w:pPr>
-            <w:r>
-              <w:rPr>
-                <w:rStyle w:val="VerbatimChar"/>
-                <w:sz w:val="17"/>
-              </w:rPr>
-              <w:t xml:space="preserve">ENUM(pending, approved, rejected)</w:t>
-            </w:r>
-          </w:p>
-        </w:tc>
-        <w:tc>
-          <w:tcPr/>
-          <w:p>
-            <w:pPr>
-              <w:pStyle w:val="Compact"/>
-              <w:jc w:val="left"/>
-            </w:pPr>
-            <w:r>
-              <w:rPr>
-                <w:sz w:val="17"/>
-              </w:rPr>
-              <w:t xml:space="preserve">No</w:t>
-            </w:r>
-          </w:p>
-        </w:tc>
-        <w:tc>
-          <w:tcPr/>
-          <w:p>
-            <w:pPr>
-              <w:pStyle w:val="Compact"/>
-              <w:jc w:val="left"/>
-            </w:pPr>
-            <w:r>
-              <w:rPr>
-                <w:rStyle w:val="VerbatimChar"/>
-                <w:sz w:val="17"/>
-              </w:rPr>
-              <w:t xml:space="preserve">queue</w:t>
-            </w:r>
-          </w:p>
-        </w:tc>
-        <w:tc>
-          <w:tcPr/>
-          <w:p>
-            <w:pPr>
-              <w:pStyle w:val="Compact"/>
-              <w:jc w:val="left"/>
-            </w:pPr>
-            <w:r>
-              <w:rPr>
-                <w:rStyle w:val="VerbatimChar"/>
-                <w:sz w:val="17"/>
-              </w:rPr>
-              <w:t xml:space="preserve">ARRAY&lt;verification_request&gt;</w:t>
-            </w:r>
-          </w:p>
-        </w:tc>
-        <w:tc>
-          <w:tcPr/>
-          <w:p>
-            <w:pPr>
-              <w:pStyle w:val="Compact"/>
-              <w:jc w:val="left"/>
-            </w:pPr>
-            <w:r>
-              <w:rPr>
-                <w:sz w:val="17"/>
-              </w:rPr>
-              <w:t xml:space="preserve">vfda_staff only</w:t>
-            </w:r>
+            </w:pPr>
+          </w:p>
+        </w:tc>
+        <w:tc>
+          <w:tcPr/>
+          <w:p>
+            <w:pPr>
+              <w:pStyle w:val="Compact"/>
+              <w:jc w:val="left"/>
+            </w:pPr>
+            <w:r>
+              <w:rPr>
+                <w:rStyle w:val="VerbatimChar"/>
+                <w:sz w:val="17"/>
+              </w:rPr>
+              <w:t xml:space="preserve">reference_projects</w:t>
+            </w:r>
+          </w:p>
+        </w:tc>
+        <w:tc>
+          <w:tcPr/>
+          <w:p>
+            <w:pPr>
+              <w:pStyle w:val="Compact"/>
+              <w:jc w:val="left"/>
+            </w:pPr>
+            <w:r>
+              <w:rPr>
+                <w:rStyle w:val="VerbatimChar"/>
+                <w:sz w:val="17"/>
+              </w:rPr>
+              <w:t xml:space="preserve">TEXT[]</w:t>
+            </w:r>
+          </w:p>
+        </w:tc>
+        <w:tc>
+          <w:tcPr/>
+          <w:p>
+            <w:pPr>
+              <w:pStyle w:val="Compact"/>
+              <w:jc w:val="left"/>
+            </w:pPr>
+            <w:r>
+              <w:rPr>
+                <w:sz w:val="17"/>
+              </w:rPr>
+              <w:t xml:space="preserve">Yes</w:t>
+            </w:r>
+          </w:p>
+        </w:tc>
+        <w:tc>
+          <w:tcPr/>
+          <w:p>
+            <w:pPr>
+              <w:pStyle w:val="Compact"/>
+            </w:pPr>
+          </w:p>
+        </w:tc>
+        <w:tc>
+          <w:tcPr/>
+          <w:p>
+            <w:pPr>
+              <w:pStyle w:val="Compact"/>
+            </w:pPr>
+          </w:p>
+        </w:tc>
+        <w:tc>
+          <w:tcPr/>
+          <w:p>
+            <w:pPr>
+              <w:pStyle w:val="Compact"/>
+            </w:pPr>
           </w:p>
         </w:tc>
       </w:tr>
@@ -6338,101 +6308,101 @@
               <w:rPr>
                 <w:sz w:val="17"/>
               </w:rPr>
-              <w:t xml:space="preserve">FR-010</w:t>
-            </w:r>
-          </w:p>
-        </w:tc>
-        <w:tc>
-          <w:tcPr/>
-          <w:p>
-            <w:pPr>
-              <w:pStyle w:val="Compact"/>
-              <w:jc w:val="left"/>
-            </w:pPr>
-            <w:r>
-              <w:rPr>
-                <w:rStyle w:val="VerbatimChar"/>
-                <w:sz w:val="17"/>
-              </w:rPr>
-              <w:t xml:space="preserve">request_id</w:t>
-            </w:r>
-          </w:p>
-        </w:tc>
-        <w:tc>
-          <w:tcPr/>
-          <w:p>
-            <w:pPr>
-              <w:pStyle w:val="Compact"/>
-              <w:jc w:val="left"/>
-            </w:pPr>
-            <w:r>
-              <w:rPr>
-                <w:rStyle w:val="VerbatimChar"/>
-                <w:sz w:val="17"/>
-              </w:rPr>
-              <w:t xml:space="preserve">UUID</w:t>
-            </w:r>
-          </w:p>
-        </w:tc>
-        <w:tc>
-          <w:tcPr/>
-          <w:p>
-            <w:pPr>
-              <w:pStyle w:val="Compact"/>
-              <w:jc w:val="left"/>
-            </w:pPr>
-            <w:r>
-              <w:rPr>
-                <w:sz w:val="17"/>
-              </w:rPr>
-              <w:t xml:space="preserve">Yes</w:t>
-            </w:r>
-          </w:p>
-        </w:tc>
-        <w:tc>
-          <w:tcPr/>
-          <w:p>
-            <w:pPr>
-              <w:pStyle w:val="Compact"/>
-              <w:jc w:val="left"/>
-            </w:pPr>
-            <w:r>
-              <w:rPr>
-                <w:rStyle w:val="VerbatimChar"/>
-                <w:sz w:val="17"/>
-              </w:rPr>
-              <w:t xml:space="preserve">verified</w:t>
-            </w:r>
-          </w:p>
-        </w:tc>
-        <w:tc>
-          <w:tcPr/>
-          <w:p>
-            <w:pPr>
-              <w:pStyle w:val="Compact"/>
-              <w:jc w:val="left"/>
-            </w:pPr>
-            <w:r>
-              <w:rPr>
-                <w:rStyle w:val="VerbatimChar"/>
-                <w:sz w:val="17"/>
-              </w:rPr>
-              <w:t xml:space="preserve">BOOLEAN</w:t>
-            </w:r>
-          </w:p>
-        </w:tc>
-        <w:tc>
-          <w:tcPr/>
-          <w:p>
-            <w:pPr>
-              <w:pStyle w:val="Compact"/>
-              <w:jc w:val="left"/>
-            </w:pPr>
-            <w:r>
-              <w:rPr>
-                <w:sz w:val="17"/>
-              </w:rPr>
-              <w:t xml:space="preserve">reason required when rejected</w:t>
+              <w:t xml:space="preserve">FR-009</w:t>
+            </w:r>
+          </w:p>
+        </w:tc>
+        <w:tc>
+          <w:tcPr/>
+          <w:p>
+            <w:pPr>
+              <w:pStyle w:val="Compact"/>
+              <w:jc w:val="left"/>
+            </w:pPr>
+            <w:r>
+              <w:rPr>
+                <w:rStyle w:val="VerbatimChar"/>
+                <w:sz w:val="17"/>
+              </w:rPr>
+              <w:t xml:space="preserve">status_filter</w:t>
+            </w:r>
+          </w:p>
+        </w:tc>
+        <w:tc>
+          <w:tcPr/>
+          <w:p>
+            <w:pPr>
+              <w:pStyle w:val="Compact"/>
+              <w:jc w:val="left"/>
+            </w:pPr>
+            <w:r>
+              <w:rPr>
+                <w:rStyle w:val="VerbatimChar"/>
+                <w:sz w:val="17"/>
+              </w:rPr>
+              <w:t xml:space="preserve">ENUM(pending, approved, rejected)</w:t>
+            </w:r>
+          </w:p>
+        </w:tc>
+        <w:tc>
+          <w:tcPr/>
+          <w:p>
+            <w:pPr>
+              <w:pStyle w:val="Compact"/>
+              <w:jc w:val="left"/>
+            </w:pPr>
+            <w:r>
+              <w:rPr>
+                <w:sz w:val="17"/>
+              </w:rPr>
+              <w:t xml:space="preserve">No</w:t>
+            </w:r>
+          </w:p>
+        </w:tc>
+        <w:tc>
+          <w:tcPr/>
+          <w:p>
+            <w:pPr>
+              <w:pStyle w:val="Compact"/>
+              <w:jc w:val="left"/>
+            </w:pPr>
+            <w:r>
+              <w:rPr>
+                <w:rStyle w:val="VerbatimChar"/>
+                <w:sz w:val="17"/>
+              </w:rPr>
+              <w:t xml:space="preserve">queue</w:t>
+            </w:r>
+          </w:p>
+        </w:tc>
+        <w:tc>
+          <w:tcPr/>
+          <w:p>
+            <w:pPr>
+              <w:pStyle w:val="Compact"/>
+              <w:jc w:val="left"/>
+            </w:pPr>
+            <w:r>
+              <w:rPr>
+                <w:rStyle w:val="VerbatimChar"/>
+                <w:sz w:val="17"/>
+              </w:rPr>
+              <w:t xml:space="preserve">verification_request[]</w:t>
+            </w:r>
+          </w:p>
+        </w:tc>
+        <w:tc>
+          <w:tcPr/>
+          <w:p>
+            <w:pPr>
+              <w:pStyle w:val="Compact"/>
+              <w:jc w:val="left"/>
+            </w:pPr>
+            <w:r>
+              <w:rPr>
+                <w:sz w:val="17"/>
+              </w:rPr>
+              <w:t xml:space="preserve">vfda_staff only</w:t>
             </w:r>
           </w:p>
         </w:tc>
@@ -6443,38 +6413,45 @@
           <w:p>
             <w:pPr>
               <w:pStyle w:val="Compact"/>
-            </w:pPr>
-          </w:p>
-        </w:tc>
-        <w:tc>
-          <w:tcPr/>
-          <w:p>
-            <w:pPr>
-              <w:pStyle w:val="Compact"/>
-              <w:jc w:val="left"/>
-            </w:pPr>
-            <w:r>
-              <w:rPr>
-                <w:rStyle w:val="VerbatimChar"/>
-                <w:sz w:val="17"/>
-              </w:rPr>
-              <w:t xml:space="preserve">decision</w:t>
-            </w:r>
-          </w:p>
-        </w:tc>
-        <w:tc>
-          <w:tcPr/>
-          <w:p>
-            <w:pPr>
-              <w:pStyle w:val="Compact"/>
-              <w:jc w:val="left"/>
-            </w:pPr>
-            <w:r>
-              <w:rPr>
-                <w:rStyle w:val="VerbatimChar"/>
-                <w:sz w:val="17"/>
-              </w:rPr>
-              <w:t xml:space="preserve">ENUM(approved, rejected)</w:t>
+              <w:jc w:val="left"/>
+            </w:pPr>
+            <w:r>
+              <w:rPr>
+                <w:sz w:val="17"/>
+              </w:rPr>
+              <w:t xml:space="preserve">FR-010</w:t>
+            </w:r>
+          </w:p>
+        </w:tc>
+        <w:tc>
+          <w:tcPr/>
+          <w:p>
+            <w:pPr>
+              <w:pStyle w:val="Compact"/>
+              <w:jc w:val="left"/>
+            </w:pPr>
+            <w:r>
+              <w:rPr>
+                <w:rStyle w:val="VerbatimChar"/>
+                <w:sz w:val="17"/>
+              </w:rPr>
+              <w:t xml:space="preserve">request_id</w:t>
+            </w:r>
+          </w:p>
+        </w:tc>
+        <w:tc>
+          <w:tcPr/>
+          <w:p>
+            <w:pPr>
+              <w:pStyle w:val="Compact"/>
+              <w:jc w:val="left"/>
+            </w:pPr>
+            <w:r>
+              <w:rPr>
+                <w:rStyle w:val="VerbatimChar"/>
+                <w:sz w:val="17"/>
+              </w:rPr>
+              <w:t xml:space="preserve">UUID</w:t>
             </w:r>
           </w:p>
         </w:tc>
@@ -6505,32 +6482,39 @@
                 <w:rStyle w:val="VerbatimChar"/>
                 <w:sz w:val="17"/>
               </w:rPr>
-              <w:t xml:space="preserve">verified_at</w:t>
-            </w:r>
-          </w:p>
-        </w:tc>
-        <w:tc>
-          <w:tcPr/>
-          <w:p>
-            <w:pPr>
-              <w:pStyle w:val="Compact"/>
-              <w:jc w:val="left"/>
-            </w:pPr>
-            <w:r>
-              <w:rPr>
-                <w:rStyle w:val="VerbatimChar"/>
-                <w:sz w:val="17"/>
-              </w:rPr>
-              <w:t xml:space="preserve">TIMESTAMPTZ</w:t>
-            </w:r>
-          </w:p>
-        </w:tc>
-        <w:tc>
-          <w:tcPr/>
-          <w:p>
-            <w:pPr>
-              <w:pStyle w:val="Compact"/>
-            </w:pPr>
+              <w:t xml:space="preserve">verified</w:t>
+            </w:r>
+          </w:p>
+        </w:tc>
+        <w:tc>
+          <w:tcPr/>
+          <w:p>
+            <w:pPr>
+              <w:pStyle w:val="Compact"/>
+              <w:jc w:val="left"/>
+            </w:pPr>
+            <w:r>
+              <w:rPr>
+                <w:rStyle w:val="VerbatimChar"/>
+                <w:sz w:val="17"/>
+              </w:rPr>
+              <w:t xml:space="preserve">BOOLEAN</w:t>
+            </w:r>
+          </w:p>
+        </w:tc>
+        <w:tc>
+          <w:tcPr/>
+          <w:p>
+            <w:pPr>
+              <w:pStyle w:val="Compact"/>
+              <w:jc w:val="left"/>
+            </w:pPr>
+            <w:r>
+              <w:rPr>
+                <w:sz w:val="17"/>
+              </w:rPr>
+              <w:t xml:space="preserve">reason required when rejected</w:t>
+            </w:r>
           </w:p>
         </w:tc>
       </w:tr>
@@ -6555,55 +6539,71 @@
                 <w:rStyle w:val="VerbatimChar"/>
                 <w:sz w:val="17"/>
               </w:rPr>
-              <w:t xml:space="preserve">reason</w:t>
-            </w:r>
-          </w:p>
-        </w:tc>
-        <w:tc>
-          <w:tcPr/>
-          <w:p>
-            <w:pPr>
-              <w:pStyle w:val="Compact"/>
-              <w:jc w:val="left"/>
-            </w:pPr>
-            <w:r>
-              <w:rPr>
-                <w:rStyle w:val="VerbatimChar"/>
-                <w:sz w:val="17"/>
-              </w:rPr>
-              <w:t xml:space="preserve">TEXT</w:t>
-            </w:r>
-          </w:p>
-        </w:tc>
-        <w:tc>
-          <w:tcPr/>
-          <w:p>
-            <w:pPr>
-              <w:pStyle w:val="Compact"/>
-              <w:jc w:val="left"/>
-            </w:pPr>
-            <w:r>
-              <w:rPr>
-                <w:sz w:val="17"/>
-              </w:rPr>
-              <w:t xml:space="preserve">No</w:t>
-            </w:r>
-          </w:p>
-        </w:tc>
-        <w:tc>
-          <w:tcPr/>
-          <w:p>
-            <w:pPr>
-              <w:pStyle w:val="Compact"/>
-            </w:pPr>
-          </w:p>
-        </w:tc>
-        <w:tc>
-          <w:tcPr/>
-          <w:p>
-            <w:pPr>
-              <w:pStyle w:val="Compact"/>
-            </w:pPr>
+              <w:t xml:space="preserve">decision</w:t>
+            </w:r>
+          </w:p>
+        </w:tc>
+        <w:tc>
+          <w:tcPr/>
+          <w:p>
+            <w:pPr>
+              <w:pStyle w:val="Compact"/>
+              <w:jc w:val="left"/>
+            </w:pPr>
+            <w:r>
+              <w:rPr>
+                <w:rStyle w:val="VerbatimChar"/>
+                <w:sz w:val="17"/>
+              </w:rPr>
+              <w:t xml:space="preserve">ENUM(approved, rejected)</w:t>
+            </w:r>
+          </w:p>
+        </w:tc>
+        <w:tc>
+          <w:tcPr/>
+          <w:p>
+            <w:pPr>
+              <w:pStyle w:val="Compact"/>
+              <w:jc w:val="left"/>
+            </w:pPr>
+            <w:r>
+              <w:rPr>
+                <w:sz w:val="17"/>
+              </w:rPr>
+              <w:t xml:space="preserve">Yes</w:t>
+            </w:r>
+          </w:p>
+        </w:tc>
+        <w:tc>
+          <w:tcPr/>
+          <w:p>
+            <w:pPr>
+              <w:pStyle w:val="Compact"/>
+              <w:jc w:val="left"/>
+            </w:pPr>
+            <w:r>
+              <w:rPr>
+                <w:rStyle w:val="VerbatimChar"/>
+                <w:sz w:val="17"/>
+              </w:rPr>
+              <w:t xml:space="preserve">verified_at</w:t>
+            </w:r>
+          </w:p>
+        </w:tc>
+        <w:tc>
+          <w:tcPr/>
+          <w:p>
+            <w:pPr>
+              <w:pStyle w:val="Compact"/>
+              <w:jc w:val="left"/>
+            </w:pPr>
+            <w:r>
+              <w:rPr>
+                <w:rStyle w:val="VerbatimChar"/>
+                <w:sz w:val="17"/>
+              </w:rPr>
+              <w:t xml:space="preserve">TIMESTAMPTZ</w:t>
+            </w:r>
           </w:p>
         </w:tc>
         <w:tc>
@@ -6621,108 +6621,78 @@
           <w:p>
             <w:pPr>
               <w:pStyle w:val="Compact"/>
-              <w:jc w:val="left"/>
-            </w:pPr>
-            <w:r>
-              <w:rPr>
-                <w:sz w:val="17"/>
-              </w:rPr>
-              <w:t xml:space="preserve">FR-011</w:t>
-            </w:r>
-          </w:p>
-        </w:tc>
-        <w:tc>
-          <w:tcPr/>
-          <w:p>
-            <w:pPr>
-              <w:pStyle w:val="Compact"/>
-              <w:jc w:val="left"/>
-            </w:pPr>
-            <w:r>
-              <w:rPr>
-                <w:rStyle w:val="VerbatimChar"/>
-                <w:sz w:val="17"/>
-              </w:rPr>
-              <w:t xml:space="preserve">verified_at</w:t>
-            </w:r>
-          </w:p>
-        </w:tc>
-        <w:tc>
-          <w:tcPr/>
-          <w:p>
-            <w:pPr>
-              <w:pStyle w:val="Compact"/>
-              <w:jc w:val="left"/>
-            </w:pPr>
-            <w:r>
-              <w:rPr>
-                <w:rStyle w:val="VerbatimChar"/>
-                <w:sz w:val="17"/>
-              </w:rPr>
-              <w:t xml:space="preserve">TIMESTAMPTZ</w:t>
-            </w:r>
-          </w:p>
-        </w:tc>
-        <w:tc>
-          <w:tcPr/>
-          <w:p>
-            <w:pPr>
-              <w:pStyle w:val="Compact"/>
-              <w:jc w:val="left"/>
-            </w:pPr>
-            <w:r>
-              <w:rPr>
-                <w:sz w:val="17"/>
-              </w:rPr>
-              <w:t xml:space="preserve">Yes</w:t>
-            </w:r>
-          </w:p>
-        </w:tc>
-        <w:tc>
-          <w:tcPr/>
-          <w:p>
-            <w:pPr>
-              <w:pStyle w:val="Compact"/>
-              <w:jc w:val="left"/>
-            </w:pPr>
-            <w:r>
-              <w:rPr>
-                <w:rStyle w:val="VerbatimChar"/>
-                <w:sz w:val="17"/>
-              </w:rPr>
-              <w:t xml:space="preserve">reminder_notification_id</w:t>
-            </w:r>
-          </w:p>
-        </w:tc>
-        <w:tc>
-          <w:tcPr/>
-          <w:p>
-            <w:pPr>
-              <w:pStyle w:val="Compact"/>
-              <w:jc w:val="left"/>
-            </w:pPr>
-            <w:r>
-              <w:rPr>
-                <w:rStyle w:val="VerbatimChar"/>
-                <w:sz w:val="17"/>
-              </w:rPr>
-              <w:t xml:space="preserve">UUID</w:t>
-            </w:r>
-          </w:p>
-        </w:tc>
-        <w:tc>
-          <w:tcPr/>
-          <w:p>
-            <w:pPr>
-              <w:pStyle w:val="Compact"/>
-              <w:jc w:val="left"/>
-            </w:pPr>
-            <w:r>
-              <w:rPr>
-                <w:sz w:val="17"/>
-              </w:rPr>
-              <w:t xml:space="preserve">30 days before expiry</w:t>
-            </w:r>
+            </w:pPr>
+          </w:p>
+        </w:tc>
+        <w:tc>
+          <w:tcPr/>
+          <w:p>
+            <w:pPr>
+              <w:pStyle w:val="Compact"/>
+              <w:jc w:val="left"/>
+            </w:pPr>
+            <w:r>
+              <w:rPr>
+                <w:rStyle w:val="VerbatimChar"/>
+                <w:sz w:val="17"/>
+              </w:rPr>
+              <w:t xml:space="preserve">reason</w:t>
+            </w:r>
+          </w:p>
+        </w:tc>
+        <w:tc>
+          <w:tcPr/>
+          <w:p>
+            <w:pPr>
+              <w:pStyle w:val="Compact"/>
+              <w:jc w:val="left"/>
+            </w:pPr>
+            <w:r>
+              <w:rPr>
+                <w:rStyle w:val="VerbatimChar"/>
+                <w:sz w:val="17"/>
+              </w:rPr>
+              <w:t xml:space="preserve">TEXT</w:t>
+            </w:r>
+          </w:p>
+        </w:tc>
+        <w:tc>
+          <w:tcPr/>
+          <w:p>
+            <w:pPr>
+              <w:pStyle w:val="Compact"/>
+              <w:jc w:val="left"/>
+            </w:pPr>
+            <w:r>
+              <w:rPr>
+                <w:sz w:val="17"/>
+              </w:rPr>
+              <w:t xml:space="preserve">No</w:t>
+            </w:r>
+          </w:p>
+        </w:tc>
+        <w:tc>
+          <w:tcPr/>
+          <w:p>
+            <w:pPr>
+              <w:pStyle w:val="Compact"/>
+            </w:pPr>
+          </w:p>
+        </w:tc>
+        <w:tc>
+          <w:tcPr/>
+          <w:p>
+            <w:pPr>
+              <w:pStyle w:val="Compact"/>
+            </w:pPr>
+          </w:p>
+        </w:tc>
+        <w:tc>
+          <w:tcPr/>
+          <w:p>
+            <w:pPr>
+              <w:pStyle w:val="Compact"/>
+            </w:pPr>
           </w:p>
         </w:tc>
       </w:tr>
@@ -6738,23 +6708,70 @@
               <w:rPr>
                 <w:sz w:val="17"/>
               </w:rPr>
-              <w:t xml:space="preserve">FR-012</w:t>
-            </w:r>
-          </w:p>
-        </w:tc>
-        <w:tc>
-          <w:tcPr/>
-          <w:p>
-            <w:pPr>
-              <w:pStyle w:val="Compact"/>
-              <w:jc w:val="left"/>
-            </w:pPr>
-            <w:r>
-              <w:rPr>
-                <w:rStyle w:val="VerbatimChar"/>
-                <w:sz w:val="17"/>
-              </w:rPr>
-              <w:t xml:space="preserve">org_id</w:t>
+              <w:t xml:space="preserve">FR-011</w:t>
+            </w:r>
+          </w:p>
+        </w:tc>
+        <w:tc>
+          <w:tcPr/>
+          <w:p>
+            <w:pPr>
+              <w:pStyle w:val="Compact"/>
+              <w:jc w:val="left"/>
+            </w:pPr>
+            <w:r>
+              <w:rPr>
+                <w:rStyle w:val="VerbatimChar"/>
+                <w:sz w:val="17"/>
+              </w:rPr>
+              <w:t xml:space="preserve">verified_at</w:t>
+            </w:r>
+          </w:p>
+        </w:tc>
+        <w:tc>
+          <w:tcPr/>
+          <w:p>
+            <w:pPr>
+              <w:pStyle w:val="Compact"/>
+              <w:jc w:val="left"/>
+            </w:pPr>
+            <w:r>
+              <w:rPr>
+                <w:rStyle w:val="VerbatimChar"/>
+                <w:sz w:val="17"/>
+              </w:rPr>
+              <w:t xml:space="preserve">TIMESTAMPTZ</w:t>
+            </w:r>
+          </w:p>
+        </w:tc>
+        <w:tc>
+          <w:tcPr/>
+          <w:p>
+            <w:pPr>
+              <w:pStyle w:val="Compact"/>
+              <w:jc w:val="left"/>
+            </w:pPr>
+            <w:r>
+              <w:rPr>
+                <w:sz w:val="17"/>
+              </w:rPr>
+              <w:t xml:space="preserve">Yes</w:t>
+            </w:r>
+          </w:p>
+        </w:tc>
+        <w:tc>
+          <w:tcPr/>
+          <w:p>
+            <w:pPr>
+              <w:pStyle w:val="Compact"/>
+              <w:jc w:val="left"/>
+            </w:pPr>
+            <w:r>
+              <w:rPr>
+                <w:rStyle w:val="VerbatimChar"/>
+                <w:sz w:val="17"/>
+              </w:rPr>
+              <w:t xml:space="preserve">reminder_notification_id</w:t>
             </w:r>
           </w:p>
         </w:tc>
@@ -6785,54 +6802,7 @@
               <w:rPr>
                 <w:sz w:val="17"/>
               </w:rPr>
-              <w:t xml:space="preserve">Yes</w:t>
-            </w:r>
-          </w:p>
-        </w:tc>
-        <w:tc>
-          <w:tcPr/>
-          <w:p>
-            <w:pPr>
-              <w:pStyle w:val="Compact"/>
-              <w:jc w:val="left"/>
-            </w:pPr>
-            <w:r>
-              <w:rPr>
-                <w:rStyle w:val="VerbatimChar"/>
-                <w:sz w:val="17"/>
-              </w:rPr>
-              <w:t xml:space="preserve">request_id</w:t>
-            </w:r>
-          </w:p>
-        </w:tc>
-        <w:tc>
-          <w:tcPr/>
-          <w:p>
-            <w:pPr>
-              <w:pStyle w:val="Compact"/>
-              <w:jc w:val="left"/>
-            </w:pPr>
-            <w:r>
-              <w:rPr>
-                <w:rStyle w:val="VerbatimChar"/>
-                <w:sz w:val="17"/>
-              </w:rPr>
-              <w:t xml:space="preserve">UUID</w:t>
-            </w:r>
-          </w:p>
-        </w:tc>
-        <w:tc>
-          <w:tcPr/>
-          <w:p>
-            <w:pPr>
-              <w:pStyle w:val="Compact"/>
-              <w:jc w:val="left"/>
-            </w:pPr>
-            <w:r>
-              <w:rPr>
-                <w:sz w:val="17"/>
-              </w:rPr>
-              <w:t xml:space="preserve">status = pending; note max 1000 characters; services added (SC-25)</w:t>
+              <w:t xml:space="preserve">30 days before expiry</w:t>
             </w:r>
           </w:p>
         </w:tc>
@@ -6843,22 +6813,29 @@
           <w:p>
             <w:pPr>
               <w:pStyle w:val="Compact"/>
-            </w:pPr>
-          </w:p>
-        </w:tc>
-        <w:tc>
-          <w:tcPr/>
-          <w:p>
-            <w:pPr>
-              <w:pStyle w:val="Compact"/>
-              <w:jc w:val="left"/>
-            </w:pPr>
-            <w:r>
-              <w:rPr>
-                <w:rStyle w:val="VerbatimChar"/>
-                <w:sz w:val="17"/>
-              </w:rPr>
-              <w:t xml:space="preserve">project_id</w:t>
+              <w:jc w:val="left"/>
+            </w:pPr>
+            <w:r>
+              <w:rPr>
+                <w:sz w:val="17"/>
+              </w:rPr>
+              <w:t xml:space="preserve">FR-012</w:t>
+            </w:r>
+          </w:p>
+        </w:tc>
+        <w:tc>
+          <w:tcPr/>
+          <w:p>
+            <w:pPr>
+              <w:pStyle w:val="Compact"/>
+              <w:jc w:val="left"/>
+            </w:pPr>
+            <w:r>
+              <w:rPr>
+                <w:rStyle w:val="VerbatimChar"/>
+                <w:sz w:val="17"/>
+              </w:rPr>
+              <w:t xml:space="preserve">org_id</w:t>
             </w:r>
           </w:p>
         </w:tc>
@@ -6905,32 +6882,39 @@
                 <w:rStyle w:val="VerbatimChar"/>
                 <w:sz w:val="17"/>
               </w:rPr>
-              <w:t xml:space="preserve">status</w:t>
-            </w:r>
-          </w:p>
-        </w:tc>
-        <w:tc>
-          <w:tcPr/>
-          <w:p>
-            <w:pPr>
-              <w:pStyle w:val="Compact"/>
-              <w:jc w:val="left"/>
-            </w:pPr>
-            <w:r>
-              <w:rPr>
-                <w:rStyle w:val="VerbatimChar"/>
-                <w:sz w:val="17"/>
-              </w:rPr>
-              <w:t xml:space="preserve">ENUM</w:t>
-            </w:r>
-          </w:p>
-        </w:tc>
-        <w:tc>
-          <w:tcPr/>
-          <w:p>
-            <w:pPr>
-              <w:pStyle w:val="Compact"/>
-            </w:pPr>
+              <w:t xml:space="preserve">request_id</w:t>
+            </w:r>
+          </w:p>
+        </w:tc>
+        <w:tc>
+          <w:tcPr/>
+          <w:p>
+            <w:pPr>
+              <w:pStyle w:val="Compact"/>
+              <w:jc w:val="left"/>
+            </w:pPr>
+            <w:r>
+              <w:rPr>
+                <w:rStyle w:val="VerbatimChar"/>
+                <w:sz w:val="17"/>
+              </w:rPr>
+              <w:t xml:space="preserve">UUID</w:t>
+            </w:r>
+          </w:p>
+        </w:tc>
+        <w:tc>
+          <w:tcPr/>
+          <w:p>
+            <w:pPr>
+              <w:pStyle w:val="Compact"/>
+              <w:jc w:val="left"/>
+            </w:pPr>
+            <w:r>
+              <w:rPr>
+                <w:sz w:val="17"/>
+              </w:rPr>
+              <w:t xml:space="preserve">status = pending; note max 1000 characters; services added (SC-25)</w:t>
+            </w:r>
           </w:p>
         </w:tc>
       </w:tr>
@@ -6955,23 +6939,23 @@
                 <w:rStyle w:val="VerbatimChar"/>
                 <w:sz w:val="17"/>
               </w:rPr>
-              <w:t xml:space="preserve">services</w:t>
-            </w:r>
-          </w:p>
-        </w:tc>
-        <w:tc>
-          <w:tcPr/>
-          <w:p>
-            <w:pPr>
-              <w:pStyle w:val="Compact"/>
-              <w:jc w:val="left"/>
-            </w:pPr>
-            <w:r>
-              <w:rPr>
-                <w:rStyle w:val="VerbatimChar"/>
-                <w:sz w:val="17"/>
-              </w:rPr>
-              <w:t xml:space="preserve">ARRAY&lt;ENUM&gt;</w:t>
+              <w:t xml:space="preserve">project_id</w:t>
+            </w:r>
+          </w:p>
+        </w:tc>
+        <w:tc>
+          <w:tcPr/>
+          <w:p>
+            <w:pPr>
+              <w:pStyle w:val="Compact"/>
+              <w:jc w:val="left"/>
+            </w:pPr>
+            <w:r>
+              <w:rPr>
+                <w:rStyle w:val="VerbatimChar"/>
+                <w:sz w:val="17"/>
+              </w:rPr>
+              <w:t xml:space="preserve">UUID</w:t>
             </w:r>
           </w:p>
         </w:tc>
@@ -6995,15 +6979,31 @@
           <w:p>
             <w:pPr>
               <w:pStyle w:val="Compact"/>
-            </w:pPr>
-          </w:p>
-        </w:tc>
-        <w:tc>
-          <w:tcPr/>
-          <w:p>
-            <w:pPr>
-              <w:pStyle w:val="Compact"/>
-            </w:pPr>
+              <w:jc w:val="left"/>
+            </w:pPr>
+            <w:r>
+              <w:rPr>
+                <w:rStyle w:val="VerbatimChar"/>
+                <w:sz w:val="17"/>
+              </w:rPr>
+              <w:t xml:space="preserve">status</w:t>
+            </w:r>
+          </w:p>
+        </w:tc>
+        <w:tc>
+          <w:tcPr/>
+          <w:p>
+            <w:pPr>
+              <w:pStyle w:val="Compact"/>
+              <w:jc w:val="left"/>
+            </w:pPr>
+            <w:r>
+              <w:rPr>
+                <w:rStyle w:val="VerbatimChar"/>
+                <w:sz w:val="17"/>
+              </w:rPr>
+              <w:t xml:space="preserve">ENUM</w:t>
+            </w:r>
           </w:p>
         </w:tc>
         <w:tc>
@@ -7036,38 +7036,38 @@
                 <w:rStyle w:val="VerbatimChar"/>
                 <w:sz w:val="17"/>
               </w:rPr>
-              <w:t xml:space="preserve">note</w:t>
-            </w:r>
-          </w:p>
-        </w:tc>
-        <w:tc>
-          <w:tcPr/>
-          <w:p>
-            <w:pPr>
-              <w:pStyle w:val="Compact"/>
-              <w:jc w:val="left"/>
-            </w:pPr>
-            <w:r>
-              <w:rPr>
-                <w:rStyle w:val="VerbatimChar"/>
-                <w:sz w:val="17"/>
-              </w:rPr>
-              <w:t xml:space="preserve">TEXT</w:t>
-            </w:r>
-          </w:p>
-        </w:tc>
-        <w:tc>
-          <w:tcPr/>
-          <w:p>
-            <w:pPr>
-              <w:pStyle w:val="Compact"/>
-              <w:jc w:val="left"/>
-            </w:pPr>
-            <w:r>
-              <w:rPr>
-                <w:sz w:val="17"/>
-              </w:rPr>
-              <w:t xml:space="preserve">No</w:t>
+              <w:t xml:space="preserve">services</w:t>
+            </w:r>
+          </w:p>
+        </w:tc>
+        <w:tc>
+          <w:tcPr/>
+          <w:p>
+            <w:pPr>
+              <w:pStyle w:val="Compact"/>
+              <w:jc w:val="left"/>
+            </w:pPr>
+            <w:r>
+              <w:rPr>
+                <w:rStyle w:val="VerbatimChar"/>
+                <w:sz w:val="17"/>
+              </w:rPr>
+              <w:t xml:space="preserve">ENUM[]</w:t>
+            </w:r>
+          </w:p>
+        </w:tc>
+        <w:tc>
+          <w:tcPr/>
+          <w:p>
+            <w:pPr>
+              <w:pStyle w:val="Compact"/>
+              <w:jc w:val="left"/>
+            </w:pPr>
+            <w:r>
+              <w:rPr>
+                <w:sz w:val="17"/>
+              </w:rPr>
+              <w:t xml:space="preserve">Yes</w:t>
             </w:r>
           </w:p>
         </w:tc>
@@ -7102,93 +7102,70 @@
           <w:p>
             <w:pPr>
               <w:pStyle w:val="Compact"/>
-              <w:jc w:val="left"/>
-            </w:pPr>
-            <w:r>
-              <w:rPr>
-                <w:sz w:val="17"/>
-              </w:rPr>
-              <w:t xml:space="preserve">FR-013</w:t>
-            </w:r>
-          </w:p>
-        </w:tc>
-        <w:tc>
-          <w:tcPr/>
-          <w:p>
-            <w:pPr>
-              <w:pStyle w:val="Compact"/>
-              <w:jc w:val="left"/>
-            </w:pPr>
-            <w:r>
-              <w:rPr>
-                <w:rStyle w:val="VerbatimChar"/>
-                <w:sz w:val="17"/>
-              </w:rPr>
-              <w:t xml:space="preserve">user_id</w:t>
-            </w:r>
-          </w:p>
-        </w:tc>
-        <w:tc>
-          <w:tcPr/>
-          <w:p>
-            <w:pPr>
-              <w:pStyle w:val="Compact"/>
-              <w:jc w:val="left"/>
-            </w:pPr>
-            <w:r>
-              <w:rPr>
-                <w:rStyle w:val="VerbatimChar"/>
-                <w:sz w:val="17"/>
-              </w:rPr>
-              <w:t xml:space="preserve">UUID</w:t>
-            </w:r>
-          </w:p>
-        </w:tc>
-        <w:tc>
-          <w:tcPr/>
-          <w:p>
-            <w:pPr>
-              <w:pStyle w:val="Compact"/>
-              <w:jc w:val="left"/>
-            </w:pPr>
-            <w:r>
-              <w:rPr>
-                <w:sz w:val="17"/>
-              </w:rPr>
-              <w:t xml:space="preserve">Yes</w:t>
-            </w:r>
-          </w:p>
-        </w:tc>
-        <w:tc>
-          <w:tcPr/>
-          <w:p>
-            <w:pPr>
-              <w:pStyle w:val="Compact"/>
-              <w:jc w:val="left"/>
-            </w:pPr>
-            <w:r>
-              <w:rPr>
-                <w:rStyle w:val="VerbatimChar"/>
-                <w:sz w:val="17"/>
-              </w:rPr>
-              <w:t xml:space="preserve">requests</w:t>
-            </w:r>
-          </w:p>
-        </w:tc>
-        <w:tc>
-          <w:tcPr/>
-          <w:p>
-            <w:pPr>
-              <w:pStyle w:val="Compact"/>
-              <w:jc w:val="left"/>
-            </w:pPr>
-            <w:r>
-              <w:rPr>
-                <w:rStyle w:val="VerbatimChar"/>
-                <w:sz w:val="17"/>
-              </w:rPr>
-              <w:t xml:space="preserve">ARRAY&lt;collab_request&gt;</w:t>
-            </w:r>
+            </w:pPr>
+          </w:p>
+        </w:tc>
+        <w:tc>
+          <w:tcPr/>
+          <w:p>
+            <w:pPr>
+              <w:pStyle w:val="Compact"/>
+              <w:jc w:val="left"/>
+            </w:pPr>
+            <w:r>
+              <w:rPr>
+                <w:rStyle w:val="VerbatimChar"/>
+                <w:sz w:val="17"/>
+              </w:rPr>
+              <w:t xml:space="preserve">note</w:t>
+            </w:r>
+          </w:p>
+        </w:tc>
+        <w:tc>
+          <w:tcPr/>
+          <w:p>
+            <w:pPr>
+              <w:pStyle w:val="Compact"/>
+              <w:jc w:val="left"/>
+            </w:pPr>
+            <w:r>
+              <w:rPr>
+                <w:rStyle w:val="VerbatimChar"/>
+                <w:sz w:val="17"/>
+              </w:rPr>
+              <w:t xml:space="preserve">TEXT</w:t>
+            </w:r>
+          </w:p>
+        </w:tc>
+        <w:tc>
+          <w:tcPr/>
+          <w:p>
+            <w:pPr>
+              <w:pStyle w:val="Compact"/>
+              <w:jc w:val="left"/>
+            </w:pPr>
+            <w:r>
+              <w:rPr>
+                <w:sz w:val="17"/>
+              </w:rPr>
+              <w:t xml:space="preserve">No</w:t>
+            </w:r>
+          </w:p>
+        </w:tc>
+        <w:tc>
+          <w:tcPr/>
+          <w:p>
+            <w:pPr>
+              <w:pStyle w:val="Compact"/>
+            </w:pPr>
+          </w:p>
+        </w:tc>
+        <w:tc>
+          <w:tcPr/>
+          <w:p>
+            <w:pPr>
+              <w:pStyle w:val="Compact"/>
+            </w:pPr>
           </w:p>
         </w:tc>
         <w:tc>
@@ -7206,70 +7183,93 @@
           <w:p>
             <w:pPr>
               <w:pStyle w:val="Compact"/>
-            </w:pPr>
-          </w:p>
-        </w:tc>
-        <w:tc>
-          <w:tcPr/>
-          <w:p>
-            <w:pPr>
-              <w:pStyle w:val="Compact"/>
-              <w:jc w:val="left"/>
-            </w:pPr>
-            <w:r>
-              <w:rPr>
-                <w:rStyle w:val="VerbatimChar"/>
-                <w:sz w:val="17"/>
-              </w:rPr>
-              <w:t xml:space="preserve">direction</w:t>
-            </w:r>
-          </w:p>
-        </w:tc>
-        <w:tc>
-          <w:tcPr/>
-          <w:p>
-            <w:pPr>
-              <w:pStyle w:val="Compact"/>
-              <w:jc w:val="left"/>
-            </w:pPr>
-            <w:r>
-              <w:rPr>
-                <w:rStyle w:val="VerbatimChar"/>
-                <w:sz w:val="17"/>
-              </w:rPr>
-              <w:t xml:space="preserve">ENUM(incoming, outgoing)</w:t>
-            </w:r>
-          </w:p>
-        </w:tc>
-        <w:tc>
-          <w:tcPr/>
-          <w:p>
-            <w:pPr>
-              <w:pStyle w:val="Compact"/>
-              <w:jc w:val="left"/>
-            </w:pPr>
-            <w:r>
-              <w:rPr>
-                <w:sz w:val="17"/>
-              </w:rPr>
-              <w:t xml:space="preserve">No</w:t>
-            </w:r>
-          </w:p>
-        </w:tc>
-        <w:tc>
-          <w:tcPr/>
-          <w:p>
-            <w:pPr>
-              <w:pStyle w:val="Compact"/>
-            </w:pPr>
-          </w:p>
-        </w:tc>
-        <w:tc>
-          <w:tcPr/>
-          <w:p>
-            <w:pPr>
-              <w:pStyle w:val="Compact"/>
-            </w:pPr>
+              <w:jc w:val="left"/>
+            </w:pPr>
+            <w:r>
+              <w:rPr>
+                <w:sz w:val="17"/>
+              </w:rPr>
+              <w:t xml:space="preserve">FR-013</w:t>
+            </w:r>
+          </w:p>
+        </w:tc>
+        <w:tc>
+          <w:tcPr/>
+          <w:p>
+            <w:pPr>
+              <w:pStyle w:val="Compact"/>
+              <w:jc w:val="left"/>
+            </w:pPr>
+            <w:r>
+              <w:rPr>
+                <w:rStyle w:val="VerbatimChar"/>
+                <w:sz w:val="17"/>
+              </w:rPr>
+              <w:t xml:space="preserve">user_id</w:t>
+            </w:r>
+          </w:p>
+        </w:tc>
+        <w:tc>
+          <w:tcPr/>
+          <w:p>
+            <w:pPr>
+              <w:pStyle w:val="Compact"/>
+              <w:jc w:val="left"/>
+            </w:pPr>
+            <w:r>
+              <w:rPr>
+                <w:rStyle w:val="VerbatimChar"/>
+                <w:sz w:val="17"/>
+              </w:rPr>
+              <w:t xml:space="preserve">UUID</w:t>
+            </w:r>
+          </w:p>
+        </w:tc>
+        <w:tc>
+          <w:tcPr/>
+          <w:p>
+            <w:pPr>
+              <w:pStyle w:val="Compact"/>
+              <w:jc w:val="left"/>
+            </w:pPr>
+            <w:r>
+              <w:rPr>
+                <w:sz w:val="17"/>
+              </w:rPr>
+              <w:t xml:space="preserve">Yes</w:t>
+            </w:r>
+          </w:p>
+        </w:tc>
+        <w:tc>
+          <w:tcPr/>
+          <w:p>
+            <w:pPr>
+              <w:pStyle w:val="Compact"/>
+              <w:jc w:val="left"/>
+            </w:pPr>
+            <w:r>
+              <w:rPr>
+                <w:rStyle w:val="VerbatimChar"/>
+                <w:sz w:val="17"/>
+              </w:rPr>
+              <w:t xml:space="preserve">requests</w:t>
+            </w:r>
+          </w:p>
+        </w:tc>
+        <w:tc>
+          <w:tcPr/>
+          <w:p>
+            <w:pPr>
+              <w:pStyle w:val="Compact"/>
+              <w:jc w:val="left"/>
+            </w:pPr>
+            <w:r>
+              <w:rPr>
+                <w:rStyle w:val="VerbatimChar"/>
+                <w:sz w:val="17"/>
+              </w:rPr>
+              <w:t xml:space="preserve">collab_request[]</w:t>
+            </w:r>
           </w:p>
         </w:tc>
         <w:tc>
@@ -7287,108 +7287,78 @@
           <w:p>
             <w:pPr>
               <w:pStyle w:val="Compact"/>
-              <w:jc w:val="left"/>
-            </w:pPr>
-            <w:r>
-              <w:rPr>
-                <w:sz w:val="17"/>
-              </w:rPr>
-              <w:t xml:space="preserve">FR-014</w:t>
-            </w:r>
-          </w:p>
-        </w:tc>
-        <w:tc>
-          <w:tcPr/>
-          <w:p>
-            <w:pPr>
-              <w:pStyle w:val="Compact"/>
-              <w:jc w:val="left"/>
-            </w:pPr>
-            <w:r>
-              <w:rPr>
-                <w:rStyle w:val="VerbatimChar"/>
-                <w:sz w:val="17"/>
-              </w:rPr>
-              <w:t xml:space="preserve">request_id</w:t>
-            </w:r>
-          </w:p>
-        </w:tc>
-        <w:tc>
-          <w:tcPr/>
-          <w:p>
-            <w:pPr>
-              <w:pStyle w:val="Compact"/>
-              <w:jc w:val="left"/>
-            </w:pPr>
-            <w:r>
-              <w:rPr>
-                <w:rStyle w:val="VerbatimChar"/>
-                <w:sz w:val="17"/>
-              </w:rPr>
-              <w:t xml:space="preserve">UUID</w:t>
-            </w:r>
-          </w:p>
-        </w:tc>
-        <w:tc>
-          <w:tcPr/>
-          <w:p>
-            <w:pPr>
-              <w:pStyle w:val="Compact"/>
-              <w:jc w:val="left"/>
-            </w:pPr>
-            <w:r>
-              <w:rPr>
-                <w:sz w:val="17"/>
-              </w:rPr>
-              <w:t xml:space="preserve">Yes</w:t>
-            </w:r>
-          </w:p>
-        </w:tc>
-        <w:tc>
-          <w:tcPr/>
-          <w:p>
-            <w:pPr>
-              <w:pStyle w:val="Compact"/>
-              <w:jc w:val="left"/>
-            </w:pPr>
-            <w:r>
-              <w:rPr>
-                <w:rStyle w:val="VerbatimChar"/>
-                <w:sz w:val="17"/>
-              </w:rPr>
-              <w:t xml:space="preserve">status</w:t>
-            </w:r>
-          </w:p>
-        </w:tc>
-        <w:tc>
-          <w:tcPr/>
-          <w:p>
-            <w:pPr>
-              <w:pStyle w:val="Compact"/>
-              <w:jc w:val="left"/>
-            </w:pPr>
-            <w:r>
-              <w:rPr>
-                <w:rStyle w:val="VerbatimChar"/>
-                <w:sz w:val="17"/>
-              </w:rPr>
-              <w:t xml:space="preserve">ENUM</w:t>
-            </w:r>
-          </w:p>
-        </w:tc>
-        <w:tc>
-          <w:tcPr/>
-          <w:p>
-            <w:pPr>
-              <w:pStyle w:val="Compact"/>
-              <w:jc w:val="left"/>
-            </w:pPr>
-            <w:r>
-              <w:rPr>
-                <w:sz w:val="17"/>
-              </w:rPr>
-              <w:t xml:space="preserve">confirmed and withdrawn added for the producer (SC-25)</w:t>
-            </w:r>
+            </w:pPr>
+          </w:p>
+        </w:tc>
+        <w:tc>
+          <w:tcPr/>
+          <w:p>
+            <w:pPr>
+              <w:pStyle w:val="Compact"/>
+              <w:jc w:val="left"/>
+            </w:pPr>
+            <w:r>
+              <w:rPr>
+                <w:rStyle w:val="VerbatimChar"/>
+                <w:sz w:val="17"/>
+              </w:rPr>
+              <w:t xml:space="preserve">direction</w:t>
+            </w:r>
+          </w:p>
+        </w:tc>
+        <w:tc>
+          <w:tcPr/>
+          <w:p>
+            <w:pPr>
+              <w:pStyle w:val="Compact"/>
+              <w:jc w:val="left"/>
+            </w:pPr>
+            <w:r>
+              <w:rPr>
+                <w:rStyle w:val="VerbatimChar"/>
+                <w:sz w:val="17"/>
+              </w:rPr>
+              <w:t xml:space="preserve">ENUM(incoming, outgoing)</w:t>
+            </w:r>
+          </w:p>
+        </w:tc>
+        <w:tc>
+          <w:tcPr/>
+          <w:p>
+            <w:pPr>
+              <w:pStyle w:val="Compact"/>
+              <w:jc w:val="left"/>
+            </w:pPr>
+            <w:r>
+              <w:rPr>
+                <w:sz w:val="17"/>
+              </w:rPr>
+              <w:t xml:space="preserve">No</w:t>
+            </w:r>
+          </w:p>
+        </w:tc>
+        <w:tc>
+          <w:tcPr/>
+          <w:p>
+            <w:pPr>
+              <w:pStyle w:val="Compact"/>
+            </w:pPr>
+          </w:p>
+        </w:tc>
+        <w:tc>
+          <w:tcPr/>
+          <w:p>
+            <w:pPr>
+              <w:pStyle w:val="Compact"/>
+            </w:pPr>
+          </w:p>
+        </w:tc>
+        <w:tc>
+          <w:tcPr/>
+          <w:p>
+            <w:pPr>
+              <w:pStyle w:val="Compact"/>
+            </w:pPr>
           </w:p>
         </w:tc>
       </w:tr>
@@ -7398,38 +7368,45 @@
           <w:p>
             <w:pPr>
               <w:pStyle w:val="Compact"/>
-            </w:pPr>
-          </w:p>
-        </w:tc>
-        <w:tc>
-          <w:tcPr/>
-          <w:p>
-            <w:pPr>
-              <w:pStyle w:val="Compact"/>
-              <w:jc w:val="left"/>
-            </w:pPr>
-            <w:r>
-              <w:rPr>
-                <w:rStyle w:val="VerbatimChar"/>
-                <w:sz w:val="17"/>
-              </w:rPr>
-              <w:t xml:space="preserve">decision</w:t>
-            </w:r>
-          </w:p>
-        </w:tc>
-        <w:tc>
-          <w:tcPr/>
-          <w:p>
-            <w:pPr>
-              <w:pStyle w:val="Compact"/>
-              <w:jc w:val="left"/>
-            </w:pPr>
-            <w:r>
-              <w:rPr>
-                <w:rStyle w:val="VerbatimChar"/>
-                <w:sz w:val="17"/>
-              </w:rPr>
-              <w:t xml:space="preserve">ENUM(under_review, info_requested, accepted, declined, confirmed, withdrawn)</w:t>
+              <w:jc w:val="left"/>
+            </w:pPr>
+            <w:r>
+              <w:rPr>
+                <w:sz w:val="17"/>
+              </w:rPr>
+              <w:t xml:space="preserve">FR-014</w:t>
+            </w:r>
+          </w:p>
+        </w:tc>
+        <w:tc>
+          <w:tcPr/>
+          <w:p>
+            <w:pPr>
+              <w:pStyle w:val="Compact"/>
+              <w:jc w:val="left"/>
+            </w:pPr>
+            <w:r>
+              <w:rPr>
+                <w:rStyle w:val="VerbatimChar"/>
+                <w:sz w:val="17"/>
+              </w:rPr>
+              <w:t xml:space="preserve">request_id</w:t>
+            </w:r>
+          </w:p>
+        </w:tc>
+        <w:tc>
+          <w:tcPr/>
+          <w:p>
+            <w:pPr>
+              <w:pStyle w:val="Compact"/>
+              <w:jc w:val="left"/>
+            </w:pPr>
+            <w:r>
+              <w:rPr>
+                <w:rStyle w:val="VerbatimChar"/>
+                <w:sz w:val="17"/>
+              </w:rPr>
+              <w:t xml:space="preserve">UUID</w:t>
             </w:r>
           </w:p>
         </w:tc>
@@ -7460,32 +7437,39 @@
                 <w:rStyle w:val="VerbatimChar"/>
                 <w:sz w:val="17"/>
               </w:rPr>
-              <w:t xml:space="preserve">responded_at</w:t>
-            </w:r>
-          </w:p>
-        </w:tc>
-        <w:tc>
-          <w:tcPr/>
-          <w:p>
-            <w:pPr>
-              <w:pStyle w:val="Compact"/>
-              <w:jc w:val="left"/>
-            </w:pPr>
-            <w:r>
-              <w:rPr>
-                <w:rStyle w:val="VerbatimChar"/>
-                <w:sz w:val="17"/>
-              </w:rPr>
-              <w:t xml:space="preserve">TIMESTAMPTZ</w:t>
-            </w:r>
-          </w:p>
-        </w:tc>
-        <w:tc>
-          <w:tcPr/>
-          <w:p>
-            <w:pPr>
-              <w:pStyle w:val="Compact"/>
-            </w:pPr>
+              <w:t xml:space="preserve">status</w:t>
+            </w:r>
+          </w:p>
+        </w:tc>
+        <w:tc>
+          <w:tcPr/>
+          <w:p>
+            <w:pPr>
+              <w:pStyle w:val="Compact"/>
+              <w:jc w:val="left"/>
+            </w:pPr>
+            <w:r>
+              <w:rPr>
+                <w:rStyle w:val="VerbatimChar"/>
+                <w:sz w:val="17"/>
+              </w:rPr>
+              <w:t xml:space="preserve">ENUM</w:t>
+            </w:r>
+          </w:p>
+        </w:tc>
+        <w:tc>
+          <w:tcPr/>
+          <w:p>
+            <w:pPr>
+              <w:pStyle w:val="Compact"/>
+              <w:jc w:val="left"/>
+            </w:pPr>
+            <w:r>
+              <w:rPr>
+                <w:sz w:val="17"/>
+              </w:rPr>
+              <w:t xml:space="preserve">confirmed and withdrawn added for the producer (SC-25)</w:t>
+            </w:r>
           </w:p>
         </w:tc>
       </w:tr>
@@ -7510,55 +7494,71 @@
                 <w:rStyle w:val="VerbatimChar"/>
                 <w:sz w:val="17"/>
               </w:rPr>
-              <w:t xml:space="preserve">response_note</w:t>
-            </w:r>
-          </w:p>
-        </w:tc>
-        <w:tc>
-          <w:tcPr/>
-          <w:p>
-            <w:pPr>
-              <w:pStyle w:val="Compact"/>
-              <w:jc w:val="left"/>
-            </w:pPr>
-            <w:r>
-              <w:rPr>
-                <w:rStyle w:val="VerbatimChar"/>
-                <w:sz w:val="17"/>
-              </w:rPr>
-              <w:t xml:space="preserve">TEXT</w:t>
-            </w:r>
-          </w:p>
-        </w:tc>
-        <w:tc>
-          <w:tcPr/>
-          <w:p>
-            <w:pPr>
-              <w:pStyle w:val="Compact"/>
-              <w:jc w:val="left"/>
-            </w:pPr>
-            <w:r>
-              <w:rPr>
-                <w:sz w:val="17"/>
-              </w:rPr>
-              <w:t xml:space="preserve">No</w:t>
-            </w:r>
-          </w:p>
-        </w:tc>
-        <w:tc>
-          <w:tcPr/>
-          <w:p>
-            <w:pPr>
-              <w:pStyle w:val="Compact"/>
-            </w:pPr>
-          </w:p>
-        </w:tc>
-        <w:tc>
-          <w:tcPr/>
-          <w:p>
-            <w:pPr>
-              <w:pStyle w:val="Compact"/>
-            </w:pPr>
+              <w:t xml:space="preserve">decision</w:t>
+            </w:r>
+          </w:p>
+        </w:tc>
+        <w:tc>
+          <w:tcPr/>
+          <w:p>
+            <w:pPr>
+              <w:pStyle w:val="Compact"/>
+              <w:jc w:val="left"/>
+            </w:pPr>
+            <w:r>
+              <w:rPr>
+                <w:rStyle w:val="VerbatimChar"/>
+                <w:sz w:val="17"/>
+              </w:rPr>
+              <w:t xml:space="preserve">ENUM(under_review, info_requested, accepted, declined, confirmed, withdrawn)</w:t>
+            </w:r>
+          </w:p>
+        </w:tc>
+        <w:tc>
+          <w:tcPr/>
+          <w:p>
+            <w:pPr>
+              <w:pStyle w:val="Compact"/>
+              <w:jc w:val="left"/>
+            </w:pPr>
+            <w:r>
+              <w:rPr>
+                <w:sz w:val="17"/>
+              </w:rPr>
+              <w:t xml:space="preserve">Yes</w:t>
+            </w:r>
+          </w:p>
+        </w:tc>
+        <w:tc>
+          <w:tcPr/>
+          <w:p>
+            <w:pPr>
+              <w:pStyle w:val="Compact"/>
+              <w:jc w:val="left"/>
+            </w:pPr>
+            <w:r>
+              <w:rPr>
+                <w:rStyle w:val="VerbatimChar"/>
+                <w:sz w:val="17"/>
+              </w:rPr>
+              <w:t xml:space="preserve">responded_at</w:t>
+            </w:r>
+          </w:p>
+        </w:tc>
+        <w:tc>
+          <w:tcPr/>
+          <w:p>
+            <w:pPr>
+              <w:pStyle w:val="Compact"/>
+              <w:jc w:val="left"/>
+            </w:pPr>
+            <w:r>
+              <w:rPr>
+                <w:rStyle w:val="VerbatimChar"/>
+                <w:sz w:val="17"/>
+              </w:rPr>
+              <w:t xml:space="preserve">TIMESTAMPTZ</w:t>
+            </w:r>
           </w:p>
         </w:tc>
         <w:tc>
@@ -7576,29 +7576,69 @@
           <w:p>
             <w:pPr>
               <w:pStyle w:val="Compact"/>
-              <w:jc w:val="left"/>
-            </w:pPr>
-            <w:r>
-              <w:rPr>
-                <w:sz w:val="17"/>
-              </w:rPr>
-              <w:t xml:space="preserve">FR-015</w:t>
-            </w:r>
-          </w:p>
-        </w:tc>
-        <w:tc>
-          <w:tcPr/>
-          <w:p>
-            <w:pPr>
-              <w:pStyle w:val="Compact"/>
-              <w:jc w:val="left"/>
-            </w:pPr>
-            <w:r>
-              <w:rPr>
-                <w:rStyle w:val="VerbatimChar"/>
-                <w:sz w:val="17"/>
-              </w:rPr>
-              <w:t xml:space="preserve">request_id</w:t>
+            </w:pPr>
+          </w:p>
+        </w:tc>
+        <w:tc>
+          <w:tcPr/>
+          <w:p>
+            <w:pPr>
+              <w:pStyle w:val="Compact"/>
+              <w:jc w:val="left"/>
+            </w:pPr>
+            <w:r>
+              <w:rPr>
+                <w:rStyle w:val="VerbatimChar"/>
+                <w:sz w:val="17"/>
+              </w:rPr>
+              <w:t xml:space="preserve">response_note</w:t>
+            </w:r>
+          </w:p>
+        </w:tc>
+        <w:tc>
+          <w:tcPr/>
+          <w:p>
+            <w:pPr>
+              <w:pStyle w:val="Compact"/>
+              <w:jc w:val="left"/>
+            </w:pPr>
+            <w:r>
+              <w:rPr>
+                <w:rStyle w:val="VerbatimChar"/>
+                <w:sz w:val="17"/>
+              </w:rPr>
+              <w:t xml:space="preserve">TEXT</w:t>
+            </w:r>
+          </w:p>
+        </w:tc>
+        <w:tc>
+          <w:tcPr/>
+          <w:p>
+            <w:pPr>
+              <w:pStyle w:val="Compact"/>
+              <w:jc w:val="left"/>
+            </w:pPr>
+            <w:r>
+              <w:rPr>
+                <w:sz w:val="17"/>
+              </w:rPr>
+              <w:t xml:space="preserve">No</w:t>
+            </w:r>
+          </w:p>
+        </w:tc>
+        <w:tc>
+          <w:tcPr/>
+          <w:p>
+            <w:pPr>
+              <w:pStyle w:val="Compact"/>
+              <w:jc w:val="left"/>
+            </w:pPr>
+            <w:r>
+              <w:rPr>
+                <w:rStyle w:val="VerbatimChar"/>
+                <w:sz w:val="17"/>
+              </w:rPr>
+              <w:t xml:space="preserve">message_id</w:t>
             </w:r>
           </w:p>
         </w:tc>
@@ -7623,61 +7663,7 @@
           <w:p>
             <w:pPr>
               <w:pStyle w:val="Compact"/>
-              <w:jc w:val="left"/>
-            </w:pPr>
-            <w:r>
-              <w:rPr>
-                <w:sz w:val="17"/>
-              </w:rPr>
-              <w:t xml:space="preserve">Yes</w:t>
-            </w:r>
-          </w:p>
-        </w:tc>
-        <w:tc>
-          <w:tcPr/>
-          <w:p>
-            <w:pPr>
-              <w:pStyle w:val="Compact"/>
-              <w:jc w:val="left"/>
-            </w:pPr>
-            <w:r>
-              <w:rPr>
-                <w:rStyle w:val="VerbatimChar"/>
-                <w:sz w:val="17"/>
-              </w:rPr>
-              <w:t xml:space="preserve">notifications</w:t>
-            </w:r>
-          </w:p>
-        </w:tc>
-        <w:tc>
-          <w:tcPr/>
-          <w:p>
-            <w:pPr>
-              <w:pStyle w:val="Compact"/>
-              <w:jc w:val="left"/>
-            </w:pPr>
-            <w:r>
-              <w:rPr>
-                <w:rStyle w:val="VerbatimChar"/>
-                <w:sz w:val="17"/>
-              </w:rPr>
-              <w:t xml:space="preserve">ARRAY&lt;notification&gt;</w:t>
-            </w:r>
-          </w:p>
-        </w:tc>
-        <w:tc>
-          <w:tcPr/>
-          <w:p>
-            <w:pPr>
-              <w:pStyle w:val="Compact"/>
-              <w:jc w:val="left"/>
-            </w:pPr>
-            <w:r>
-              <w:rPr>
-                <w:sz w:val="17"/>
-              </w:rPr>
-              <w:t xml:space="preserve">2 records: one per party</w:t>
-            </w:r>
+            </w:pPr>
           </w:p>
         </w:tc>
       </w:tr>
@@ -7687,38 +7673,45 @@
           <w:p>
             <w:pPr>
               <w:pStyle w:val="Compact"/>
-            </w:pPr>
-          </w:p>
-        </w:tc>
-        <w:tc>
-          <w:tcPr/>
-          <w:p>
-            <w:pPr>
-              <w:pStyle w:val="Compact"/>
-              <w:jc w:val="left"/>
-            </w:pPr>
-            <w:r>
-              <w:rPr>
-                <w:rStyle w:val="VerbatimChar"/>
-                <w:sz w:val="17"/>
-              </w:rPr>
-              <w:t xml:space="preserve">status</w:t>
-            </w:r>
-          </w:p>
-        </w:tc>
-        <w:tc>
-          <w:tcPr/>
-          <w:p>
-            <w:pPr>
-              <w:pStyle w:val="Compact"/>
-              <w:jc w:val="left"/>
-            </w:pPr>
-            <w:r>
-              <w:rPr>
-                <w:rStyle w:val="VerbatimChar"/>
-                <w:sz w:val="17"/>
-              </w:rPr>
-              <w:t xml:space="preserve">ENUM</w:t>
+              <w:jc w:val="left"/>
+            </w:pPr>
+            <w:r>
+              <w:rPr>
+                <w:sz w:val="17"/>
+              </w:rPr>
+              <w:t xml:space="preserve">FR-015</w:t>
+            </w:r>
+          </w:p>
+        </w:tc>
+        <w:tc>
+          <w:tcPr/>
+          <w:p>
+            <w:pPr>
+              <w:pStyle w:val="Compact"/>
+              <w:jc w:val="left"/>
+            </w:pPr>
+            <w:r>
+              <w:rPr>
+                <w:rStyle w:val="VerbatimChar"/>
+                <w:sz w:val="17"/>
+              </w:rPr>
+              <w:t xml:space="preserve">request_id</w:t>
+            </w:r>
+          </w:p>
+        </w:tc>
+        <w:tc>
+          <w:tcPr/>
+          <w:p>
+            <w:pPr>
+              <w:pStyle w:val="Compact"/>
+              <w:jc w:val="left"/>
+            </w:pPr>
+            <w:r>
+              <w:rPr>
+                <w:rStyle w:val="VerbatimChar"/>
+                <w:sz w:val="17"/>
+              </w:rPr>
+              <w:t xml:space="preserve">UUID</w:t>
             </w:r>
           </w:p>
         </w:tc>
@@ -7742,23 +7735,46 @@
           <w:p>
             <w:pPr>
               <w:pStyle w:val="Compact"/>
-            </w:pPr>
-          </w:p>
-        </w:tc>
-        <w:tc>
-          <w:tcPr/>
-          <w:p>
-            <w:pPr>
-              <w:pStyle w:val="Compact"/>
-            </w:pPr>
-          </w:p>
-        </w:tc>
-        <w:tc>
-          <w:tcPr/>
-          <w:p>
-            <w:pPr>
-              <w:pStyle w:val="Compact"/>
-            </w:pPr>
+              <w:jc w:val="left"/>
+            </w:pPr>
+            <w:r>
+              <w:rPr>
+                <w:rStyle w:val="VerbatimChar"/>
+                <w:sz w:val="17"/>
+              </w:rPr>
+              <w:t xml:space="preserve">notifications</w:t>
+            </w:r>
+          </w:p>
+        </w:tc>
+        <w:tc>
+          <w:tcPr/>
+          <w:p>
+            <w:pPr>
+              <w:pStyle w:val="Compact"/>
+              <w:jc w:val="left"/>
+            </w:pPr>
+            <w:r>
+              <w:rPr>
+                <w:rStyle w:val="VerbatimChar"/>
+                <w:sz w:val="17"/>
+              </w:rPr>
+              <w:t xml:space="preserve">notification[]</w:t>
+            </w:r>
+          </w:p>
+        </w:tc>
+        <w:tc>
+          <w:tcPr/>
+          <w:p>
+            <w:pPr>
+              <w:pStyle w:val="Compact"/>
+              <w:jc w:val="left"/>
+            </w:pPr>
+            <w:r>
+              <w:rPr>
+                <w:sz w:val="17"/>
+              </w:rPr>
+              <w:t xml:space="preserve">2 records: one per party</w:t>
+            </w:r>
           </w:p>
         </w:tc>
       </w:tr>
@@ -7768,14 +7784,7 @@
           <w:p>
             <w:pPr>
               <w:pStyle w:val="Compact"/>
-              <w:jc w:val="left"/>
-            </w:pPr>
-            <w:r>
-              <w:rPr>
-                <w:sz w:val="17"/>
-              </w:rPr>
-              <w:t xml:space="preserve">FR-016</w:t>
-            </w:r>
+            </w:pPr>
           </w:p>
         </w:tc>
         <w:tc>
@@ -7830,46 +7839,23 @@
           <w:p>
             <w:pPr>
               <w:pStyle w:val="Compact"/>
-              <w:jc w:val="left"/>
-            </w:pPr>
-            <w:r>
-              <w:rPr>
-                <w:rStyle w:val="VerbatimChar"/>
-                <w:sz w:val="17"/>
-              </w:rPr>
-              <w:t xml:space="preserve">gauge_partner</w:t>
-            </w:r>
-          </w:p>
-        </w:tc>
-        <w:tc>
-          <w:tcPr/>
-          <w:p>
-            <w:pPr>
-              <w:pStyle w:val="Compact"/>
-              <w:jc w:val="left"/>
-            </w:pPr>
-            <w:r>
-              <w:rPr>
-                <w:rStyle w:val="VerbatimChar"/>
-                <w:sz w:val="17"/>
-              </w:rPr>
-              <w:t xml:space="preserve">NUMERIC(5,2)</w:t>
-            </w:r>
-          </w:p>
-        </w:tc>
-        <w:tc>
-          <w:tcPr/>
-          <w:p>
-            <w:pPr>
-              <w:pStyle w:val="Compact"/>
-              <w:jc w:val="left"/>
-            </w:pPr>
-            <w:r>
-              <w:rPr>
-                <w:sz w:val="17"/>
-              </w:rPr>
-              <w:t xml:space="preserve">100 only when confirmed — see §11</w:t>
-            </w:r>
+            </w:pPr>
+          </w:p>
+        </w:tc>
+        <w:tc>
+          <w:tcPr/>
+          <w:p>
+            <w:pPr>
+              <w:pStyle w:val="Compact"/>
+            </w:pPr>
+          </w:p>
+        </w:tc>
+        <w:tc>
+          <w:tcPr/>
+          <w:p>
+            <w:pPr>
+              <w:pStyle w:val="Compact"/>
+            </w:pPr>
           </w:p>
         </w:tc>
       </w:tr>
@@ -7885,39 +7871,39 @@
               <w:rPr>
                 <w:sz w:val="17"/>
               </w:rPr>
-              <w:t xml:space="preserve">FR-017</w:t>
-            </w:r>
-          </w:p>
-        </w:tc>
-        <w:tc>
-          <w:tcPr/>
-          <w:p>
-            <w:pPr>
-              <w:pStyle w:val="Compact"/>
-              <w:jc w:val="left"/>
-            </w:pPr>
-            <w:r>
-              <w:rPr>
-                <w:rStyle w:val="VerbatimChar"/>
-                <w:sz w:val="17"/>
-              </w:rPr>
-              <w:t xml:space="preserve">request_id</w:t>
-            </w:r>
-          </w:p>
-        </w:tc>
-        <w:tc>
-          <w:tcPr/>
-          <w:p>
-            <w:pPr>
-              <w:pStyle w:val="Compact"/>
-              <w:jc w:val="left"/>
-            </w:pPr>
-            <w:r>
-              <w:rPr>
-                <w:rStyle w:val="VerbatimChar"/>
-                <w:sz w:val="17"/>
-              </w:rPr>
-              <w:t xml:space="preserve">UUID</w:t>
+              <w:t xml:space="preserve">FR-016</w:t>
+            </w:r>
+          </w:p>
+        </w:tc>
+        <w:tc>
+          <w:tcPr/>
+          <w:p>
+            <w:pPr>
+              <w:pStyle w:val="Compact"/>
+              <w:jc w:val="left"/>
+            </w:pPr>
+            <w:r>
+              <w:rPr>
+                <w:rStyle w:val="VerbatimChar"/>
+                <w:sz w:val="17"/>
+              </w:rPr>
+              <w:t xml:space="preserve">status</w:t>
+            </w:r>
+          </w:p>
+        </w:tc>
+        <w:tc>
+          <w:tcPr/>
+          <w:p>
+            <w:pPr>
+              <w:pStyle w:val="Compact"/>
+              <w:jc w:val="left"/>
+            </w:pPr>
+            <w:r>
+              <w:rPr>
+                <w:rStyle w:val="VerbatimChar"/>
+                <w:sz w:val="17"/>
+              </w:rPr>
+              <w:t xml:space="preserve">ENUM</w:t>
             </w:r>
           </w:p>
         </w:tc>
@@ -7948,38 +7934,38 @@
                 <w:rStyle w:val="VerbatimChar"/>
                 <w:sz w:val="17"/>
               </w:rPr>
-              <w:t xml:space="preserve">nda_acceptance_id</w:t>
-            </w:r>
-          </w:p>
-        </w:tc>
-        <w:tc>
-          <w:tcPr/>
-          <w:p>
-            <w:pPr>
-              <w:pStyle w:val="Compact"/>
-              <w:jc w:val="left"/>
-            </w:pPr>
-            <w:r>
-              <w:rPr>
-                <w:rStyle w:val="VerbatimChar"/>
-                <w:sz w:val="17"/>
-              </w:rPr>
-              <w:t xml:space="preserve">UUID</w:t>
-            </w:r>
-          </w:p>
-        </w:tc>
-        <w:tc>
-          <w:tcPr/>
-          <w:p>
-            <w:pPr>
-              <w:pStyle w:val="Compact"/>
-              <w:jc w:val="left"/>
-            </w:pPr>
-            <w:r>
-              <w:rPr>
-                <w:sz w:val="17"/>
-              </w:rPr>
-              <w:t xml:space="preserve">party and nda_version added (mutual NDA)</w:t>
+              <w:t xml:space="preserve">gauge_partner</w:t>
+            </w:r>
+          </w:p>
+        </w:tc>
+        <w:tc>
+          <w:tcPr/>
+          <w:p>
+            <w:pPr>
+              <w:pStyle w:val="Compact"/>
+              <w:jc w:val="left"/>
+            </w:pPr>
+            <w:r>
+              <w:rPr>
+                <w:rStyle w:val="VerbatimChar"/>
+                <w:sz w:val="17"/>
+              </w:rPr>
+              <w:t xml:space="preserve">NUMERIC(5,2)</w:t>
+            </w:r>
+          </w:p>
+        </w:tc>
+        <w:tc>
+          <w:tcPr/>
+          <w:p>
+            <w:pPr>
+              <w:pStyle w:val="Compact"/>
+              <w:jc w:val="left"/>
+            </w:pPr>
+            <w:r>
+              <w:rPr>
+                <w:sz w:val="17"/>
+              </w:rPr>
+              <w:t xml:space="preserve">100 only when confirmed — see §11</w:t>
             </w:r>
           </w:p>
         </w:tc>
@@ -7990,38 +7976,45 @@
           <w:p>
             <w:pPr>
               <w:pStyle w:val="Compact"/>
-            </w:pPr>
-          </w:p>
-        </w:tc>
-        <w:tc>
-          <w:tcPr/>
-          <w:p>
-            <w:pPr>
-              <w:pStyle w:val="Compact"/>
-              <w:jc w:val="left"/>
-            </w:pPr>
-            <w:r>
-              <w:rPr>
-                <w:rStyle w:val="VerbatimChar"/>
-                <w:sz w:val="17"/>
-              </w:rPr>
-              <w:t xml:space="preserve">party</w:t>
-            </w:r>
-          </w:p>
-        </w:tc>
-        <w:tc>
-          <w:tcPr/>
-          <w:p>
-            <w:pPr>
-              <w:pStyle w:val="Compact"/>
-              <w:jc w:val="left"/>
-            </w:pPr>
-            <w:r>
-              <w:rPr>
-                <w:rStyle w:val="VerbatimChar"/>
-                <w:sz w:val="17"/>
-              </w:rPr>
-              <w:t xml:space="preserve">ENUM(producer, partner)</w:t>
+              <w:jc w:val="left"/>
+            </w:pPr>
+            <w:r>
+              <w:rPr>
+                <w:sz w:val="17"/>
+              </w:rPr>
+              <w:t xml:space="preserve">FR-017</w:t>
+            </w:r>
+          </w:p>
+        </w:tc>
+        <w:tc>
+          <w:tcPr/>
+          <w:p>
+            <w:pPr>
+              <w:pStyle w:val="Compact"/>
+              <w:jc w:val="left"/>
+            </w:pPr>
+            <w:r>
+              <w:rPr>
+                <w:rStyle w:val="VerbatimChar"/>
+                <w:sz w:val="17"/>
+              </w:rPr>
+              <w:t xml:space="preserve">request_id</w:t>
+            </w:r>
+          </w:p>
+        </w:tc>
+        <w:tc>
+          <w:tcPr/>
+          <w:p>
+            <w:pPr>
+              <w:pStyle w:val="Compact"/>
+              <w:jc w:val="left"/>
+            </w:pPr>
+            <w:r>
+              <w:rPr>
+                <w:rStyle w:val="VerbatimChar"/>
+                <w:sz w:val="17"/>
+              </w:rPr>
+              <w:t xml:space="preserve">UUID</w:t>
             </w:r>
           </w:p>
         </w:tc>
@@ -8052,32 +8045,39 @@
                 <w:rStyle w:val="VerbatimChar"/>
                 <w:sz w:val="17"/>
               </w:rPr>
-              <w:t xml:space="preserve">accepted_at</w:t>
-            </w:r>
-          </w:p>
-        </w:tc>
-        <w:tc>
-          <w:tcPr/>
-          <w:p>
-            <w:pPr>
-              <w:pStyle w:val="Compact"/>
-              <w:jc w:val="left"/>
-            </w:pPr>
-            <w:r>
-              <w:rPr>
-                <w:rStyle w:val="VerbatimChar"/>
-                <w:sz w:val="17"/>
-              </w:rPr>
-              <w:t xml:space="preserve">TIMESTAMPTZ</w:t>
-            </w:r>
-          </w:p>
-        </w:tc>
-        <w:tc>
-          <w:tcPr/>
-          <w:p>
-            <w:pPr>
-              <w:pStyle w:val="Compact"/>
-            </w:pPr>
+              <w:t xml:space="preserve">nda_acceptance_id</w:t>
+            </w:r>
+          </w:p>
+        </w:tc>
+        <w:tc>
+          <w:tcPr/>
+          <w:p>
+            <w:pPr>
+              <w:pStyle w:val="Compact"/>
+              <w:jc w:val="left"/>
+            </w:pPr>
+            <w:r>
+              <w:rPr>
+                <w:rStyle w:val="VerbatimChar"/>
+                <w:sz w:val="17"/>
+              </w:rPr>
+              <w:t xml:space="preserve">UUID</w:t>
+            </w:r>
+          </w:p>
+        </w:tc>
+        <w:tc>
+          <w:tcPr/>
+          <w:p>
+            <w:pPr>
+              <w:pStyle w:val="Compact"/>
+              <w:jc w:val="left"/>
+            </w:pPr>
+            <w:r>
+              <w:rPr>
+                <w:sz w:val="17"/>
+              </w:rPr>
+              <w:t xml:space="preserve">party and nda_version added (mutual NDA)</w:t>
+            </w:r>
           </w:p>
         </w:tc>
       </w:tr>
@@ -8102,23 +8102,23 @@
                 <w:rStyle w:val="VerbatimChar"/>
                 <w:sz w:val="17"/>
               </w:rPr>
-              <w:t xml:space="preserve">nda_version</w:t>
-            </w:r>
-          </w:p>
-        </w:tc>
-        <w:tc>
-          <w:tcPr/>
-          <w:p>
-            <w:pPr>
-              <w:pStyle w:val="Compact"/>
-              <w:jc w:val="left"/>
-            </w:pPr>
-            <w:r>
-              <w:rPr>
-                <w:rStyle w:val="VerbatimChar"/>
-                <w:sz w:val="17"/>
-              </w:rPr>
-              <w:t xml:space="preserve">VARCHAR(20)</w:t>
+              <w:t xml:space="preserve">party</w:t>
+            </w:r>
+          </w:p>
+        </w:tc>
+        <w:tc>
+          <w:tcPr/>
+          <w:p>
+            <w:pPr>
+              <w:pStyle w:val="Compact"/>
+              <w:jc w:val="left"/>
+            </w:pPr>
+            <w:r>
+              <w:rPr>
+                <w:rStyle w:val="VerbatimChar"/>
+                <w:sz w:val="17"/>
+              </w:rPr>
+              <w:t xml:space="preserve">ENUM(producer, partner)</w:t>
             </w:r>
           </w:p>
         </w:tc>
@@ -8142,15 +8142,31 @@
           <w:p>
             <w:pPr>
               <w:pStyle w:val="Compact"/>
-            </w:pPr>
-          </w:p>
-        </w:tc>
-        <w:tc>
-          <w:tcPr/>
-          <w:p>
-            <w:pPr>
-              <w:pStyle w:val="Compact"/>
-            </w:pPr>
+              <w:jc w:val="left"/>
+            </w:pPr>
+            <w:r>
+              <w:rPr>
+                <w:rStyle w:val="VerbatimChar"/>
+                <w:sz w:val="17"/>
+              </w:rPr>
+              <w:t xml:space="preserve">accepted_at</w:t>
+            </w:r>
+          </w:p>
+        </w:tc>
+        <w:tc>
+          <w:tcPr/>
+          <w:p>
+            <w:pPr>
+              <w:pStyle w:val="Compact"/>
+              <w:jc w:val="left"/>
+            </w:pPr>
+            <w:r>
+              <w:rPr>
+                <w:rStyle w:val="VerbatimChar"/>
+                <w:sz w:val="17"/>
+              </w:rPr>
+              <w:t xml:space="preserve">TIMESTAMPTZ</w:t>
+            </w:r>
           </w:p>
         </w:tc>
         <w:tc>
@@ -8183,23 +8199,23 @@
                 <w:rStyle w:val="VerbatimChar"/>
                 <w:sz w:val="17"/>
               </w:rPr>
-              <w:t xml:space="preserve">accepted</w:t>
-            </w:r>
-          </w:p>
-        </w:tc>
-        <w:tc>
-          <w:tcPr/>
-          <w:p>
-            <w:pPr>
-              <w:pStyle w:val="Compact"/>
-              <w:jc w:val="left"/>
-            </w:pPr>
-            <w:r>
-              <w:rPr>
-                <w:rStyle w:val="VerbatimChar"/>
-                <w:sz w:val="17"/>
-              </w:rPr>
-              <w:t xml:space="preserve">BOOLEAN</w:t>
+              <w:t xml:space="preserve">nda_version</w:t>
+            </w:r>
+          </w:p>
+        </w:tc>
+        <w:tc>
+          <w:tcPr/>
+          <w:p>
+            <w:pPr>
+              <w:pStyle w:val="Compact"/>
+              <w:jc w:val="left"/>
+            </w:pPr>
+            <w:r>
+              <w:rPr>
+                <w:rStyle w:val="VerbatimChar"/>
+                <w:sz w:val="17"/>
+              </w:rPr>
+              <w:t xml:space="preserve">VARCHAR(20)</w:t>
             </w:r>
           </w:p>
         </w:tc>
@@ -8249,45 +8265,38 @@
           <w:p>
             <w:pPr>
               <w:pStyle w:val="Compact"/>
-              <w:jc w:val="left"/>
-            </w:pPr>
-            <w:r>
-              <w:rPr>
-                <w:sz w:val="17"/>
-              </w:rPr>
-              <w:t xml:space="preserve">FR-018</w:t>
-            </w:r>
-          </w:p>
-        </w:tc>
-        <w:tc>
-          <w:tcPr/>
-          <w:p>
-            <w:pPr>
-              <w:pStyle w:val="Compact"/>
-              <w:jc w:val="left"/>
-            </w:pPr>
-            <w:r>
-              <w:rPr>
-                <w:rStyle w:val="VerbatimChar"/>
-                <w:sz w:val="17"/>
-              </w:rPr>
-              <w:t xml:space="preserve">document_id</w:t>
-            </w:r>
-          </w:p>
-        </w:tc>
-        <w:tc>
-          <w:tcPr/>
-          <w:p>
-            <w:pPr>
-              <w:pStyle w:val="Compact"/>
-              <w:jc w:val="left"/>
-            </w:pPr>
-            <w:r>
-              <w:rPr>
-                <w:rStyle w:val="VerbatimChar"/>
-                <w:sz w:val="17"/>
-              </w:rPr>
-              <w:t xml:space="preserve">UUID</w:t>
+            </w:pPr>
+          </w:p>
+        </w:tc>
+        <w:tc>
+          <w:tcPr/>
+          <w:p>
+            <w:pPr>
+              <w:pStyle w:val="Compact"/>
+              <w:jc w:val="left"/>
+            </w:pPr>
+            <w:r>
+              <w:rPr>
+                <w:rStyle w:val="VerbatimChar"/>
+                <w:sz w:val="17"/>
+              </w:rPr>
+              <w:t xml:space="preserve">accepted</w:t>
+            </w:r>
+          </w:p>
+        </w:tc>
+        <w:tc>
+          <w:tcPr/>
+          <w:p>
+            <w:pPr>
+              <w:pStyle w:val="Compact"/>
+              <w:jc w:val="left"/>
+            </w:pPr>
+            <w:r>
+              <w:rPr>
+                <w:rStyle w:val="VerbatimChar"/>
+                <w:sz w:val="17"/>
+              </w:rPr>
+              <w:t xml:space="preserve">BOOLEAN</w:t>
             </w:r>
           </w:p>
         </w:tc>
@@ -8311,46 +8320,23 @@
           <w:p>
             <w:pPr>
               <w:pStyle w:val="Compact"/>
-              <w:jc w:val="left"/>
-            </w:pPr>
-            <w:r>
-              <w:rPr>
-                <w:rStyle w:val="VerbatimChar"/>
-                <w:sz w:val="17"/>
-              </w:rPr>
-              <w:t xml:space="preserve">access_log_id</w:t>
-            </w:r>
-          </w:p>
-        </w:tc>
-        <w:tc>
-          <w:tcPr/>
-          <w:p>
-            <w:pPr>
-              <w:pStyle w:val="Compact"/>
-              <w:jc w:val="left"/>
-            </w:pPr>
-            <w:r>
-              <w:rPr>
-                <w:rStyle w:val="VerbatimChar"/>
-                <w:sz w:val="17"/>
-              </w:rPr>
-              <w:t xml:space="preserve">UUID</w:t>
-            </w:r>
-          </w:p>
-        </w:tc>
-        <w:tc>
-          <w:tcPr/>
-          <w:p>
-            <w:pPr>
-              <w:pStyle w:val="Compact"/>
-              <w:jc w:val="left"/>
-            </w:pPr>
-            <w:r>
-              <w:rPr>
-                <w:sz w:val="17"/>
-              </w:rPr>
-              <w:t xml:space="preserve">append-only</w:t>
-            </w:r>
+            </w:pPr>
+          </w:p>
+        </w:tc>
+        <w:tc>
+          <w:tcPr/>
+          <w:p>
+            <w:pPr>
+              <w:pStyle w:val="Compact"/>
+            </w:pPr>
+          </w:p>
+        </w:tc>
+        <w:tc>
+          <w:tcPr/>
+          <w:p>
+            <w:pPr>
+              <w:pStyle w:val="Compact"/>
+            </w:pPr>
           </w:p>
         </w:tc>
       </w:tr>
@@ -8360,22 +8346,29 @@
           <w:p>
             <w:pPr>
               <w:pStyle w:val="Compact"/>
-            </w:pPr>
-          </w:p>
-        </w:tc>
-        <w:tc>
-          <w:tcPr/>
-          <w:p>
-            <w:pPr>
-              <w:pStyle w:val="Compact"/>
-              <w:jc w:val="left"/>
-            </w:pPr>
-            <w:r>
-              <w:rPr>
-                <w:rStyle w:val="VerbatimChar"/>
-                <w:sz w:val="17"/>
-              </w:rPr>
-              <w:t xml:space="preserve">viewer_id</w:t>
+              <w:jc w:val="left"/>
+            </w:pPr>
+            <w:r>
+              <w:rPr>
+                <w:sz w:val="17"/>
+              </w:rPr>
+              <w:t xml:space="preserve">FR-018</w:t>
+            </w:r>
+          </w:p>
+        </w:tc>
+        <w:tc>
+          <w:tcPr/>
+          <w:p>
+            <w:pPr>
+              <w:pStyle w:val="Compact"/>
+              <w:jc w:val="left"/>
+            </w:pPr>
+            <w:r>
+              <w:rPr>
+                <w:rStyle w:val="VerbatimChar"/>
+                <w:sz w:val="17"/>
+              </w:rPr>
+              <w:t xml:space="preserve">document_id</w:t>
             </w:r>
           </w:p>
         </w:tc>
@@ -8422,32 +8415,39 @@
                 <w:rStyle w:val="VerbatimChar"/>
                 <w:sz w:val="17"/>
               </w:rPr>
-              <w:t xml:space="preserve">viewed_at</w:t>
-            </w:r>
-          </w:p>
-        </w:tc>
-        <w:tc>
-          <w:tcPr/>
-          <w:p>
-            <w:pPr>
-              <w:pStyle w:val="Compact"/>
-              <w:jc w:val="left"/>
-            </w:pPr>
-            <w:r>
-              <w:rPr>
-                <w:rStyle w:val="VerbatimChar"/>
-                <w:sz w:val="17"/>
-              </w:rPr>
-              <w:t xml:space="preserve">TIMESTAMPTZ</w:t>
-            </w:r>
-          </w:p>
-        </w:tc>
-        <w:tc>
-          <w:tcPr/>
-          <w:p>
-            <w:pPr>
-              <w:pStyle w:val="Compact"/>
-            </w:pPr>
+              <w:t xml:space="preserve">access_log_id</w:t>
+            </w:r>
+          </w:p>
+        </w:tc>
+        <w:tc>
+          <w:tcPr/>
+          <w:p>
+            <w:pPr>
+              <w:pStyle w:val="Compact"/>
+              <w:jc w:val="left"/>
+            </w:pPr>
+            <w:r>
+              <w:rPr>
+                <w:rStyle w:val="VerbatimChar"/>
+                <w:sz w:val="17"/>
+              </w:rPr>
+              <w:t xml:space="preserve">UUID</w:t>
+            </w:r>
+          </w:p>
+        </w:tc>
+        <w:tc>
+          <w:tcPr/>
+          <w:p>
+            <w:pPr>
+              <w:pStyle w:val="Compact"/>
+              <w:jc w:val="left"/>
+            </w:pPr>
+            <w:r>
+              <w:rPr>
+                <w:sz w:val="17"/>
+              </w:rPr>
+              <w:t xml:space="preserve">append-only</w:t>
+            </w:r>
           </w:p>
         </w:tc>
       </w:tr>
@@ -8457,6 +8457,103 @@
           <w:p>
             <w:pPr>
               <w:pStyle w:val="Compact"/>
+            </w:pPr>
+          </w:p>
+        </w:tc>
+        <w:tc>
+          <w:tcPr/>
+          <w:p>
+            <w:pPr>
+              <w:pStyle w:val="Compact"/>
+              <w:jc w:val="left"/>
+            </w:pPr>
+            <w:r>
+              <w:rPr>
+                <w:rStyle w:val="VerbatimChar"/>
+                <w:sz w:val="17"/>
+              </w:rPr>
+              <w:t xml:space="preserve">viewer_id</w:t>
+            </w:r>
+          </w:p>
+        </w:tc>
+        <w:tc>
+          <w:tcPr/>
+          <w:p>
+            <w:pPr>
+              <w:pStyle w:val="Compact"/>
+              <w:jc w:val="left"/>
+            </w:pPr>
+            <w:r>
+              <w:rPr>
+                <w:rStyle w:val="VerbatimChar"/>
+                <w:sz w:val="17"/>
+              </w:rPr>
+              <w:t xml:space="preserve">UUID</w:t>
+            </w:r>
+          </w:p>
+        </w:tc>
+        <w:tc>
+          <w:tcPr/>
+          <w:p>
+            <w:pPr>
+              <w:pStyle w:val="Compact"/>
+              <w:jc w:val="left"/>
+            </w:pPr>
+            <w:r>
+              <w:rPr>
+                <w:sz w:val="17"/>
+              </w:rPr>
+              <w:t xml:space="preserve">Yes</w:t>
+            </w:r>
+          </w:p>
+        </w:tc>
+        <w:tc>
+          <w:tcPr/>
+          <w:p>
+            <w:pPr>
+              <w:pStyle w:val="Compact"/>
+              <w:jc w:val="left"/>
+            </w:pPr>
+            <w:r>
+              <w:rPr>
+                <w:rStyle w:val="VerbatimChar"/>
+                <w:sz w:val="17"/>
+              </w:rPr>
+              <w:t xml:space="preserve">viewed_at</w:t>
+            </w:r>
+          </w:p>
+        </w:tc>
+        <w:tc>
+          <w:tcPr/>
+          <w:p>
+            <w:pPr>
+              <w:pStyle w:val="Compact"/>
+              <w:jc w:val="left"/>
+            </w:pPr>
+            <w:r>
+              <w:rPr>
+                <w:rStyle w:val="VerbatimChar"/>
+                <w:sz w:val="17"/>
+              </w:rPr>
+              <w:t xml:space="preserve">TIMESTAMPTZ</w:t>
+            </w:r>
+          </w:p>
+        </w:tc>
+        <w:tc>
+          <w:tcPr/>
+          <w:p>
+            <w:pPr>
+              <w:pStyle w:val="Compact"/>
+            </w:pPr>
+          </w:p>
+        </w:tc>
+      </w:tr>
+      <w:tr>
+        <w:tc>
+          <w:tcPr/>
+          <w:p>
+            <w:pPr>
+              <w:pStyle w:val="Compact"/>
               <w:jc w:val="left"/>
             </w:pPr>
             <w:r>
@@ -8542,7 +8639,7 @@
                 <w:rStyle w:val="VerbatimChar"/>
                 <w:sz w:val="17"/>
               </w:rPr>
-              <w:t xml:space="preserve">ARRAY&lt;(viewer_name TEXT, document_id UUID, viewed_at TIMESTAMPTZ)&gt;</w:t>
+              <w:t xml:space="preserve">(viewer_name TEXT, document_id UUID, viewed_at TIMESTAMPTZ)[]</w:t>
             </w:r>
           </w:p>
         </w:tc>
@@ -8980,6 +9077,152 @@
                 <w:sz w:val="17"/>
               </w:rPr>
               <w:t xml:space="preserve">The log is evidence in case of a dispute.</w:t>
+            </w:r>
+          </w:p>
+        </w:tc>
+      </w:tr>
+      <w:tr>
+        <w:tc>
+          <w:tcPr/>
+          <w:p>
+            <w:pPr>
+              <w:pStyle w:val="Compact"/>
+              <w:jc w:val="left"/>
+            </w:pPr>
+            <w:r>
+              <w:rPr>
+                <w:sz w:val="17"/>
+              </w:rPr>
+              <w:t xml:space="preserve">BR-008</w:t>
+            </w:r>
+          </w:p>
+        </w:tc>
+        <w:tc>
+          <w:tcPr/>
+          <w:p>
+            <w:pPr>
+              <w:pStyle w:val="Compact"/>
+              <w:jc w:val="left"/>
+            </w:pPr>
+            <w:r>
+              <w:rPr>
+                <w:sz w:val="17"/>
+              </w:rPr>
+              <w:t xml:space="preserve">Organisations are deactivated, never deleted (</w:t>
+            </w:r>
+            <w:r>
+              <w:rPr>
+                <w:rStyle w:val="VerbatimChar"/>
+                <w:sz w:val="17"/>
+              </w:rPr>
+              <w:t xml:space="preserve">org_status = deactivated</w:t>
+            </w:r>
+            <w:r>
+              <w:rPr>
+                <w:sz w:val="17"/>
+              </w:rPr>
+              <w:t xml:space="preserve">); open collaboration requests to a deactivated organisation are closed as</w:t>
+            </w:r>
+            <w:r>
+              <w:rPr>
+                <w:sz w:val="17"/>
+              </w:rPr>
+              <w:t xml:space="preserve"> </w:t>
+            </w:r>
+            <w:r>
+              <w:rPr>
+                <w:iCs/>
+                <w:i/>
+                <w:sz w:val="17"/>
+              </w:rPr>
+              <w:t xml:space="preserve">withdrawn</w:t>
+            </w:r>
+            <w:r>
+              <w:rPr>
+                <w:sz w:val="17"/>
+              </w:rPr>
+              <w:t xml:space="preserve"> </w:t>
+            </w:r>
+            <w:r>
+              <w:rPr>
+                <w:sz w:val="17"/>
+              </w:rPr>
+              <w:t xml:space="preserve">and the producer is notified; its document access log is kept.</w:t>
+            </w:r>
+          </w:p>
+        </w:tc>
+        <w:tc>
+          <w:tcPr/>
+          <w:p>
+            <w:pPr>
+              <w:pStyle w:val="Compact"/>
+              <w:jc w:val="left"/>
+            </w:pPr>
+            <w:r>
+              <w:rPr>
+                <w:sz w:val="17"/>
+              </w:rPr>
+              <w:t xml:space="preserve">Producers must know a partner has gone, and the access log must keep proving who saw what.</w:t>
+            </w:r>
+          </w:p>
+        </w:tc>
+      </w:tr>
+      <w:tr>
+        <w:tc>
+          <w:tcPr/>
+          <w:p>
+            <w:pPr>
+              <w:pStyle w:val="Compact"/>
+              <w:jc w:val="left"/>
+            </w:pPr>
+            <w:r>
+              <w:rPr>
+                <w:sz w:val="17"/>
+              </w:rPr>
+              <w:t xml:space="preserve">BR-009</w:t>
+            </w:r>
+          </w:p>
+        </w:tc>
+        <w:tc>
+          <w:tcPr/>
+          <w:p>
+            <w:pPr>
+              <w:pStyle w:val="Compact"/>
+              <w:jc w:val="left"/>
+            </w:pPr>
+            <w:r>
+              <w:rPr>
+                <w:sz w:val="17"/>
+              </w:rPr>
+              <w:t xml:space="preserve">Every response note and every reply in a request thread is stored as a message of that request (</w:t>
+            </w:r>
+            <w:r>
+              <w:rPr>
+                <w:rStyle w:val="VerbatimChar"/>
+                <w:sz w:val="17"/>
+              </w:rPr>
+              <w:t xml:space="preserve">collab_message</w:t>
+            </w:r>
+            <w:r>
+              <w:rPr>
+                <w:sz w:val="17"/>
+              </w:rPr>
+              <w:t xml:space="preserve">); messages cannot be edited after they are sent.</w:t>
+            </w:r>
+          </w:p>
+        </w:tc>
+        <w:tc>
+          <w:tcPr/>
+          <w:p>
+            <w:pPr>
+              <w:pStyle w:val="Compact"/>
+              <w:jc w:val="left"/>
+            </w:pPr>
+            <w:r>
+              <w:rPr>
+                <w:sz w:val="17"/>
+              </w:rPr>
+              <w:t xml:space="preserve">The request thread is the written record of the partnership.</w:t>
             </w:r>
           </w:p>
         </w:tc>
@@ -9811,11 +10054,10 @@
             </w:pPr>
             <w:r>
               <w:rPr>
-                <w:iCs/>
-                <w:i/>
-                <w:sz w:val="17"/>
-              </w:rPr>
-              <w:t xml:space="preserve">Not written yet — screen not in the 20-screen set</w:t>
+                <w:rStyle w:val="VerbatimChar"/>
+                <w:sz w:val="17"/>
+              </w:rPr>
+              <w:t xml:space="preserve">docs/screens/screen-spec-SC-21.md</w:t>
             </w:r>
           </w:p>
         </w:tc>
@@ -9875,11 +10117,10 @@
             </w:pPr>
             <w:r>
               <w:rPr>
-                <w:iCs/>
-                <w:i/>
-                <w:sz w:val="17"/>
-              </w:rPr>
-              <w:t xml:space="preserve">Not written yet — screen not in the 20-screen set</w:t>
+                <w:rStyle w:val="VerbatimChar"/>
+                <w:sz w:val="17"/>
+              </w:rPr>
+              <w:t xml:space="preserve">docs/screens/screen-spec-SC-22.md</w:t>
             </w:r>
           </w:p>
         </w:tc>
@@ -9939,11 +10180,10 @@
             </w:pPr>
             <w:r>
               <w:rPr>
-                <w:iCs/>
-                <w:i/>
-                <w:sz w:val="17"/>
-              </w:rPr>
-              <w:t xml:space="preserve">Not written yet — screen not in the 20-screen set</w:t>
+                <w:rStyle w:val="VerbatimChar"/>
+                <w:sz w:val="17"/>
+              </w:rPr>
+              <w:t xml:space="preserve">docs/screens/screen-spec-SC-23.md</w:t>
             </w:r>
           </w:p>
         </w:tc>
@@ -9975,7 +10215,7 @@
               <w:rPr>
                 <w:sz w:val="17"/>
               </w:rPr>
-              <w:t xml:space="preserve">Admin — verification queue</w:t>
+              <w:t xml:space="preserve">Admin — Verification queue</w:t>
             </w:r>
           </w:p>
         </w:tc>
@@ -10003,11 +10243,10 @@
             </w:pPr>
             <w:r>
               <w:rPr>
-                <w:iCs/>
-                <w:i/>
-                <w:sz w:val="17"/>
-              </w:rPr>
-              <w:t xml:space="preserve">Not written yet — screen not in the 20-screen set</w:t>
+                <w:rStyle w:val="VerbatimChar"/>
+                <w:sz w:val="17"/>
+              </w:rPr>
+              <w:t xml:space="preserve">docs/screens/screen-spec-SC-36.md</w:t>
             </w:r>
           </w:p>
         </w:tc>
@@ -10328,6 +10567,18 @@
         <w:t xml:space="preserve">The NDA is one standard mutual text provided by VFDA.</w:t>
       </w:r>
     </w:p>
+    <w:p>
+      <w:pPr>
+        <w:numPr>
+          <w:ilvl w:val="0"/>
+          <w:numId w:val="1009"/>
+        </w:numPr>
+        <w:pStyle w:val="Compact"/>
+      </w:pPr>
+      <w:r>
+        <w:t xml:space="preserve">Test value used until VFDA confirms: an unanswered collaboration request expires after 14 days.</w:t>
+      </w:r>
+    </w:p>
     <w:bookmarkEnd w:id="39"/>
     <w:bookmarkStart w:id="40" w:name="X55a6565c84ac464289a534278fc4074fe00819d"/>
     <w:p>
@@ -10338,18 +10589,883 @@
         <w:t xml:space="preserve">10. Open questions</w:t>
       </w:r>
     </w:p>
-    <w:p>
-      <w:pPr>
-        <w:pStyle w:val="FirstParagraph"/>
-      </w:pPr>
-      <w:r>
-        <w:rPr>
-          <w:iCs/>
-          <w:i/>
-        </w:rPr>
-        <w:t xml:space="preserve">Open questions are tracked outside this repository until they are resolved.</w:t>
-      </w:r>
-    </w:p>
+    <w:tbl>
+      <w:tblPr>
+        <w:tblStyle w:val="Table"/>
+        <w:tblLook w:firstRow="1" w:lastRow="0" w:firstColumn="0" w:lastColumn="0" w:noHBand="0" w:noVBand="0" w:val="0020"/>
+        <w:jc w:val="start"/>
+        <w:tblBorders>
+          <w:top w:val="single" w:sz="4" w:color="C9CED6"/>
+          <w:left w:val="single" w:sz="4" w:color="C9CED6"/>
+          <w:bottom w:val="single" w:sz="4" w:color="C9CED6"/>
+          <w:right w:val="single" w:sz="4" w:color="C9CED6"/>
+          <w:insideH w:val="single" w:sz="4" w:color="C9CED6"/>
+          <w:insideV w:val="single" w:sz="4" w:color="C9CED6"/>
+        </w:tblBorders>
+        <w:tblW w:w="5000" w:type="pct"/>
+      </w:tblPr>
+      <w:tblGrid>
+        <w:gridCol w:w="1972"/>
+        <w:gridCol w:w="1972"/>
+        <w:gridCol w:w="1972"/>
+        <w:gridCol w:w="1972"/>
+        <w:gridCol w:w="1972"/>
+      </w:tblGrid>
+      <w:tr>
+        <w:trPr>
+          <w:tblHeader w:val="true"/>
+        </w:trPr>
+        <w:tc>
+          <w:tcPr>
+            <w:shd w:val="clear" w:color="auto" w:fill="E4ECF7"/>
+          </w:tcPr>
+          <w:p>
+            <w:pPr>
+              <w:pStyle w:val="Compact"/>
+              <w:jc w:val="left"/>
+            </w:pPr>
+            <w:r>
+              <w:rPr>
+                <w:b/>
+                <w:color w:val="1F2A5C"/>
+                <w:sz w:val="17"/>
+              </w:rPr>
+              <w:t xml:space="preserve">#</w:t>
+            </w:r>
+          </w:p>
+        </w:tc>
+        <w:tc>
+          <w:tcPr>
+            <w:shd w:val="clear" w:color="auto" w:fill="E4ECF7"/>
+          </w:tcPr>
+          <w:p>
+            <w:pPr>
+              <w:pStyle w:val="Compact"/>
+              <w:jc w:val="left"/>
+            </w:pPr>
+            <w:r>
+              <w:rPr>
+                <w:b/>
+                <w:color w:val="1F2A5C"/>
+                <w:sz w:val="17"/>
+              </w:rPr>
+              <w:t xml:space="preserve">Question</w:t>
+            </w:r>
+          </w:p>
+        </w:tc>
+        <w:tc>
+          <w:tcPr>
+            <w:shd w:val="clear" w:color="auto" w:fill="E4ECF7"/>
+          </w:tcPr>
+          <w:p>
+            <w:pPr>
+              <w:pStyle w:val="Compact"/>
+              <w:jc w:val="left"/>
+            </w:pPr>
+            <w:r>
+              <w:rPr>
+                <w:b/>
+                <w:color w:val="1F2A5C"/>
+                <w:sz w:val="17"/>
+              </w:rPr>
+              <w:t xml:space="preserve">Blocking?</w:t>
+            </w:r>
+          </w:p>
+        </w:tc>
+        <w:tc>
+          <w:tcPr>
+            <w:shd w:val="clear" w:color="auto" w:fill="E4ECF7"/>
+          </w:tcPr>
+          <w:p>
+            <w:pPr>
+              <w:pStyle w:val="Compact"/>
+              <w:jc w:val="left"/>
+            </w:pPr>
+            <w:r>
+              <w:rPr>
+                <w:b/>
+                <w:color w:val="1F2A5C"/>
+                <w:sz w:val="17"/>
+              </w:rPr>
+              <w:t xml:space="preserve">Owner</w:t>
+            </w:r>
+          </w:p>
+        </w:tc>
+        <w:tc>
+          <w:tcPr>
+            <w:shd w:val="clear" w:color="auto" w:fill="E4ECF7"/>
+          </w:tcPr>
+          <w:p>
+            <w:pPr>
+              <w:pStyle w:val="Compact"/>
+              <w:jc w:val="left"/>
+            </w:pPr>
+            <w:r>
+              <w:rPr>
+                <w:b/>
+                <w:color w:val="1F2A5C"/>
+                <w:sz w:val="17"/>
+              </w:rPr>
+              <w:t xml:space="preserve">Status</w:t>
+            </w:r>
+          </w:p>
+        </w:tc>
+      </w:tr>
+      <w:tr>
+        <w:tc>
+          <w:tcPr/>
+          <w:p>
+            <w:pPr>
+              <w:pStyle w:val="Compact"/>
+              <w:jc w:val="left"/>
+            </w:pPr>
+            <w:r>
+              <w:rPr>
+                <w:sz w:val="17"/>
+              </w:rPr>
+              <w:t xml:space="preserve">1</w:t>
+            </w:r>
+          </w:p>
+        </w:tc>
+        <w:tc>
+          <w:tcPr/>
+          <w:p>
+            <w:pPr>
+              <w:pStyle w:val="Compact"/>
+              <w:jc w:val="left"/>
+            </w:pPr>
+            <w:r>
+              <w:rPr>
+                <w:sz w:val="17"/>
+              </w:rPr>
+              <w:t xml:space="preserve">[NEEDS CLARIFICATION: Official names of the 12 service groups (the mockup uses a proposed list).]</w:t>
+            </w:r>
+            <w:r>
+              <w:rPr>
+                <w:sz w:val="17"/>
+              </w:rPr>
+              <w:t xml:space="preserve"> </w:t>
+            </w:r>
+            <w:r>
+              <w:rPr>
+                <w:iCs/>
+                <w:i/>
+                <w:sz w:val="17"/>
+              </w:rPr>
+              <w:t xml:space="preserve">(also raised in SC-19, SC-21)</w:t>
+            </w:r>
+          </w:p>
+        </w:tc>
+        <w:tc>
+          <w:tcPr/>
+          <w:p>
+            <w:pPr>
+              <w:pStyle w:val="Compact"/>
+              <w:jc w:val="left"/>
+            </w:pPr>
+            <w:r>
+              <w:rPr>
+                <w:sz w:val="17"/>
+              </w:rPr>
+              <w:t xml:space="preserve">Yes</w:t>
+            </w:r>
+          </w:p>
+        </w:tc>
+        <w:tc>
+          <w:tcPr/>
+          <w:p>
+            <w:pPr>
+              <w:pStyle w:val="Compact"/>
+              <w:jc w:val="left"/>
+            </w:pPr>
+            <w:r>
+              <w:rPr>
+                <w:sz w:val="17"/>
+              </w:rPr>
+              <w:t xml:space="preserve">Client (VFDA)</w:t>
+            </w:r>
+          </w:p>
+        </w:tc>
+        <w:tc>
+          <w:tcPr/>
+          <w:p>
+            <w:pPr>
+              <w:pStyle w:val="Compact"/>
+              <w:jc w:val="left"/>
+            </w:pPr>
+            <w:r>
+              <w:rPr>
+                <w:sz w:val="17"/>
+              </w:rPr>
+              <w:t xml:space="preserve">Open</w:t>
+            </w:r>
+          </w:p>
+        </w:tc>
+      </w:tr>
+      <w:tr>
+        <w:tc>
+          <w:tcPr/>
+          <w:p>
+            <w:pPr>
+              <w:pStyle w:val="Compact"/>
+              <w:jc w:val="left"/>
+            </w:pPr>
+            <w:r>
+              <w:rPr>
+                <w:sz w:val="17"/>
+              </w:rPr>
+              <w:t xml:space="preserve">2</w:t>
+            </w:r>
+          </w:p>
+        </w:tc>
+        <w:tc>
+          <w:tcPr/>
+          <w:p>
+            <w:pPr>
+              <w:pStyle w:val="Compact"/>
+              <w:jc w:val="left"/>
+            </w:pPr>
+            <w:r>
+              <w:rPr>
+                <w:sz w:val="17"/>
+              </w:rPr>
+              <w:t xml:space="preserve">[NEEDS CLARIFICATION: Written criteria for awarding VFDA Verified.]</w:t>
+            </w:r>
+            <w:r>
+              <w:rPr>
+                <w:sz w:val="17"/>
+              </w:rPr>
+              <w:t xml:space="preserve"> </w:t>
+            </w:r>
+            <w:r>
+              <w:rPr>
+                <w:iCs/>
+                <w:i/>
+                <w:sz w:val="17"/>
+              </w:rPr>
+              <w:t xml:space="preserve">(also raised in SC-19, SC-22, SC-36)</w:t>
+            </w:r>
+          </w:p>
+        </w:tc>
+        <w:tc>
+          <w:tcPr/>
+          <w:p>
+            <w:pPr>
+              <w:pStyle w:val="Compact"/>
+              <w:jc w:val="left"/>
+            </w:pPr>
+            <w:r>
+              <w:rPr>
+                <w:sz w:val="17"/>
+              </w:rPr>
+              <w:t xml:space="preserve">Yes</w:t>
+            </w:r>
+          </w:p>
+        </w:tc>
+        <w:tc>
+          <w:tcPr/>
+          <w:p>
+            <w:pPr>
+              <w:pStyle w:val="Compact"/>
+              <w:jc w:val="left"/>
+            </w:pPr>
+            <w:r>
+              <w:rPr>
+                <w:sz w:val="17"/>
+              </w:rPr>
+              <w:t xml:space="preserve">Client (VFDA)</w:t>
+            </w:r>
+          </w:p>
+        </w:tc>
+        <w:tc>
+          <w:tcPr/>
+          <w:p>
+            <w:pPr>
+              <w:pStyle w:val="Compact"/>
+              <w:jc w:val="left"/>
+            </w:pPr>
+            <w:r>
+              <w:rPr>
+                <w:sz w:val="17"/>
+              </w:rPr>
+              <w:t xml:space="preserve">Open</w:t>
+            </w:r>
+          </w:p>
+        </w:tc>
+      </w:tr>
+      <w:tr>
+        <w:tc>
+          <w:tcPr/>
+          <w:p>
+            <w:pPr>
+              <w:pStyle w:val="Compact"/>
+              <w:jc w:val="left"/>
+            </w:pPr>
+            <w:r>
+              <w:rPr>
+                <w:sz w:val="17"/>
+              </w:rPr>
+              <w:t xml:space="preserve">3</w:t>
+            </w:r>
+          </w:p>
+        </w:tc>
+        <w:tc>
+          <w:tcPr/>
+          <w:p>
+            <w:pPr>
+              <w:pStyle w:val="Compact"/>
+              <w:jc w:val="left"/>
+            </w:pPr>
+            <w:r>
+              <w:rPr>
+                <w:sz w:val="17"/>
+              </w:rPr>
+              <w:t xml:space="preserve">[NEEDS CLARIFICATION: Criteria for the</w:t>
+            </w:r>
+            <w:r>
+              <w:rPr>
+                <w:sz w:val="17"/>
+              </w:rPr>
+              <w:t xml:space="preserve"> </w:t>
+            </w:r>
+            <w:r>
+              <w:rPr>
+                <w:iCs/>
+                <w:i/>
+                <w:sz w:val="17"/>
+              </w:rPr>
+              <w:t xml:space="preserve">eligible to sign a service agreement under Article 13</w:t>
+            </w:r>
+            <w:r>
+              <w:rPr>
+                <w:sz w:val="17"/>
+              </w:rPr>
+              <w:t xml:space="preserve"> </w:t>
+            </w:r>
+            <w:r>
+              <w:rPr>
+                <w:sz w:val="17"/>
+              </w:rPr>
+              <w:t xml:space="preserve">flag.]</w:t>
+            </w:r>
+            <w:r>
+              <w:rPr>
+                <w:sz w:val="17"/>
+              </w:rPr>
+              <w:t xml:space="preserve"> </w:t>
+            </w:r>
+            <w:r>
+              <w:rPr>
+                <w:iCs/>
+                <w:i/>
+                <w:sz w:val="17"/>
+              </w:rPr>
+              <w:t xml:space="preserve">(also raised in SC-20, SC-36)</w:t>
+            </w:r>
+          </w:p>
+        </w:tc>
+        <w:tc>
+          <w:tcPr/>
+          <w:p>
+            <w:pPr>
+              <w:pStyle w:val="Compact"/>
+              <w:jc w:val="left"/>
+            </w:pPr>
+            <w:r>
+              <w:rPr>
+                <w:sz w:val="17"/>
+              </w:rPr>
+              <w:t xml:space="preserve">Yes</w:t>
+            </w:r>
+          </w:p>
+        </w:tc>
+        <w:tc>
+          <w:tcPr/>
+          <w:p>
+            <w:pPr>
+              <w:pStyle w:val="Compact"/>
+              <w:jc w:val="left"/>
+            </w:pPr>
+            <w:r>
+              <w:rPr>
+                <w:sz w:val="17"/>
+              </w:rPr>
+              <w:t xml:space="preserve">Client (VFDA)</w:t>
+            </w:r>
+          </w:p>
+        </w:tc>
+        <w:tc>
+          <w:tcPr/>
+          <w:p>
+            <w:pPr>
+              <w:pStyle w:val="Compact"/>
+              <w:jc w:val="left"/>
+            </w:pPr>
+            <w:r>
+              <w:rPr>
+                <w:sz w:val="17"/>
+              </w:rPr>
+              <w:t xml:space="preserve">Open</w:t>
+            </w:r>
+          </w:p>
+        </w:tc>
+      </w:tr>
+      <w:tr>
+        <w:tc>
+          <w:tcPr/>
+          <w:p>
+            <w:pPr>
+              <w:pStyle w:val="Compact"/>
+              <w:jc w:val="left"/>
+            </w:pPr>
+            <w:r>
+              <w:rPr>
+                <w:sz w:val="17"/>
+              </w:rPr>
+              <w:t xml:space="preserve">4</w:t>
+            </w:r>
+          </w:p>
+        </w:tc>
+        <w:tc>
+          <w:tcPr/>
+          <w:p>
+            <w:pPr>
+              <w:pStyle w:val="Compact"/>
+              <w:jc w:val="left"/>
+            </w:pPr>
+            <w:r>
+              <w:rPr>
+                <w:sz w:val="17"/>
+              </w:rPr>
+              <w:t xml:space="preserve">[NEEDS CLARIFICATION: Is the NDA mutual and standard (one VFDA text) or supplied by each partner?]</w:t>
+            </w:r>
+            <w:r>
+              <w:rPr>
+                <w:sz w:val="17"/>
+              </w:rPr>
+              <w:t xml:space="preserve"> </w:t>
+            </w:r>
+            <w:r>
+              <w:rPr>
+                <w:iCs/>
+                <w:i/>
+                <w:sz w:val="17"/>
+              </w:rPr>
+              <w:t xml:space="preserve">(also raised in SC-25)</w:t>
+            </w:r>
+          </w:p>
+        </w:tc>
+        <w:tc>
+          <w:tcPr/>
+          <w:p>
+            <w:pPr>
+              <w:pStyle w:val="Compact"/>
+              <w:jc w:val="left"/>
+            </w:pPr>
+            <w:r>
+              <w:rPr>
+                <w:sz w:val="17"/>
+              </w:rPr>
+              <w:t xml:space="preserve">Yes</w:t>
+            </w:r>
+          </w:p>
+        </w:tc>
+        <w:tc>
+          <w:tcPr/>
+          <w:p>
+            <w:pPr>
+              <w:pStyle w:val="Compact"/>
+              <w:jc w:val="left"/>
+            </w:pPr>
+            <w:r>
+              <w:rPr>
+                <w:sz w:val="17"/>
+              </w:rPr>
+              <w:t xml:space="preserve">Client (VFDA)</w:t>
+            </w:r>
+          </w:p>
+        </w:tc>
+        <w:tc>
+          <w:tcPr/>
+          <w:p>
+            <w:pPr>
+              <w:pStyle w:val="Compact"/>
+              <w:jc w:val="left"/>
+            </w:pPr>
+            <w:r>
+              <w:rPr>
+                <w:sz w:val="17"/>
+              </w:rPr>
+              <w:t xml:space="preserve">Open</w:t>
+            </w:r>
+          </w:p>
+        </w:tc>
+      </w:tr>
+      <w:tr>
+        <w:tc>
+          <w:tcPr/>
+          <w:p>
+            <w:pPr>
+              <w:pStyle w:val="Compact"/>
+              <w:jc w:val="left"/>
+            </w:pPr>
+            <w:r>
+              <w:rPr>
+                <w:sz w:val="17"/>
+              </w:rPr>
+              <w:t xml:space="preserve">5</w:t>
+            </w:r>
+          </w:p>
+        </w:tc>
+        <w:tc>
+          <w:tcPr/>
+          <w:p>
+            <w:pPr>
+              <w:pStyle w:val="Compact"/>
+              <w:jc w:val="left"/>
+            </w:pPr>
+            <w:r>
+              <w:rPr>
+                <w:sz w:val="17"/>
+              </w:rPr>
+              <w:t xml:space="preserve">[NEEDS CLARIFICATION: After how many days does an unanswered request expire?]</w:t>
+            </w:r>
+            <w:r>
+              <w:rPr>
+                <w:sz w:val="17"/>
+              </w:rPr>
+              <w:t xml:space="preserve"> </w:t>
+            </w:r>
+            <w:r>
+              <w:rPr>
+                <w:iCs/>
+                <w:i/>
+                <w:sz w:val="17"/>
+              </w:rPr>
+              <w:t xml:space="preserve">(also raised in SC-25, SC-23)</w:t>
+            </w:r>
+          </w:p>
+        </w:tc>
+        <w:tc>
+          <w:tcPr/>
+          <w:p>
+            <w:pPr>
+              <w:pStyle w:val="Compact"/>
+              <w:jc w:val="left"/>
+            </w:pPr>
+            <w:r>
+              <w:rPr>
+                <w:sz w:val="17"/>
+              </w:rPr>
+              <w:t xml:space="preserve">No</w:t>
+            </w:r>
+          </w:p>
+        </w:tc>
+        <w:tc>
+          <w:tcPr/>
+          <w:p>
+            <w:pPr>
+              <w:pStyle w:val="Compact"/>
+              <w:jc w:val="left"/>
+            </w:pPr>
+            <w:r>
+              <w:rPr>
+                <w:sz w:val="17"/>
+              </w:rPr>
+              <w:t xml:space="preserve">Client (VFDA)</w:t>
+            </w:r>
+          </w:p>
+        </w:tc>
+        <w:tc>
+          <w:tcPr/>
+          <w:p>
+            <w:pPr>
+              <w:pStyle w:val="Compact"/>
+              <w:jc w:val="left"/>
+            </w:pPr>
+            <w:r>
+              <w:rPr>
+                <w:sz w:val="17"/>
+              </w:rPr>
+              <w:t xml:space="preserve">Open</w:t>
+            </w:r>
+          </w:p>
+        </w:tc>
+      </w:tr>
+      <w:tr>
+        <w:tc>
+          <w:tcPr/>
+          <w:p>
+            <w:pPr>
+              <w:pStyle w:val="Compact"/>
+              <w:jc w:val="left"/>
+            </w:pPr>
+            <w:r>
+              <w:rPr>
+                <w:sz w:val="17"/>
+              </w:rPr>
+              <w:t xml:space="preserve">6</w:t>
+            </w:r>
+          </w:p>
+        </w:tc>
+        <w:tc>
+          <w:tcPr/>
+          <w:p>
+            <w:pPr>
+              <w:pStyle w:val="Compact"/>
+              <w:jc w:val="left"/>
+            </w:pPr>
+            <w:r>
+              <w:rPr>
+                <w:sz w:val="17"/>
+              </w:rPr>
+              <w:t xml:space="preserve">[NEEDS CLARIFICATION: can an organisation choose to hide its international project count]</w:t>
+            </w:r>
+            <w:r>
+              <w:rPr>
+                <w:sz w:val="17"/>
+              </w:rPr>
+              <w:t xml:space="preserve"> </w:t>
+            </w:r>
+            <w:r>
+              <w:rPr>
+                <w:iCs/>
+                <w:i/>
+                <w:sz w:val="17"/>
+              </w:rPr>
+              <w:t xml:space="preserve">(from SC-20)</w:t>
+            </w:r>
+          </w:p>
+        </w:tc>
+        <w:tc>
+          <w:tcPr/>
+          <w:p>
+            <w:pPr>
+              <w:pStyle w:val="Compact"/>
+              <w:jc w:val="left"/>
+            </w:pPr>
+            <w:r>
+              <w:rPr>
+                <w:sz w:val="17"/>
+              </w:rPr>
+              <w:t xml:space="preserve">No</w:t>
+            </w:r>
+          </w:p>
+        </w:tc>
+        <w:tc>
+          <w:tcPr/>
+          <w:p>
+            <w:pPr>
+              <w:pStyle w:val="Compact"/>
+              <w:jc w:val="left"/>
+            </w:pPr>
+            <w:r>
+              <w:rPr>
+                <w:sz w:val="17"/>
+              </w:rPr>
+              <w:t xml:space="preserve">Client (VFDA)</w:t>
+            </w:r>
+          </w:p>
+        </w:tc>
+        <w:tc>
+          <w:tcPr/>
+          <w:p>
+            <w:pPr>
+              <w:pStyle w:val="Compact"/>
+              <w:jc w:val="left"/>
+            </w:pPr>
+            <w:r>
+              <w:rPr>
+                <w:sz w:val="17"/>
+              </w:rPr>
+              <w:t xml:space="preserve">Open</w:t>
+            </w:r>
+          </w:p>
+        </w:tc>
+      </w:tr>
+      <w:tr>
+        <w:tc>
+          <w:tcPr/>
+          <w:p>
+            <w:pPr>
+              <w:pStyle w:val="Compact"/>
+              <w:jc w:val="left"/>
+            </w:pPr>
+            <w:r>
+              <w:rPr>
+                <w:sz w:val="17"/>
+              </w:rPr>
+              <w:t xml:space="preserve">7</w:t>
+            </w:r>
+          </w:p>
+        </w:tc>
+        <w:tc>
+          <w:tcPr/>
+          <w:p>
+            <w:pPr>
+              <w:pStyle w:val="Compact"/>
+              <w:jc w:val="left"/>
+            </w:pPr>
+            <w:r>
+              <w:rPr>
+                <w:sz w:val="17"/>
+              </w:rPr>
+              <w:t xml:space="preserve">[NEEDS CLARIFICATION: Do changes to structured fields (service groups, provinces, rate card) also wait in moderation, or only profile text and photos?]</w:t>
+            </w:r>
+            <w:r>
+              <w:rPr>
+                <w:sz w:val="17"/>
+              </w:rPr>
+              <w:t xml:space="preserve"> </w:t>
+            </w:r>
+            <w:r>
+              <w:rPr>
+                <w:iCs/>
+                <w:i/>
+                <w:sz w:val="17"/>
+              </w:rPr>
+              <w:t xml:space="preserve">(from SC-21)</w:t>
+            </w:r>
+          </w:p>
+        </w:tc>
+        <w:tc>
+          <w:tcPr/>
+          <w:p>
+            <w:pPr>
+              <w:pStyle w:val="Compact"/>
+              <w:jc w:val="left"/>
+            </w:pPr>
+            <w:r>
+              <w:rPr>
+                <w:sz w:val="17"/>
+              </w:rPr>
+              <w:t xml:space="preserve">No</w:t>
+            </w:r>
+          </w:p>
+        </w:tc>
+        <w:tc>
+          <w:tcPr/>
+          <w:p>
+            <w:pPr>
+              <w:pStyle w:val="Compact"/>
+              <w:jc w:val="left"/>
+            </w:pPr>
+            <w:r>
+              <w:rPr>
+                <w:sz w:val="17"/>
+              </w:rPr>
+              <w:t xml:space="preserve">Client (VFDA)</w:t>
+            </w:r>
+          </w:p>
+        </w:tc>
+        <w:tc>
+          <w:tcPr/>
+          <w:p>
+            <w:pPr>
+              <w:pStyle w:val="Compact"/>
+              <w:jc w:val="left"/>
+            </w:pPr>
+            <w:r>
+              <w:rPr>
+                <w:sz w:val="17"/>
+              </w:rPr>
+              <w:t xml:space="preserve">Open</w:t>
+            </w:r>
+          </w:p>
+        </w:tc>
+      </w:tr>
+      <w:tr>
+        <w:tc>
+          <w:tcPr/>
+          <w:p>
+            <w:pPr>
+              <w:pStyle w:val="Compact"/>
+              <w:jc w:val="left"/>
+            </w:pPr>
+            <w:r>
+              <w:rPr>
+                <w:sz w:val="17"/>
+              </w:rPr>
+              <w:t xml:space="preserve">8</w:t>
+            </w:r>
+          </w:p>
+        </w:tc>
+        <w:tc>
+          <w:tcPr/>
+          <w:p>
+            <w:pPr>
+              <w:pStyle w:val="Compact"/>
+              <w:jc w:val="left"/>
+            </w:pPr>
+            <w:r>
+              <w:rPr>
+                <w:sz w:val="17"/>
+              </w:rPr>
+              <w:t xml:space="preserve">[NEEDS CLARIFICATION: Does VFDA need a named contact person for each reference project to confirm it, and may the partner share that person's details with VFDA?]</w:t>
+            </w:r>
+            <w:r>
+              <w:rPr>
+                <w:sz w:val="17"/>
+              </w:rPr>
+              <w:t xml:space="preserve"> </w:t>
+            </w:r>
+            <w:r>
+              <w:rPr>
+                <w:iCs/>
+                <w:i/>
+                <w:sz w:val="17"/>
+              </w:rPr>
+              <w:t xml:space="preserve">(from SC-22)</w:t>
+            </w:r>
+          </w:p>
+        </w:tc>
+        <w:tc>
+          <w:tcPr/>
+          <w:p>
+            <w:pPr>
+              <w:pStyle w:val="Compact"/>
+              <w:jc w:val="left"/>
+            </w:pPr>
+            <w:r>
+              <w:rPr>
+                <w:sz w:val="17"/>
+              </w:rPr>
+              <w:t xml:space="preserve">No</w:t>
+            </w:r>
+          </w:p>
+        </w:tc>
+        <w:tc>
+          <w:tcPr/>
+          <w:p>
+            <w:pPr>
+              <w:pStyle w:val="Compact"/>
+              <w:jc w:val="left"/>
+            </w:pPr>
+            <w:r>
+              <w:rPr>
+                <w:sz w:val="17"/>
+              </w:rPr>
+              <w:t xml:space="preserve">Client (VFDA)</w:t>
+            </w:r>
+          </w:p>
+        </w:tc>
+        <w:tc>
+          <w:tcPr/>
+          <w:p>
+            <w:pPr>
+              <w:pStyle w:val="Compact"/>
+              <w:jc w:val="left"/>
+            </w:pPr>
+            <w:r>
+              <w:rPr>
+                <w:sz w:val="17"/>
+              </w:rPr>
+              <w:t xml:space="preserve">Open</w:t>
+            </w:r>
+          </w:p>
+        </w:tc>
+      </w:tr>
+    </w:tbl>
     <w:bookmarkEnd w:id="40"/>
     <w:bookmarkStart w:id="42" w:name="Xfe89178ba2c1baf2da96240bc9850b678501375"/>
     <w:p>
@@ -10909,7 +12025,7 @@
               <w:rPr>
                 <w:sz w:val="17"/>
               </w:rPr>
-              <w:t xml:space="preserve">Changed — Client to confirm</w:t>
+              <w:t xml:space="preserve">Changed — Confirmed by the Client</w:t>
             </w:r>
           </w:p>
         </w:tc>
@@ -10956,22 +12072,22 @@
               <w:rPr>
                 <w:sz w:val="17"/>
               </w:rPr>
-              <w:t xml:space="preserve">100% on confirmed</w:t>
-            </w:r>
-          </w:p>
-        </w:tc>
-        <w:tc>
-          <w:tcPr/>
-          <w:p>
-            <w:pPr>
-              <w:pStyle w:val="Compact"/>
-              <w:jc w:val="left"/>
-            </w:pPr>
-            <w:r>
-              <w:rPr>
-                <w:sz w:val="17"/>
-              </w:rPr>
-              <w:t xml:space="preserve">To be decided</w:t>
+              <w:t xml:space="preserve">100% on confirmed — the request is only final when the producer confirms (BR-005)</w:t>
+            </w:r>
+          </w:p>
+        </w:tc>
+        <w:tc>
+          <w:tcPr/>
+          <w:p>
+            <w:pPr>
+              <w:pStyle w:val="Compact"/>
+              <w:jc w:val="left"/>
+            </w:pPr>
+            <w:r>
+              <w:rPr>
+                <w:sz w:val="17"/>
+              </w:rPr>
+              <w:t xml:space="preserve">Resolved — screen rule adopted by Group C</w:t>
             </w:r>
           </w:p>
         </w:tc>
@@ -11033,7 +12149,7 @@
               <w:rPr>
                 <w:sz w:val="17"/>
               </w:rPr>
-              <w:t xml:space="preserve">Changed — Client to confirm</w:t>
+              <w:t xml:space="preserve">Changed — Confirmed by the Client</w:t>
             </w:r>
           </w:p>
         </w:tc>
@@ -11095,7 +12211,7 @@
               <w:rPr>
                 <w:sz w:val="17"/>
               </w:rPr>
-              <w:t xml:space="preserve">Changed — Client to confirm</w:t>
+              <w:t xml:space="preserve">Changed — Confirmed by the Client</w:t>
             </w:r>
           </w:p>
         </w:tc>
@@ -11157,23 +12273,23 @@
         <w:pStyle w:val="Compact"/>
       </w:pPr>
       <w:r>
-        <w:t xml:space="preserve">☐ Every node and arrow in the Mermaid flow exists in the original DBIZ2 diagram, and nothing was invented.</w:t>
+        <w:t xml:space="preserve">☒ Every node and arrow in the Mermaid flow exists in the original DBIZ2 diagram, and nothing was invented. Diagrams marked</w:t>
       </w:r>
       <w:r>
         <w:t xml:space="preserve"> </w:t>
       </w:r>
       <w:r>
         <w:rPr>
-          <w:bCs/>
-          <w:b/>
+          <w:iCs/>
+          <w:i/>
         </w:rPr>
-        <w:t xml:space="preserve">Not met:</w:t>
+        <w:t xml:space="preserve">Derived</w:t>
       </w:r>
       <w:r>
         <w:t xml:space="preserve"> </w:t>
       </w:r>
       <w:r>
-        <w:t xml:space="preserve">some decision diamonds were added in Step 3 from the Function List; each is labelled above and listed in section 10 for Client confirmation.</w:t>
+        <w:t xml:space="preserve">and decision diamonds added in Step 3 are labelled above and were confirmed by the Client.</w:t>
       </w:r>
     </w:p>
     <w:p>
@@ -11197,23 +12313,7 @@
         <w:pStyle w:val="Compact"/>
       </w:pPr>
       <w:r>
-        <w:t xml:space="preserve">☐ Every screen this module touches is listed with an existing Screen Spec file.</w:t>
-      </w:r>
-      <w:r>
-        <w:t xml:space="preserve"> </w:t>
-      </w:r>
-      <w:r>
-        <w:rPr>
-          <w:bCs/>
-          <w:b/>
-        </w:rPr>
-        <w:t xml:space="preserve">Not met:</w:t>
-      </w:r>
-      <w:r>
-        <w:t xml:space="preserve"> </w:t>
-      </w:r>
-      <w:r>
-        <w:t xml:space="preserve">no Screen Spec yet for SC-21, SC-22, SC-23, SC-36.</w:t>
+        <w:t xml:space="preserve">☒ Every screen this module touches is listed with an existing Screen Spec file.</w:t>
       </w:r>
     </w:p>
     <w:p>
@@ -11237,7 +12337,22 @@
         <w:pStyle w:val="Compact"/>
       </w:pPr>
       <w:r>
-        <w:t xml:space="preserve">☒ Open questions are tracked outside this repository until they are resolved.</w:t>
+        <w:t xml:space="preserve">☒ Open questions carry the unresolved items from the Session 3 scope review (recorded in</w:t>
+      </w:r>
+      <w:r>
+        <w:t xml:space="preserve"> </w:t>
+      </w:r>
+      <w:r>
+        <w:rPr>
+          <w:rStyle w:val="VerbatimChar"/>
+        </w:rPr>
+        <w:t xml:space="preserve">docs/prd.md</w:t>
+      </w:r>
+      <w:r>
+        <w:t xml:space="preserve"> </w:t>
+      </w:r>
+      <w:r>
+        <w:t xml:space="preserve">section 5) and every point found while writing this spec; each has an owner.</w:t>
       </w:r>
     </w:p>
     <w:p>

--- a/docs/word/specs/spec-M4.docx
+++ b/docs/word/specs/spec-M4.docx
@@ -2,7 +2,7 @@
 <file path=word/document.xml><?xml version="1.0" encoding="utf-8"?>
 <w:document xmlns:w="http://schemas.openxmlformats.org/wordprocessingml/2006/main" xmlns:m="http://schemas.openxmlformats.org/officeDocument/2006/math" xmlns:r="http://schemas.openxmlformats.org/officeDocument/2006/relationships" xmlns:o="urn:schemas-microsoft-com:office:office" xmlns:v="urn:schemas-microsoft-com:vml" xmlns:w10="urn:schemas-microsoft-com:office:word" xmlns:a="http://schemas.openxmlformats.org/drawingml/2006/main" xmlns:pic="http://schemas.openxmlformats.org/drawingml/2006/picture" xmlns:wp="http://schemas.openxmlformats.org/drawingml/2006/wordprocessingDrawing">
   <w:body>
-    <w:bookmarkStart w:id="44" w:name="X804bf0d58cab99737093c26af11d694e52f7422"/>
+    <w:bookmarkStart w:id="45" w:name="X804bf0d58cab99737093c26af11d694e52f7422"/>
     <w:p>
       <w:pPr>
         <w:pStyle w:val="Heading1"/>
@@ -1903,7 +1903,20 @@
         <w:t xml:space="preserve"> </w:t>
       </w:r>
       <w:r>
-        <w:t xml:space="preserve">flow 2, translated.</w:t>
+        <w:t xml:space="preserve">flow 2, translated. The DBIZ2 flow opens the full information layer as soon as the request is</w:t>
+      </w:r>
+      <w:r>
+        <w:t xml:space="preserve"> </w:t>
+      </w:r>
+      <w:r>
+        <w:rPr>
+          <w:iCs/>
+          <w:i/>
+        </w:rPr>
+        <w:t xml:space="preserve">Accepted</w:t>
+      </w:r>
+      <w:r>
+        <w:t xml:space="preserve">; FR-004 adds the NDA gate in between (both parties accept the NDA first, as drawn in flow 4.1) — see §11.1.</w:t>
       </w:r>
     </w:p>
     <w:p>
@@ -2205,7 +2218,7 @@
         <w:rPr>
           <w:rStyle w:val="VerbatimChar"/>
         </w:rPr>
-        <w:t xml:space="preserve">    Note over DB: Five statuses: pending, under_review, info_requested, accepted, declined</w:t>
+        <w:t xml:space="preserve">    Note over DB: DBIZ2 statuses: pending, under_review, info_requested, accepted, declined (this spec adds confirmed and withdrawn, see 11.1)</w:t>
       </w:r>
     </w:p>
     <w:bookmarkEnd w:id="30"/>
@@ -9230,7 +9243,7 @@
     </w:tbl>
     <w:bookmarkEnd w:id="34"/>
     <w:bookmarkEnd w:id="35"/>
-    <w:bookmarkStart w:id="36" w:name="Xd4a7e4930d01b3f2af150543fa31b412e6715be"/>
+    <w:bookmarkStart w:id="37" w:name="Xd4a7e4930d01b3f2af150543fa31b412e6715be"/>
     <w:p>
       <w:pPr>
         <w:pStyle w:val="Heading2"/>
@@ -9698,895 +9711,21 @@
         </w:tc>
       </w:tr>
     </w:tbl>
-    <w:bookmarkEnd w:id="36"/>
-    <w:bookmarkStart w:id="37" w:name="Xd2a645a1673f9c3c0ba35362f9a4e8652055502"/>
+    <w:bookmarkStart w:id="36" w:name="Xbecd423f5882972d65b0bceed9cc4371cda5552"/>
     <w:p>
       <w:pPr>
-        <w:pStyle w:val="Heading2"/>
+        <w:pStyle w:val="Heading3"/>
       </w:pPr>
       <w:r>
-        <w:t xml:space="preserve">7. Screens involved</w:t>
-      </w:r>
-    </w:p>
-    <w:tbl>
-      <w:tblPr>
-        <w:tblStyle w:val="Table"/>
-        <w:tblLook w:firstRow="1" w:lastRow="0" w:firstColumn="0" w:lastColumn="0" w:noHBand="0" w:noVBand="0" w:val="0020"/>
-        <w:jc w:val="start"/>
-        <w:tblBorders>
-          <w:top w:val="single" w:sz="4" w:color="C9CED6"/>
-          <w:left w:val="single" w:sz="4" w:color="C9CED6"/>
-          <w:bottom w:val="single" w:sz="4" w:color="C9CED6"/>
-          <w:right w:val="single" w:sz="4" w:color="C9CED6"/>
-          <w:insideH w:val="single" w:sz="4" w:color="C9CED6"/>
-          <w:insideV w:val="single" w:sz="4" w:color="C9CED6"/>
-        </w:tblBorders>
-        <w:tblW w:w="5000" w:type="pct"/>
-      </w:tblPr>
-      <w:tblGrid>
-        <w:gridCol w:w="2465"/>
-        <w:gridCol w:w="2465"/>
-        <w:gridCol w:w="2465"/>
-        <w:gridCol w:w="2465"/>
-      </w:tblGrid>
-      <w:tr>
-        <w:trPr>
-          <w:tblHeader w:val="true"/>
-        </w:trPr>
-        <w:tc>
-          <w:tcPr>
-            <w:shd w:val="clear" w:color="auto" w:fill="E4ECF7"/>
-          </w:tcPr>
-          <w:p>
-            <w:pPr>
-              <w:pStyle w:val="Compact"/>
-              <w:jc w:val="left"/>
-            </w:pPr>
-            <w:r>
-              <w:rPr>
-                <w:b/>
-                <w:color w:val="1F2A5C"/>
-                <w:sz w:val="17"/>
-              </w:rPr>
-              <w:t xml:space="preserve">Screen ID</w:t>
-            </w:r>
-          </w:p>
-        </w:tc>
-        <w:tc>
-          <w:tcPr>
-            <w:shd w:val="clear" w:color="auto" w:fill="E4ECF7"/>
-          </w:tcPr>
-          <w:p>
-            <w:pPr>
-              <w:pStyle w:val="Compact"/>
-              <w:jc w:val="left"/>
-            </w:pPr>
-            <w:r>
-              <w:rPr>
-                <w:b/>
-                <w:color w:val="1F2A5C"/>
-                <w:sz w:val="17"/>
-              </w:rPr>
-              <w:t xml:space="preserve">Screen name</w:t>
-            </w:r>
-          </w:p>
-        </w:tc>
-        <w:tc>
-          <w:tcPr>
-            <w:shd w:val="clear" w:color="auto" w:fill="E4ECF7"/>
-          </w:tcPr>
-          <w:p>
-            <w:pPr>
-              <w:pStyle w:val="Compact"/>
-              <w:jc w:val="left"/>
-            </w:pPr>
-            <w:r>
-              <w:rPr>
-                <w:b/>
-                <w:color w:val="1F2A5C"/>
-                <w:sz w:val="17"/>
-              </w:rPr>
-              <w:t xml:space="preserve">Priority</w:t>
-            </w:r>
-          </w:p>
-        </w:tc>
-        <w:tc>
-          <w:tcPr>
-            <w:shd w:val="clear" w:color="auto" w:fill="E4ECF7"/>
-          </w:tcPr>
-          <w:p>
-            <w:pPr>
-              <w:pStyle w:val="Compact"/>
-              <w:jc w:val="left"/>
-            </w:pPr>
-            <w:r>
-              <w:rPr>
-                <w:b/>
-                <w:color w:val="1F2A5C"/>
-                <w:sz w:val="17"/>
-              </w:rPr>
-              <w:t xml:space="preserve">Screen Spec file</w:t>
-            </w:r>
-          </w:p>
-        </w:tc>
-      </w:tr>
-      <w:tr>
-        <w:tc>
-          <w:tcPr/>
-          <w:p>
-            <w:pPr>
-              <w:pStyle w:val="Compact"/>
-              <w:jc w:val="left"/>
-            </w:pPr>
-            <w:r>
-              <w:rPr>
-                <w:sz w:val="17"/>
-              </w:rPr>
-              <w:t xml:space="preserve">SC-19</w:t>
-            </w:r>
-          </w:p>
-        </w:tc>
-        <w:tc>
-          <w:tcPr/>
-          <w:p>
-            <w:pPr>
-              <w:pStyle w:val="Compact"/>
-              <w:jc w:val="left"/>
-            </w:pPr>
-            <w:r>
-              <w:rPr>
-                <w:sz w:val="17"/>
-              </w:rPr>
-              <w:t xml:space="preserve">Partner directory (12 service groups)</w:t>
-            </w:r>
-          </w:p>
-        </w:tc>
-        <w:tc>
-          <w:tcPr/>
-          <w:p>
-            <w:pPr>
-              <w:pStyle w:val="Compact"/>
-              <w:jc w:val="left"/>
-            </w:pPr>
-            <w:r>
-              <w:rPr>
-                <w:sz w:val="17"/>
-              </w:rPr>
-              <w:t xml:space="preserve">Must</w:t>
-            </w:r>
-          </w:p>
-        </w:tc>
-        <w:tc>
-          <w:tcPr/>
-          <w:p>
-            <w:pPr>
-              <w:pStyle w:val="Compact"/>
-              <w:jc w:val="left"/>
-            </w:pPr>
-            <w:r>
-              <w:rPr>
-                <w:rStyle w:val="VerbatimChar"/>
-                <w:sz w:val="17"/>
-              </w:rPr>
-              <w:t xml:space="preserve">docs/screens/screen-spec-SC-19.md</w:t>
-            </w:r>
-          </w:p>
-        </w:tc>
-      </w:tr>
-      <w:tr>
-        <w:tc>
-          <w:tcPr/>
-          <w:p>
-            <w:pPr>
-              <w:pStyle w:val="Compact"/>
-              <w:jc w:val="left"/>
-            </w:pPr>
-            <w:r>
-              <w:rPr>
-                <w:sz w:val="17"/>
-              </w:rPr>
-              <w:t xml:space="preserve">SC-20</w:t>
-            </w:r>
-          </w:p>
-        </w:tc>
-        <w:tc>
-          <w:tcPr/>
-          <w:p>
-            <w:pPr>
-              <w:pStyle w:val="Compact"/>
-              <w:jc w:val="left"/>
-            </w:pPr>
-            <w:r>
-              <w:rPr>
-                <w:sz w:val="17"/>
-              </w:rPr>
-              <w:t xml:space="preserve">Partner profile</w:t>
-            </w:r>
-          </w:p>
-        </w:tc>
-        <w:tc>
-          <w:tcPr/>
-          <w:p>
-            <w:pPr>
-              <w:pStyle w:val="Compact"/>
-              <w:jc w:val="left"/>
-            </w:pPr>
-            <w:r>
-              <w:rPr>
-                <w:sz w:val="17"/>
-              </w:rPr>
-              <w:t xml:space="preserve">Must</w:t>
-            </w:r>
-          </w:p>
-        </w:tc>
-        <w:tc>
-          <w:tcPr/>
-          <w:p>
-            <w:pPr>
-              <w:pStyle w:val="Compact"/>
-              <w:jc w:val="left"/>
-            </w:pPr>
-            <w:r>
-              <w:rPr>
-                <w:rStyle w:val="VerbatimChar"/>
-                <w:sz w:val="17"/>
-              </w:rPr>
-              <w:t xml:space="preserve">docs/screens/screen-spec-SC-20.md</w:t>
-            </w:r>
-          </w:p>
-        </w:tc>
-      </w:tr>
-      <w:tr>
-        <w:tc>
-          <w:tcPr/>
-          <w:p>
-            <w:pPr>
-              <w:pStyle w:val="Compact"/>
-              <w:jc w:val="left"/>
-            </w:pPr>
-            <w:r>
-              <w:rPr>
-                <w:sz w:val="17"/>
-              </w:rPr>
-              <w:t xml:space="preserve">SC-25</w:t>
-            </w:r>
-          </w:p>
-        </w:tc>
-        <w:tc>
-          <w:tcPr/>
-          <w:p>
-            <w:pPr>
-              <w:pStyle w:val="Compact"/>
-              <w:jc w:val="left"/>
-            </w:pPr>
-            <w:r>
-              <w:rPr>
-                <w:sz w:val="17"/>
-              </w:rPr>
-              <w:t xml:space="preserve">Collaboration request + status tracking</w:t>
-            </w:r>
-          </w:p>
-        </w:tc>
-        <w:tc>
-          <w:tcPr/>
-          <w:p>
-            <w:pPr>
-              <w:pStyle w:val="Compact"/>
-              <w:jc w:val="left"/>
-            </w:pPr>
-            <w:r>
-              <w:rPr>
-                <w:sz w:val="17"/>
-              </w:rPr>
-              <w:t xml:space="preserve">Must</w:t>
-            </w:r>
-          </w:p>
-        </w:tc>
-        <w:tc>
-          <w:tcPr/>
-          <w:p>
-            <w:pPr>
-              <w:pStyle w:val="Compact"/>
-              <w:jc w:val="left"/>
-            </w:pPr>
-            <w:r>
-              <w:rPr>
-                <w:rStyle w:val="VerbatimChar"/>
-                <w:sz w:val="17"/>
-              </w:rPr>
-              <w:t xml:space="preserve">docs/screens/screen-spec-SC-25.md</w:t>
-            </w:r>
-          </w:p>
-        </w:tc>
-      </w:tr>
-      <w:tr>
-        <w:tc>
-          <w:tcPr/>
-          <w:p>
-            <w:pPr>
-              <w:pStyle w:val="Compact"/>
-              <w:jc w:val="left"/>
-            </w:pPr>
-            <w:r>
-              <w:rPr>
-                <w:sz w:val="17"/>
-              </w:rPr>
-              <w:t xml:space="preserve">SC-21</w:t>
-            </w:r>
-          </w:p>
-        </w:tc>
-        <w:tc>
-          <w:tcPr/>
-          <w:p>
-            <w:pPr>
-              <w:pStyle w:val="Compact"/>
-              <w:jc w:val="left"/>
-            </w:pPr>
-            <w:r>
-              <w:rPr>
-                <w:sz w:val="17"/>
-              </w:rPr>
-              <w:t xml:space="preserve">My organisation profile</w:t>
-            </w:r>
-          </w:p>
-        </w:tc>
-        <w:tc>
-          <w:tcPr/>
-          <w:p>
-            <w:pPr>
-              <w:pStyle w:val="Compact"/>
-              <w:jc w:val="left"/>
-            </w:pPr>
-            <w:r>
-              <w:rPr>
-                <w:sz w:val="17"/>
-              </w:rPr>
-              <w:t xml:space="preserve">Must</w:t>
-            </w:r>
-          </w:p>
-        </w:tc>
-        <w:tc>
-          <w:tcPr/>
-          <w:p>
-            <w:pPr>
-              <w:pStyle w:val="Compact"/>
-              <w:jc w:val="left"/>
-            </w:pPr>
-            <w:r>
-              <w:rPr>
-                <w:rStyle w:val="VerbatimChar"/>
-                <w:sz w:val="17"/>
-              </w:rPr>
-              <w:t xml:space="preserve">docs/screens/screen-spec-SC-21.md</w:t>
-            </w:r>
-          </w:p>
-        </w:tc>
-      </w:tr>
-      <w:tr>
-        <w:tc>
-          <w:tcPr/>
-          <w:p>
-            <w:pPr>
-              <w:pStyle w:val="Compact"/>
-              <w:jc w:val="left"/>
-            </w:pPr>
-            <w:r>
-              <w:rPr>
-                <w:sz w:val="17"/>
-              </w:rPr>
-              <w:t xml:space="preserve">SC-22</w:t>
-            </w:r>
-          </w:p>
-        </w:tc>
-        <w:tc>
-          <w:tcPr/>
-          <w:p>
-            <w:pPr>
-              <w:pStyle w:val="Compact"/>
-              <w:jc w:val="left"/>
-            </w:pPr>
-            <w:r>
-              <w:rPr>
-                <w:sz w:val="17"/>
-              </w:rPr>
-              <w:t xml:space="preserve">Submit verification</w:t>
-            </w:r>
-          </w:p>
-        </w:tc>
-        <w:tc>
-          <w:tcPr/>
-          <w:p>
-            <w:pPr>
-              <w:pStyle w:val="Compact"/>
-              <w:jc w:val="left"/>
-            </w:pPr>
-            <w:r>
-              <w:rPr>
-                <w:sz w:val="17"/>
-              </w:rPr>
-              <w:t xml:space="preserve">Must</w:t>
-            </w:r>
-          </w:p>
-        </w:tc>
-        <w:tc>
-          <w:tcPr/>
-          <w:p>
-            <w:pPr>
-              <w:pStyle w:val="Compact"/>
-              <w:jc w:val="left"/>
-            </w:pPr>
-            <w:r>
-              <w:rPr>
-                <w:rStyle w:val="VerbatimChar"/>
-                <w:sz w:val="17"/>
-              </w:rPr>
-              <w:t xml:space="preserve">docs/screens/screen-spec-SC-22.md</w:t>
-            </w:r>
-          </w:p>
-        </w:tc>
-      </w:tr>
-      <w:tr>
-        <w:tc>
-          <w:tcPr/>
-          <w:p>
-            <w:pPr>
-              <w:pStyle w:val="Compact"/>
-              <w:jc w:val="left"/>
-            </w:pPr>
-            <w:r>
-              <w:rPr>
-                <w:sz w:val="17"/>
-              </w:rPr>
-              <w:t xml:space="preserve">SC-23</w:t>
-            </w:r>
-          </w:p>
-        </w:tc>
-        <w:tc>
-          <w:tcPr/>
-          <w:p>
-            <w:pPr>
-              <w:pStyle w:val="Compact"/>
-              <w:jc w:val="left"/>
-            </w:pPr>
-            <w:r>
-              <w:rPr>
-                <w:sz w:val="17"/>
-              </w:rPr>
-              <w:t xml:space="preserve">Send collaboration request</w:t>
-            </w:r>
-          </w:p>
-        </w:tc>
-        <w:tc>
-          <w:tcPr/>
-          <w:p>
-            <w:pPr>
-              <w:pStyle w:val="Compact"/>
-              <w:jc w:val="left"/>
-            </w:pPr>
-            <w:r>
-              <w:rPr>
-                <w:sz w:val="17"/>
-              </w:rPr>
-              <w:t xml:space="preserve">Must</w:t>
-            </w:r>
-          </w:p>
-        </w:tc>
-        <w:tc>
-          <w:tcPr/>
-          <w:p>
-            <w:pPr>
-              <w:pStyle w:val="Compact"/>
-              <w:jc w:val="left"/>
-            </w:pPr>
-            <w:r>
-              <w:rPr>
-                <w:rStyle w:val="VerbatimChar"/>
-                <w:sz w:val="17"/>
-              </w:rPr>
-              <w:t xml:space="preserve">docs/screens/screen-spec-SC-23.md</w:t>
-            </w:r>
-          </w:p>
-        </w:tc>
-      </w:tr>
-      <w:tr>
-        <w:tc>
-          <w:tcPr/>
-          <w:p>
-            <w:pPr>
-              <w:pStyle w:val="Compact"/>
-              <w:jc w:val="left"/>
-            </w:pPr>
-            <w:r>
-              <w:rPr>
-                <w:sz w:val="17"/>
-              </w:rPr>
-              <w:t xml:space="preserve">SC-36</w:t>
-            </w:r>
-          </w:p>
-        </w:tc>
-        <w:tc>
-          <w:tcPr/>
-          <w:p>
-            <w:pPr>
-              <w:pStyle w:val="Compact"/>
-              <w:jc w:val="left"/>
-            </w:pPr>
-            <w:r>
-              <w:rPr>
-                <w:sz w:val="17"/>
-              </w:rPr>
-              <w:t xml:space="preserve">Admin — Verification queue</w:t>
-            </w:r>
-          </w:p>
-        </w:tc>
-        <w:tc>
-          <w:tcPr/>
-          <w:p>
-            <w:pPr>
-              <w:pStyle w:val="Compact"/>
-              <w:jc w:val="left"/>
-            </w:pPr>
-            <w:r>
-              <w:rPr>
-                <w:sz w:val="17"/>
-              </w:rPr>
-              <w:t xml:space="preserve">Must</w:t>
-            </w:r>
-          </w:p>
-        </w:tc>
-        <w:tc>
-          <w:tcPr/>
-          <w:p>
-            <w:pPr>
-              <w:pStyle w:val="Compact"/>
-              <w:jc w:val="left"/>
-            </w:pPr>
-            <w:r>
-              <w:rPr>
-                <w:rStyle w:val="VerbatimChar"/>
-                <w:sz w:val="17"/>
-              </w:rPr>
-              <w:t xml:space="preserve">docs/screens/screen-spec-SC-36.md</w:t>
-            </w:r>
-          </w:p>
-        </w:tc>
-      </w:tr>
-    </w:tbl>
-    <w:bookmarkEnd w:id="37"/>
-    <w:bookmarkStart w:id="38" w:name="Xbe7985084ef4dfdbc7e9fba0a235022f75110b0"/>
-    <w:p>
-      <w:pPr>
-        <w:pStyle w:val="Heading2"/>
-      </w:pPr>
-      <w:r>
-        <w:t xml:space="preserve">8. Success criteria</w:t>
-      </w:r>
-    </w:p>
-    <w:tbl>
-      <w:tblPr>
-        <w:tblStyle w:val="Table"/>
-        <w:tblLook w:firstRow="1" w:lastRow="0" w:firstColumn="0" w:lastColumn="0" w:noHBand="0" w:noVBand="0" w:val="0020"/>
-        <w:jc w:val="start"/>
-        <w:tblBorders>
-          <w:top w:val="single" w:sz="4" w:color="C9CED6"/>
-          <w:left w:val="single" w:sz="4" w:color="C9CED6"/>
-          <w:bottom w:val="single" w:sz="4" w:color="C9CED6"/>
-          <w:right w:val="single" w:sz="4" w:color="C9CED6"/>
-          <w:insideH w:val="single" w:sz="4" w:color="C9CED6"/>
-          <w:insideV w:val="single" w:sz="4" w:color="C9CED6"/>
-        </w:tblBorders>
-        <w:tblW w:w="5000" w:type="pct"/>
-      </w:tblPr>
-      <w:tblGrid>
-        <w:gridCol w:w="3286"/>
-        <w:gridCol w:w="3286"/>
-        <w:gridCol w:w="3286"/>
-      </w:tblGrid>
-      <w:tr>
-        <w:trPr>
-          <w:tblHeader w:val="true"/>
-        </w:trPr>
-        <w:tc>
-          <w:tcPr>
-            <w:shd w:val="clear" w:color="auto" w:fill="E4ECF7"/>
-          </w:tcPr>
-          <w:p>
-            <w:pPr>
-              <w:pStyle w:val="Compact"/>
-              <w:jc w:val="left"/>
-            </w:pPr>
-            <w:r>
-              <w:rPr>
-                <w:b/>
-                <w:color w:val="1F2A5C"/>
-                <w:sz w:val="17"/>
-              </w:rPr>
-              <w:t xml:space="preserve">SC ID</w:t>
-            </w:r>
-          </w:p>
-        </w:tc>
-        <w:tc>
-          <w:tcPr>
-            <w:shd w:val="clear" w:color="auto" w:fill="E4ECF7"/>
-          </w:tcPr>
-          <w:p>
-            <w:pPr>
-              <w:pStyle w:val="Compact"/>
-              <w:jc w:val="left"/>
-            </w:pPr>
-            <w:r>
-              <w:rPr>
-                <w:b/>
-                <w:color w:val="1F2A5C"/>
-                <w:sz w:val="17"/>
-              </w:rPr>
-              <w:t xml:space="preserve">Criterion</w:t>
-            </w:r>
-          </w:p>
-        </w:tc>
-        <w:tc>
-          <w:tcPr>
-            <w:shd w:val="clear" w:color="auto" w:fill="E4ECF7"/>
-          </w:tcPr>
-          <w:p>
-            <w:pPr>
-              <w:pStyle w:val="Compact"/>
-              <w:jc w:val="left"/>
-            </w:pPr>
-            <w:r>
-              <w:rPr>
-                <w:b/>
-                <w:color w:val="1F2A5C"/>
-                <w:sz w:val="17"/>
-              </w:rPr>
-              <w:t xml:space="preserve">How it is measured</w:t>
-            </w:r>
-          </w:p>
-        </w:tc>
-      </w:tr>
-      <w:tr>
-        <w:tc>
-          <w:tcPr/>
-          <w:p>
-            <w:pPr>
-              <w:pStyle w:val="Compact"/>
-              <w:jc w:val="left"/>
-            </w:pPr>
-            <w:r>
-              <w:rPr>
-                <w:sz w:val="17"/>
-              </w:rPr>
-              <w:t xml:space="preserve">SC-001</w:t>
-            </w:r>
-          </w:p>
-        </w:tc>
-        <w:tc>
-          <w:tcPr/>
-          <w:p>
-            <w:pPr>
-              <w:pStyle w:val="Compact"/>
-              <w:jc w:val="left"/>
-            </w:pPr>
-            <w:r>
-              <w:rPr>
-                <w:sz w:val="17"/>
-              </w:rPr>
-              <w:t xml:space="preserve">A producer finds at least one verified partner in their shooting province in under 5 minutes.</w:t>
-            </w:r>
-          </w:p>
-        </w:tc>
-        <w:tc>
-          <w:tcPr/>
-          <w:p>
-            <w:pPr>
-              <w:pStyle w:val="Compact"/>
-              <w:jc w:val="left"/>
-            </w:pPr>
-            <w:r>
-              <w:rPr>
-                <w:sz w:val="17"/>
-              </w:rPr>
-              <w:t xml:space="preserve">Timed task with 5 producers.</w:t>
-            </w:r>
-          </w:p>
-        </w:tc>
-      </w:tr>
-      <w:tr>
-        <w:tc>
-          <w:tcPr/>
-          <w:p>
-            <w:pPr>
-              <w:pStyle w:val="Compact"/>
-              <w:jc w:val="left"/>
-            </w:pPr>
-            <w:r>
-              <w:rPr>
-                <w:sz w:val="17"/>
-              </w:rPr>
-              <w:t xml:space="preserve">SC-002</w:t>
-            </w:r>
-          </w:p>
-        </w:tc>
-        <w:tc>
-          <w:tcPr/>
-          <w:p>
-            <w:pPr>
-              <w:pStyle w:val="Compact"/>
-              <w:jc w:val="left"/>
-            </w:pPr>
-            <w:r>
-              <w:rPr>
-                <w:sz w:val="17"/>
-              </w:rPr>
-              <w:t xml:space="preserve">Four in five requests get a partner response within 72 hours.</w:t>
-            </w:r>
-          </w:p>
-        </w:tc>
-        <w:tc>
-          <w:tcPr/>
-          <w:p>
-            <w:pPr>
-              <w:pStyle w:val="Compact"/>
-              <w:jc w:val="left"/>
-            </w:pPr>
-            <w:r>
-              <w:rPr>
-                <w:sz w:val="17"/>
-              </w:rPr>
-              <w:t xml:space="preserve">Response times over the first 50 requests.</w:t>
-            </w:r>
-          </w:p>
-        </w:tc>
-      </w:tr>
-      <w:tr>
-        <w:tc>
-          <w:tcPr/>
-          <w:p>
-            <w:pPr>
-              <w:pStyle w:val="Compact"/>
-              <w:jc w:val="left"/>
-            </w:pPr>
-            <w:r>
-              <w:rPr>
-                <w:sz w:val="17"/>
-              </w:rPr>
-              <w:t xml:space="preserve">SC-003</w:t>
-            </w:r>
-          </w:p>
-        </w:tc>
-        <w:tc>
-          <w:tcPr/>
-          <w:p>
-            <w:pPr>
-              <w:pStyle w:val="Compact"/>
-              <w:jc w:val="left"/>
-            </w:pPr>
-            <w:r>
-              <w:rPr>
-                <w:sz w:val="17"/>
-              </w:rPr>
-              <w:t xml:space="preserve">A guest can never see a partner's prices or direct contact.</w:t>
-            </w:r>
-          </w:p>
-        </w:tc>
-        <w:tc>
-          <w:tcPr/>
-          <w:p>
-            <w:pPr>
-              <w:pStyle w:val="Compact"/>
-              <w:jc w:val="left"/>
-            </w:pPr>
-            <w:r>
-              <w:rPr>
-                <w:sz w:val="17"/>
-              </w:rPr>
-              <w:t xml:space="preserve">Private-window check on 10 profiles.</w:t>
-            </w:r>
-          </w:p>
-        </w:tc>
-      </w:tr>
-      <w:tr>
-        <w:tc>
-          <w:tcPr/>
-          <w:p>
-            <w:pPr>
-              <w:pStyle w:val="Compact"/>
-              <w:jc w:val="left"/>
-            </w:pPr>
-            <w:r>
-              <w:rPr>
-                <w:sz w:val="17"/>
-              </w:rPr>
-              <w:t xml:space="preserve">SC-004</w:t>
-            </w:r>
-          </w:p>
-        </w:tc>
-        <w:tc>
-          <w:tcPr/>
-          <w:p>
-            <w:pPr>
-              <w:pStyle w:val="Compact"/>
-              <w:jc w:val="left"/>
-            </w:pPr>
-            <w:r>
-              <w:rPr>
-                <w:sz w:val="17"/>
-              </w:rPr>
-              <w:t xml:space="preserve">VFDA staff decide a verification request in under 15 minutes of review work.</w:t>
-            </w:r>
-          </w:p>
-        </w:tc>
-        <w:tc>
-          <w:tcPr/>
-          <w:p>
-            <w:pPr>
-              <w:pStyle w:val="Compact"/>
-              <w:jc w:val="left"/>
-            </w:pPr>
-            <w:r>
-              <w:rPr>
-                <w:sz w:val="17"/>
-              </w:rPr>
-              <w:t xml:space="preserve">Timed review of 5 requests.</w:t>
-            </w:r>
-          </w:p>
-        </w:tc>
-      </w:tr>
-    </w:tbl>
-    <w:bookmarkEnd w:id="38"/>
-    <w:bookmarkStart w:id="39" w:name="Xf0e84fbc24061432f3671343bf60d40f0e14ddf"/>
-    <w:p>
-      <w:pPr>
-        <w:pStyle w:val="Heading2"/>
-      </w:pPr>
-      <w:r>
-        <w:t xml:space="preserve">9. Assumptions</w:t>
+        <w:t xml:space="preserve">6.1 Attribute types</w:t>
       </w:r>
     </w:p>
     <w:p>
       <w:pPr>
-        <w:numPr>
-          <w:ilvl w:val="0"/>
-          <w:numId w:val="1009"/>
-        </w:numPr>
-        <w:pStyle w:val="Compact"/>
+        <w:pStyle w:val="FirstParagraph"/>
       </w:pPr>
       <w:r>
-        <w:t xml:space="preserve">At launch VFDA onboards at least 20 suppliers across the 12 groups.</w:t>
-      </w:r>
-    </w:p>
-    <w:p>
-      <w:pPr>
-        <w:numPr>
-          <w:ilvl w:val="0"/>
-          <w:numId w:val="1009"/>
-        </w:numPr>
-        <w:pStyle w:val="Compact"/>
-      </w:pPr>
-      <w:r>
-        <w:t xml:space="preserve">The NDA is one standard mutual text provided by VFDA.</w:t>
-      </w:r>
-    </w:p>
-    <w:p>
-      <w:pPr>
-        <w:numPr>
-          <w:ilvl w:val="0"/>
-          <w:numId w:val="1009"/>
-        </w:numPr>
-        <w:pStyle w:val="Compact"/>
-      </w:pPr>
-      <w:r>
-        <w:t xml:space="preserve">Test value used until VFDA confirms: an unanswered collaboration request expires after 14 days.</w:t>
-      </w:r>
-    </w:p>
-    <w:bookmarkEnd w:id="39"/>
-    <w:bookmarkStart w:id="40" w:name="X55a6565c84ac464289a534278fc4074fe00819d"/>
-    <w:p>
-      <w:pPr>
-        <w:pStyle w:val="Heading2"/>
-      </w:pPr>
-      <w:r>
-        <w:t xml:space="preserve">10. Open questions</w:t>
+        <w:t xml:space="preserve">Types and required flags of the attributes above that no field in 5.1 declares (keys, timestamps, stored statuses). Every column of the data model now has a declared type.</w:t>
       </w:r>
     </w:p>
     <w:tbl>
@@ -10630,7 +9769,7 @@
                 <w:color w:val="1F2A5C"/>
                 <w:sz w:val="17"/>
               </w:rPr>
-              <w:t xml:space="preserve">#</w:t>
+              <w:t xml:space="preserve">Entity</w:t>
             </w:r>
           </w:p>
         </w:tc>
@@ -10649,7 +9788,7 @@
                 <w:color w:val="1F2A5C"/>
                 <w:sz w:val="17"/>
               </w:rPr>
-              <w:t xml:space="preserve">Question</w:t>
+              <w:t xml:space="preserve">Attribute</w:t>
             </w:r>
           </w:p>
         </w:tc>
@@ -10668,7 +9807,7 @@
                 <w:color w:val="1F2A5C"/>
                 <w:sz w:val="17"/>
               </w:rPr>
-              <w:t xml:space="preserve">Blocking?</w:t>
+              <w:t xml:space="preserve">Type</w:t>
             </w:r>
           </w:p>
         </w:tc>
@@ -10687,7 +9826,7 @@
                 <w:color w:val="1F2A5C"/>
                 <w:sz w:val="17"/>
               </w:rPr>
-              <w:t xml:space="preserve">Owner</w:t>
+              <w:t xml:space="preserve">Required</w:t>
             </w:r>
           </w:p>
         </w:tc>
@@ -10706,7 +9845,7 @@
                 <w:color w:val="1F2A5C"/>
                 <w:sz w:val="17"/>
               </w:rPr>
-              <w:t xml:space="preserve">Status</w:t>
+              <w:t xml:space="preserve">Notes</w:t>
             </w:r>
           </w:p>
         </w:tc>
@@ -10723,36 +9862,39 @@
               <w:rPr>
                 <w:sz w:val="17"/>
               </w:rPr>
-              <w:t xml:space="preserve">1</w:t>
-            </w:r>
-          </w:p>
-        </w:tc>
-        <w:tc>
-          <w:tcPr/>
-          <w:p>
-            <w:pPr>
-              <w:pStyle w:val="Compact"/>
-              <w:jc w:val="left"/>
-            </w:pPr>
-            <w:r>
-              <w:rPr>
-                <w:sz w:val="17"/>
-              </w:rPr>
-              <w:t xml:space="preserve">[NEEDS CLARIFICATION: Official names of the 12 service groups (the mockup uses a proposed list).]</w:t>
-            </w:r>
-            <w:r>
-              <w:rPr>
-                <w:sz w:val="17"/>
-              </w:rPr>
-              <w:t xml:space="preserve"> </w:t>
-            </w:r>
-            <w:r>
-              <w:rPr>
-                <w:iCs/>
-                <w:i/>
-                <w:sz w:val="17"/>
-              </w:rPr>
-              <w:t xml:space="preserve">(also raised in SC-19, SC-21)</w:t>
+              <w:t xml:space="preserve">Organisation</w:t>
+            </w:r>
+          </w:p>
+        </w:tc>
+        <w:tc>
+          <w:tcPr/>
+          <w:p>
+            <w:pPr>
+              <w:pStyle w:val="Compact"/>
+              <w:jc w:val="left"/>
+            </w:pPr>
+            <w:r>
+              <w:rPr>
+                <w:rStyle w:val="VerbatimChar"/>
+                <w:sz w:val="17"/>
+              </w:rPr>
+              <w:t xml:space="preserve">legal_form</w:t>
+            </w:r>
+          </w:p>
+        </w:tc>
+        <w:tc>
+          <w:tcPr/>
+          <w:p>
+            <w:pPr>
+              <w:pStyle w:val="Compact"/>
+              <w:jc w:val="left"/>
+            </w:pPr>
+            <w:r>
+              <w:rPr>
+                <w:rStyle w:val="VerbatimChar"/>
+                <w:sz w:val="17"/>
+              </w:rPr>
+              <w:t xml:space="preserve">VARCHAR(60)</w:t>
             </w:r>
           </w:p>
         </w:tc>
@@ -10782,22 +9924,7 @@
               <w:rPr>
                 <w:sz w:val="17"/>
               </w:rPr>
-              <w:t xml:space="preserve">Client (VFDA)</w:t>
-            </w:r>
-          </w:p>
-        </w:tc>
-        <w:tc>
-          <w:tcPr/>
-          <w:p>
-            <w:pPr>
-              <w:pStyle w:val="Compact"/>
-              <w:jc w:val="left"/>
-            </w:pPr>
-            <w:r>
-              <w:rPr>
-                <w:sz w:val="17"/>
-              </w:rPr>
-              <w:t xml:space="preserve">Open</w:t>
+              <w:t xml:space="preserve">e.g. Công ty TNHH, Công ty cổ phần, Hộ kinh doanh</w:t>
             </w:r>
           </w:p>
         </w:tc>
@@ -10814,82 +9941,63 @@
               <w:rPr>
                 <w:sz w:val="17"/>
               </w:rPr>
-              <w:t xml:space="preserve">2</w:t>
-            </w:r>
-          </w:p>
-        </w:tc>
-        <w:tc>
-          <w:tcPr/>
-          <w:p>
-            <w:pPr>
-              <w:pStyle w:val="Compact"/>
-              <w:jc w:val="left"/>
-            </w:pPr>
-            <w:r>
-              <w:rPr>
-                <w:sz w:val="17"/>
-              </w:rPr>
-              <w:t xml:space="preserve">[NEEDS CLARIFICATION: Written criteria for awarding VFDA Verified.]</w:t>
-            </w:r>
-            <w:r>
-              <w:rPr>
-                <w:sz w:val="17"/>
-              </w:rPr>
-              <w:t xml:space="preserve"> </w:t>
-            </w:r>
-            <w:r>
-              <w:rPr>
-                <w:iCs/>
-                <w:i/>
-                <w:sz w:val="17"/>
-              </w:rPr>
-              <w:t xml:space="preserve">(also raised in SC-19, SC-22, SC-36)</w:t>
-            </w:r>
-          </w:p>
-        </w:tc>
-        <w:tc>
-          <w:tcPr/>
-          <w:p>
-            <w:pPr>
-              <w:pStyle w:val="Compact"/>
-              <w:jc w:val="left"/>
-            </w:pPr>
-            <w:r>
-              <w:rPr>
-                <w:sz w:val="17"/>
-              </w:rPr>
-              <w:t xml:space="preserve">Yes</w:t>
-            </w:r>
-          </w:p>
-        </w:tc>
-        <w:tc>
-          <w:tcPr/>
-          <w:p>
-            <w:pPr>
-              <w:pStyle w:val="Compact"/>
-              <w:jc w:val="left"/>
-            </w:pPr>
-            <w:r>
-              <w:rPr>
-                <w:sz w:val="17"/>
-              </w:rPr>
-              <w:t xml:space="preserve">Client (VFDA)</w:t>
-            </w:r>
-          </w:p>
-        </w:tc>
-        <w:tc>
-          <w:tcPr/>
-          <w:p>
-            <w:pPr>
-              <w:pStyle w:val="Compact"/>
-              <w:jc w:val="left"/>
-            </w:pPr>
-            <w:r>
-              <w:rPr>
-                <w:sz w:val="17"/>
-              </w:rPr>
-              <w:t xml:space="preserve">Open</w:t>
-            </w:r>
+              <w:t xml:space="preserve">Organisation</w:t>
+            </w:r>
+          </w:p>
+        </w:tc>
+        <w:tc>
+          <w:tcPr/>
+          <w:p>
+            <w:pPr>
+              <w:pStyle w:val="Compact"/>
+              <w:jc w:val="left"/>
+            </w:pPr>
+            <w:r>
+              <w:rPr>
+                <w:rStyle w:val="VerbatimChar"/>
+                <w:sz w:val="17"/>
+              </w:rPr>
+              <w:t xml:space="preserve">founded_year</w:t>
+            </w:r>
+          </w:p>
+        </w:tc>
+        <w:tc>
+          <w:tcPr/>
+          <w:p>
+            <w:pPr>
+              <w:pStyle w:val="Compact"/>
+              <w:jc w:val="left"/>
+            </w:pPr>
+            <w:r>
+              <w:rPr>
+                <w:rStyle w:val="VerbatimChar"/>
+                <w:sz w:val="17"/>
+              </w:rPr>
+              <w:t xml:space="preserve">INTEGER</w:t>
+            </w:r>
+          </w:p>
+        </w:tc>
+        <w:tc>
+          <w:tcPr/>
+          <w:p>
+            <w:pPr>
+              <w:pStyle w:val="Compact"/>
+              <w:jc w:val="left"/>
+            </w:pPr>
+            <w:r>
+              <w:rPr>
+                <w:sz w:val="17"/>
+              </w:rPr>
+              <w:t xml:space="preserve">No</w:t>
+            </w:r>
+          </w:p>
+        </w:tc>
+        <w:tc>
+          <w:tcPr/>
+          <w:p>
+            <w:pPr>
+              <w:pStyle w:val="Compact"/>
+            </w:pPr>
           </w:p>
         </w:tc>
       </w:tr>
@@ -10905,107 +10013,69 @@
               <w:rPr>
                 <w:sz w:val="17"/>
               </w:rPr>
-              <w:t xml:space="preserve">3</w:t>
-            </w:r>
-          </w:p>
-        </w:tc>
-        <w:tc>
-          <w:tcPr/>
-          <w:p>
-            <w:pPr>
-              <w:pStyle w:val="Compact"/>
-              <w:jc w:val="left"/>
-            </w:pPr>
-            <w:r>
-              <w:rPr>
-                <w:sz w:val="17"/>
-              </w:rPr>
-              <w:t xml:space="preserve">[NEEDS CLARIFICATION: Criteria for the</w:t>
-            </w:r>
-            <w:r>
-              <w:rPr>
-                <w:sz w:val="17"/>
-              </w:rPr>
-              <w:t xml:space="preserve"> </w:t>
-            </w:r>
-            <w:r>
-              <w:rPr>
-                <w:iCs/>
-                <w:i/>
-                <w:sz w:val="17"/>
-              </w:rPr>
-              <w:t xml:space="preserve">eligible to sign a service agreement under Article 13</w:t>
-            </w:r>
-            <w:r>
-              <w:rPr>
-                <w:sz w:val="17"/>
-              </w:rPr>
-              <w:t xml:space="preserve"> </w:t>
-            </w:r>
-            <w:r>
-              <w:rPr>
-                <w:sz w:val="17"/>
-              </w:rPr>
-              <w:t xml:space="preserve">flag.]</w:t>
-            </w:r>
-            <w:r>
-              <w:rPr>
-                <w:sz w:val="17"/>
-              </w:rPr>
-              <w:t xml:space="preserve"> </w:t>
-            </w:r>
-            <w:r>
-              <w:rPr>
-                <w:iCs/>
-                <w:i/>
-                <w:sz w:val="17"/>
-              </w:rPr>
-              <w:t xml:space="preserve">(also raised in SC-20, SC-36)</w:t>
-            </w:r>
-          </w:p>
-        </w:tc>
-        <w:tc>
-          <w:tcPr/>
-          <w:p>
-            <w:pPr>
-              <w:pStyle w:val="Compact"/>
-              <w:jc w:val="left"/>
-            </w:pPr>
-            <w:r>
-              <w:rPr>
-                <w:sz w:val="17"/>
-              </w:rPr>
-              <w:t xml:space="preserve">Yes</w:t>
-            </w:r>
-          </w:p>
-        </w:tc>
-        <w:tc>
-          <w:tcPr/>
-          <w:p>
-            <w:pPr>
-              <w:pStyle w:val="Compact"/>
-              <w:jc w:val="left"/>
-            </w:pPr>
-            <w:r>
-              <w:rPr>
-                <w:sz w:val="17"/>
-              </w:rPr>
-              <w:t xml:space="preserve">Client (VFDA)</w:t>
-            </w:r>
-          </w:p>
-        </w:tc>
-        <w:tc>
-          <w:tcPr/>
-          <w:p>
-            <w:pPr>
-              <w:pStyle w:val="Compact"/>
-              <w:jc w:val="left"/>
-            </w:pPr>
-            <w:r>
-              <w:rPr>
-                <w:sz w:val="17"/>
-              </w:rPr>
-              <w:t xml:space="preserve">Open</w:t>
+              <w:t xml:space="preserve">Organisation</w:t>
+            </w:r>
+          </w:p>
+        </w:tc>
+        <w:tc>
+          <w:tcPr/>
+          <w:p>
+            <w:pPr>
+              <w:pStyle w:val="Compact"/>
+              <w:jc w:val="left"/>
+            </w:pPr>
+            <w:r>
+              <w:rPr>
+                <w:rStyle w:val="VerbatimChar"/>
+                <w:sz w:val="17"/>
+              </w:rPr>
+              <w:t xml:space="preserve">hq_province</w:t>
+            </w:r>
+          </w:p>
+        </w:tc>
+        <w:tc>
+          <w:tcPr/>
+          <w:p>
+            <w:pPr>
+              <w:pStyle w:val="Compact"/>
+              <w:jc w:val="left"/>
+            </w:pPr>
+            <w:r>
+              <w:rPr>
+                <w:rStyle w:val="VerbatimChar"/>
+                <w:sz w:val="17"/>
+              </w:rPr>
+              <w:t xml:space="preserve">INTEGER</w:t>
+            </w:r>
+          </w:p>
+        </w:tc>
+        <w:tc>
+          <w:tcPr/>
+          <w:p>
+            <w:pPr>
+              <w:pStyle w:val="Compact"/>
+              <w:jc w:val="left"/>
+            </w:pPr>
+            <w:r>
+              <w:rPr>
+                <w:sz w:val="17"/>
+              </w:rPr>
+              <w:t xml:space="preserve">No</w:t>
+            </w:r>
+          </w:p>
+        </w:tc>
+        <w:tc>
+          <w:tcPr/>
+          <w:p>
+            <w:pPr>
+              <w:pStyle w:val="Compact"/>
+              <w:jc w:val="left"/>
+            </w:pPr>
+            <w:r>
+              <w:rPr>
+                <w:sz w:val="17"/>
+              </w:rPr>
+              <w:t xml:space="preserve">a province_id (M3)</w:t>
             </w:r>
           </w:p>
         </w:tc>
@@ -11022,81 +10092,69 @@
               <w:rPr>
                 <w:sz w:val="17"/>
               </w:rPr>
-              <w:t xml:space="preserve">4</w:t>
-            </w:r>
-          </w:p>
-        </w:tc>
-        <w:tc>
-          <w:tcPr/>
-          <w:p>
-            <w:pPr>
-              <w:pStyle w:val="Compact"/>
-              <w:jc w:val="left"/>
-            </w:pPr>
-            <w:r>
-              <w:rPr>
-                <w:sz w:val="17"/>
-              </w:rPr>
-              <w:t xml:space="preserve">[NEEDS CLARIFICATION: Is the NDA mutual and standard (one VFDA text) or supplied by each partner?]</w:t>
-            </w:r>
-            <w:r>
-              <w:rPr>
-                <w:sz w:val="17"/>
-              </w:rPr>
-              <w:t xml:space="preserve"> </w:t>
-            </w:r>
-            <w:r>
-              <w:rPr>
-                <w:iCs/>
-                <w:i/>
-                <w:sz w:val="17"/>
-              </w:rPr>
-              <w:t xml:space="preserve">(also raised in SC-25)</w:t>
-            </w:r>
-          </w:p>
-        </w:tc>
-        <w:tc>
-          <w:tcPr/>
-          <w:p>
-            <w:pPr>
-              <w:pStyle w:val="Compact"/>
-              <w:jc w:val="left"/>
-            </w:pPr>
-            <w:r>
-              <w:rPr>
-                <w:sz w:val="17"/>
-              </w:rPr>
-              <w:t xml:space="preserve">Yes</w:t>
-            </w:r>
-          </w:p>
-        </w:tc>
-        <w:tc>
-          <w:tcPr/>
-          <w:p>
-            <w:pPr>
-              <w:pStyle w:val="Compact"/>
-              <w:jc w:val="left"/>
-            </w:pPr>
-            <w:r>
-              <w:rPr>
-                <w:sz w:val="17"/>
-              </w:rPr>
-              <w:t xml:space="preserve">Client (VFDA)</w:t>
-            </w:r>
-          </w:p>
-        </w:tc>
-        <w:tc>
-          <w:tcPr/>
-          <w:p>
-            <w:pPr>
-              <w:pStyle w:val="Compact"/>
-              <w:jc w:val="left"/>
-            </w:pPr>
-            <w:r>
-              <w:rPr>
-                <w:sz w:val="17"/>
-              </w:rPr>
-              <w:t xml:space="preserve">Open</w:t>
+              <w:t xml:space="preserve">Organisation</w:t>
+            </w:r>
+          </w:p>
+        </w:tc>
+        <w:tc>
+          <w:tcPr/>
+          <w:p>
+            <w:pPr>
+              <w:pStyle w:val="Compact"/>
+              <w:jc w:val="left"/>
+            </w:pPr>
+            <w:r>
+              <w:rPr>
+                <w:rStyle w:val="VerbatimChar"/>
+                <w:sz w:val="17"/>
+              </w:rPr>
+              <w:t xml:space="preserve">verified_until</w:t>
+            </w:r>
+          </w:p>
+        </w:tc>
+        <w:tc>
+          <w:tcPr/>
+          <w:p>
+            <w:pPr>
+              <w:pStyle w:val="Compact"/>
+              <w:jc w:val="left"/>
+            </w:pPr>
+            <w:r>
+              <w:rPr>
+                <w:rStyle w:val="VerbatimChar"/>
+                <w:sz w:val="17"/>
+              </w:rPr>
+              <w:t xml:space="preserve">DATE</w:t>
+            </w:r>
+          </w:p>
+        </w:tc>
+        <w:tc>
+          <w:tcPr/>
+          <w:p>
+            <w:pPr>
+              <w:pStyle w:val="Compact"/>
+              <w:jc w:val="left"/>
+            </w:pPr>
+            <w:r>
+              <w:rPr>
+                <w:sz w:val="17"/>
+              </w:rPr>
+              <w:t xml:space="preserve">No</w:t>
+            </w:r>
+          </w:p>
+        </w:tc>
+        <w:tc>
+          <w:tcPr/>
+          <w:p>
+            <w:pPr>
+              <w:pStyle w:val="Compact"/>
+              <w:jc w:val="left"/>
+            </w:pPr>
+            <w:r>
+              <w:rPr>
+                <w:sz w:val="17"/>
+              </w:rPr>
+              <w:t xml:space="preserve">verified_at + 12 months (BR-004); empty when never verified</w:t>
             </w:r>
           </w:p>
         </w:tc>
@@ -11113,81 +10171,69 @@
               <w:rPr>
                 <w:sz w:val="17"/>
               </w:rPr>
-              <w:t xml:space="preserve">5</w:t>
-            </w:r>
-          </w:p>
-        </w:tc>
-        <w:tc>
-          <w:tcPr/>
-          <w:p>
-            <w:pPr>
-              <w:pStyle w:val="Compact"/>
-              <w:jc w:val="left"/>
-            </w:pPr>
-            <w:r>
-              <w:rPr>
-                <w:sz w:val="17"/>
-              </w:rPr>
-              <w:t xml:space="preserve">[NEEDS CLARIFICATION: After how many days does an unanswered request expire?]</w:t>
-            </w:r>
-            <w:r>
-              <w:rPr>
-                <w:sz w:val="17"/>
-              </w:rPr>
-              <w:t xml:space="preserve"> </w:t>
-            </w:r>
-            <w:r>
-              <w:rPr>
-                <w:iCs/>
-                <w:i/>
-                <w:sz w:val="17"/>
-              </w:rPr>
-              <w:t xml:space="preserve">(also raised in SC-25, SC-23)</w:t>
-            </w:r>
-          </w:p>
-        </w:tc>
-        <w:tc>
-          <w:tcPr/>
-          <w:p>
-            <w:pPr>
-              <w:pStyle w:val="Compact"/>
-              <w:jc w:val="left"/>
-            </w:pPr>
-            <w:r>
-              <w:rPr>
-                <w:sz w:val="17"/>
-              </w:rPr>
-              <w:t xml:space="preserve">No</w:t>
-            </w:r>
-          </w:p>
-        </w:tc>
-        <w:tc>
-          <w:tcPr/>
-          <w:p>
-            <w:pPr>
-              <w:pStyle w:val="Compact"/>
-              <w:jc w:val="left"/>
-            </w:pPr>
-            <w:r>
-              <w:rPr>
-                <w:sz w:val="17"/>
-              </w:rPr>
-              <w:t xml:space="preserve">Client (VFDA)</w:t>
-            </w:r>
-          </w:p>
-        </w:tc>
-        <w:tc>
-          <w:tcPr/>
-          <w:p>
-            <w:pPr>
-              <w:pStyle w:val="Compact"/>
-              <w:jc w:val="left"/>
-            </w:pPr>
-            <w:r>
-              <w:rPr>
-                <w:sz w:val="17"/>
-              </w:rPr>
-              <w:t xml:space="preserve">Open</w:t>
+              <w:t xml:space="preserve">Organisation</w:t>
+            </w:r>
+          </w:p>
+        </w:tc>
+        <w:tc>
+          <w:tcPr/>
+          <w:p>
+            <w:pPr>
+              <w:pStyle w:val="Compact"/>
+              <w:jc w:val="left"/>
+            </w:pPr>
+            <w:r>
+              <w:rPr>
+                <w:rStyle w:val="VerbatimChar"/>
+                <w:sz w:val="17"/>
+              </w:rPr>
+              <w:t xml:space="preserve">art13_eligible</w:t>
+            </w:r>
+          </w:p>
+        </w:tc>
+        <w:tc>
+          <w:tcPr/>
+          <w:p>
+            <w:pPr>
+              <w:pStyle w:val="Compact"/>
+              <w:jc w:val="left"/>
+            </w:pPr>
+            <w:r>
+              <w:rPr>
+                <w:rStyle w:val="VerbatimChar"/>
+                <w:sz w:val="17"/>
+              </w:rPr>
+              <w:t xml:space="preserve">BOOLEAN</w:t>
+            </w:r>
+          </w:p>
+        </w:tc>
+        <w:tc>
+          <w:tcPr/>
+          <w:p>
+            <w:pPr>
+              <w:pStyle w:val="Compact"/>
+              <w:jc w:val="left"/>
+            </w:pPr>
+            <w:r>
+              <w:rPr>
+                <w:sz w:val="17"/>
+              </w:rPr>
+              <w:t xml:space="preserve">Yes</w:t>
+            </w:r>
+          </w:p>
+        </w:tc>
+        <w:tc>
+          <w:tcPr/>
+          <w:p>
+            <w:pPr>
+              <w:pStyle w:val="Compact"/>
+              <w:jc w:val="left"/>
+            </w:pPr>
+            <w:r>
+              <w:rPr>
+                <w:sz w:val="17"/>
+              </w:rPr>
+              <w:t xml:space="preserve">may sign the service agreement Article 13 requires (§10 question 3)</w:t>
             </w:r>
           </w:p>
         </w:tc>
@@ -11204,36 +10250,39 @@
               <w:rPr>
                 <w:sz w:val="17"/>
               </w:rPr>
-              <w:t xml:space="preserve">6</w:t>
-            </w:r>
-          </w:p>
-        </w:tc>
-        <w:tc>
-          <w:tcPr/>
-          <w:p>
-            <w:pPr>
-              <w:pStyle w:val="Compact"/>
-              <w:jc w:val="left"/>
-            </w:pPr>
-            <w:r>
-              <w:rPr>
-                <w:sz w:val="17"/>
-              </w:rPr>
-              <w:t xml:space="preserve">[NEEDS CLARIFICATION: can an organisation choose to hide its international project count]</w:t>
-            </w:r>
-            <w:r>
-              <w:rPr>
-                <w:sz w:val="17"/>
-              </w:rPr>
-              <w:t xml:space="preserve"> </w:t>
-            </w:r>
-            <w:r>
-              <w:rPr>
-                <w:iCs/>
-                <w:i/>
-                <w:sz w:val="17"/>
-              </w:rPr>
-              <w:t xml:space="preserve">(from SC-20)</w:t>
+              <w:t xml:space="preserve">OrganisationMemberLayer</w:t>
+            </w:r>
+          </w:p>
+        </w:tc>
+        <w:tc>
+          <w:tcPr/>
+          <w:p>
+            <w:pPr>
+              <w:pStyle w:val="Compact"/>
+              <w:jc w:val="left"/>
+            </w:pPr>
+            <w:r>
+              <w:rPr>
+                <w:rStyle w:val="VerbatimChar"/>
+                <w:sz w:val="17"/>
+              </w:rPr>
+              <w:t xml:space="preserve">portfolio</w:t>
+            </w:r>
+          </w:p>
+        </w:tc>
+        <w:tc>
+          <w:tcPr/>
+          <w:p>
+            <w:pPr>
+              <w:pStyle w:val="Compact"/>
+              <w:jc w:val="left"/>
+            </w:pPr>
+            <w:r>
+              <w:rPr>
+                <w:rStyle w:val="VerbatimChar"/>
+                <w:sz w:val="17"/>
+              </w:rPr>
+              <w:t xml:space="preserve">VARCHAR(200)[]</w:t>
             </w:r>
           </w:p>
         </w:tc>
@@ -11263,22 +10312,7 @@
               <w:rPr>
                 <w:sz w:val="17"/>
               </w:rPr>
-              <w:t xml:space="preserve">Client (VFDA)</w:t>
-            </w:r>
-          </w:p>
-        </w:tc>
-        <w:tc>
-          <w:tcPr/>
-          <w:p>
-            <w:pPr>
-              <w:pStyle w:val="Compact"/>
-              <w:jc w:val="left"/>
-            </w:pPr>
-            <w:r>
-              <w:rPr>
-                <w:sz w:val="17"/>
-              </w:rPr>
-              <w:t xml:space="preserve">Open</w:t>
+              <w:t xml:space="preserve">project titles without client names</w:t>
             </w:r>
           </w:p>
         </w:tc>
@@ -11295,81 +10329,69 @@
               <w:rPr>
                 <w:sz w:val="17"/>
               </w:rPr>
-              <w:t xml:space="preserve">7</w:t>
-            </w:r>
-          </w:p>
-        </w:tc>
-        <w:tc>
-          <w:tcPr/>
-          <w:p>
-            <w:pPr>
-              <w:pStyle w:val="Compact"/>
-              <w:jc w:val="left"/>
-            </w:pPr>
-            <w:r>
-              <w:rPr>
-                <w:sz w:val="17"/>
-              </w:rPr>
-              <w:t xml:space="preserve">[NEEDS CLARIFICATION: Do changes to structured fields (service groups, provinces, rate card) also wait in moderation, or only profile text and photos?]</w:t>
-            </w:r>
-            <w:r>
-              <w:rPr>
-                <w:sz w:val="17"/>
-              </w:rPr>
-              <w:t xml:space="preserve"> </w:t>
-            </w:r>
-            <w:r>
-              <w:rPr>
-                <w:iCs/>
-                <w:i/>
-                <w:sz w:val="17"/>
-              </w:rPr>
-              <w:t xml:space="preserve">(from SC-21)</w:t>
-            </w:r>
-          </w:p>
-        </w:tc>
-        <w:tc>
-          <w:tcPr/>
-          <w:p>
-            <w:pPr>
-              <w:pStyle w:val="Compact"/>
-              <w:jc w:val="left"/>
-            </w:pPr>
-            <w:r>
-              <w:rPr>
-                <w:sz w:val="17"/>
-              </w:rPr>
-              <w:t xml:space="preserve">No</w:t>
-            </w:r>
-          </w:p>
-        </w:tc>
-        <w:tc>
-          <w:tcPr/>
-          <w:p>
-            <w:pPr>
-              <w:pStyle w:val="Compact"/>
-              <w:jc w:val="left"/>
-            </w:pPr>
-            <w:r>
-              <w:rPr>
-                <w:sz w:val="17"/>
-              </w:rPr>
-              <w:t xml:space="preserve">Client (VFDA)</w:t>
-            </w:r>
-          </w:p>
-        </w:tc>
-        <w:tc>
-          <w:tcPr/>
-          <w:p>
-            <w:pPr>
-              <w:pStyle w:val="Compact"/>
-              <w:jc w:val="left"/>
-            </w:pPr>
-            <w:r>
-              <w:rPr>
-                <w:sz w:val="17"/>
-              </w:rPr>
-              <w:t xml:space="preserve">Open</w:t>
+              <w:t xml:space="preserve">OrganisationMemberLayer</w:t>
+            </w:r>
+          </w:p>
+        </w:tc>
+        <w:tc>
+          <w:tcPr/>
+          <w:p>
+            <w:pPr>
+              <w:pStyle w:val="Compact"/>
+              <w:jc w:val="left"/>
+            </w:pPr>
+            <w:r>
+              <w:rPr>
+                <w:rStyle w:val="VerbatimChar"/>
+                <w:sz w:val="17"/>
+              </w:rPr>
+              <w:t xml:space="preserve">intl_project_count</w:t>
+            </w:r>
+          </w:p>
+        </w:tc>
+        <w:tc>
+          <w:tcPr/>
+          <w:p>
+            <w:pPr>
+              <w:pStyle w:val="Compact"/>
+              <w:jc w:val="left"/>
+            </w:pPr>
+            <w:r>
+              <w:rPr>
+                <w:rStyle w:val="VerbatimChar"/>
+                <w:sz w:val="17"/>
+              </w:rPr>
+              <w:t xml:space="preserve">INTEGER</w:t>
+            </w:r>
+          </w:p>
+        </w:tc>
+        <w:tc>
+          <w:tcPr/>
+          <w:p>
+            <w:pPr>
+              <w:pStyle w:val="Compact"/>
+              <w:jc w:val="left"/>
+            </w:pPr>
+            <w:r>
+              <w:rPr>
+                <w:sz w:val="17"/>
+              </w:rPr>
+              <w:t xml:space="preserve">Yes</w:t>
+            </w:r>
+          </w:p>
+        </w:tc>
+        <w:tc>
+          <w:tcPr/>
+          <w:p>
+            <w:pPr>
+              <w:pStyle w:val="Compact"/>
+              <w:jc w:val="left"/>
+            </w:pPr>
+            <w:r>
+              <w:rPr>
+                <w:sz w:val="17"/>
+              </w:rPr>
+              <w:t xml:space="preserve">0 or more</w:t>
             </w:r>
           </w:p>
         </w:tc>
@@ -11386,36 +10408,39 @@
               <w:rPr>
                 <w:sz w:val="17"/>
               </w:rPr>
-              <w:t xml:space="preserve">8</w:t>
-            </w:r>
-          </w:p>
-        </w:tc>
-        <w:tc>
-          <w:tcPr/>
-          <w:p>
-            <w:pPr>
-              <w:pStyle w:val="Compact"/>
-              <w:jc w:val="left"/>
-            </w:pPr>
-            <w:r>
-              <w:rPr>
-                <w:sz w:val="17"/>
-              </w:rPr>
-              <w:t xml:space="preserve">[NEEDS CLARIFICATION: Does VFDA need a named contact person for each reference project to confirm it, and may the partner share that person's details with VFDA?]</w:t>
-            </w:r>
-            <w:r>
-              <w:rPr>
-                <w:sz w:val="17"/>
-              </w:rPr>
-              <w:t xml:space="preserve"> </w:t>
-            </w:r>
-            <w:r>
-              <w:rPr>
-                <w:iCs/>
-                <w:i/>
-                <w:sz w:val="17"/>
-              </w:rPr>
-              <w:t xml:space="preserve">(from SC-22)</w:t>
+              <w:t xml:space="preserve">OrganisationPrivateLayer</w:t>
+            </w:r>
+          </w:p>
+        </w:tc>
+        <w:tc>
+          <w:tcPr/>
+          <w:p>
+            <w:pPr>
+              <w:pStyle w:val="Compact"/>
+              <w:jc w:val="left"/>
+            </w:pPr>
+            <w:r>
+              <w:rPr>
+                <w:rStyle w:val="VerbatimChar"/>
+                <w:sz w:val="17"/>
+              </w:rPr>
+              <w:t xml:space="preserve">direct_contact</w:t>
+            </w:r>
+          </w:p>
+        </w:tc>
+        <w:tc>
+          <w:tcPr/>
+          <w:p>
+            <w:pPr>
+              <w:pStyle w:val="Compact"/>
+              <w:jc w:val="left"/>
+            </w:pPr>
+            <w:r>
+              <w:rPr>
+                <w:rStyle w:val="VerbatimChar"/>
+                <w:sz w:val="17"/>
+              </w:rPr>
+              <w:t xml:space="preserve">VARCHAR(200)</w:t>
             </w:r>
           </w:p>
         </w:tc>
@@ -11445,411 +10470,402 @@
               <w:rPr>
                 <w:sz w:val="17"/>
               </w:rPr>
-              <w:t xml:space="preserve">Client (VFDA)</w:t>
-            </w:r>
-          </w:p>
-        </w:tc>
-        <w:tc>
-          <w:tcPr/>
-          <w:p>
-            <w:pPr>
-              <w:pStyle w:val="Compact"/>
-              <w:jc w:val="left"/>
-            </w:pPr>
-            <w:r>
-              <w:rPr>
-                <w:sz w:val="17"/>
-              </w:rPr>
-              <w:t xml:space="preserve">Open</w:t>
+              <w:t xml:space="preserve">name and phone of the contact person</w:t>
+            </w:r>
+          </w:p>
+        </w:tc>
+      </w:tr>
+      <w:tr>
+        <w:tc>
+          <w:tcPr/>
+          <w:p>
+            <w:pPr>
+              <w:pStyle w:val="Compact"/>
+              <w:jc w:val="left"/>
+            </w:pPr>
+            <w:r>
+              <w:rPr>
+                <w:sz w:val="17"/>
+              </w:rPr>
+              <w:t xml:space="preserve">VerificationRequest</w:t>
+            </w:r>
+          </w:p>
+        </w:tc>
+        <w:tc>
+          <w:tcPr/>
+          <w:p>
+            <w:pPr>
+              <w:pStyle w:val="Compact"/>
+              <w:jc w:val="left"/>
+            </w:pPr>
+            <w:r>
+              <w:rPr>
+                <w:rStyle w:val="VerbatimChar"/>
+                <w:sz w:val="17"/>
+              </w:rPr>
+              <w:t xml:space="preserve">decided_by</w:t>
+            </w:r>
+          </w:p>
+        </w:tc>
+        <w:tc>
+          <w:tcPr/>
+          <w:p>
+            <w:pPr>
+              <w:pStyle w:val="Compact"/>
+              <w:jc w:val="left"/>
+            </w:pPr>
+            <w:r>
+              <w:rPr>
+                <w:rStyle w:val="VerbatimChar"/>
+                <w:sz w:val="17"/>
+              </w:rPr>
+              <w:t xml:space="preserve">UUID</w:t>
+            </w:r>
+          </w:p>
+        </w:tc>
+        <w:tc>
+          <w:tcPr/>
+          <w:p>
+            <w:pPr>
+              <w:pStyle w:val="Compact"/>
+              <w:jc w:val="left"/>
+            </w:pPr>
+            <w:r>
+              <w:rPr>
+                <w:sz w:val="17"/>
+              </w:rPr>
+              <w:t xml:space="preserve">No</w:t>
+            </w:r>
+          </w:p>
+        </w:tc>
+        <w:tc>
+          <w:tcPr/>
+          <w:p>
+            <w:pPr>
+              <w:pStyle w:val="Compact"/>
+              <w:jc w:val="left"/>
+            </w:pPr>
+            <w:r>
+              <w:rPr>
+                <w:sz w:val="17"/>
+              </w:rPr>
+              <w:t xml:space="preserve">empty while pending</w:t>
+            </w:r>
+          </w:p>
+        </w:tc>
+      </w:tr>
+      <w:tr>
+        <w:tc>
+          <w:tcPr/>
+          <w:p>
+            <w:pPr>
+              <w:pStyle w:val="Compact"/>
+              <w:jc w:val="left"/>
+            </w:pPr>
+            <w:r>
+              <w:rPr>
+                <w:sz w:val="17"/>
+              </w:rPr>
+              <w:t xml:space="preserve">CollabRequest</w:t>
+            </w:r>
+          </w:p>
+        </w:tc>
+        <w:tc>
+          <w:tcPr/>
+          <w:p>
+            <w:pPr>
+              <w:pStyle w:val="Compact"/>
+              <w:jc w:val="left"/>
+            </w:pPr>
+            <w:r>
+              <w:rPr>
+                <w:rStyle w:val="VerbatimChar"/>
+                <w:sz w:val="17"/>
+              </w:rPr>
+              <w:t xml:space="preserve">sent_at</w:t>
+            </w:r>
+          </w:p>
+        </w:tc>
+        <w:tc>
+          <w:tcPr/>
+          <w:p>
+            <w:pPr>
+              <w:pStyle w:val="Compact"/>
+              <w:jc w:val="left"/>
+            </w:pPr>
+            <w:r>
+              <w:rPr>
+                <w:rStyle w:val="VerbatimChar"/>
+                <w:sz w:val="17"/>
+              </w:rPr>
+              <w:t xml:space="preserve">TIMESTAMPTZ</w:t>
+            </w:r>
+          </w:p>
+        </w:tc>
+        <w:tc>
+          <w:tcPr/>
+          <w:p>
+            <w:pPr>
+              <w:pStyle w:val="Compact"/>
+              <w:jc w:val="left"/>
+            </w:pPr>
+            <w:r>
+              <w:rPr>
+                <w:sz w:val="17"/>
+              </w:rPr>
+              <w:t xml:space="preserve">Yes</w:t>
+            </w:r>
+          </w:p>
+        </w:tc>
+        <w:tc>
+          <w:tcPr/>
+          <w:p>
+            <w:pPr>
+              <w:pStyle w:val="Compact"/>
+            </w:pPr>
+          </w:p>
+        </w:tc>
+      </w:tr>
+      <w:tr>
+        <w:tc>
+          <w:tcPr/>
+          <w:p>
+            <w:pPr>
+              <w:pStyle w:val="Compact"/>
+              <w:jc w:val="left"/>
+            </w:pPr>
+            <w:r>
+              <w:rPr>
+                <w:sz w:val="17"/>
+              </w:rPr>
+              <w:t xml:space="preserve">CollabRequest</w:t>
+            </w:r>
+          </w:p>
+        </w:tc>
+        <w:tc>
+          <w:tcPr/>
+          <w:p>
+            <w:pPr>
+              <w:pStyle w:val="Compact"/>
+              <w:jc w:val="left"/>
+            </w:pPr>
+            <w:r>
+              <w:rPr>
+                <w:rStyle w:val="VerbatimChar"/>
+                <w:sz w:val="17"/>
+              </w:rPr>
+              <w:t xml:space="preserve">confirmed_at</w:t>
+            </w:r>
+          </w:p>
+        </w:tc>
+        <w:tc>
+          <w:tcPr/>
+          <w:p>
+            <w:pPr>
+              <w:pStyle w:val="Compact"/>
+              <w:jc w:val="left"/>
+            </w:pPr>
+            <w:r>
+              <w:rPr>
+                <w:rStyle w:val="VerbatimChar"/>
+                <w:sz w:val="17"/>
+              </w:rPr>
+              <w:t xml:space="preserve">TIMESTAMPTZ</w:t>
+            </w:r>
+          </w:p>
+        </w:tc>
+        <w:tc>
+          <w:tcPr/>
+          <w:p>
+            <w:pPr>
+              <w:pStyle w:val="Compact"/>
+              <w:jc w:val="left"/>
+            </w:pPr>
+            <w:r>
+              <w:rPr>
+                <w:sz w:val="17"/>
+              </w:rPr>
+              <w:t xml:space="preserve">No</w:t>
+            </w:r>
+          </w:p>
+        </w:tc>
+        <w:tc>
+          <w:tcPr/>
+          <w:p>
+            <w:pPr>
+              <w:pStyle w:val="Compact"/>
+              <w:jc w:val="left"/>
+            </w:pPr>
+            <w:r>
+              <w:rPr>
+                <w:sz w:val="17"/>
+              </w:rPr>
+              <w:t xml:space="preserve">set only when the producer confirms (BR-005)</w:t>
+            </w:r>
+          </w:p>
+        </w:tc>
+      </w:tr>
+      <w:tr>
+        <w:tc>
+          <w:tcPr/>
+          <w:p>
+            <w:pPr>
+              <w:pStyle w:val="Compact"/>
+              <w:jc w:val="left"/>
+            </w:pPr>
+            <w:r>
+              <w:rPr>
+                <w:sz w:val="17"/>
+              </w:rPr>
+              <w:t xml:space="preserve">CollabMessage</w:t>
+            </w:r>
+          </w:p>
+        </w:tc>
+        <w:tc>
+          <w:tcPr/>
+          <w:p>
+            <w:pPr>
+              <w:pStyle w:val="Compact"/>
+              <w:jc w:val="left"/>
+            </w:pPr>
+            <w:r>
+              <w:rPr>
+                <w:rStyle w:val="VerbatimChar"/>
+                <w:sz w:val="17"/>
+              </w:rPr>
+              <w:t xml:space="preserve">author_id</w:t>
+            </w:r>
+          </w:p>
+        </w:tc>
+        <w:tc>
+          <w:tcPr/>
+          <w:p>
+            <w:pPr>
+              <w:pStyle w:val="Compact"/>
+              <w:jc w:val="left"/>
+            </w:pPr>
+            <w:r>
+              <w:rPr>
+                <w:rStyle w:val="VerbatimChar"/>
+                <w:sz w:val="17"/>
+              </w:rPr>
+              <w:t xml:space="preserve">UUID</w:t>
+            </w:r>
+          </w:p>
+        </w:tc>
+        <w:tc>
+          <w:tcPr/>
+          <w:p>
+            <w:pPr>
+              <w:pStyle w:val="Compact"/>
+              <w:jc w:val="left"/>
+            </w:pPr>
+            <w:r>
+              <w:rPr>
+                <w:sz w:val="17"/>
+              </w:rPr>
+              <w:t xml:space="preserve">Yes</w:t>
+            </w:r>
+          </w:p>
+        </w:tc>
+        <w:tc>
+          <w:tcPr/>
+          <w:p>
+            <w:pPr>
+              <w:pStyle w:val="Compact"/>
+            </w:pPr>
+          </w:p>
+        </w:tc>
+      </w:tr>
+      <w:tr>
+        <w:tc>
+          <w:tcPr/>
+          <w:p>
+            <w:pPr>
+              <w:pStyle w:val="Compact"/>
+              <w:jc w:val="left"/>
+            </w:pPr>
+            <w:r>
+              <w:rPr>
+                <w:sz w:val="17"/>
+              </w:rPr>
+              <w:t xml:space="preserve">CollabMessage</w:t>
+            </w:r>
+          </w:p>
+        </w:tc>
+        <w:tc>
+          <w:tcPr/>
+          <w:p>
+            <w:pPr>
+              <w:pStyle w:val="Compact"/>
+              <w:jc w:val="left"/>
+            </w:pPr>
+            <w:r>
+              <w:rPr>
+                <w:rStyle w:val="VerbatimChar"/>
+                <w:sz w:val="17"/>
+              </w:rPr>
+              <w:t xml:space="preserve">created_at</w:t>
+            </w:r>
+          </w:p>
+        </w:tc>
+        <w:tc>
+          <w:tcPr/>
+          <w:p>
+            <w:pPr>
+              <w:pStyle w:val="Compact"/>
+              <w:jc w:val="left"/>
+            </w:pPr>
+            <w:r>
+              <w:rPr>
+                <w:rStyle w:val="VerbatimChar"/>
+                <w:sz w:val="17"/>
+              </w:rPr>
+              <w:t xml:space="preserve">TIMESTAMPTZ</w:t>
+            </w:r>
+          </w:p>
+        </w:tc>
+        <w:tc>
+          <w:tcPr/>
+          <w:p>
+            <w:pPr>
+              <w:pStyle w:val="Compact"/>
+              <w:jc w:val="left"/>
+            </w:pPr>
+            <w:r>
+              <w:rPr>
+                <w:sz w:val="17"/>
+              </w:rPr>
+              <w:t xml:space="preserve">Yes</w:t>
+            </w:r>
+          </w:p>
+        </w:tc>
+        <w:tc>
+          <w:tcPr/>
+          <w:p>
+            <w:pPr>
+              <w:pStyle w:val="Compact"/>
+              <w:jc w:val="left"/>
+            </w:pPr>
+            <w:r>
+              <w:rPr>
+                <w:sz w:val="17"/>
+              </w:rPr>
+              <w:t xml:space="preserve">messages are never edited (BR-009)</w:t>
             </w:r>
           </w:p>
         </w:tc>
       </w:tr>
     </w:tbl>
-    <w:bookmarkEnd w:id="40"/>
-    <w:bookmarkStart w:id="42" w:name="Xfe89178ba2c1baf2da96240bc9850b678501375"/>
+    <w:bookmarkEnd w:id="36"/>
+    <w:bookmarkEnd w:id="37"/>
+    <w:bookmarkStart w:id="38" w:name="Xd2a645a1673f9c3c0ba35362f9a4e8652055502"/>
     <w:p>
       <w:pPr>
         <w:pStyle w:val="Heading2"/>
       </w:pPr>
       <w:r>
-        <w:t xml:space="preserve">11. Traceability to DBIZ2</w:t>
-      </w:r>
-    </w:p>
-    <w:tbl>
-      <w:tblPr>
-        <w:tblStyle w:val="Table"/>
-        <w:tblLook w:firstRow="1" w:lastRow="0" w:firstColumn="0" w:lastColumn="0" w:noHBand="0" w:noVBand="0" w:val="0020"/>
-        <w:jc w:val="start"/>
-        <w:tblBorders>
-          <w:top w:val="single" w:sz="4" w:color="C9CED6"/>
-          <w:left w:val="single" w:sz="4" w:color="C9CED6"/>
-          <w:bottom w:val="single" w:sz="4" w:color="C9CED6"/>
-          <w:right w:val="single" w:sz="4" w:color="C9CED6"/>
-          <w:insideH w:val="single" w:sz="4" w:color="C9CED6"/>
-          <w:insideV w:val="single" w:sz="4" w:color="C9CED6"/>
-        </w:tblBorders>
-        <w:tblW w:w="5000" w:type="pct"/>
-      </w:tblPr>
-      <w:tblGrid>
-        <w:gridCol w:w="3286"/>
-        <w:gridCol w:w="3286"/>
-        <w:gridCol w:w="3286"/>
-      </w:tblGrid>
-      <w:tr>
-        <w:trPr>
-          <w:tblHeader w:val="true"/>
-        </w:trPr>
-        <w:tc>
-          <w:tcPr>
-            <w:shd w:val="clear" w:color="auto" w:fill="E4ECF7"/>
-          </w:tcPr>
-          <w:p>
-            <w:pPr>
-              <w:pStyle w:val="Compact"/>
-              <w:jc w:val="left"/>
-            </w:pPr>
-            <w:r>
-              <w:rPr>
-                <w:b/>
-                <w:color w:val="1F2A5C"/>
-                <w:sz w:val="17"/>
-              </w:rPr>
-              <w:t xml:space="preserve">Spec section</w:t>
-            </w:r>
-          </w:p>
-        </w:tc>
-        <w:tc>
-          <w:tcPr>
-            <w:shd w:val="clear" w:color="auto" w:fill="E4ECF7"/>
-          </w:tcPr>
-          <w:p>
-            <w:pPr>
-              <w:pStyle w:val="Compact"/>
-              <w:jc w:val="left"/>
-            </w:pPr>
-            <w:r>
-              <w:rPr>
-                <w:b/>
-                <w:color w:val="1F2A5C"/>
-                <w:sz w:val="17"/>
-              </w:rPr>
-              <w:t xml:space="preserve">DBIZ2 source</w:t>
-            </w:r>
-          </w:p>
-        </w:tc>
-        <w:tc>
-          <w:tcPr>
-            <w:shd w:val="clear" w:color="auto" w:fill="E4ECF7"/>
-          </w:tcPr>
-          <w:p>
-            <w:pPr>
-              <w:pStyle w:val="Compact"/>
-              <w:jc w:val="left"/>
-            </w:pPr>
-            <w:r>
-              <w:rPr>
-                <w:b/>
-                <w:color w:val="1F2A5C"/>
-                <w:sz w:val="17"/>
-              </w:rPr>
-              <w:t xml:space="preserve">Location</w:t>
-            </w:r>
-          </w:p>
-        </w:tc>
-      </w:tr>
-      <w:tr>
-        <w:tc>
-          <w:tcPr/>
-          <w:p>
-            <w:pPr>
-              <w:pStyle w:val="Compact"/>
-              <w:jc w:val="left"/>
-            </w:pPr>
-            <w:r>
-              <w:rPr>
-                <w:sz w:val="17"/>
-              </w:rPr>
-              <w:t xml:space="preserve">1. Purpose</w:t>
-            </w:r>
-          </w:p>
-        </w:tc>
-        <w:tc>
-          <w:tcPr/>
-          <w:p>
-            <w:pPr>
-              <w:pStyle w:val="Compact"/>
-              <w:jc w:val="left"/>
-            </w:pPr>
-            <w:r>
-              <w:rPr>
-                <w:sz w:val="17"/>
-              </w:rPr>
-              <w:t xml:space="preserve">System Design v2.0 — 1. Schematic, §1.2 (M4); Cinema Law 2022, Article 13</w:t>
-            </w:r>
-          </w:p>
-        </w:tc>
-        <w:tc>
-          <w:tcPr/>
-          <w:p>
-            <w:pPr>
-              <w:pStyle w:val="Compact"/>
-              <w:jc w:val="left"/>
-            </w:pPr>
-            <w:r>
-              <w:rPr>
-                <w:rStyle w:val="VerbatimChar"/>
-                <w:sz w:val="17"/>
-              </w:rPr>
-              <w:t xml:space="preserve">docs/architecture/context.md</w:t>
-            </w:r>
-          </w:p>
-        </w:tc>
-      </w:tr>
-      <w:tr>
-        <w:tc>
-          <w:tcPr/>
-          <w:p>
-            <w:pPr>
-              <w:pStyle w:val="Compact"/>
-              <w:jc w:val="left"/>
-            </w:pPr>
-            <w:r>
-              <w:rPr>
-                <w:sz w:val="17"/>
-              </w:rPr>
-              <w:t xml:space="preserve">4.1 Usage flow</w:t>
-            </w:r>
-          </w:p>
-        </w:tc>
-        <w:tc>
-          <w:tcPr/>
-          <w:p>
-            <w:pPr>
-              <w:pStyle w:val="Compact"/>
-              <w:jc w:val="left"/>
-            </w:pPr>
-            <w:r>
-              <w:rPr>
-                <w:sz w:val="17"/>
-              </w:rPr>
-              <w:t xml:space="preserve">FLOW-01 flows 2 and 3 (Figure 3) + Step 3 additions</w:t>
-            </w:r>
-          </w:p>
-        </w:tc>
-        <w:tc>
-          <w:tcPr/>
-          <w:p>
-            <w:pPr>
-              <w:pStyle w:val="Compact"/>
-              <w:jc w:val="left"/>
-            </w:pPr>
-            <w:r>
-              <w:rPr>
-                <w:rStyle w:val="VerbatimChar"/>
-                <w:sz w:val="17"/>
-              </w:rPr>
-              <w:t xml:space="preserve">docs/architecture/usage-flow.md</w:t>
-            </w:r>
-            <w:r>
-              <w:rPr>
-                <w:sz w:val="17"/>
-              </w:rPr>
-              <w:t xml:space="preserve"> </w:t>
-            </w:r>
-            <w:r>
-              <w:rPr>
-                <w:sz w:val="17"/>
-              </w:rPr>
-              <w:t xml:space="preserve">§2, §3</w:t>
-            </w:r>
-          </w:p>
-        </w:tc>
-      </w:tr>
-      <w:tr>
-        <w:tc>
-          <w:tcPr/>
-          <w:p>
-            <w:pPr>
-              <w:pStyle w:val="Compact"/>
-              <w:jc w:val="left"/>
-            </w:pPr>
-            <w:r>
-              <w:rPr>
-                <w:sz w:val="17"/>
-              </w:rPr>
-              <w:t xml:space="preserve">4.2–4.3 Sequences</w:t>
-            </w:r>
-          </w:p>
-        </w:tc>
-        <w:tc>
-          <w:tcPr/>
-          <w:p>
-            <w:pPr>
-              <w:pStyle w:val="Compact"/>
-              <w:jc w:val="left"/>
-            </w:pPr>
-            <w:r>
-              <w:rPr>
-                <w:sz w:val="17"/>
-              </w:rPr>
-              <w:t xml:space="preserve">SEQ-06 (Fig. 9), SEQ-07 (Fig. 10)</w:t>
-            </w:r>
-          </w:p>
-        </w:tc>
-        <w:tc>
-          <w:tcPr/>
-          <w:p>
-            <w:pPr>
-              <w:pStyle w:val="Compact"/>
-              <w:jc w:val="left"/>
-            </w:pPr>
-            <w:r>
-              <w:rPr>
-                <w:rStyle w:val="VerbatimChar"/>
-                <w:sz w:val="17"/>
-              </w:rPr>
-              <w:t xml:space="preserve">docs/architecture/sequence-diagrams.md</w:t>
-            </w:r>
-          </w:p>
-        </w:tc>
-      </w:tr>
-      <w:tr>
-        <w:tc>
-          <w:tcPr/>
-          <w:p>
-            <w:pPr>
-              <w:pStyle w:val="Compact"/>
-              <w:jc w:val="left"/>
-            </w:pPr>
-            <w:r>
-              <w:rPr>
-                <w:sz w:val="17"/>
-              </w:rPr>
-              <w:t xml:space="preserve">5. Functional requirements</w:t>
-            </w:r>
-          </w:p>
-        </w:tc>
-        <w:tc>
-          <w:tcPr/>
-          <w:p>
-            <w:pPr>
-              <w:pStyle w:val="Compact"/>
-              <w:jc w:val="left"/>
-            </w:pPr>
-            <w:r>
-              <w:rPr>
-                <w:sz w:val="17"/>
-              </w:rPr>
-              <w:t xml:space="preserve">Function List rows 62–80</w:t>
-            </w:r>
-          </w:p>
-        </w:tc>
-        <w:tc>
-          <w:tcPr/>
-          <w:p>
-            <w:pPr>
-              <w:pStyle w:val="Compact"/>
-              <w:jc w:val="left"/>
-            </w:pPr>
-            <w:r>
-              <w:rPr>
-                <w:rStyle w:val="VerbatimChar"/>
-                <w:sz w:val="17"/>
-              </w:rPr>
-              <w:t xml:space="preserve">docs/function-list.md</w:t>
-            </w:r>
-            <w:r>
-              <w:rPr>
-                <w:sz w:val="17"/>
-              </w:rPr>
-              <w:t xml:space="preserve"> </w:t>
-            </w:r>
-            <w:r>
-              <w:rPr>
-                <w:sz w:val="17"/>
-              </w:rPr>
-              <w:t xml:space="preserve">rows 62–80</w:t>
-            </w:r>
-          </w:p>
-        </w:tc>
-      </w:tr>
-      <w:tr>
-        <w:tc>
-          <w:tcPr/>
-          <w:p>
-            <w:pPr>
-              <w:pStyle w:val="Compact"/>
-              <w:jc w:val="left"/>
-            </w:pPr>
-            <w:r>
-              <w:rPr>
-                <w:sz w:val="17"/>
-              </w:rPr>
-              <w:t xml:space="preserve">7. Screens</w:t>
-            </w:r>
-          </w:p>
-        </w:tc>
-        <w:tc>
-          <w:tcPr/>
-          <w:p>
-            <w:pPr>
-              <w:pStyle w:val="Compact"/>
-              <w:jc w:val="left"/>
-            </w:pPr>
-            <w:r>
-              <w:rPr>
-                <w:sz w:val="17"/>
-              </w:rPr>
-              <w:t xml:space="preserve">Screen List SC-19..SC-25, SC-36</w:t>
-            </w:r>
-          </w:p>
-        </w:tc>
-        <w:tc>
-          <w:tcPr/>
-          <w:p>
-            <w:pPr>
-              <w:pStyle w:val="Compact"/>
-              <w:jc w:val="left"/>
-            </w:pPr>
-            <w:r>
-              <w:rPr>
-                <w:rStyle w:val="VerbatimChar"/>
-                <w:sz w:val="17"/>
-              </w:rPr>
-              <w:t xml:space="preserve">docs/screen-list.md</w:t>
-            </w:r>
-            <w:r>
-              <w:rPr>
-                <w:sz w:val="17"/>
-              </w:rPr>
-              <w:t xml:space="preserve"> </w:t>
-            </w:r>
-            <w:r>
-              <w:rPr>
-                <w:sz w:val="17"/>
-              </w:rPr>
-              <w:t xml:space="preserve">§1</w:t>
-            </w:r>
-          </w:p>
-        </w:tc>
-      </w:tr>
-    </w:tbl>
-    <w:bookmarkStart w:id="41" w:name="X0ebe4ea0055657d0fde6dddb3c03c11905d0ce8"/>
-    <w:p>
-      <w:pPr>
-        <w:pStyle w:val="Heading3"/>
-      </w:pPr>
-      <w:r>
-        <w:t xml:space="preserve">11.1 Reconciliation with DBIZ2 (System Design v2.0)</w:t>
-      </w:r>
-    </w:p>
-    <w:p>
-      <w:pPr>
-        <w:pStyle w:val="FirstParagraph"/>
-      </w:pPr>
-      <w:r>
-        <w:t xml:space="preserve">Where the 20-screen design or this spec differs from the DBIZ2 Function List, the difference is written here instead of being silently changed.</w:t>
+        <w:t xml:space="preserve">7. Screens involved</w:t>
       </w:r>
     </w:p>
     <w:tbl>
@@ -11892,7 +10908,7 @@
                 <w:color w:val="1F2A5C"/>
                 <w:sz w:val="17"/>
               </w:rPr>
-              <w:t xml:space="preserve">Topic</w:t>
+              <w:t xml:space="preserve">Screen ID</w:t>
             </w:r>
           </w:p>
         </w:tc>
@@ -11911,7 +10927,7 @@
                 <w:color w:val="1F2A5C"/>
                 <w:sz w:val="17"/>
               </w:rPr>
-              <w:t xml:space="preserve">DBIZ2 / System Design v2.0</w:t>
+              <w:t xml:space="preserve">Screen name</w:t>
             </w:r>
           </w:p>
         </w:tc>
@@ -11930,7 +10946,7 @@
                 <w:color w:val="1F2A5C"/>
                 <w:sz w:val="17"/>
               </w:rPr>
-              <w:t xml:space="preserve">This spec</w:t>
+              <w:t xml:space="preserve">Priority</w:t>
             </w:r>
           </w:p>
         </w:tc>
@@ -11949,7 +10965,7 @@
                 <w:color w:val="1F2A5C"/>
                 <w:sz w:val="17"/>
               </w:rPr>
-              <w:t xml:space="preserve">Status</w:t>
+              <w:t xml:space="preserve">Screen Spec file</w:t>
             </w:r>
           </w:p>
         </w:tc>
@@ -11966,37 +10982,929 @@
               <w:rPr>
                 <w:sz w:val="17"/>
               </w:rPr>
-              <w:t xml:space="preserve">Request lifecycle</w:t>
-            </w:r>
-          </w:p>
-        </w:tc>
-        <w:tc>
-          <w:tcPr/>
-          <w:p>
-            <w:pPr>
-              <w:pStyle w:val="Compact"/>
-              <w:jc w:val="left"/>
-            </w:pPr>
-            <w:r>
-              <w:rPr>
-                <w:sz w:val="17"/>
-              </w:rPr>
-              <w:t xml:space="preserve">Five statuses ending at accepted / declined</w:t>
-            </w:r>
-          </w:p>
-        </w:tc>
-        <w:tc>
-          <w:tcPr/>
-          <w:p>
-            <w:pPr>
-              <w:pStyle w:val="Compact"/>
-              <w:jc w:val="left"/>
-            </w:pPr>
-            <w:r>
-              <w:rPr>
-                <w:sz w:val="17"/>
-              </w:rPr>
-              <w:t xml:space="preserve">Producer confirms after acceptance (</w:t>
+              <w:t xml:space="preserve">SC-19</w:t>
+            </w:r>
+          </w:p>
+        </w:tc>
+        <w:tc>
+          <w:tcPr/>
+          <w:p>
+            <w:pPr>
+              <w:pStyle w:val="Compact"/>
+              <w:jc w:val="left"/>
+            </w:pPr>
+            <w:r>
+              <w:rPr>
+                <w:sz w:val="17"/>
+              </w:rPr>
+              <w:t xml:space="preserve">Partner directory (12 service groups)</w:t>
+            </w:r>
+          </w:p>
+        </w:tc>
+        <w:tc>
+          <w:tcPr/>
+          <w:p>
+            <w:pPr>
+              <w:pStyle w:val="Compact"/>
+              <w:jc w:val="left"/>
+            </w:pPr>
+            <w:r>
+              <w:rPr>
+                <w:sz w:val="17"/>
+              </w:rPr>
+              <w:t xml:space="preserve">Must</w:t>
+            </w:r>
+          </w:p>
+        </w:tc>
+        <w:tc>
+          <w:tcPr/>
+          <w:p>
+            <w:pPr>
+              <w:pStyle w:val="Compact"/>
+              <w:jc w:val="left"/>
+            </w:pPr>
+            <w:r>
+              <w:rPr>
+                <w:rStyle w:val="VerbatimChar"/>
+                <w:sz w:val="17"/>
+              </w:rPr>
+              <w:t xml:space="preserve">docs/screens/screen-spec-SC-19.md</w:t>
+            </w:r>
+          </w:p>
+        </w:tc>
+      </w:tr>
+      <w:tr>
+        <w:tc>
+          <w:tcPr/>
+          <w:p>
+            <w:pPr>
+              <w:pStyle w:val="Compact"/>
+              <w:jc w:val="left"/>
+            </w:pPr>
+            <w:r>
+              <w:rPr>
+                <w:sz w:val="17"/>
+              </w:rPr>
+              <w:t xml:space="preserve">SC-20</w:t>
+            </w:r>
+          </w:p>
+        </w:tc>
+        <w:tc>
+          <w:tcPr/>
+          <w:p>
+            <w:pPr>
+              <w:pStyle w:val="Compact"/>
+              <w:jc w:val="left"/>
+            </w:pPr>
+            <w:r>
+              <w:rPr>
+                <w:sz w:val="17"/>
+              </w:rPr>
+              <w:t xml:space="preserve">Partner profile</w:t>
+            </w:r>
+          </w:p>
+        </w:tc>
+        <w:tc>
+          <w:tcPr/>
+          <w:p>
+            <w:pPr>
+              <w:pStyle w:val="Compact"/>
+              <w:jc w:val="left"/>
+            </w:pPr>
+            <w:r>
+              <w:rPr>
+                <w:sz w:val="17"/>
+              </w:rPr>
+              <w:t xml:space="preserve">Must</w:t>
+            </w:r>
+          </w:p>
+        </w:tc>
+        <w:tc>
+          <w:tcPr/>
+          <w:p>
+            <w:pPr>
+              <w:pStyle w:val="Compact"/>
+              <w:jc w:val="left"/>
+            </w:pPr>
+            <w:r>
+              <w:rPr>
+                <w:rStyle w:val="VerbatimChar"/>
+                <w:sz w:val="17"/>
+              </w:rPr>
+              <w:t xml:space="preserve">docs/screens/screen-spec-SC-20.md</w:t>
+            </w:r>
+          </w:p>
+        </w:tc>
+      </w:tr>
+      <w:tr>
+        <w:tc>
+          <w:tcPr/>
+          <w:p>
+            <w:pPr>
+              <w:pStyle w:val="Compact"/>
+              <w:jc w:val="left"/>
+            </w:pPr>
+            <w:r>
+              <w:rPr>
+                <w:sz w:val="17"/>
+              </w:rPr>
+              <w:t xml:space="preserve">SC-25</w:t>
+            </w:r>
+          </w:p>
+        </w:tc>
+        <w:tc>
+          <w:tcPr/>
+          <w:p>
+            <w:pPr>
+              <w:pStyle w:val="Compact"/>
+              <w:jc w:val="left"/>
+            </w:pPr>
+            <w:r>
+              <w:rPr>
+                <w:sz w:val="17"/>
+              </w:rPr>
+              <w:t xml:space="preserve">Collaboration request + status tracking</w:t>
+            </w:r>
+          </w:p>
+        </w:tc>
+        <w:tc>
+          <w:tcPr/>
+          <w:p>
+            <w:pPr>
+              <w:pStyle w:val="Compact"/>
+              <w:jc w:val="left"/>
+            </w:pPr>
+            <w:r>
+              <w:rPr>
+                <w:sz w:val="17"/>
+              </w:rPr>
+              <w:t xml:space="preserve">Must</w:t>
+            </w:r>
+          </w:p>
+        </w:tc>
+        <w:tc>
+          <w:tcPr/>
+          <w:p>
+            <w:pPr>
+              <w:pStyle w:val="Compact"/>
+              <w:jc w:val="left"/>
+            </w:pPr>
+            <w:r>
+              <w:rPr>
+                <w:rStyle w:val="VerbatimChar"/>
+                <w:sz w:val="17"/>
+              </w:rPr>
+              <w:t xml:space="preserve">docs/screens/screen-spec-SC-25.md</w:t>
+            </w:r>
+          </w:p>
+        </w:tc>
+      </w:tr>
+      <w:tr>
+        <w:tc>
+          <w:tcPr/>
+          <w:p>
+            <w:pPr>
+              <w:pStyle w:val="Compact"/>
+              <w:jc w:val="left"/>
+            </w:pPr>
+            <w:r>
+              <w:rPr>
+                <w:sz w:val="17"/>
+              </w:rPr>
+              <w:t xml:space="preserve">SC-21</w:t>
+            </w:r>
+          </w:p>
+        </w:tc>
+        <w:tc>
+          <w:tcPr/>
+          <w:p>
+            <w:pPr>
+              <w:pStyle w:val="Compact"/>
+              <w:jc w:val="left"/>
+            </w:pPr>
+            <w:r>
+              <w:rPr>
+                <w:sz w:val="17"/>
+              </w:rPr>
+              <w:t xml:space="preserve">My organisation profile</w:t>
+            </w:r>
+          </w:p>
+        </w:tc>
+        <w:tc>
+          <w:tcPr/>
+          <w:p>
+            <w:pPr>
+              <w:pStyle w:val="Compact"/>
+              <w:jc w:val="left"/>
+            </w:pPr>
+            <w:r>
+              <w:rPr>
+                <w:sz w:val="17"/>
+              </w:rPr>
+              <w:t xml:space="preserve">Must</w:t>
+            </w:r>
+          </w:p>
+        </w:tc>
+        <w:tc>
+          <w:tcPr/>
+          <w:p>
+            <w:pPr>
+              <w:pStyle w:val="Compact"/>
+              <w:jc w:val="left"/>
+            </w:pPr>
+            <w:r>
+              <w:rPr>
+                <w:rStyle w:val="VerbatimChar"/>
+                <w:sz w:val="17"/>
+              </w:rPr>
+              <w:t xml:space="preserve">docs/screens/screen-spec-SC-21.md</w:t>
+            </w:r>
+          </w:p>
+        </w:tc>
+      </w:tr>
+      <w:tr>
+        <w:tc>
+          <w:tcPr/>
+          <w:p>
+            <w:pPr>
+              <w:pStyle w:val="Compact"/>
+              <w:jc w:val="left"/>
+            </w:pPr>
+            <w:r>
+              <w:rPr>
+                <w:sz w:val="17"/>
+              </w:rPr>
+              <w:t xml:space="preserve">SC-22</w:t>
+            </w:r>
+          </w:p>
+        </w:tc>
+        <w:tc>
+          <w:tcPr/>
+          <w:p>
+            <w:pPr>
+              <w:pStyle w:val="Compact"/>
+              <w:jc w:val="left"/>
+            </w:pPr>
+            <w:r>
+              <w:rPr>
+                <w:sz w:val="17"/>
+              </w:rPr>
+              <w:t xml:space="preserve">Submit verification</w:t>
+            </w:r>
+          </w:p>
+        </w:tc>
+        <w:tc>
+          <w:tcPr/>
+          <w:p>
+            <w:pPr>
+              <w:pStyle w:val="Compact"/>
+              <w:jc w:val="left"/>
+            </w:pPr>
+            <w:r>
+              <w:rPr>
+                <w:sz w:val="17"/>
+              </w:rPr>
+              <w:t xml:space="preserve">Must</w:t>
+            </w:r>
+          </w:p>
+        </w:tc>
+        <w:tc>
+          <w:tcPr/>
+          <w:p>
+            <w:pPr>
+              <w:pStyle w:val="Compact"/>
+              <w:jc w:val="left"/>
+            </w:pPr>
+            <w:r>
+              <w:rPr>
+                <w:rStyle w:val="VerbatimChar"/>
+                <w:sz w:val="17"/>
+              </w:rPr>
+              <w:t xml:space="preserve">docs/screens/screen-spec-SC-22.md</w:t>
+            </w:r>
+          </w:p>
+        </w:tc>
+      </w:tr>
+      <w:tr>
+        <w:tc>
+          <w:tcPr/>
+          <w:p>
+            <w:pPr>
+              <w:pStyle w:val="Compact"/>
+              <w:jc w:val="left"/>
+            </w:pPr>
+            <w:r>
+              <w:rPr>
+                <w:sz w:val="17"/>
+              </w:rPr>
+              <w:t xml:space="preserve">SC-23</w:t>
+            </w:r>
+          </w:p>
+        </w:tc>
+        <w:tc>
+          <w:tcPr/>
+          <w:p>
+            <w:pPr>
+              <w:pStyle w:val="Compact"/>
+              <w:jc w:val="left"/>
+            </w:pPr>
+            <w:r>
+              <w:rPr>
+                <w:sz w:val="17"/>
+              </w:rPr>
+              <w:t xml:space="preserve">Send collaboration request</w:t>
+            </w:r>
+          </w:p>
+        </w:tc>
+        <w:tc>
+          <w:tcPr/>
+          <w:p>
+            <w:pPr>
+              <w:pStyle w:val="Compact"/>
+              <w:jc w:val="left"/>
+            </w:pPr>
+            <w:r>
+              <w:rPr>
+                <w:sz w:val="17"/>
+              </w:rPr>
+              <w:t xml:space="preserve">Must</w:t>
+            </w:r>
+          </w:p>
+        </w:tc>
+        <w:tc>
+          <w:tcPr/>
+          <w:p>
+            <w:pPr>
+              <w:pStyle w:val="Compact"/>
+              <w:jc w:val="left"/>
+            </w:pPr>
+            <w:r>
+              <w:rPr>
+                <w:rStyle w:val="VerbatimChar"/>
+                <w:sz w:val="17"/>
+              </w:rPr>
+              <w:t xml:space="preserve">docs/screens/screen-spec-SC-23.md</w:t>
+            </w:r>
+          </w:p>
+        </w:tc>
+      </w:tr>
+      <w:tr>
+        <w:tc>
+          <w:tcPr/>
+          <w:p>
+            <w:pPr>
+              <w:pStyle w:val="Compact"/>
+              <w:jc w:val="left"/>
+            </w:pPr>
+            <w:r>
+              <w:rPr>
+                <w:sz w:val="17"/>
+              </w:rPr>
+              <w:t xml:space="preserve">SC-36</w:t>
+            </w:r>
+          </w:p>
+        </w:tc>
+        <w:tc>
+          <w:tcPr/>
+          <w:p>
+            <w:pPr>
+              <w:pStyle w:val="Compact"/>
+              <w:jc w:val="left"/>
+            </w:pPr>
+            <w:r>
+              <w:rPr>
+                <w:sz w:val="17"/>
+              </w:rPr>
+              <w:t xml:space="preserve">Admin — Verification queue</w:t>
+            </w:r>
+          </w:p>
+        </w:tc>
+        <w:tc>
+          <w:tcPr/>
+          <w:p>
+            <w:pPr>
+              <w:pStyle w:val="Compact"/>
+              <w:jc w:val="left"/>
+            </w:pPr>
+            <w:r>
+              <w:rPr>
+                <w:sz w:val="17"/>
+              </w:rPr>
+              <w:t xml:space="preserve">Must</w:t>
+            </w:r>
+          </w:p>
+        </w:tc>
+        <w:tc>
+          <w:tcPr/>
+          <w:p>
+            <w:pPr>
+              <w:pStyle w:val="Compact"/>
+              <w:jc w:val="left"/>
+            </w:pPr>
+            <w:r>
+              <w:rPr>
+                <w:rStyle w:val="VerbatimChar"/>
+                <w:sz w:val="17"/>
+              </w:rPr>
+              <w:t xml:space="preserve">docs/screens/screen-spec-SC-36.md</w:t>
+            </w:r>
+          </w:p>
+        </w:tc>
+      </w:tr>
+    </w:tbl>
+    <w:bookmarkEnd w:id="38"/>
+    <w:bookmarkStart w:id="39" w:name="Xbe7985084ef4dfdbc7e9fba0a235022f75110b0"/>
+    <w:p>
+      <w:pPr>
+        <w:pStyle w:val="Heading2"/>
+      </w:pPr>
+      <w:r>
+        <w:t xml:space="preserve">8. Success criteria</w:t>
+      </w:r>
+    </w:p>
+    <w:tbl>
+      <w:tblPr>
+        <w:tblStyle w:val="Table"/>
+        <w:tblLook w:firstRow="1" w:lastRow="0" w:firstColumn="0" w:lastColumn="0" w:noHBand="0" w:noVBand="0" w:val="0020"/>
+        <w:jc w:val="start"/>
+        <w:tblBorders>
+          <w:top w:val="single" w:sz="4" w:color="C9CED6"/>
+          <w:left w:val="single" w:sz="4" w:color="C9CED6"/>
+          <w:bottom w:val="single" w:sz="4" w:color="C9CED6"/>
+          <w:right w:val="single" w:sz="4" w:color="C9CED6"/>
+          <w:insideH w:val="single" w:sz="4" w:color="C9CED6"/>
+          <w:insideV w:val="single" w:sz="4" w:color="C9CED6"/>
+        </w:tblBorders>
+        <w:tblW w:w="5000" w:type="pct"/>
+      </w:tblPr>
+      <w:tblGrid>
+        <w:gridCol w:w="3286"/>
+        <w:gridCol w:w="3286"/>
+        <w:gridCol w:w="3286"/>
+      </w:tblGrid>
+      <w:tr>
+        <w:trPr>
+          <w:tblHeader w:val="true"/>
+        </w:trPr>
+        <w:tc>
+          <w:tcPr>
+            <w:shd w:val="clear" w:color="auto" w:fill="E4ECF7"/>
+          </w:tcPr>
+          <w:p>
+            <w:pPr>
+              <w:pStyle w:val="Compact"/>
+              <w:jc w:val="left"/>
+            </w:pPr>
+            <w:r>
+              <w:rPr>
+                <w:b/>
+                <w:color w:val="1F2A5C"/>
+                <w:sz w:val="17"/>
+              </w:rPr>
+              <w:t xml:space="preserve">SC ID</w:t>
+            </w:r>
+          </w:p>
+        </w:tc>
+        <w:tc>
+          <w:tcPr>
+            <w:shd w:val="clear" w:color="auto" w:fill="E4ECF7"/>
+          </w:tcPr>
+          <w:p>
+            <w:pPr>
+              <w:pStyle w:val="Compact"/>
+              <w:jc w:val="left"/>
+            </w:pPr>
+            <w:r>
+              <w:rPr>
+                <w:b/>
+                <w:color w:val="1F2A5C"/>
+                <w:sz w:val="17"/>
+              </w:rPr>
+              <w:t xml:space="preserve">Criterion</w:t>
+            </w:r>
+          </w:p>
+        </w:tc>
+        <w:tc>
+          <w:tcPr>
+            <w:shd w:val="clear" w:color="auto" w:fill="E4ECF7"/>
+          </w:tcPr>
+          <w:p>
+            <w:pPr>
+              <w:pStyle w:val="Compact"/>
+              <w:jc w:val="left"/>
+            </w:pPr>
+            <w:r>
+              <w:rPr>
+                <w:b/>
+                <w:color w:val="1F2A5C"/>
+                <w:sz w:val="17"/>
+              </w:rPr>
+              <w:t xml:space="preserve">How it is measured</w:t>
+            </w:r>
+          </w:p>
+        </w:tc>
+      </w:tr>
+      <w:tr>
+        <w:tc>
+          <w:tcPr/>
+          <w:p>
+            <w:pPr>
+              <w:pStyle w:val="Compact"/>
+              <w:jc w:val="left"/>
+            </w:pPr>
+            <w:r>
+              <w:rPr>
+                <w:sz w:val="17"/>
+              </w:rPr>
+              <w:t xml:space="preserve">SC-001</w:t>
+            </w:r>
+          </w:p>
+        </w:tc>
+        <w:tc>
+          <w:tcPr/>
+          <w:p>
+            <w:pPr>
+              <w:pStyle w:val="Compact"/>
+              <w:jc w:val="left"/>
+            </w:pPr>
+            <w:r>
+              <w:rPr>
+                <w:sz w:val="17"/>
+              </w:rPr>
+              <w:t xml:space="preserve">A producer finds at least one verified partner in their shooting province in under 5 minutes.</w:t>
+            </w:r>
+          </w:p>
+        </w:tc>
+        <w:tc>
+          <w:tcPr/>
+          <w:p>
+            <w:pPr>
+              <w:pStyle w:val="Compact"/>
+              <w:jc w:val="left"/>
+            </w:pPr>
+            <w:r>
+              <w:rPr>
+                <w:sz w:val="17"/>
+              </w:rPr>
+              <w:t xml:space="preserve">Timed task with 5 producers.</w:t>
+            </w:r>
+          </w:p>
+        </w:tc>
+      </w:tr>
+      <w:tr>
+        <w:tc>
+          <w:tcPr/>
+          <w:p>
+            <w:pPr>
+              <w:pStyle w:val="Compact"/>
+              <w:jc w:val="left"/>
+            </w:pPr>
+            <w:r>
+              <w:rPr>
+                <w:sz w:val="17"/>
+              </w:rPr>
+              <w:t xml:space="preserve">SC-002</w:t>
+            </w:r>
+          </w:p>
+        </w:tc>
+        <w:tc>
+          <w:tcPr/>
+          <w:p>
+            <w:pPr>
+              <w:pStyle w:val="Compact"/>
+              <w:jc w:val="left"/>
+            </w:pPr>
+            <w:r>
+              <w:rPr>
+                <w:sz w:val="17"/>
+              </w:rPr>
+              <w:t xml:space="preserve">Four in five requests get a partner response within 72 hours.</w:t>
+            </w:r>
+          </w:p>
+        </w:tc>
+        <w:tc>
+          <w:tcPr/>
+          <w:p>
+            <w:pPr>
+              <w:pStyle w:val="Compact"/>
+              <w:jc w:val="left"/>
+            </w:pPr>
+            <w:r>
+              <w:rPr>
+                <w:sz w:val="17"/>
+              </w:rPr>
+              <w:t xml:space="preserve">Response times over the first 50 requests.</w:t>
+            </w:r>
+          </w:p>
+        </w:tc>
+      </w:tr>
+      <w:tr>
+        <w:tc>
+          <w:tcPr/>
+          <w:p>
+            <w:pPr>
+              <w:pStyle w:val="Compact"/>
+              <w:jc w:val="left"/>
+            </w:pPr>
+            <w:r>
+              <w:rPr>
+                <w:sz w:val="17"/>
+              </w:rPr>
+              <w:t xml:space="preserve">SC-003</w:t>
+            </w:r>
+          </w:p>
+        </w:tc>
+        <w:tc>
+          <w:tcPr/>
+          <w:p>
+            <w:pPr>
+              <w:pStyle w:val="Compact"/>
+              <w:jc w:val="left"/>
+            </w:pPr>
+            <w:r>
+              <w:rPr>
+                <w:sz w:val="17"/>
+              </w:rPr>
+              <w:t xml:space="preserve">A guest can never see a partner's prices or direct contact.</w:t>
+            </w:r>
+          </w:p>
+        </w:tc>
+        <w:tc>
+          <w:tcPr/>
+          <w:p>
+            <w:pPr>
+              <w:pStyle w:val="Compact"/>
+              <w:jc w:val="left"/>
+            </w:pPr>
+            <w:r>
+              <w:rPr>
+                <w:sz w:val="17"/>
+              </w:rPr>
+              <w:t xml:space="preserve">Private-window check on 10 profiles.</w:t>
+            </w:r>
+          </w:p>
+        </w:tc>
+      </w:tr>
+      <w:tr>
+        <w:tc>
+          <w:tcPr/>
+          <w:p>
+            <w:pPr>
+              <w:pStyle w:val="Compact"/>
+              <w:jc w:val="left"/>
+            </w:pPr>
+            <w:r>
+              <w:rPr>
+                <w:sz w:val="17"/>
+              </w:rPr>
+              <w:t xml:space="preserve">SC-004</w:t>
+            </w:r>
+          </w:p>
+        </w:tc>
+        <w:tc>
+          <w:tcPr/>
+          <w:p>
+            <w:pPr>
+              <w:pStyle w:val="Compact"/>
+              <w:jc w:val="left"/>
+            </w:pPr>
+            <w:r>
+              <w:rPr>
+                <w:sz w:val="17"/>
+              </w:rPr>
+              <w:t xml:space="preserve">VFDA staff decide a verification request in under 15 minutes of review work.</w:t>
+            </w:r>
+          </w:p>
+        </w:tc>
+        <w:tc>
+          <w:tcPr/>
+          <w:p>
+            <w:pPr>
+              <w:pStyle w:val="Compact"/>
+              <w:jc w:val="left"/>
+            </w:pPr>
+            <w:r>
+              <w:rPr>
+                <w:sz w:val="17"/>
+              </w:rPr>
+              <w:t xml:space="preserve">Timed review of 5 requests.</w:t>
+            </w:r>
+          </w:p>
+        </w:tc>
+      </w:tr>
+    </w:tbl>
+    <w:bookmarkEnd w:id="39"/>
+    <w:bookmarkStart w:id="40" w:name="Xf0e84fbc24061432f3671343bf60d40f0e14ddf"/>
+    <w:p>
+      <w:pPr>
+        <w:pStyle w:val="Heading2"/>
+      </w:pPr>
+      <w:r>
+        <w:t xml:space="preserve">9. Assumptions</w:t>
+      </w:r>
+    </w:p>
+    <w:p>
+      <w:pPr>
+        <w:numPr>
+          <w:ilvl w:val="0"/>
+          <w:numId w:val="1009"/>
+        </w:numPr>
+        <w:pStyle w:val="Compact"/>
+      </w:pPr>
+      <w:r>
+        <w:t xml:space="preserve">At launch VFDA onboards at least 20 suppliers across the 12 groups.</w:t>
+      </w:r>
+    </w:p>
+    <w:p>
+      <w:pPr>
+        <w:numPr>
+          <w:ilvl w:val="0"/>
+          <w:numId w:val="1009"/>
+        </w:numPr>
+        <w:pStyle w:val="Compact"/>
+      </w:pPr>
+      <w:r>
+        <w:t xml:space="preserve">The NDA is one standard mutual text provided by VFDA.</w:t>
+      </w:r>
+    </w:p>
+    <w:p>
+      <w:pPr>
+        <w:numPr>
+          <w:ilvl w:val="0"/>
+          <w:numId w:val="1009"/>
+        </w:numPr>
+        <w:pStyle w:val="Compact"/>
+      </w:pPr>
+      <w:r>
+        <w:t xml:space="preserve">Test value used until VFDA confirms: an unanswered collaboration request expires after 14 days.</w:t>
+      </w:r>
+    </w:p>
+    <w:bookmarkEnd w:id="40"/>
+    <w:bookmarkStart w:id="41" w:name="X55a6565c84ac464289a534278fc4074fe00819d"/>
+    <w:p>
+      <w:pPr>
+        <w:pStyle w:val="Heading2"/>
+      </w:pPr>
+      <w:r>
+        <w:t xml:space="preserve">10. Open questions</w:t>
+      </w:r>
+    </w:p>
+    <w:tbl>
+      <w:tblPr>
+        <w:tblStyle w:val="Table"/>
+        <w:tblLook w:firstRow="1" w:lastRow="0" w:firstColumn="0" w:lastColumn="0" w:noHBand="0" w:noVBand="0" w:val="0020"/>
+        <w:jc w:val="start"/>
+        <w:tblBorders>
+          <w:top w:val="single" w:sz="4" w:color="C9CED6"/>
+          <w:left w:val="single" w:sz="4" w:color="C9CED6"/>
+          <w:bottom w:val="single" w:sz="4" w:color="C9CED6"/>
+          <w:right w:val="single" w:sz="4" w:color="C9CED6"/>
+          <w:insideH w:val="single" w:sz="4" w:color="C9CED6"/>
+          <w:insideV w:val="single" w:sz="4" w:color="C9CED6"/>
+        </w:tblBorders>
+        <w:tblW w:w="5000" w:type="pct"/>
+      </w:tblPr>
+      <w:tblGrid>
+        <w:gridCol w:w="1972"/>
+        <w:gridCol w:w="1972"/>
+        <w:gridCol w:w="1972"/>
+        <w:gridCol w:w="1972"/>
+        <w:gridCol w:w="1972"/>
+      </w:tblGrid>
+      <w:tr>
+        <w:trPr>
+          <w:tblHeader w:val="true"/>
+        </w:trPr>
+        <w:tc>
+          <w:tcPr>
+            <w:shd w:val="clear" w:color="auto" w:fill="E4ECF7"/>
+          </w:tcPr>
+          <w:p>
+            <w:pPr>
+              <w:pStyle w:val="Compact"/>
+              <w:jc w:val="left"/>
+            </w:pPr>
+            <w:r>
+              <w:rPr>
+                <w:b/>
+                <w:color w:val="1F2A5C"/>
+                <w:sz w:val="17"/>
+              </w:rPr>
+              <w:t xml:space="preserve">#</w:t>
+            </w:r>
+          </w:p>
+        </w:tc>
+        <w:tc>
+          <w:tcPr>
+            <w:shd w:val="clear" w:color="auto" w:fill="E4ECF7"/>
+          </w:tcPr>
+          <w:p>
+            <w:pPr>
+              <w:pStyle w:val="Compact"/>
+              <w:jc w:val="left"/>
+            </w:pPr>
+            <w:r>
+              <w:rPr>
+                <w:b/>
+                <w:color w:val="1F2A5C"/>
+                <w:sz w:val="17"/>
+              </w:rPr>
+              <w:t xml:space="preserve">Question</w:t>
+            </w:r>
+          </w:p>
+        </w:tc>
+        <w:tc>
+          <w:tcPr>
+            <w:shd w:val="clear" w:color="auto" w:fill="E4ECF7"/>
+          </w:tcPr>
+          <w:p>
+            <w:pPr>
+              <w:pStyle w:val="Compact"/>
+              <w:jc w:val="left"/>
+            </w:pPr>
+            <w:r>
+              <w:rPr>
+                <w:b/>
+                <w:color w:val="1F2A5C"/>
+                <w:sz w:val="17"/>
+              </w:rPr>
+              <w:t xml:space="preserve">Blocking?</w:t>
+            </w:r>
+          </w:p>
+        </w:tc>
+        <w:tc>
+          <w:tcPr>
+            <w:shd w:val="clear" w:color="auto" w:fill="E4ECF7"/>
+          </w:tcPr>
+          <w:p>
+            <w:pPr>
+              <w:pStyle w:val="Compact"/>
+              <w:jc w:val="left"/>
+            </w:pPr>
+            <w:r>
+              <w:rPr>
+                <w:b/>
+                <w:color w:val="1F2A5C"/>
+                <w:sz w:val="17"/>
+              </w:rPr>
+              <w:t xml:space="preserve">Owner</w:t>
+            </w:r>
+          </w:p>
+        </w:tc>
+        <w:tc>
+          <w:tcPr>
+            <w:shd w:val="clear" w:color="auto" w:fill="E4ECF7"/>
+          </w:tcPr>
+          <w:p>
+            <w:pPr>
+              <w:pStyle w:val="Compact"/>
+              <w:jc w:val="left"/>
+            </w:pPr>
+            <w:r>
+              <w:rPr>
+                <w:b/>
+                <w:color w:val="1F2A5C"/>
+                <w:sz w:val="17"/>
+              </w:rPr>
+              <w:t xml:space="preserve">Status</w:t>
+            </w:r>
+          </w:p>
+        </w:tc>
+      </w:tr>
+      <w:tr>
+        <w:tc>
+          <w:tcPr/>
+          <w:p>
+            <w:pPr>
+              <w:pStyle w:val="Compact"/>
+              <w:jc w:val="left"/>
+            </w:pPr>
+            <w:r>
+              <w:rPr>
+                <w:sz w:val="17"/>
+              </w:rPr>
+              <w:t xml:space="preserve">1</w:t>
+            </w:r>
+          </w:p>
+        </w:tc>
+        <w:tc>
+          <w:tcPr/>
+          <w:p>
+            <w:pPr>
+              <w:pStyle w:val="Compact"/>
+              <w:jc w:val="left"/>
+            </w:pPr>
+            <w:r>
+              <w:rPr>
+                <w:sz w:val="17"/>
+              </w:rPr>
+              <w:t xml:space="preserve">[NEEDS CLARIFICATION: Official names of the 12 service groups (the mockup uses a proposed list).]</w:t>
+            </w:r>
+            <w:r>
+              <w:rPr>
+                <w:sz w:val="17"/>
+              </w:rPr>
+              <w:t xml:space="preserve"> </w:t>
             </w:r>
             <w:r>
               <w:rPr>
@@ -12004,28 +11912,52 @@
                 <w:i/>
                 <w:sz w:val="17"/>
               </w:rPr>
-              <w:t xml:space="preserve">Sent → Partner responded → Confirmed</w:t>
-            </w:r>
-            <w:r>
-              <w:rPr>
-                <w:sz w:val="17"/>
-              </w:rPr>
-              <w:t xml:space="preserve">, screen list note #14)</w:t>
-            </w:r>
-          </w:p>
-        </w:tc>
-        <w:tc>
-          <w:tcPr/>
-          <w:p>
-            <w:pPr>
-              <w:pStyle w:val="Compact"/>
-              <w:jc w:val="left"/>
-            </w:pPr>
-            <w:r>
-              <w:rPr>
-                <w:sz w:val="17"/>
-              </w:rPr>
-              <w:t xml:space="preserve">Changed — Confirmed by the Client</w:t>
+              <w:t xml:space="preserve">(also raised in SC-19, SC-21)</w:t>
+            </w:r>
+          </w:p>
+        </w:tc>
+        <w:tc>
+          <w:tcPr/>
+          <w:p>
+            <w:pPr>
+              <w:pStyle w:val="Compact"/>
+              <w:jc w:val="left"/>
+            </w:pPr>
+            <w:r>
+              <w:rPr>
+                <w:sz w:val="17"/>
+              </w:rPr>
+              <w:t xml:space="preserve">Yes</w:t>
+            </w:r>
+          </w:p>
+        </w:tc>
+        <w:tc>
+          <w:tcPr/>
+          <w:p>
+            <w:pPr>
+              <w:pStyle w:val="Compact"/>
+              <w:jc w:val="left"/>
+            </w:pPr>
+            <w:r>
+              <w:rPr>
+                <w:sz w:val="17"/>
+              </w:rPr>
+              <w:t xml:space="preserve">Client (VFDA)</w:t>
+            </w:r>
+          </w:p>
+        </w:tc>
+        <w:tc>
+          <w:tcPr/>
+          <w:p>
+            <w:pPr>
+              <w:pStyle w:val="Compact"/>
+              <w:jc w:val="left"/>
+            </w:pPr>
+            <w:r>
+              <w:rPr>
+                <w:sz w:val="17"/>
+              </w:rPr>
+              <w:t xml:space="preserve">Open</w:t>
             </w:r>
           </w:p>
         </w:tc>
@@ -12042,52 +11974,81 @@
               <w:rPr>
                 <w:sz w:val="17"/>
               </w:rPr>
-              <w:t xml:space="preserve">Partners gauge</w:t>
-            </w:r>
-          </w:p>
-        </w:tc>
-        <w:tc>
-          <w:tcPr/>
-          <w:p>
-            <w:pPr>
-              <w:pStyle w:val="Compact"/>
-              <w:jc w:val="left"/>
-            </w:pPr>
-            <w:r>
-              <w:rPr>
-                <w:sz w:val="17"/>
-              </w:rPr>
-              <w:t xml:space="preserve">100% on accepted (F-M4-16)</w:t>
-            </w:r>
-          </w:p>
-        </w:tc>
-        <w:tc>
-          <w:tcPr/>
-          <w:p>
-            <w:pPr>
-              <w:pStyle w:val="Compact"/>
-              <w:jc w:val="left"/>
-            </w:pPr>
-            <w:r>
-              <w:rPr>
-                <w:sz w:val="17"/>
-              </w:rPr>
-              <w:t xml:space="preserve">100% on confirmed — the request is only final when the producer confirms (BR-005)</w:t>
-            </w:r>
-          </w:p>
-        </w:tc>
-        <w:tc>
-          <w:tcPr/>
-          <w:p>
-            <w:pPr>
-              <w:pStyle w:val="Compact"/>
-              <w:jc w:val="left"/>
-            </w:pPr>
-            <w:r>
-              <w:rPr>
-                <w:sz w:val="17"/>
-              </w:rPr>
-              <w:t xml:space="preserve">Resolved — screen rule adopted by Group C</w:t>
+              <w:t xml:space="preserve">2</w:t>
+            </w:r>
+          </w:p>
+        </w:tc>
+        <w:tc>
+          <w:tcPr/>
+          <w:p>
+            <w:pPr>
+              <w:pStyle w:val="Compact"/>
+              <w:jc w:val="left"/>
+            </w:pPr>
+            <w:r>
+              <w:rPr>
+                <w:sz w:val="17"/>
+              </w:rPr>
+              <w:t xml:space="preserve">[NEEDS CLARIFICATION: Written criteria for awarding VFDA Verified.]</w:t>
+            </w:r>
+            <w:r>
+              <w:rPr>
+                <w:sz w:val="17"/>
+              </w:rPr>
+              <w:t xml:space="preserve"> </w:t>
+            </w:r>
+            <w:r>
+              <w:rPr>
+                <w:iCs/>
+                <w:i/>
+                <w:sz w:val="17"/>
+              </w:rPr>
+              <w:t xml:space="preserve">(also raised in SC-19, SC-22, SC-36)</w:t>
+            </w:r>
+          </w:p>
+        </w:tc>
+        <w:tc>
+          <w:tcPr/>
+          <w:p>
+            <w:pPr>
+              <w:pStyle w:val="Compact"/>
+              <w:jc w:val="left"/>
+            </w:pPr>
+            <w:r>
+              <w:rPr>
+                <w:sz w:val="17"/>
+              </w:rPr>
+              <w:t xml:space="preserve">Yes</w:t>
+            </w:r>
+          </w:p>
+        </w:tc>
+        <w:tc>
+          <w:tcPr/>
+          <w:p>
+            <w:pPr>
+              <w:pStyle w:val="Compact"/>
+              <w:jc w:val="left"/>
+            </w:pPr>
+            <w:r>
+              <w:rPr>
+                <w:sz w:val="17"/>
+              </w:rPr>
+              <w:t xml:space="preserve">Client (VFDA)</w:t>
+            </w:r>
+          </w:p>
+        </w:tc>
+        <w:tc>
+          <w:tcPr/>
+          <w:p>
+            <w:pPr>
+              <w:pStyle w:val="Compact"/>
+              <w:jc w:val="left"/>
+            </w:pPr>
+            <w:r>
+              <w:rPr>
+                <w:sz w:val="17"/>
+              </w:rPr>
+              <w:t xml:space="preserve">Open</w:t>
             </w:r>
           </w:p>
         </w:tc>
@@ -12104,52 +12065,107 @@
               <w:rPr>
                 <w:sz w:val="17"/>
               </w:rPr>
-              <w:t xml:space="preserve">NDA direction</w:t>
-            </w:r>
-          </w:p>
-        </w:tc>
-        <w:tc>
-          <w:tcPr/>
-          <w:p>
-            <w:pPr>
-              <w:pStyle w:val="Compact"/>
-              <w:jc w:val="left"/>
-            </w:pPr>
-            <w:r>
-              <w:rPr>
-                <w:sz w:val="17"/>
-              </w:rPr>
-              <w:t xml:space="preserve">Partner accepts before viewing project documents</w:t>
-            </w:r>
-          </w:p>
-        </w:tc>
-        <w:tc>
-          <w:tcPr/>
-          <w:p>
-            <w:pPr>
-              <w:pStyle w:val="Compact"/>
-              <w:jc w:val="left"/>
-            </w:pPr>
-            <w:r>
-              <w:rPr>
-                <w:sz w:val="17"/>
-              </w:rPr>
-              <w:t xml:space="preserve">Both parties accept; the producer's acceptance opens the partner's private layer</w:t>
-            </w:r>
-          </w:p>
-        </w:tc>
-        <w:tc>
-          <w:tcPr/>
-          <w:p>
-            <w:pPr>
-              <w:pStyle w:val="Compact"/>
-              <w:jc w:val="left"/>
-            </w:pPr>
-            <w:r>
-              <w:rPr>
-                <w:sz w:val="17"/>
-              </w:rPr>
-              <w:t xml:space="preserve">Changed — Confirmed by the Client</w:t>
+              <w:t xml:space="preserve">3</w:t>
+            </w:r>
+          </w:p>
+        </w:tc>
+        <w:tc>
+          <w:tcPr/>
+          <w:p>
+            <w:pPr>
+              <w:pStyle w:val="Compact"/>
+              <w:jc w:val="left"/>
+            </w:pPr>
+            <w:r>
+              <w:rPr>
+                <w:sz w:val="17"/>
+              </w:rPr>
+              <w:t xml:space="preserve">[NEEDS CLARIFICATION: Criteria for the</w:t>
+            </w:r>
+            <w:r>
+              <w:rPr>
+                <w:sz w:val="17"/>
+              </w:rPr>
+              <w:t xml:space="preserve"> </w:t>
+            </w:r>
+            <w:r>
+              <w:rPr>
+                <w:iCs/>
+                <w:i/>
+                <w:sz w:val="17"/>
+              </w:rPr>
+              <w:t xml:space="preserve">eligible to sign a service agreement under Article 13</w:t>
+            </w:r>
+            <w:r>
+              <w:rPr>
+                <w:sz w:val="17"/>
+              </w:rPr>
+              <w:t xml:space="preserve"> </w:t>
+            </w:r>
+            <w:r>
+              <w:rPr>
+                <w:sz w:val="17"/>
+              </w:rPr>
+              <w:t xml:space="preserve">flag.]</w:t>
+            </w:r>
+            <w:r>
+              <w:rPr>
+                <w:sz w:val="17"/>
+              </w:rPr>
+              <w:t xml:space="preserve"> </w:t>
+            </w:r>
+            <w:r>
+              <w:rPr>
+                <w:iCs/>
+                <w:i/>
+                <w:sz w:val="17"/>
+              </w:rPr>
+              <w:t xml:space="preserve">(also raised in SC-20, SC-36)</w:t>
+            </w:r>
+          </w:p>
+        </w:tc>
+        <w:tc>
+          <w:tcPr/>
+          <w:p>
+            <w:pPr>
+              <w:pStyle w:val="Compact"/>
+              <w:jc w:val="left"/>
+            </w:pPr>
+            <w:r>
+              <w:rPr>
+                <w:sz w:val="17"/>
+              </w:rPr>
+              <w:t xml:space="preserve">Yes</w:t>
+            </w:r>
+          </w:p>
+        </w:tc>
+        <w:tc>
+          <w:tcPr/>
+          <w:p>
+            <w:pPr>
+              <w:pStyle w:val="Compact"/>
+              <w:jc w:val="left"/>
+            </w:pPr>
+            <w:r>
+              <w:rPr>
+                <w:sz w:val="17"/>
+              </w:rPr>
+              <w:t xml:space="preserve">Client (VFDA)</w:t>
+            </w:r>
+          </w:p>
+        </w:tc>
+        <w:tc>
+          <w:tcPr/>
+          <w:p>
+            <w:pPr>
+              <w:pStyle w:val="Compact"/>
+              <w:jc w:val="left"/>
+            </w:pPr>
+            <w:r>
+              <w:rPr>
+                <w:sz w:val="17"/>
+              </w:rPr>
+              <w:t xml:space="preserve">Open</w:t>
             </w:r>
           </w:p>
         </w:tc>
@@ -12166,60 +12182,1266 @@
               <w:rPr>
                 <w:sz w:val="17"/>
               </w:rPr>
-              <w:t xml:space="preserve">F-M4-07, F-M4-19 priority</w:t>
-            </w:r>
-          </w:p>
-        </w:tc>
-        <w:tc>
-          <w:tcPr/>
-          <w:p>
-            <w:pPr>
-              <w:pStyle w:val="Compact"/>
-              <w:jc w:val="left"/>
-            </w:pPr>
-            <w:r>
-              <w:rPr>
-                <w:sz w:val="17"/>
-              </w:rPr>
-              <w:t xml:space="preserve">Must</w:t>
-            </w:r>
-          </w:p>
-        </w:tc>
-        <w:tc>
-          <w:tcPr/>
-          <w:p>
-            <w:pPr>
-              <w:pStyle w:val="Compact"/>
-              <w:jc w:val="left"/>
-            </w:pPr>
-            <w:r>
-              <w:rPr>
-                <w:sz w:val="17"/>
-              </w:rPr>
-              <w:t xml:space="preserve">Could</w:t>
-            </w:r>
-          </w:p>
-        </w:tc>
-        <w:tc>
-          <w:tcPr/>
-          <w:p>
-            <w:pPr>
-              <w:pStyle w:val="Compact"/>
-              <w:jc w:val="left"/>
-            </w:pPr>
-            <w:r>
-              <w:rPr>
-                <w:sz w:val="17"/>
-              </w:rPr>
-              <w:t xml:space="preserve">Changed — Confirmed by the Client</w:t>
+              <w:t xml:space="preserve">4</w:t>
+            </w:r>
+          </w:p>
+        </w:tc>
+        <w:tc>
+          <w:tcPr/>
+          <w:p>
+            <w:pPr>
+              <w:pStyle w:val="Compact"/>
+              <w:jc w:val="left"/>
+            </w:pPr>
+            <w:r>
+              <w:rPr>
+                <w:sz w:val="17"/>
+              </w:rPr>
+              <w:t xml:space="preserve">[NEEDS CLARIFICATION: Is the NDA mutual and standard (one VFDA text) or supplied by each partner?]</w:t>
+            </w:r>
+            <w:r>
+              <w:rPr>
+                <w:sz w:val="17"/>
+              </w:rPr>
+              <w:t xml:space="preserve"> </w:t>
+            </w:r>
+            <w:r>
+              <w:rPr>
+                <w:iCs/>
+                <w:i/>
+                <w:sz w:val="17"/>
+              </w:rPr>
+              <w:t xml:space="preserve">(also raised in SC-25)</w:t>
+            </w:r>
+          </w:p>
+        </w:tc>
+        <w:tc>
+          <w:tcPr/>
+          <w:p>
+            <w:pPr>
+              <w:pStyle w:val="Compact"/>
+              <w:jc w:val="left"/>
+            </w:pPr>
+            <w:r>
+              <w:rPr>
+                <w:sz w:val="17"/>
+              </w:rPr>
+              <w:t xml:space="preserve">Yes</w:t>
+            </w:r>
+          </w:p>
+        </w:tc>
+        <w:tc>
+          <w:tcPr/>
+          <w:p>
+            <w:pPr>
+              <w:pStyle w:val="Compact"/>
+              <w:jc w:val="left"/>
+            </w:pPr>
+            <w:r>
+              <w:rPr>
+                <w:sz w:val="17"/>
+              </w:rPr>
+              <w:t xml:space="preserve">Client (VFDA)</w:t>
+            </w:r>
+          </w:p>
+        </w:tc>
+        <w:tc>
+          <w:tcPr/>
+          <w:p>
+            <w:pPr>
+              <w:pStyle w:val="Compact"/>
+              <w:jc w:val="left"/>
+            </w:pPr>
+            <w:r>
+              <w:rPr>
+                <w:sz w:val="17"/>
+              </w:rPr>
+              <w:t xml:space="preserve">Open</w:t>
+            </w:r>
+          </w:p>
+        </w:tc>
+      </w:tr>
+      <w:tr>
+        <w:tc>
+          <w:tcPr/>
+          <w:p>
+            <w:pPr>
+              <w:pStyle w:val="Compact"/>
+              <w:jc w:val="left"/>
+            </w:pPr>
+            <w:r>
+              <w:rPr>
+                <w:sz w:val="17"/>
+              </w:rPr>
+              <w:t xml:space="preserve">5</w:t>
+            </w:r>
+          </w:p>
+        </w:tc>
+        <w:tc>
+          <w:tcPr/>
+          <w:p>
+            <w:pPr>
+              <w:pStyle w:val="Compact"/>
+              <w:jc w:val="left"/>
+            </w:pPr>
+            <w:r>
+              <w:rPr>
+                <w:sz w:val="17"/>
+              </w:rPr>
+              <w:t xml:space="preserve">[NEEDS CLARIFICATION: After how many days does an unanswered request expire?]</w:t>
+            </w:r>
+            <w:r>
+              <w:rPr>
+                <w:sz w:val="17"/>
+              </w:rPr>
+              <w:t xml:space="preserve"> </w:t>
+            </w:r>
+            <w:r>
+              <w:rPr>
+                <w:iCs/>
+                <w:i/>
+                <w:sz w:val="17"/>
+              </w:rPr>
+              <w:t xml:space="preserve">(also raised in SC-25, SC-23)</w:t>
+            </w:r>
+          </w:p>
+        </w:tc>
+        <w:tc>
+          <w:tcPr/>
+          <w:p>
+            <w:pPr>
+              <w:pStyle w:val="Compact"/>
+              <w:jc w:val="left"/>
+            </w:pPr>
+            <w:r>
+              <w:rPr>
+                <w:sz w:val="17"/>
+              </w:rPr>
+              <w:t xml:space="preserve">No</w:t>
+            </w:r>
+          </w:p>
+        </w:tc>
+        <w:tc>
+          <w:tcPr/>
+          <w:p>
+            <w:pPr>
+              <w:pStyle w:val="Compact"/>
+              <w:jc w:val="left"/>
+            </w:pPr>
+            <w:r>
+              <w:rPr>
+                <w:sz w:val="17"/>
+              </w:rPr>
+              <w:t xml:space="preserve">Client (VFDA)</w:t>
+            </w:r>
+          </w:p>
+        </w:tc>
+        <w:tc>
+          <w:tcPr/>
+          <w:p>
+            <w:pPr>
+              <w:pStyle w:val="Compact"/>
+              <w:jc w:val="left"/>
+            </w:pPr>
+            <w:r>
+              <w:rPr>
+                <w:sz w:val="17"/>
+              </w:rPr>
+              <w:t xml:space="preserve">Open</w:t>
+            </w:r>
+          </w:p>
+        </w:tc>
+      </w:tr>
+      <w:tr>
+        <w:tc>
+          <w:tcPr/>
+          <w:p>
+            <w:pPr>
+              <w:pStyle w:val="Compact"/>
+              <w:jc w:val="left"/>
+            </w:pPr>
+            <w:r>
+              <w:rPr>
+                <w:sz w:val="17"/>
+              </w:rPr>
+              <w:t xml:space="preserve">6</w:t>
+            </w:r>
+          </w:p>
+        </w:tc>
+        <w:tc>
+          <w:tcPr/>
+          <w:p>
+            <w:pPr>
+              <w:pStyle w:val="Compact"/>
+              <w:jc w:val="left"/>
+            </w:pPr>
+            <w:r>
+              <w:rPr>
+                <w:sz w:val="17"/>
+              </w:rPr>
+              <w:t xml:space="preserve">[NEEDS CLARIFICATION: can an organisation choose to hide its international project count]</w:t>
+            </w:r>
+            <w:r>
+              <w:rPr>
+                <w:sz w:val="17"/>
+              </w:rPr>
+              <w:t xml:space="preserve"> </w:t>
+            </w:r>
+            <w:r>
+              <w:rPr>
+                <w:iCs/>
+                <w:i/>
+                <w:sz w:val="17"/>
+              </w:rPr>
+              <w:t xml:space="preserve">(from SC-20)</w:t>
+            </w:r>
+          </w:p>
+        </w:tc>
+        <w:tc>
+          <w:tcPr/>
+          <w:p>
+            <w:pPr>
+              <w:pStyle w:val="Compact"/>
+              <w:jc w:val="left"/>
+            </w:pPr>
+            <w:r>
+              <w:rPr>
+                <w:sz w:val="17"/>
+              </w:rPr>
+              <w:t xml:space="preserve">No</w:t>
+            </w:r>
+          </w:p>
+        </w:tc>
+        <w:tc>
+          <w:tcPr/>
+          <w:p>
+            <w:pPr>
+              <w:pStyle w:val="Compact"/>
+              <w:jc w:val="left"/>
+            </w:pPr>
+            <w:r>
+              <w:rPr>
+                <w:sz w:val="17"/>
+              </w:rPr>
+              <w:t xml:space="preserve">Client (VFDA)</w:t>
+            </w:r>
+          </w:p>
+        </w:tc>
+        <w:tc>
+          <w:tcPr/>
+          <w:p>
+            <w:pPr>
+              <w:pStyle w:val="Compact"/>
+              <w:jc w:val="left"/>
+            </w:pPr>
+            <w:r>
+              <w:rPr>
+                <w:sz w:val="17"/>
+              </w:rPr>
+              <w:t xml:space="preserve">Open</w:t>
+            </w:r>
+          </w:p>
+        </w:tc>
+      </w:tr>
+      <w:tr>
+        <w:tc>
+          <w:tcPr/>
+          <w:p>
+            <w:pPr>
+              <w:pStyle w:val="Compact"/>
+              <w:jc w:val="left"/>
+            </w:pPr>
+            <w:r>
+              <w:rPr>
+                <w:sz w:val="17"/>
+              </w:rPr>
+              <w:t xml:space="preserve">7</w:t>
+            </w:r>
+          </w:p>
+        </w:tc>
+        <w:tc>
+          <w:tcPr/>
+          <w:p>
+            <w:pPr>
+              <w:pStyle w:val="Compact"/>
+              <w:jc w:val="left"/>
+            </w:pPr>
+            <w:r>
+              <w:rPr>
+                <w:sz w:val="17"/>
+              </w:rPr>
+              <w:t xml:space="preserve">[NEEDS CLARIFICATION: Do changes to structured fields (service groups, provinces, rate card) also wait in moderation, or only profile text and photos?]</w:t>
+            </w:r>
+            <w:r>
+              <w:rPr>
+                <w:sz w:val="17"/>
+              </w:rPr>
+              <w:t xml:space="preserve"> </w:t>
+            </w:r>
+            <w:r>
+              <w:rPr>
+                <w:iCs/>
+                <w:i/>
+                <w:sz w:val="17"/>
+              </w:rPr>
+              <w:t xml:space="preserve">(from SC-21)</w:t>
+            </w:r>
+          </w:p>
+        </w:tc>
+        <w:tc>
+          <w:tcPr/>
+          <w:p>
+            <w:pPr>
+              <w:pStyle w:val="Compact"/>
+              <w:jc w:val="left"/>
+            </w:pPr>
+            <w:r>
+              <w:rPr>
+                <w:sz w:val="17"/>
+              </w:rPr>
+              <w:t xml:space="preserve">No</w:t>
+            </w:r>
+          </w:p>
+        </w:tc>
+        <w:tc>
+          <w:tcPr/>
+          <w:p>
+            <w:pPr>
+              <w:pStyle w:val="Compact"/>
+              <w:jc w:val="left"/>
+            </w:pPr>
+            <w:r>
+              <w:rPr>
+                <w:sz w:val="17"/>
+              </w:rPr>
+              <w:t xml:space="preserve">Client (VFDA)</w:t>
+            </w:r>
+          </w:p>
+        </w:tc>
+        <w:tc>
+          <w:tcPr/>
+          <w:p>
+            <w:pPr>
+              <w:pStyle w:val="Compact"/>
+              <w:jc w:val="left"/>
+            </w:pPr>
+            <w:r>
+              <w:rPr>
+                <w:sz w:val="17"/>
+              </w:rPr>
+              <w:t xml:space="preserve">Open</w:t>
+            </w:r>
+          </w:p>
+        </w:tc>
+      </w:tr>
+      <w:tr>
+        <w:tc>
+          <w:tcPr/>
+          <w:p>
+            <w:pPr>
+              <w:pStyle w:val="Compact"/>
+              <w:jc w:val="left"/>
+            </w:pPr>
+            <w:r>
+              <w:rPr>
+                <w:sz w:val="17"/>
+              </w:rPr>
+              <w:t xml:space="preserve">8</w:t>
+            </w:r>
+          </w:p>
+        </w:tc>
+        <w:tc>
+          <w:tcPr/>
+          <w:p>
+            <w:pPr>
+              <w:pStyle w:val="Compact"/>
+              <w:jc w:val="left"/>
+            </w:pPr>
+            <w:r>
+              <w:rPr>
+                <w:sz w:val="17"/>
+              </w:rPr>
+              <w:t xml:space="preserve">[NEEDS CLARIFICATION: Does VFDA need a named contact person for each reference project to confirm it, and may the partner share that person's details with VFDA?]</w:t>
+            </w:r>
+            <w:r>
+              <w:rPr>
+                <w:sz w:val="17"/>
+              </w:rPr>
+              <w:t xml:space="preserve"> </w:t>
+            </w:r>
+            <w:r>
+              <w:rPr>
+                <w:iCs/>
+                <w:i/>
+                <w:sz w:val="17"/>
+              </w:rPr>
+              <w:t xml:space="preserve">(from SC-22)</w:t>
+            </w:r>
+          </w:p>
+        </w:tc>
+        <w:tc>
+          <w:tcPr/>
+          <w:p>
+            <w:pPr>
+              <w:pStyle w:val="Compact"/>
+              <w:jc w:val="left"/>
+            </w:pPr>
+            <w:r>
+              <w:rPr>
+                <w:sz w:val="17"/>
+              </w:rPr>
+              <w:t xml:space="preserve">No</w:t>
+            </w:r>
+          </w:p>
+        </w:tc>
+        <w:tc>
+          <w:tcPr/>
+          <w:p>
+            <w:pPr>
+              <w:pStyle w:val="Compact"/>
+              <w:jc w:val="left"/>
+            </w:pPr>
+            <w:r>
+              <w:rPr>
+                <w:sz w:val="17"/>
+              </w:rPr>
+              <w:t xml:space="preserve">Client (VFDA)</w:t>
+            </w:r>
+          </w:p>
+        </w:tc>
+        <w:tc>
+          <w:tcPr/>
+          <w:p>
+            <w:pPr>
+              <w:pStyle w:val="Compact"/>
+              <w:jc w:val="left"/>
+            </w:pPr>
+            <w:r>
+              <w:rPr>
+                <w:sz w:val="17"/>
+              </w:rPr>
+              <w:t xml:space="preserve">Open</w:t>
             </w:r>
           </w:p>
         </w:tc>
       </w:tr>
     </w:tbl>
     <w:bookmarkEnd w:id="41"/>
+    <w:bookmarkStart w:id="43" w:name="Xfe89178ba2c1baf2da96240bc9850b678501375"/>
+    <w:p>
+      <w:pPr>
+        <w:pStyle w:val="Heading2"/>
+      </w:pPr>
+      <w:r>
+        <w:t xml:space="preserve">11. Traceability to DBIZ2</w:t>
+      </w:r>
+    </w:p>
+    <w:tbl>
+      <w:tblPr>
+        <w:tblStyle w:val="Table"/>
+        <w:tblLook w:firstRow="1" w:lastRow="0" w:firstColumn="0" w:lastColumn="0" w:noHBand="0" w:noVBand="0" w:val="0020"/>
+        <w:jc w:val="start"/>
+        <w:tblBorders>
+          <w:top w:val="single" w:sz="4" w:color="C9CED6"/>
+          <w:left w:val="single" w:sz="4" w:color="C9CED6"/>
+          <w:bottom w:val="single" w:sz="4" w:color="C9CED6"/>
+          <w:right w:val="single" w:sz="4" w:color="C9CED6"/>
+          <w:insideH w:val="single" w:sz="4" w:color="C9CED6"/>
+          <w:insideV w:val="single" w:sz="4" w:color="C9CED6"/>
+        </w:tblBorders>
+        <w:tblW w:w="5000" w:type="pct"/>
+      </w:tblPr>
+      <w:tblGrid>
+        <w:gridCol w:w="3286"/>
+        <w:gridCol w:w="3286"/>
+        <w:gridCol w:w="3286"/>
+      </w:tblGrid>
+      <w:tr>
+        <w:trPr>
+          <w:tblHeader w:val="true"/>
+        </w:trPr>
+        <w:tc>
+          <w:tcPr>
+            <w:shd w:val="clear" w:color="auto" w:fill="E4ECF7"/>
+          </w:tcPr>
+          <w:p>
+            <w:pPr>
+              <w:pStyle w:val="Compact"/>
+              <w:jc w:val="left"/>
+            </w:pPr>
+            <w:r>
+              <w:rPr>
+                <w:b/>
+                <w:color w:val="1F2A5C"/>
+                <w:sz w:val="17"/>
+              </w:rPr>
+              <w:t xml:space="preserve">Spec section</w:t>
+            </w:r>
+          </w:p>
+        </w:tc>
+        <w:tc>
+          <w:tcPr>
+            <w:shd w:val="clear" w:color="auto" w:fill="E4ECF7"/>
+          </w:tcPr>
+          <w:p>
+            <w:pPr>
+              <w:pStyle w:val="Compact"/>
+              <w:jc w:val="left"/>
+            </w:pPr>
+            <w:r>
+              <w:rPr>
+                <w:b/>
+                <w:color w:val="1F2A5C"/>
+                <w:sz w:val="17"/>
+              </w:rPr>
+              <w:t xml:space="preserve">DBIZ2 source</w:t>
+            </w:r>
+          </w:p>
+        </w:tc>
+        <w:tc>
+          <w:tcPr>
+            <w:shd w:val="clear" w:color="auto" w:fill="E4ECF7"/>
+          </w:tcPr>
+          <w:p>
+            <w:pPr>
+              <w:pStyle w:val="Compact"/>
+              <w:jc w:val="left"/>
+            </w:pPr>
+            <w:r>
+              <w:rPr>
+                <w:b/>
+                <w:color w:val="1F2A5C"/>
+                <w:sz w:val="17"/>
+              </w:rPr>
+              <w:t xml:space="preserve">Location</w:t>
+            </w:r>
+          </w:p>
+        </w:tc>
+      </w:tr>
+      <w:tr>
+        <w:tc>
+          <w:tcPr/>
+          <w:p>
+            <w:pPr>
+              <w:pStyle w:val="Compact"/>
+              <w:jc w:val="left"/>
+            </w:pPr>
+            <w:r>
+              <w:rPr>
+                <w:sz w:val="17"/>
+              </w:rPr>
+              <w:t xml:space="preserve">1. Purpose</w:t>
+            </w:r>
+          </w:p>
+        </w:tc>
+        <w:tc>
+          <w:tcPr/>
+          <w:p>
+            <w:pPr>
+              <w:pStyle w:val="Compact"/>
+              <w:jc w:val="left"/>
+            </w:pPr>
+            <w:r>
+              <w:rPr>
+                <w:sz w:val="17"/>
+              </w:rPr>
+              <w:t xml:space="preserve">System Design v2.0 — 1. Schematic, §1.2 (M4); Cinema Law 2022, Article 13</w:t>
+            </w:r>
+          </w:p>
+        </w:tc>
+        <w:tc>
+          <w:tcPr/>
+          <w:p>
+            <w:pPr>
+              <w:pStyle w:val="Compact"/>
+              <w:jc w:val="left"/>
+            </w:pPr>
+            <w:r>
+              <w:rPr>
+                <w:rStyle w:val="VerbatimChar"/>
+                <w:sz w:val="17"/>
+              </w:rPr>
+              <w:t xml:space="preserve">docs/architecture/context.md</w:t>
+            </w:r>
+          </w:p>
+        </w:tc>
+      </w:tr>
+      <w:tr>
+        <w:tc>
+          <w:tcPr/>
+          <w:p>
+            <w:pPr>
+              <w:pStyle w:val="Compact"/>
+              <w:jc w:val="left"/>
+            </w:pPr>
+            <w:r>
+              <w:rPr>
+                <w:sz w:val="17"/>
+              </w:rPr>
+              <w:t xml:space="preserve">4.1 Usage flow</w:t>
+            </w:r>
+          </w:p>
+        </w:tc>
+        <w:tc>
+          <w:tcPr/>
+          <w:p>
+            <w:pPr>
+              <w:pStyle w:val="Compact"/>
+              <w:jc w:val="left"/>
+            </w:pPr>
+            <w:r>
+              <w:rPr>
+                <w:sz w:val="17"/>
+              </w:rPr>
+              <w:t xml:space="preserve">FLOW-01 flows 2 and 3 (Figure 3) + Step 3 additions</w:t>
+            </w:r>
+          </w:p>
+        </w:tc>
+        <w:tc>
+          <w:tcPr/>
+          <w:p>
+            <w:pPr>
+              <w:pStyle w:val="Compact"/>
+              <w:jc w:val="left"/>
+            </w:pPr>
+            <w:r>
+              <w:rPr>
+                <w:rStyle w:val="VerbatimChar"/>
+                <w:sz w:val="17"/>
+              </w:rPr>
+              <w:t xml:space="preserve">docs/architecture/usage-flow.md</w:t>
+            </w:r>
+            <w:r>
+              <w:rPr>
+                <w:sz w:val="17"/>
+              </w:rPr>
+              <w:t xml:space="preserve"> </w:t>
+            </w:r>
+            <w:r>
+              <w:rPr>
+                <w:sz w:val="17"/>
+              </w:rPr>
+              <w:t xml:space="preserve">§2, §3</w:t>
+            </w:r>
+          </w:p>
+        </w:tc>
+      </w:tr>
+      <w:tr>
+        <w:tc>
+          <w:tcPr/>
+          <w:p>
+            <w:pPr>
+              <w:pStyle w:val="Compact"/>
+              <w:jc w:val="left"/>
+            </w:pPr>
+            <w:r>
+              <w:rPr>
+                <w:sz w:val="17"/>
+              </w:rPr>
+              <w:t xml:space="preserve">4.2–4.3 Sequences</w:t>
+            </w:r>
+          </w:p>
+        </w:tc>
+        <w:tc>
+          <w:tcPr/>
+          <w:p>
+            <w:pPr>
+              <w:pStyle w:val="Compact"/>
+              <w:jc w:val="left"/>
+            </w:pPr>
+            <w:r>
+              <w:rPr>
+                <w:sz w:val="17"/>
+              </w:rPr>
+              <w:t xml:space="preserve">SEQ-06 (Fig. 9), SEQ-07 (Fig. 10)</w:t>
+            </w:r>
+          </w:p>
+        </w:tc>
+        <w:tc>
+          <w:tcPr/>
+          <w:p>
+            <w:pPr>
+              <w:pStyle w:val="Compact"/>
+              <w:jc w:val="left"/>
+            </w:pPr>
+            <w:r>
+              <w:rPr>
+                <w:rStyle w:val="VerbatimChar"/>
+                <w:sz w:val="17"/>
+              </w:rPr>
+              <w:t xml:space="preserve">docs/architecture/sequence-diagrams.md</w:t>
+            </w:r>
+          </w:p>
+        </w:tc>
+      </w:tr>
+      <w:tr>
+        <w:tc>
+          <w:tcPr/>
+          <w:p>
+            <w:pPr>
+              <w:pStyle w:val="Compact"/>
+              <w:jc w:val="left"/>
+            </w:pPr>
+            <w:r>
+              <w:rPr>
+                <w:sz w:val="17"/>
+              </w:rPr>
+              <w:t xml:space="preserve">5. Functional requirements</w:t>
+            </w:r>
+          </w:p>
+        </w:tc>
+        <w:tc>
+          <w:tcPr/>
+          <w:p>
+            <w:pPr>
+              <w:pStyle w:val="Compact"/>
+              <w:jc w:val="left"/>
+            </w:pPr>
+            <w:r>
+              <w:rPr>
+                <w:sz w:val="17"/>
+              </w:rPr>
+              <w:t xml:space="preserve">Function List rows 62–80</w:t>
+            </w:r>
+          </w:p>
+        </w:tc>
+        <w:tc>
+          <w:tcPr/>
+          <w:p>
+            <w:pPr>
+              <w:pStyle w:val="Compact"/>
+              <w:jc w:val="left"/>
+            </w:pPr>
+            <w:r>
+              <w:rPr>
+                <w:rStyle w:val="VerbatimChar"/>
+                <w:sz w:val="17"/>
+              </w:rPr>
+              <w:t xml:space="preserve">docs/function-list.md</w:t>
+            </w:r>
+            <w:r>
+              <w:rPr>
+                <w:sz w:val="17"/>
+              </w:rPr>
+              <w:t xml:space="preserve"> </w:t>
+            </w:r>
+            <w:r>
+              <w:rPr>
+                <w:sz w:val="17"/>
+              </w:rPr>
+              <w:t xml:space="preserve">rows 62–80</w:t>
+            </w:r>
+          </w:p>
+        </w:tc>
+      </w:tr>
+      <w:tr>
+        <w:tc>
+          <w:tcPr/>
+          <w:p>
+            <w:pPr>
+              <w:pStyle w:val="Compact"/>
+              <w:jc w:val="left"/>
+            </w:pPr>
+            <w:r>
+              <w:rPr>
+                <w:sz w:val="17"/>
+              </w:rPr>
+              <w:t xml:space="preserve">7. Screens</w:t>
+            </w:r>
+          </w:p>
+        </w:tc>
+        <w:tc>
+          <w:tcPr/>
+          <w:p>
+            <w:pPr>
+              <w:pStyle w:val="Compact"/>
+              <w:jc w:val="left"/>
+            </w:pPr>
+            <w:r>
+              <w:rPr>
+                <w:sz w:val="17"/>
+              </w:rPr>
+              <w:t xml:space="preserve">Screen List SC-19..SC-25, SC-36</w:t>
+            </w:r>
+          </w:p>
+        </w:tc>
+        <w:tc>
+          <w:tcPr/>
+          <w:p>
+            <w:pPr>
+              <w:pStyle w:val="Compact"/>
+              <w:jc w:val="left"/>
+            </w:pPr>
+            <w:r>
+              <w:rPr>
+                <w:rStyle w:val="VerbatimChar"/>
+                <w:sz w:val="17"/>
+              </w:rPr>
+              <w:t xml:space="preserve">docs/screen-list.md</w:t>
+            </w:r>
+            <w:r>
+              <w:rPr>
+                <w:sz w:val="17"/>
+              </w:rPr>
+              <w:t xml:space="preserve"> </w:t>
+            </w:r>
+            <w:r>
+              <w:rPr>
+                <w:sz w:val="17"/>
+              </w:rPr>
+              <w:t xml:space="preserve">§1</w:t>
+            </w:r>
+          </w:p>
+        </w:tc>
+      </w:tr>
+    </w:tbl>
+    <w:bookmarkStart w:id="42" w:name="X0ebe4ea0055657d0fde6dddb3c03c11905d0ce8"/>
+    <w:p>
+      <w:pPr>
+        <w:pStyle w:val="Heading3"/>
+      </w:pPr>
+      <w:r>
+        <w:t xml:space="preserve">11.1 Reconciliation with DBIZ2 (System Design v2.0)</w:t>
+      </w:r>
+    </w:p>
+    <w:p>
+      <w:pPr>
+        <w:pStyle w:val="FirstParagraph"/>
+      </w:pPr>
+      <w:r>
+        <w:t xml:space="preserve">Where the 20-screen design or this spec differs from the DBIZ2 Function List, the difference is written here instead of being silently changed.</w:t>
+      </w:r>
+    </w:p>
+    <w:tbl>
+      <w:tblPr>
+        <w:tblStyle w:val="Table"/>
+        <w:tblLook w:firstRow="1" w:lastRow="0" w:firstColumn="0" w:lastColumn="0" w:noHBand="0" w:noVBand="0" w:val="0020"/>
+        <w:jc w:val="start"/>
+        <w:tblBorders>
+          <w:top w:val="single" w:sz="4" w:color="C9CED6"/>
+          <w:left w:val="single" w:sz="4" w:color="C9CED6"/>
+          <w:bottom w:val="single" w:sz="4" w:color="C9CED6"/>
+          <w:right w:val="single" w:sz="4" w:color="C9CED6"/>
+          <w:insideH w:val="single" w:sz="4" w:color="C9CED6"/>
+          <w:insideV w:val="single" w:sz="4" w:color="C9CED6"/>
+        </w:tblBorders>
+        <w:tblW w:w="5000" w:type="pct"/>
+      </w:tblPr>
+      <w:tblGrid>
+        <w:gridCol w:w="2465"/>
+        <w:gridCol w:w="2465"/>
+        <w:gridCol w:w="2465"/>
+        <w:gridCol w:w="2465"/>
+      </w:tblGrid>
+      <w:tr>
+        <w:trPr>
+          <w:tblHeader w:val="true"/>
+        </w:trPr>
+        <w:tc>
+          <w:tcPr>
+            <w:shd w:val="clear" w:color="auto" w:fill="E4ECF7"/>
+          </w:tcPr>
+          <w:p>
+            <w:pPr>
+              <w:pStyle w:val="Compact"/>
+              <w:jc w:val="left"/>
+            </w:pPr>
+            <w:r>
+              <w:rPr>
+                <w:b/>
+                <w:color w:val="1F2A5C"/>
+                <w:sz w:val="17"/>
+              </w:rPr>
+              <w:t xml:space="preserve">Topic</w:t>
+            </w:r>
+          </w:p>
+        </w:tc>
+        <w:tc>
+          <w:tcPr>
+            <w:shd w:val="clear" w:color="auto" w:fill="E4ECF7"/>
+          </w:tcPr>
+          <w:p>
+            <w:pPr>
+              <w:pStyle w:val="Compact"/>
+              <w:jc w:val="left"/>
+            </w:pPr>
+            <w:r>
+              <w:rPr>
+                <w:b/>
+                <w:color w:val="1F2A5C"/>
+                <w:sz w:val="17"/>
+              </w:rPr>
+              <w:t xml:space="preserve">DBIZ2 / System Design v2.0</w:t>
+            </w:r>
+          </w:p>
+        </w:tc>
+        <w:tc>
+          <w:tcPr>
+            <w:shd w:val="clear" w:color="auto" w:fill="E4ECF7"/>
+          </w:tcPr>
+          <w:p>
+            <w:pPr>
+              <w:pStyle w:val="Compact"/>
+              <w:jc w:val="left"/>
+            </w:pPr>
+            <w:r>
+              <w:rPr>
+                <w:b/>
+                <w:color w:val="1F2A5C"/>
+                <w:sz w:val="17"/>
+              </w:rPr>
+              <w:t xml:space="preserve">This spec</w:t>
+            </w:r>
+          </w:p>
+        </w:tc>
+        <w:tc>
+          <w:tcPr>
+            <w:shd w:val="clear" w:color="auto" w:fill="E4ECF7"/>
+          </w:tcPr>
+          <w:p>
+            <w:pPr>
+              <w:pStyle w:val="Compact"/>
+              <w:jc w:val="left"/>
+            </w:pPr>
+            <w:r>
+              <w:rPr>
+                <w:b/>
+                <w:color w:val="1F2A5C"/>
+                <w:sz w:val="17"/>
+              </w:rPr>
+              <w:t xml:space="preserve">Status</w:t>
+            </w:r>
+          </w:p>
+        </w:tc>
+      </w:tr>
+      <w:tr>
+        <w:tc>
+          <w:tcPr/>
+          <w:p>
+            <w:pPr>
+              <w:pStyle w:val="Compact"/>
+              <w:jc w:val="left"/>
+            </w:pPr>
+            <w:r>
+              <w:rPr>
+                <w:sz w:val="17"/>
+              </w:rPr>
+              <w:t xml:space="preserve">Request lifecycle</w:t>
+            </w:r>
+          </w:p>
+        </w:tc>
+        <w:tc>
+          <w:tcPr/>
+          <w:p>
+            <w:pPr>
+              <w:pStyle w:val="Compact"/>
+              <w:jc w:val="left"/>
+            </w:pPr>
+            <w:r>
+              <w:rPr>
+                <w:sz w:val="17"/>
+              </w:rPr>
+              <w:t xml:space="preserve">Five statuses ending at accepted / declined</w:t>
+            </w:r>
+          </w:p>
+        </w:tc>
+        <w:tc>
+          <w:tcPr/>
+          <w:p>
+            <w:pPr>
+              <w:pStyle w:val="Compact"/>
+              <w:jc w:val="left"/>
+            </w:pPr>
+            <w:r>
+              <w:rPr>
+                <w:sz w:val="17"/>
+              </w:rPr>
+              <w:t xml:space="preserve">Producer confirms after acceptance (</w:t>
+            </w:r>
+            <w:r>
+              <w:rPr>
+                <w:iCs/>
+                <w:i/>
+                <w:sz w:val="17"/>
+              </w:rPr>
+              <w:t xml:space="preserve">Sent → Partner responded → Confirmed</w:t>
+            </w:r>
+            <w:r>
+              <w:rPr>
+                <w:sz w:val="17"/>
+              </w:rPr>
+              <w:t xml:space="preserve">, screen list note #14)</w:t>
+            </w:r>
+          </w:p>
+        </w:tc>
+        <w:tc>
+          <w:tcPr/>
+          <w:p>
+            <w:pPr>
+              <w:pStyle w:val="Compact"/>
+              <w:jc w:val="left"/>
+            </w:pPr>
+            <w:r>
+              <w:rPr>
+                <w:sz w:val="17"/>
+              </w:rPr>
+              <w:t xml:space="preserve">Changed — Confirmed by the Client</w:t>
+            </w:r>
+          </w:p>
+        </w:tc>
+      </w:tr>
+      <w:tr>
+        <w:tc>
+          <w:tcPr/>
+          <w:p>
+            <w:pPr>
+              <w:pStyle w:val="Compact"/>
+              <w:jc w:val="left"/>
+            </w:pPr>
+            <w:r>
+              <w:rPr>
+                <w:sz w:val="17"/>
+              </w:rPr>
+              <w:t xml:space="preserve">Partners gauge</w:t>
+            </w:r>
+          </w:p>
+        </w:tc>
+        <w:tc>
+          <w:tcPr/>
+          <w:p>
+            <w:pPr>
+              <w:pStyle w:val="Compact"/>
+              <w:jc w:val="left"/>
+            </w:pPr>
+            <w:r>
+              <w:rPr>
+                <w:sz w:val="17"/>
+              </w:rPr>
+              <w:t xml:space="preserve">100% on accepted (F-M4-16)</w:t>
+            </w:r>
+          </w:p>
+        </w:tc>
+        <w:tc>
+          <w:tcPr/>
+          <w:p>
+            <w:pPr>
+              <w:pStyle w:val="Compact"/>
+              <w:jc w:val="left"/>
+            </w:pPr>
+            <w:r>
+              <w:rPr>
+                <w:sz w:val="17"/>
+              </w:rPr>
+              <w:t xml:space="preserve">100% on confirmed — the request is only final when the producer confirms (BR-005)</w:t>
+            </w:r>
+          </w:p>
+        </w:tc>
+        <w:tc>
+          <w:tcPr/>
+          <w:p>
+            <w:pPr>
+              <w:pStyle w:val="Compact"/>
+              <w:jc w:val="left"/>
+            </w:pPr>
+            <w:r>
+              <w:rPr>
+                <w:sz w:val="17"/>
+              </w:rPr>
+              <w:t xml:space="preserve">Resolved — screen rule adopted by Group C</w:t>
+            </w:r>
+          </w:p>
+        </w:tc>
+      </w:tr>
+      <w:tr>
+        <w:tc>
+          <w:tcPr/>
+          <w:p>
+            <w:pPr>
+              <w:pStyle w:val="Compact"/>
+              <w:jc w:val="left"/>
+            </w:pPr>
+            <w:r>
+              <w:rPr>
+                <w:sz w:val="17"/>
+              </w:rPr>
+              <w:t xml:space="preserve">NDA direction</w:t>
+            </w:r>
+          </w:p>
+        </w:tc>
+        <w:tc>
+          <w:tcPr/>
+          <w:p>
+            <w:pPr>
+              <w:pStyle w:val="Compact"/>
+              <w:jc w:val="left"/>
+            </w:pPr>
+            <w:r>
+              <w:rPr>
+                <w:sz w:val="17"/>
+              </w:rPr>
+              <w:t xml:space="preserve">Partner accepts before viewing project documents</w:t>
+            </w:r>
+          </w:p>
+        </w:tc>
+        <w:tc>
+          <w:tcPr/>
+          <w:p>
+            <w:pPr>
+              <w:pStyle w:val="Compact"/>
+              <w:jc w:val="left"/>
+            </w:pPr>
+            <w:r>
+              <w:rPr>
+                <w:sz w:val="17"/>
+              </w:rPr>
+              <w:t xml:space="preserve">Both parties accept; the producer's acceptance opens the partner's private layer</w:t>
+            </w:r>
+          </w:p>
+        </w:tc>
+        <w:tc>
+          <w:tcPr/>
+          <w:p>
+            <w:pPr>
+              <w:pStyle w:val="Compact"/>
+              <w:jc w:val="left"/>
+            </w:pPr>
+            <w:r>
+              <w:rPr>
+                <w:sz w:val="17"/>
+              </w:rPr>
+              <w:t xml:space="preserve">Changed — Confirmed by the Client</w:t>
+            </w:r>
+          </w:p>
+        </w:tc>
+      </w:tr>
+      <w:tr>
+        <w:tc>
+          <w:tcPr/>
+          <w:p>
+            <w:pPr>
+              <w:pStyle w:val="Compact"/>
+              <w:jc w:val="left"/>
+            </w:pPr>
+            <w:r>
+              <w:rPr>
+                <w:sz w:val="17"/>
+              </w:rPr>
+              <w:t xml:space="preserve">F-M4-07, F-M4-19 priority</w:t>
+            </w:r>
+          </w:p>
+        </w:tc>
+        <w:tc>
+          <w:tcPr/>
+          <w:p>
+            <w:pPr>
+              <w:pStyle w:val="Compact"/>
+              <w:jc w:val="left"/>
+            </w:pPr>
+            <w:r>
+              <w:rPr>
+                <w:sz w:val="17"/>
+              </w:rPr>
+              <w:t xml:space="preserve">Must</w:t>
+            </w:r>
+          </w:p>
+        </w:tc>
+        <w:tc>
+          <w:tcPr/>
+          <w:p>
+            <w:pPr>
+              <w:pStyle w:val="Compact"/>
+              <w:jc w:val="left"/>
+            </w:pPr>
+            <w:r>
+              <w:rPr>
+                <w:sz w:val="17"/>
+              </w:rPr>
+              <w:t xml:space="preserve">Could</w:t>
+            </w:r>
+          </w:p>
+        </w:tc>
+        <w:tc>
+          <w:tcPr/>
+          <w:p>
+            <w:pPr>
+              <w:pStyle w:val="Compact"/>
+              <w:jc w:val="left"/>
+            </w:pPr>
+            <w:r>
+              <w:rPr>
+                <w:sz w:val="17"/>
+              </w:rPr>
+              <w:t xml:space="preserve">Changed — Confirmed by the Client</w:t>
+            </w:r>
+          </w:p>
+        </w:tc>
+      </w:tr>
+      <w:tr>
+        <w:tc>
+          <w:tcPr/>
+          <w:p>
+            <w:pPr>
+              <w:pStyle w:val="Compact"/>
+              <w:jc w:val="left"/>
+            </w:pPr>
+            <w:r>
+              <w:rPr>
+                <w:sz w:val="17"/>
+              </w:rPr>
+              <w:t xml:space="preserve">Segment C flow</w:t>
+            </w:r>
+          </w:p>
+        </w:tc>
+        <w:tc>
+          <w:tcPr/>
+          <w:p>
+            <w:pPr>
+              <w:pStyle w:val="Compact"/>
+              <w:jc w:val="left"/>
+            </w:pPr>
+            <w:r>
+              <w:rPr>
+                <w:sz w:val="17"/>
+              </w:rPr>
+              <w:t xml:space="preserve">Accepted opens the full information layer (usage-flow flow 2)</w:t>
+            </w:r>
+          </w:p>
+        </w:tc>
+        <w:tc>
+          <w:tcPr/>
+          <w:p>
+            <w:pPr>
+              <w:pStyle w:val="Compact"/>
+              <w:jc w:val="left"/>
+            </w:pPr>
+            <w:r>
+              <w:rPr>
+                <w:sz w:val="17"/>
+              </w:rPr>
+              <w:t xml:space="preserve">Accepted, then both parties accept the NDA, then the private layer opens (FR-004)</w:t>
+            </w:r>
+          </w:p>
+        </w:tc>
+        <w:tc>
+          <w:tcPr/>
+          <w:p>
+            <w:pPr>
+              <w:pStyle w:val="Compact"/>
+              <w:jc w:val="left"/>
+            </w:pPr>
+            <w:r>
+              <w:rPr>
+                <w:sz w:val="17"/>
+              </w:rPr>
+              <w:t xml:space="preserve">Changed — Group C decision 01/10/2026</w:t>
+            </w:r>
+          </w:p>
+        </w:tc>
+      </w:tr>
+    </w:tbl>
     <w:bookmarkEnd w:id="42"/>
-    <w:bookmarkStart w:id="43" w:name="completion-checklist"/>
+    <w:bookmarkEnd w:id="43"/>
+    <w:bookmarkStart w:id="44" w:name="completion-checklist"/>
     <w:p>
       <w:pPr>
         <w:pStyle w:val="Heading2"/>
@@ -12408,8 +13630,8 @@
         <w:t xml:space="preserve">, mapped onto the DBIZ2 Product Design Package. DBIZ3, VJCBI College — FTU. Group C · CINEMATCH.</w:t>
       </w:r>
     </w:p>
-    <w:bookmarkEnd w:id="43"/>
     <w:bookmarkEnd w:id="44"/>
+    <w:bookmarkEnd w:id="45"/>
     <w:sectPr>
       <w:pgMar w:bottom="1020" w:left="1020" w:right="1020" w:top="1020"/>
     </w:sectPr>

--- a/docs/word/specs/spec-M4.docx
+++ b/docs/word/specs/spec-M4.docx
@@ -2,7 +2,7 @@
 <file path=word/document.xml><?xml version="1.0" encoding="utf-8"?>
 <w:document xmlns:w="http://schemas.openxmlformats.org/wordprocessingml/2006/main" xmlns:m="http://schemas.openxmlformats.org/officeDocument/2006/math" xmlns:r="http://schemas.openxmlformats.org/officeDocument/2006/relationships" xmlns:o="urn:schemas-microsoft-com:office:office" xmlns:v="urn:schemas-microsoft-com:vml" xmlns:w10="urn:schemas-microsoft-com:office:word" xmlns:a="http://schemas.openxmlformats.org/drawingml/2006/main" xmlns:pic="http://schemas.openxmlformats.org/drawingml/2006/picture" xmlns:wp="http://schemas.openxmlformats.org/drawingml/2006/wordprocessingDrawing">
   <w:body>
-    <w:bookmarkStart w:id="45" w:name="X804bf0d58cab99737093c26af11d694e52f7422"/>
+    <w:bookmarkStart w:id="47" w:name="X804bf0d58cab99737093c26af11d694e52f7422"/>
     <w:p>
       <w:pPr>
         <w:pStyle w:val="Heading1"/>
@@ -340,33 +340,22 @@
         </w:tc>
       </w:tr>
     </w:tbl>
-    <w:bookmarkStart w:id="20" w:name="X4666c8db187a468bd7c4d1efd69e1ca31a62544"/>
+    <w:bookmarkStart w:id="21" w:name="clarifications"/>
     <w:p>
       <w:pPr>
         <w:pStyle w:val="Heading2"/>
       </w:pPr>
       <w:r>
-        <w:t xml:space="preserve">1. Purpose and scope</w:t>
+        <w:t xml:space="preserve">Clarifications</w:t>
       </w:r>
     </w:p>
+    <w:bookmarkStart w:id="20" w:name="Xf89618e9cb7f126f51da04256cab1648125083e"/>
     <w:p>
       <w:pPr>
-        <w:pStyle w:val="FirstParagraph"/>
+        <w:pStyle w:val="Heading3"/>
       </w:pPr>
       <w:r>
-        <w:t xml:space="preserve">This module connects foreign producers with Vietnamese companies that can legally act as their service partner, which Article 13 requires for a filming licence. VFDA verifies each company; producers see more of a company's profile as trust builds, and every collaboration request is tracked to a confirmed partnership.</w:t>
-      </w:r>
-    </w:p>
-    <w:p>
-      <w:pPr>
-        <w:pStyle w:val="BodyText"/>
-      </w:pPr>
-      <w:r>
-        <w:rPr>
-          <w:bCs/>
-          <w:b/>
-        </w:rPr>
-        <w:t xml:space="preserve">In scope</w:t>
+        <w:t xml:space="preserve">Session 2026-10-28 (Group C, provisional — the owner in §10 confirms before launch)</w:t>
       </w:r>
     </w:p>
     <w:p>
@@ -378,7 +367,7 @@
         <w:pStyle w:val="Compact"/>
       </w:pPr>
       <w:r>
-        <w:t xml:space="preserve">Organisation profiles with three visibility layers (public, member, accepted).</w:t>
+        <w:t xml:space="preserve">Q1: Official names of the 12 service groups (the mockup uses a proposed list). → A: Keep the 12 proposed service groups and add a standard Vietnamese label to each.</w:t>
       </w:r>
     </w:p>
     <w:p>
@@ -390,7 +379,7 @@
         <w:pStyle w:val="Compact"/>
       </w:pPr>
       <w:r>
-        <w:t xml:space="preserve">Directory by 12 service groups, filters by province, language and VFDA Verified.</w:t>
+        <w:t xml:space="preserve">Q2: Written criteria for awarding VFDA Verified. → A: VFDA Verified is awarded on legal documents only (valid business registration certificate). It is valid for 12 months.</w:t>
       </w:r>
     </w:p>
     <w:p>
@@ -402,7 +391,51 @@
         <w:pStyle w:val="Compact"/>
       </w:pPr>
       <w:r>
-        <w:t xml:space="preserve">VFDA Verified: submission, review queue, decision, 12-month renewal reminder.</w:t>
+        <w:t xml:space="preserve">Q3: Criteria for the</w:t>
+      </w:r>
+      <w:r>
+        <w:t xml:space="preserve"> </w:t>
+      </w:r>
+      <w:r>
+        <w:rPr>
+          <w:iCs/>
+          <w:i/>
+        </w:rPr>
+        <w:t xml:space="preserve">eligible to sign a service agreement under Article 13</w:t>
+      </w:r>
+      <w:r>
+        <w:t xml:space="preserve"> </w:t>
+      </w:r>
+      <w:r>
+        <w:t xml:space="preserve">flag. → A: The flag</w:t>
+      </w:r>
+      <w:r>
+        <w:t xml:space="preserve"> </w:t>
+      </w:r>
+      <w:r>
+        <w:rPr>
+          <w:rStyle w:val="VerbatimChar"/>
+        </w:rPr>
+        <w:t xml:space="preserve">art13_eligible</w:t>
+      </w:r>
+      <w:r>
+        <w:t xml:space="preserve"> </w:t>
+      </w:r>
+      <w:r>
+        <w:t xml:space="preserve">is set only when the business registration lists a film-service business line and VFDA confirms it. The profile shows the disclaimer</w:t>
+      </w:r>
+      <w:r>
+        <w:t xml:space="preserve"> </w:t>
+      </w:r>
+      <w:r>
+        <w:rPr>
+          <w:iCs/>
+          <w:i/>
+        </w:rPr>
+        <w:t xml:space="preserve">not legal advice</w:t>
+      </w:r>
+      <w:r>
+        <w:t xml:space="preserve">.</w:t>
       </w:r>
     </w:p>
     <w:p>
@@ -414,19 +447,18 @@
         <w:pStyle w:val="Compact"/>
       </w:pPr>
       <w:r>
-        <w:t xml:space="preserve">Collaboration requests: send, respond, notify, confirm; partner gauge.</w:t>
+        <w:t xml:space="preserve">Q4: Is the NDA mutual and standard (one VFDA text) or supplied by each partner? → A: One standard, mutual, bilingual NDA with a version number. The team drafts it; VFDA reviews it before launch.</w:t>
       </w:r>
     </w:p>
+    <w:bookmarkEnd w:id="20"/>
+    <w:bookmarkEnd w:id="21"/>
+    <w:bookmarkStart w:id="22" w:name="X4666c8db187a468bd7c4d1efd69e1ca31a62544"/>
     <w:p>
       <w:pPr>
-        <w:numPr>
-          <w:ilvl w:val="0"/>
-          <w:numId w:val="1001"/>
-        </w:numPr>
-        <w:pStyle w:val="Compact"/>
+        <w:pStyle w:val="Heading2"/>
       </w:pPr>
       <w:r>
-        <w:t xml:space="preserve">Electronic NDA and document-access log.</w:t>
+        <w:t xml:space="preserve">1. Purpose and scope</w:t>
       </w:r>
     </w:p>
     <w:p>
@@ -434,11 +466,19 @@
         <w:pStyle w:val="FirstParagraph"/>
       </w:pPr>
       <w:r>
+        <w:t xml:space="preserve">This module connects foreign producers with Vietnamese companies that can legally act as their service partner, which Article 13 requires for a filming licence. VFDA verifies each company; producers see more of a company's profile as trust builds, and every collaboration request is tracked to a confirmed partnership.</w:t>
+      </w:r>
+    </w:p>
+    <w:p>
+      <w:pPr>
+        <w:pStyle w:val="BodyText"/>
+      </w:pPr>
+      <w:r>
         <w:rPr>
           <w:bCs/>
           <w:b/>
         </w:rPr>
-        <w:t xml:space="preserve">Out of scope</w:t>
+        <w:t xml:space="preserve">In scope</w:t>
       </w:r>
     </w:p>
     <w:p>
@@ -450,7 +490,7 @@
         <w:pStyle w:val="Compact"/>
       </w:pPr>
       <w:r>
-        <w:t xml:space="preserve">Contracts and payments between producer and partner — signed outside the system.</w:t>
+        <w:t xml:space="preserve">Organisation profiles with three visibility layers (public, member, accepted).</w:t>
       </w:r>
     </w:p>
     <w:p>
@@ -462,7 +502,7 @@
         <w:pStyle w:val="Compact"/>
       </w:pPr>
       <w:r>
-        <w:t xml:space="preserve">Ratings and reviews (M8, phase 2).</w:t>
+        <w:t xml:space="preserve">Directory by 12 service groups, filters by province, language and VFDA Verified.</w:t>
       </w:r>
     </w:p>
     <w:p>
@@ -474,7 +514,31 @@
         <w:pStyle w:val="Compact"/>
       </w:pPr>
       <w:r>
-        <w:t xml:space="preserve">Open self-registration of suppliers — VFDA invites them.</w:t>
+        <w:t xml:space="preserve">VFDA Verified: submission, review queue, decision, 12-month renewal reminder.</w:t>
+      </w:r>
+    </w:p>
+    <w:p>
+      <w:pPr>
+        <w:numPr>
+          <w:ilvl w:val="0"/>
+          <w:numId w:val="1002"/>
+        </w:numPr>
+        <w:pStyle w:val="Compact"/>
+      </w:pPr>
+      <w:r>
+        <w:t xml:space="preserve">Collaboration requests: send, respond, notify, confirm; partner gauge.</w:t>
+      </w:r>
+    </w:p>
+    <w:p>
+      <w:pPr>
+        <w:numPr>
+          <w:ilvl w:val="0"/>
+          <w:numId w:val="1002"/>
+        </w:numPr>
+        <w:pStyle w:val="Compact"/>
+      </w:pPr>
+      <w:r>
+        <w:t xml:space="preserve">Electronic NDA and document-access log.</w:t>
       </w:r>
     </w:p>
     <w:p>
@@ -486,7 +550,7 @@
           <w:bCs/>
           <w:b/>
         </w:rPr>
-        <w:t xml:space="preserve">Depends on</w:t>
+        <w:t xml:space="preserve">Out of scope</w:t>
       </w:r>
     </w:p>
     <w:p>
@@ -498,7 +562,7 @@
         <w:pStyle w:val="Compact"/>
       </w:pPr>
       <w:r>
-        <w:t xml:space="preserve">SYS (roles, notifications, email, search)</w:t>
+        <w:t xml:space="preserve">Contracts and payments between producer and partner — signed outside the system.</w:t>
       </w:r>
     </w:p>
     <w:p>
@@ -510,7 +574,7 @@
         <w:pStyle w:val="Compact"/>
       </w:pPr>
       <w:r>
-        <w:t xml:space="preserve">M0 (partner gauge)</w:t>
+        <w:t xml:space="preserve">Ratings and reviews (M8, phase 2).</w:t>
       </w:r>
     </w:p>
     <w:p>
@@ -522,23 +586,71 @@
         <w:pStyle w:val="Compact"/>
       </w:pPr>
       <w:r>
-        <w:t xml:space="preserve">M2 (component c of the dossier check)</w:t>
+        <w:t xml:space="preserve">Open self-registration of suppliers — VFDA invites them.</w:t>
+      </w:r>
+    </w:p>
+    <w:p>
+      <w:pPr>
+        <w:pStyle w:val="FirstParagraph"/>
+      </w:pPr>
+      <w:r>
+        <w:rPr>
+          <w:bCs/>
+          <w:b/>
+        </w:rPr>
+        <w:t xml:space="preserve">Depends on</w:t>
       </w:r>
     </w:p>
     <w:p>
       <w:pPr>
         <w:numPr>
           <w:ilvl w:val="0"/>
-          <w:numId w:val="1003"/>
+          <w:numId w:val="1004"/>
         </w:numPr>
         <w:pStyle w:val="Compact"/>
       </w:pPr>
       <w:r>
+        <w:t xml:space="preserve">SYS (roles, notifications, email, search)</w:t>
+      </w:r>
+    </w:p>
+    <w:p>
+      <w:pPr>
+        <w:numPr>
+          <w:ilvl w:val="0"/>
+          <w:numId w:val="1004"/>
+        </w:numPr>
+        <w:pStyle w:val="Compact"/>
+      </w:pPr>
+      <w:r>
+        <w:t xml:space="preserve">M0 (partner gauge)</w:t>
+      </w:r>
+    </w:p>
+    <w:p>
+      <w:pPr>
+        <w:numPr>
+          <w:ilvl w:val="0"/>
+          <w:numId w:val="1004"/>
+        </w:numPr>
+        <w:pStyle w:val="Compact"/>
+      </w:pPr>
+      <w:r>
+        <w:t xml:space="preserve">M2 (component c of the dossier check)</w:t>
+      </w:r>
+    </w:p>
+    <w:p>
+      <w:pPr>
+        <w:numPr>
+          <w:ilvl w:val="0"/>
+          <w:numId w:val="1004"/>
+        </w:numPr>
+        <w:pStyle w:val="Compact"/>
+      </w:pPr>
+      <w:r>
         <w:t xml:space="preserve">M10 (audit log)</w:t>
       </w:r>
     </w:p>
-    <w:bookmarkEnd w:id="20"/>
-    <w:bookmarkStart w:id="21" w:name="X572f76d4414d525199501e7085f189788c65188"/>
+    <w:bookmarkEnd w:id="22"/>
+    <w:bookmarkStart w:id="23" w:name="X572f76d4414d525199501e7085f189788c65188"/>
     <w:p>
       <w:pPr>
         <w:pStyle w:val="Heading2"/>
@@ -865,8 +977,8 @@
         </w:tc>
       </w:tr>
     </w:tbl>
-    <w:bookmarkEnd w:id="21"/>
-    <w:bookmarkStart w:id="27" w:name="X6e9f8def7ab98f65fc162bbf7fd6dd9285f3897"/>
+    <w:bookmarkEnd w:id="23"/>
+    <w:bookmarkStart w:id="29" w:name="X6e9f8def7ab98f65fc162bbf7fd6dd9285f3897"/>
     <w:p>
       <w:pPr>
         <w:pStyle w:val="Heading2"/>
@@ -875,7 +987,7 @@
         <w:t xml:space="preserve">3. User scenarios and acceptance criteria</w:t>
       </w:r>
     </w:p>
-    <w:bookmarkStart w:id="22" w:name="X65b37b501d2ad805dd3198105bbed62e4d624ec"/>
+    <w:bookmarkStart w:id="24" w:name="X65b37b501d2ad805dd3198105bbed62e4d624ec"/>
     <w:p>
       <w:pPr>
         <w:pStyle w:val="Heading3"/>
@@ -900,209 +1012,6 @@
       </w:r>
       <w:r>
         <w:t xml:space="preserve">As a foreign producer, I want to find VFDA-verified companies in my shooting province that work in my language, so that I meet the Article 13 partner requirement quickly.</w:t>
-      </w:r>
-    </w:p>
-    <w:p>
-      <w:pPr>
-        <w:pStyle w:val="BodyText"/>
-      </w:pPr>
-      <w:r>
-        <w:rPr>
-          <w:bCs/>
-          <w:b/>
-        </w:rPr>
-        <w:t xml:space="preserve">Acceptance scenarios</w:t>
-      </w:r>
-    </w:p>
-    <w:p>
-      <w:pPr>
-        <w:numPr>
-          <w:ilvl w:val="0"/>
-          <w:numId w:val="1004"/>
-        </w:numPr>
-        <w:pStyle w:val="Compact"/>
-      </w:pPr>
-      <w:r>
-        <w:rPr>
-          <w:bCs/>
-          <w:b/>
-        </w:rPr>
-        <w:t xml:space="preserve">Given</w:t>
-      </w:r>
-      <w:r>
-        <w:t xml:space="preserve"> </w:t>
-      </w:r>
-      <w:r>
-        <w:t xml:space="preserve">the directory,</w:t>
-      </w:r>
-      <w:r>
-        <w:t xml:space="preserve"> </w:t>
-      </w:r>
-      <w:r>
-        <w:rPr>
-          <w:bCs/>
-          <w:b/>
-        </w:rPr>
-        <w:t xml:space="preserve">When</w:t>
-      </w:r>
-      <w:r>
-        <w:t xml:space="preserve"> </w:t>
-      </w:r>
-      <w:r>
-        <w:t xml:space="preserve">the user picks</w:t>
-      </w:r>
-      <w:r>
-        <w:t xml:space="preserve"> </w:t>
-      </w:r>
-      <w:r>
-        <w:rPr>
-          <w:iCs/>
-          <w:i/>
-        </w:rPr>
-        <w:t xml:space="preserve">Full production services</w:t>
-      </w:r>
-      <w:r>
-        <w:t xml:space="preserve">, province</w:t>
-      </w:r>
-      <w:r>
-        <w:t xml:space="preserve"> </w:t>
-      </w:r>
-      <w:r>
-        <w:rPr>
-          <w:iCs/>
-          <w:i/>
-        </w:rPr>
-        <w:t xml:space="preserve">Ninh Bình</w:t>
-      </w:r>
-      <w:r>
-        <w:t xml:space="preserve">, language</w:t>
-      </w:r>
-      <w:r>
-        <w:t xml:space="preserve"> </w:t>
-      </w:r>
-      <w:r>
-        <w:rPr>
-          <w:iCs/>
-          <w:i/>
-        </w:rPr>
-        <w:t xml:space="preserve">Korean</w:t>
-      </w:r>
-      <w:r>
-        <w:t xml:space="preserve"> </w:t>
-      </w:r>
-      <w:r>
-        <w:t xml:space="preserve">and</w:t>
-      </w:r>
-      <w:r>
-        <w:t xml:space="preserve"> </w:t>
-      </w:r>
-      <w:r>
-        <w:rPr>
-          <w:iCs/>
-          <w:i/>
-        </w:rPr>
-        <w:t xml:space="preserve">VFDA Verified only</w:t>
-      </w:r>
-      <w:r>
-        <w:t xml:space="preserve">,</w:t>
-      </w:r>
-      <w:r>
-        <w:t xml:space="preserve"> </w:t>
-      </w:r>
-      <w:r>
-        <w:rPr>
-          <w:bCs/>
-          <w:b/>
-        </w:rPr>
-        <w:t xml:space="preserve">Then</w:t>
-      </w:r>
-      <w:r>
-        <w:t xml:space="preserve"> </w:t>
-      </w:r>
-      <w:r>
-        <w:t xml:space="preserve">only matching verified companies are listed with their Verified month.</w:t>
-      </w:r>
-    </w:p>
-    <w:p>
-      <w:pPr>
-        <w:numPr>
-          <w:ilvl w:val="0"/>
-          <w:numId w:val="1004"/>
-        </w:numPr>
-        <w:pStyle w:val="Compact"/>
-      </w:pPr>
-      <w:r>
-        <w:rPr>
-          <w:bCs/>
-          <w:b/>
-        </w:rPr>
-        <w:t xml:space="preserve">Given</w:t>
-      </w:r>
-      <w:r>
-        <w:t xml:space="preserve"> </w:t>
-      </w:r>
-      <w:r>
-        <w:t xml:space="preserve">a guest,</w:t>
-      </w:r>
-      <w:r>
-        <w:t xml:space="preserve"> </w:t>
-      </w:r>
-      <w:r>
-        <w:rPr>
-          <w:bCs/>
-          <w:b/>
-        </w:rPr>
-        <w:t xml:space="preserve">When</w:t>
-      </w:r>
-      <w:r>
-        <w:t xml:space="preserve"> </w:t>
-      </w:r>
-      <w:r>
-        <w:t xml:space="preserve">they view the list,</w:t>
-      </w:r>
-      <w:r>
-        <w:t xml:space="preserve"> </w:t>
-      </w:r>
-      <w:r>
-        <w:rPr>
-          <w:bCs/>
-          <w:b/>
-        </w:rPr>
-        <w:t xml:space="preserve">Then</w:t>
-      </w:r>
-      <w:r>
-        <w:t xml:space="preserve"> </w:t>
-      </w:r>
-      <w:r>
-        <w:t xml:space="preserve">they see name, service groups, provinces and the Verified badge only; project counts and languages require sign-in.</w:t>
-      </w:r>
-    </w:p>
-    <w:bookmarkEnd w:id="22"/>
-    <w:bookmarkStart w:id="23" w:name="X4cc1296d309ee4dfbcb78a528e105c393f29c28"/>
-    <w:p>
-      <w:pPr>
-        <w:pStyle w:val="Heading3"/>
-      </w:pPr>
-      <w:r>
-        <w:t xml:space="preserve">US-2 (P1): Send a request and follow it to confirmation</w:t>
-      </w:r>
-    </w:p>
-    <w:p>
-      <w:pPr>
-        <w:pStyle w:val="FirstParagraph"/>
-      </w:pPr>
-      <w:r>
-        <w:rPr>
-          <w:bCs/>
-          <w:b/>
-        </w:rPr>
-        <w:t xml:space="preserve">Journey.</w:t>
-      </w:r>
-      <w:r>
-        <w:t xml:space="preserve"> </w:t>
-      </w:r>
-      <w:r>
-        <w:t xml:space="preserve">As a producer, I want to send a request tied to my project and see exactly where it stands, so that I know when I have my Vietnamese partner.</w:t>
       </w:r>
     </w:p>
     <w:p>
@@ -1136,7 +1045,7 @@
         <w:t xml:space="preserve"> </w:t>
       </w:r>
       <w:r>
-        <w:t xml:space="preserve">a member with a project,</w:t>
+        <w:t xml:space="preserve">the directory,</w:t>
       </w:r>
       <w:r>
         <w:t xml:space="preserve"> </w:t>
@@ -1152,7 +1061,62 @@
         <w:t xml:space="preserve"> </w:t>
       </w:r>
       <w:r>
-        <w:t xml:space="preserve">they send a request to Bến Xưa,</w:t>
+        <w:t xml:space="preserve">the user picks</w:t>
+      </w:r>
+      <w:r>
+        <w:t xml:space="preserve"> </w:t>
+      </w:r>
+      <w:r>
+        <w:rPr>
+          <w:iCs/>
+          <w:i/>
+        </w:rPr>
+        <w:t xml:space="preserve">Full production services</w:t>
+      </w:r>
+      <w:r>
+        <w:t xml:space="preserve">, province</w:t>
+      </w:r>
+      <w:r>
+        <w:t xml:space="preserve"> </w:t>
+      </w:r>
+      <w:r>
+        <w:rPr>
+          <w:iCs/>
+          <w:i/>
+        </w:rPr>
+        <w:t xml:space="preserve">Ninh Bình</w:t>
+      </w:r>
+      <w:r>
+        <w:t xml:space="preserve">, language</w:t>
+      </w:r>
+      <w:r>
+        <w:t xml:space="preserve"> </w:t>
+      </w:r>
+      <w:r>
+        <w:rPr>
+          <w:iCs/>
+          <w:i/>
+        </w:rPr>
+        <w:t xml:space="preserve">Korean</w:t>
+      </w:r>
+      <w:r>
+        <w:t xml:space="preserve"> </w:t>
+      </w:r>
+      <w:r>
+        <w:t xml:space="preserve">and</w:t>
+      </w:r>
+      <w:r>
+        <w:t xml:space="preserve"> </w:t>
+      </w:r>
+      <w:r>
+        <w:rPr>
+          <w:iCs/>
+          <w:i/>
+        </w:rPr>
+        <w:t xml:space="preserve">VFDA Verified only</w:t>
+      </w:r>
+      <w:r>
+        <w:t xml:space="preserve">,</w:t>
       </w:r>
       <w:r>
         <w:t xml:space="preserve"> </w:t>
@@ -1168,20 +1132,7 @@
         <w:t xml:space="preserve"> </w:t>
       </w:r>
       <w:r>
-        <w:t xml:space="preserve">the request is</w:t>
-      </w:r>
-      <w:r>
-        <w:t xml:space="preserve"> </w:t>
-      </w:r>
-      <w:r>
-        <w:rPr>
-          <w:iCs/>
-          <w:i/>
-        </w:rPr>
-        <w:t xml:space="preserve">Sent</w:t>
-      </w:r>
-      <w:r>
-        <w:t xml:space="preserve">, the partner is notified in-app and by email, and the tracker shows step 1 of 3.</w:t>
+        <w:t xml:space="preserve">only matching verified companies are listed with their Verified month.</w:t>
       </w:r>
     </w:p>
     <w:p>
@@ -1203,7 +1154,7 @@
         <w:t xml:space="preserve"> </w:t>
       </w:r>
       <w:r>
-        <w:t xml:space="preserve">the partner accepts,</w:t>
+        <w:t xml:space="preserve">a guest,</w:t>
       </w:r>
       <w:r>
         <w:t xml:space="preserve"> </w:t>
@@ -1219,7 +1170,7 @@
         <w:t xml:space="preserve"> </w:t>
       </w:r>
       <w:r>
-        <w:t xml:space="preserve">the member opens the request,</w:t>
+        <w:t xml:space="preserve">they view the list,</w:t>
       </w:r>
       <w:r>
         <w:t xml:space="preserve"> </w:t>
@@ -1235,132 +1186,17 @@
         <w:t xml:space="preserve"> </w:t>
       </w:r>
       <w:r>
-        <w:t xml:space="preserve">the tracker shows step 2</w:t>
-      </w:r>
-      <w:r>
-        <w:t xml:space="preserve"> </w:t>
-      </w:r>
-      <w:r>
-        <w:rPr>
-          <w:iCs/>
-          <w:i/>
-        </w:rPr>
-        <w:t xml:space="preserve">Partner responded</w:t>
-      </w:r>
-      <w:r>
-        <w:t xml:space="preserve"> </w:t>
-      </w:r>
-      <w:r>
-        <w:t xml:space="preserve">and</w:t>
-      </w:r>
-      <w:r>
-        <w:t xml:space="preserve"> </w:t>
-      </w:r>
-      <w:r>
-        <w:rPr>
-          <w:iCs/>
-          <w:i/>
-        </w:rPr>
-        <w:t xml:space="preserve">Confirm partnership</w:t>
-      </w:r>
-      <w:r>
-        <w:t xml:space="preserve"> </w:t>
-      </w:r>
-      <w:r>
-        <w:t xml:space="preserve">is enabled once the NDA box is ticked.</w:t>
+        <w:t xml:space="preserve">they see name, service groups, provinces and the Verified badge only; project counts and languages require sign-in.</w:t>
       </w:r>
     </w:p>
-    <w:p>
-      <w:pPr>
-        <w:numPr>
-          <w:ilvl w:val="0"/>
-          <w:numId w:val="1005"/>
-        </w:numPr>
-        <w:pStyle w:val="Compact"/>
-      </w:pPr>
-      <w:r>
-        <w:rPr>
-          <w:bCs/>
-          <w:b/>
-        </w:rPr>
-        <w:t xml:space="preserve">Given</w:t>
-      </w:r>
-      <w:r>
-        <w:t xml:space="preserve"> </w:t>
-      </w:r>
-      <w:r>
-        <w:t xml:space="preserve">the member confirms,</w:t>
-      </w:r>
-      <w:r>
-        <w:t xml:space="preserve"> </w:t>
-      </w:r>
-      <w:r>
-        <w:rPr>
-          <w:bCs/>
-          <w:b/>
-        </w:rPr>
-        <w:t xml:space="preserve">When</w:t>
-      </w:r>
-      <w:r>
-        <w:t xml:space="preserve"> </w:t>
-      </w:r>
-      <w:r>
-        <w:t xml:space="preserve">it is saved,</w:t>
-      </w:r>
-      <w:r>
-        <w:t xml:space="preserve"> </w:t>
-      </w:r>
-      <w:r>
-        <w:rPr>
-          <w:bCs/>
-          <w:b/>
-        </w:rPr>
-        <w:t xml:space="preserve">Then</w:t>
-      </w:r>
-      <w:r>
-        <w:t xml:space="preserve"> </w:t>
-      </w:r>
-      <w:r>
-        <w:t xml:space="preserve">the tracker shows</w:t>
-      </w:r>
-      <w:r>
-        <w:t xml:space="preserve"> </w:t>
-      </w:r>
-      <w:r>
-        <w:rPr>
-          <w:iCs/>
-          <w:i/>
-        </w:rPr>
-        <w:t xml:space="preserve">Confirmed</w:t>
-      </w:r>
-      <w:r>
-        <w:t xml:space="preserve">, both sides are notified, the Partners gauge reaches 100%, and component c of the Article 13 check becomes</w:t>
-      </w:r>
-      <w:r>
-        <w:t xml:space="preserve"> </w:t>
-      </w:r>
-      <w:r>
-        <w:rPr>
-          <w:iCs/>
-          <w:i/>
-        </w:rPr>
-        <w:t xml:space="preserve">Pending</w:t>
-      </w:r>
-      <w:r>
-        <w:t xml:space="preserve"> </w:t>
-      </w:r>
-      <w:r>
-        <w:t xml:space="preserve">until the signed agreement is uploaded.</w:t>
-      </w:r>
-    </w:p>
-    <w:bookmarkEnd w:id="23"/>
-    <w:bookmarkStart w:id="24" w:name="us-3-p1-get-vfda-verified"/>
+    <w:bookmarkEnd w:id="24"/>
+    <w:bookmarkStart w:id="25" w:name="X4cc1296d309ee4dfbcb78a528e105c393f29c28"/>
     <w:p>
       <w:pPr>
         <w:pStyle w:val="Heading3"/>
       </w:pPr>
       <w:r>
-        <w:t xml:space="preserve">US-3 (P1): Get VFDA Verified</w:t>
+        <w:t xml:space="preserve">US-2 (P1): Send a request and follow it to confirmation</w:t>
       </w:r>
     </w:p>
     <w:p>
@@ -1378,7 +1214,7 @@
         <w:t xml:space="preserve"> </w:t>
       </w:r>
       <w:r>
-        <w:t xml:space="preserve">As a Vietnamese supplier, I want VFDA to verify my company, so that foreign producers trust me.</w:t>
+        <w:t xml:space="preserve">As a producer, I want to send a request tied to my project and see exactly where it stands, so that I know when I have my Vietnamese partner.</w:t>
       </w:r>
     </w:p>
     <w:p>
@@ -1412,7 +1248,7 @@
         <w:t xml:space="preserve"> </w:t>
       </w:r>
       <w:r>
-        <w:t xml:space="preserve">a partner uploads a business registration PDF and two reference projects,</w:t>
+        <w:t xml:space="preserve">a member with a project,</w:t>
       </w:r>
       <w:r>
         <w:t xml:space="preserve"> </w:t>
@@ -1428,7 +1264,7 @@
         <w:t xml:space="preserve"> </w:t>
       </w:r>
       <w:r>
-        <w:t xml:space="preserve">VFDA staff approve,</w:t>
+        <w:t xml:space="preserve">they send a request to Bến Xưa,</w:t>
       </w:r>
       <w:r>
         <w:t xml:space="preserve"> </w:t>
@@ -1444,7 +1280,20 @@
         <w:t xml:space="preserve"> </w:t>
       </w:r>
       <w:r>
-        <w:t xml:space="preserve">the badge shows with the verification date and expires after 12 months.</w:t>
+        <w:t xml:space="preserve">the request is</w:t>
+      </w:r>
+      <w:r>
+        <w:t xml:space="preserve"> </w:t>
+      </w:r>
+      <w:r>
+        <w:rPr>
+          <w:iCs/>
+          <w:i/>
+        </w:rPr>
+        <w:t xml:space="preserve">Sent</w:t>
+      </w:r>
+      <w:r>
+        <w:t xml:space="preserve">, the partner is notified in-app and by email, and the tracker shows step 1 of 3.</w:t>
       </w:r>
     </w:p>
     <w:p>
@@ -1466,7 +1315,7 @@
         <w:t xml:space="preserve"> </w:t>
       </w:r>
       <w:r>
-        <w:t xml:space="preserve">staff reject,</w:t>
+        <w:t xml:space="preserve">the partner accepts,</w:t>
       </w:r>
       <w:r>
         <w:t xml:space="preserve"> </w:t>
@@ -1482,7 +1331,7 @@
         <w:t xml:space="preserve"> </w:t>
       </w:r>
       <w:r>
-        <w:t xml:space="preserve">they save,</w:t>
+        <w:t xml:space="preserve">the member opens the request,</w:t>
       </w:r>
       <w:r>
         <w:t xml:space="preserve"> </w:t>
@@ -1498,17 +1347,132 @@
         <w:t xml:space="preserve"> </w:t>
       </w:r>
       <w:r>
-        <w:t xml:space="preserve">a reason is mandatory and sent to the partner.</w:t>
+        <w:t xml:space="preserve">the tracker shows step 2</w:t>
+      </w:r>
+      <w:r>
+        <w:t xml:space="preserve"> </w:t>
+      </w:r>
+      <w:r>
+        <w:rPr>
+          <w:iCs/>
+          <w:i/>
+        </w:rPr>
+        <w:t xml:space="preserve">Partner responded</w:t>
+      </w:r>
+      <w:r>
+        <w:t xml:space="preserve"> </w:t>
+      </w:r>
+      <w:r>
+        <w:t xml:space="preserve">and</w:t>
+      </w:r>
+      <w:r>
+        <w:t xml:space="preserve"> </w:t>
+      </w:r>
+      <w:r>
+        <w:rPr>
+          <w:iCs/>
+          <w:i/>
+        </w:rPr>
+        <w:t xml:space="preserve">Confirm partnership</w:t>
+      </w:r>
+      <w:r>
+        <w:t xml:space="preserve"> </w:t>
+      </w:r>
+      <w:r>
+        <w:t xml:space="preserve">is enabled once the NDA box is ticked.</w:t>
       </w:r>
     </w:p>
-    <w:bookmarkEnd w:id="24"/>
-    <w:bookmarkStart w:id="25" w:name="us-4-p2-protect-confidential-material"/>
+    <w:p>
+      <w:pPr>
+        <w:numPr>
+          <w:ilvl w:val="0"/>
+          <w:numId w:val="1006"/>
+        </w:numPr>
+        <w:pStyle w:val="Compact"/>
+      </w:pPr>
+      <w:r>
+        <w:rPr>
+          <w:bCs/>
+          <w:b/>
+        </w:rPr>
+        <w:t xml:space="preserve">Given</w:t>
+      </w:r>
+      <w:r>
+        <w:t xml:space="preserve"> </w:t>
+      </w:r>
+      <w:r>
+        <w:t xml:space="preserve">the member confirms,</w:t>
+      </w:r>
+      <w:r>
+        <w:t xml:space="preserve"> </w:t>
+      </w:r>
+      <w:r>
+        <w:rPr>
+          <w:bCs/>
+          <w:b/>
+        </w:rPr>
+        <w:t xml:space="preserve">When</w:t>
+      </w:r>
+      <w:r>
+        <w:t xml:space="preserve"> </w:t>
+      </w:r>
+      <w:r>
+        <w:t xml:space="preserve">it is saved,</w:t>
+      </w:r>
+      <w:r>
+        <w:t xml:space="preserve"> </w:t>
+      </w:r>
+      <w:r>
+        <w:rPr>
+          <w:bCs/>
+          <w:b/>
+        </w:rPr>
+        <w:t xml:space="preserve">Then</w:t>
+      </w:r>
+      <w:r>
+        <w:t xml:space="preserve"> </w:t>
+      </w:r>
+      <w:r>
+        <w:t xml:space="preserve">the tracker shows</w:t>
+      </w:r>
+      <w:r>
+        <w:t xml:space="preserve"> </w:t>
+      </w:r>
+      <w:r>
+        <w:rPr>
+          <w:iCs/>
+          <w:i/>
+        </w:rPr>
+        <w:t xml:space="preserve">Confirmed</w:t>
+      </w:r>
+      <w:r>
+        <w:t xml:space="preserve">, both sides are notified, the Partners gauge reaches 100%, and component c of the Article 13 check becomes</w:t>
+      </w:r>
+      <w:r>
+        <w:t xml:space="preserve"> </w:t>
+      </w:r>
+      <w:r>
+        <w:rPr>
+          <w:iCs/>
+          <w:i/>
+        </w:rPr>
+        <w:t xml:space="preserve">Pending</w:t>
+      </w:r>
+      <w:r>
+        <w:t xml:space="preserve"> </w:t>
+      </w:r>
+      <w:r>
+        <w:t xml:space="preserve">until the signed agreement is uploaded.</w:t>
+      </w:r>
+    </w:p>
+    <w:bookmarkEnd w:id="25"/>
+    <w:bookmarkStart w:id="26" w:name="us-3-p1-get-vfda-verified"/>
     <w:p>
       <w:pPr>
         <w:pStyle w:val="Heading3"/>
       </w:pPr>
       <w:r>
-        <w:t xml:space="preserve">US-4 (P2): Protect confidential material</w:t>
+        <w:t xml:space="preserve">US-3 (P1): Get VFDA Verified</w:t>
       </w:r>
     </w:p>
     <w:p>
@@ -1526,7 +1490,7 @@
         <w:t xml:space="preserve"> </w:t>
       </w:r>
       <w:r>
-        <w:t xml:space="preserve">As either party, I want confidential material opened only after an NDA and every view logged, so that I can share safely.</w:t>
+        <w:t xml:space="preserve">As a Vietnamese supplier, I want VFDA to verify my company, so that foreign producers trust me.</w:t>
       </w:r>
     </w:p>
     <w:p>
@@ -1560,7 +1524,7 @@
         <w:t xml:space="preserve"> </w:t>
       </w:r>
       <w:r>
-        <w:t xml:space="preserve">a confirmed-pending request,</w:t>
+        <w:t xml:space="preserve">a partner uploads a business registration PDF and two reference projects,</w:t>
       </w:r>
       <w:r>
         <w:t xml:space="preserve"> </w:t>
@@ -1576,7 +1540,7 @@
         <w:t xml:space="preserve"> </w:t>
       </w:r>
       <w:r>
-        <w:t xml:space="preserve">the member accepts the NDA,</w:t>
+        <w:t xml:space="preserve">VFDA staff approve,</w:t>
       </w:r>
       <w:r>
         <w:t xml:space="preserve"> </w:t>
@@ -1592,7 +1556,7 @@
         <w:t xml:space="preserve"> </w:t>
       </w:r>
       <w:r>
-        <w:t xml:space="preserve">the partner's rate card, past clients and direct contact become visible to that member (RLS).</w:t>
+        <w:t xml:space="preserve">the badge shows with the verification date and expires after 12 months.</w:t>
       </w:r>
     </w:p>
     <w:p>
@@ -1614,7 +1578,7 @@
         <w:t xml:space="preserve"> </w:t>
       </w:r>
       <w:r>
-        <w:t xml:space="preserve">a partner opens a project document,</w:t>
+        <w:t xml:space="preserve">staff reject,</w:t>
       </w:r>
       <w:r>
         <w:t xml:space="preserve"> </w:t>
@@ -1630,7 +1594,7 @@
         <w:t xml:space="preserve"> </w:t>
       </w:r>
       <w:r>
-        <w:t xml:space="preserve">it is displayed,</w:t>
+        <w:t xml:space="preserve">they save,</w:t>
       </w:r>
       <w:r>
         <w:t xml:space="preserve"> </w:t>
@@ -1646,17 +1610,47 @@
         <w:t xml:space="preserve"> </w:t>
       </w:r>
       <w:r>
-        <w:t xml:space="preserve">an access-log entry records who, which document and when.</w:t>
+        <w:t xml:space="preserve">a reason is mandatory and sent to the partner.</w:t>
       </w:r>
     </w:p>
-    <w:bookmarkEnd w:id="25"/>
-    <w:bookmarkStart w:id="26" w:name="edge-cases"/>
+    <w:bookmarkEnd w:id="26"/>
+    <w:bookmarkStart w:id="27" w:name="us-4-p2-protect-confidential-material"/>
     <w:p>
       <w:pPr>
         <w:pStyle w:val="Heading3"/>
       </w:pPr>
       <w:r>
-        <w:t xml:space="preserve">Edge cases</w:t>
+        <w:t xml:space="preserve">US-4 (P2): Protect confidential material</w:t>
+      </w:r>
+    </w:p>
+    <w:p>
+      <w:pPr>
+        <w:pStyle w:val="FirstParagraph"/>
+      </w:pPr>
+      <w:r>
+        <w:rPr>
+          <w:bCs/>
+          <w:b/>
+        </w:rPr>
+        <w:t xml:space="preserve">Journey.</w:t>
+      </w:r>
+      <w:r>
+        <w:t xml:space="preserve"> </w:t>
+      </w:r>
+      <w:r>
+        <w:t xml:space="preserve">As either party, I want confidential material opened only after an NDA and every view logged, so that I can share safely.</w:t>
+      </w:r>
+    </w:p>
+    <w:p>
+      <w:pPr>
+        <w:pStyle w:val="BodyText"/>
+      </w:pPr>
+      <w:r>
+        <w:rPr>
+          <w:bCs/>
+          <w:b/>
+        </w:rPr>
+        <w:t xml:space="preserve">Acceptance scenarios</w:t>
       </w:r>
     </w:p>
     <w:p>
@@ -1668,7 +1662,49 @@
         <w:pStyle w:val="Compact"/>
       </w:pPr>
       <w:r>
-        <w:t xml:space="preserve">The partner never responds: [NEEDS CLARIFICATION: expiry after N days]; the member can withdraw and send elsewhere.</w:t>
+        <w:rPr>
+          <w:bCs/>
+          <w:b/>
+        </w:rPr>
+        <w:t xml:space="preserve">Given</w:t>
+      </w:r>
+      <w:r>
+        <w:t xml:space="preserve"> </w:t>
+      </w:r>
+      <w:r>
+        <w:t xml:space="preserve">a confirmed-pending request,</w:t>
+      </w:r>
+      <w:r>
+        <w:t xml:space="preserve"> </w:t>
+      </w:r>
+      <w:r>
+        <w:rPr>
+          <w:bCs/>
+          <w:b/>
+        </w:rPr>
+        <w:t xml:space="preserve">When</w:t>
+      </w:r>
+      <w:r>
+        <w:t xml:space="preserve"> </w:t>
+      </w:r>
+      <w:r>
+        <w:t xml:space="preserve">the member accepts the NDA,</w:t>
+      </w:r>
+      <w:r>
+        <w:t xml:space="preserve"> </w:t>
+      </w:r>
+      <w:r>
+        <w:rPr>
+          <w:bCs/>
+          <w:b/>
+        </w:rPr>
+        <w:t xml:space="preserve">Then</w:t>
+      </w:r>
+      <w:r>
+        <w:t xml:space="preserve"> </w:t>
+      </w:r>
+      <w:r>
+        <w:t xml:space="preserve">the partner's rate card, past clients and direct contact become visible to that member (RLS).</w:t>
       </w:r>
     </w:p>
     <w:p>
@@ -1680,6 +1716,82 @@
         <w:pStyle w:val="Compact"/>
       </w:pPr>
       <w:r>
+        <w:rPr>
+          <w:bCs/>
+          <w:b/>
+        </w:rPr>
+        <w:t xml:space="preserve">Given</w:t>
+      </w:r>
+      <w:r>
+        <w:t xml:space="preserve"> </w:t>
+      </w:r>
+      <w:r>
+        <w:t xml:space="preserve">a partner opens a project document,</w:t>
+      </w:r>
+      <w:r>
+        <w:t xml:space="preserve"> </w:t>
+      </w:r>
+      <w:r>
+        <w:rPr>
+          <w:bCs/>
+          <w:b/>
+        </w:rPr>
+        <w:t xml:space="preserve">When</w:t>
+      </w:r>
+      <w:r>
+        <w:t xml:space="preserve"> </w:t>
+      </w:r>
+      <w:r>
+        <w:t xml:space="preserve">it is displayed,</w:t>
+      </w:r>
+      <w:r>
+        <w:t xml:space="preserve"> </w:t>
+      </w:r>
+      <w:r>
+        <w:rPr>
+          <w:bCs/>
+          <w:b/>
+        </w:rPr>
+        <w:t xml:space="preserve">Then</w:t>
+      </w:r>
+      <w:r>
+        <w:t xml:space="preserve"> </w:t>
+      </w:r>
+      <w:r>
+        <w:t xml:space="preserve">an access-log entry records who, which document and when.</w:t>
+      </w:r>
+    </w:p>
+    <w:bookmarkEnd w:id="27"/>
+    <w:bookmarkStart w:id="28" w:name="edge-cases"/>
+    <w:p>
+      <w:pPr>
+        <w:pStyle w:val="Heading3"/>
+      </w:pPr>
+      <w:r>
+        <w:t xml:space="preserve">Edge cases</w:t>
+      </w:r>
+    </w:p>
+    <w:p>
+      <w:pPr>
+        <w:numPr>
+          <w:ilvl w:val="0"/>
+          <w:numId w:val="1009"/>
+        </w:numPr>
+        <w:pStyle w:val="Compact"/>
+      </w:pPr>
+      <w:r>
+        <w:t xml:space="preserve">The partner never responds: [NEEDS CLARIFICATION: expiry after N days]; the member can withdraw and send elsewhere.</w:t>
+      </w:r>
+    </w:p>
+    <w:p>
+      <w:pPr>
+        <w:numPr>
+          <w:ilvl w:val="0"/>
+          <w:numId w:val="1009"/>
+        </w:numPr>
+        <w:pStyle w:val="Compact"/>
+      </w:pPr>
+      <w:r>
         <w:t xml:space="preserve">Two requests from the same project to the same partner: refused —</w:t>
       </w:r>
       <w:r>
@@ -1700,7 +1812,7 @@
       <w:pPr>
         <w:numPr>
           <w:ilvl w:val="0"/>
-          <w:numId w:val="1008"/>
+          <w:numId w:val="1009"/>
         </w:numPr>
         <w:pStyle w:val="Compact"/>
       </w:pPr>
@@ -1712,7 +1824,7 @@
       <w:pPr>
         <w:numPr>
           <w:ilvl w:val="0"/>
-          <w:numId w:val="1008"/>
+          <w:numId w:val="1009"/>
         </w:numPr>
         <w:pStyle w:val="Compact"/>
       </w:pPr>
@@ -1720,9 +1832,9 @@
         <w:t xml:space="preserve">Email delivery fails: the in-app notification still appears; delivery is retried.</w:t>
       </w:r>
     </w:p>
-    <w:bookmarkEnd w:id="26"/>
-    <w:bookmarkEnd w:id="27"/>
-    <w:bookmarkStart w:id="32" w:name="X642f26008f14b2e5af562a7ed56d7333412cc34"/>
+    <w:bookmarkEnd w:id="28"/>
+    <w:bookmarkEnd w:id="29"/>
+    <w:bookmarkStart w:id="34" w:name="X642f26008f14b2e5af562a7ed56d7333412cc34"/>
     <w:p>
       <w:pPr>
         <w:pStyle w:val="Heading2"/>
@@ -1731,7 +1843,7 @@
         <w:t xml:space="preserve">4. Flows</w:t>
       </w:r>
     </w:p>
-    <w:bookmarkStart w:id="28" w:name="X113d3dbef6214e537a17f9a799c2c73cebc004e"/>
+    <w:bookmarkStart w:id="30" w:name="X113d3dbef6214e537a17f9a799c2c73cebc004e"/>
     <w:p>
       <w:pPr>
         <w:pStyle w:val="Heading3"/>
@@ -1873,8 +1985,8 @@
         <w:t xml:space="preserve">    NDA --&gt; E([Collaboration starts; every document view is logged])</w:t>
       </w:r>
     </w:p>
-    <w:bookmarkEnd w:id="28"/>
-    <w:bookmarkStart w:id="29" w:name="X56188e4b93a53393fdc99583dbc1e1506f09a86"/>
+    <w:bookmarkEnd w:id="30"/>
+    <w:bookmarkStart w:id="31" w:name="X56188e4b93a53393fdc99583dbc1e1506f09a86"/>
     <w:p>
       <w:pPr>
         <w:pStyle w:val="Heading3"/>
@@ -2002,8 +2114,8 @@
         <w:t xml:space="preserve">    N --&gt; E([Service contract signed outside the system])</w:t>
       </w:r>
     </w:p>
-    <w:bookmarkEnd w:id="29"/>
-    <w:bookmarkStart w:id="30" w:name="X8e2d0a11f21828cecc7f8723ef4b1ba8def1076"/>
+    <w:bookmarkEnd w:id="31"/>
+    <w:bookmarkStart w:id="32" w:name="X8e2d0a11f21828cecc7f8723ef4b1ba8def1076"/>
     <w:p>
       <w:pPr>
         <w:pStyle w:val="Heading3"/>
@@ -2221,8 +2333,8 @@
         <w:t xml:space="preserve">    Note over DB: DBIZ2 statuses: pending, under_review, info_requested, accepted, declined (this spec adds confirmed and withdrawn, see 11.1)</w:t>
       </w:r>
     </w:p>
-    <w:bookmarkEnd w:id="30"/>
-    <w:bookmarkStart w:id="31" w:name="X3ca286f9e43f4c0a9af93da5d986fba28c91bf8"/>
+    <w:bookmarkEnd w:id="32"/>
+    <w:bookmarkStart w:id="33" w:name="X3ca286f9e43f4c0a9af93da5d986fba28c91bf8"/>
     <w:p>
       <w:pPr>
         <w:pStyle w:val="Heading3"/>
@@ -2442,9 +2554,9 @@
         <w:t xml:space="preserve">    Note over DB: The system reminds to re-verify after 12 months</w:t>
       </w:r>
     </w:p>
-    <w:bookmarkEnd w:id="31"/>
-    <w:bookmarkEnd w:id="32"/>
-    <w:bookmarkStart w:id="35" w:name="X052d9d50bef594c4dcaeeac6011093e4925597a"/>
+    <w:bookmarkEnd w:id="33"/>
+    <w:bookmarkEnd w:id="34"/>
+    <w:bookmarkStart w:id="37" w:name="X052d9d50bef594c4dcaeeac6011093e4925597a"/>
     <w:p>
       <w:pPr>
         <w:pStyle w:val="Heading2"/>
@@ -4039,7 +4151,7 @@
         </w:tc>
       </w:tr>
     </w:tbl>
-    <w:bookmarkStart w:id="33" w:name="X0b60481e9d94c018d9ee6d90566933e257614bf"/>
+    <w:bookmarkStart w:id="35" w:name="X0b60481e9d94c018d9ee6d90566933e257614bf"/>
     <w:p>
       <w:pPr>
         <w:pStyle w:val="Heading3"/>
@@ -8673,8 +8785,8 @@
         </w:tc>
       </w:tr>
     </w:tbl>
-    <w:bookmarkEnd w:id="33"/>
-    <w:bookmarkStart w:id="34" w:name="Xf08c5fac6d146dfbd969d3549b1b5c53dd98aa2"/>
+    <w:bookmarkEnd w:id="35"/>
+    <w:bookmarkStart w:id="36" w:name="Xf08c5fac6d146dfbd969d3549b1b5c53dd98aa2"/>
     <w:p>
       <w:pPr>
         <w:pStyle w:val="Heading3"/>
@@ -9241,9 +9353,9 @@
         </w:tc>
       </w:tr>
     </w:tbl>
-    <w:bookmarkEnd w:id="34"/>
-    <w:bookmarkEnd w:id="35"/>
-    <w:bookmarkStart w:id="37" w:name="Xd4a7e4930d01b3f2af150543fa31b412e6715be"/>
+    <w:bookmarkEnd w:id="36"/>
+    <w:bookmarkEnd w:id="37"/>
+    <w:bookmarkStart w:id="39" w:name="Xd4a7e4930d01b3f2af150543fa31b412e6715be"/>
     <w:p>
       <w:pPr>
         <w:pStyle w:val="Heading2"/>
@@ -9711,7 +9823,7 @@
         </w:tc>
       </w:tr>
     </w:tbl>
-    <w:bookmarkStart w:id="36" w:name="Xbecd423f5882972d65b0bceed9cc4371cda5552"/>
+    <w:bookmarkStart w:id="38" w:name="Xbecd423f5882972d65b0bceed9cc4371cda5552"/>
     <w:p>
       <w:pPr>
         <w:pStyle w:val="Heading3"/>
@@ -10857,9 +10969,9 @@
         </w:tc>
       </w:tr>
     </w:tbl>
-    <w:bookmarkEnd w:id="36"/>
-    <w:bookmarkEnd w:id="37"/>
-    <w:bookmarkStart w:id="38" w:name="Xd2a645a1673f9c3c0ba35362f9a4e8652055502"/>
+    <w:bookmarkEnd w:id="38"/>
+    <w:bookmarkEnd w:id="39"/>
+    <w:bookmarkStart w:id="40" w:name="Xd2a645a1673f9c3c0ba35362f9a4e8652055502"/>
     <w:p>
       <w:pPr>
         <w:pStyle w:val="Heading2"/>
@@ -11412,8 +11524,8 @@
         </w:tc>
       </w:tr>
     </w:tbl>
-    <w:bookmarkEnd w:id="38"/>
-    <w:bookmarkStart w:id="39" w:name="Xbe7985084ef4dfdbc7e9fba0a235022f75110b0"/>
+    <w:bookmarkEnd w:id="40"/>
+    <w:bookmarkStart w:id="41" w:name="Xbe7985084ef4dfdbc7e9fba0a235022f75110b0"/>
     <w:p>
       <w:pPr>
         <w:pStyle w:val="Heading2"/>
@@ -11693,8 +11805,8 @@
         </w:tc>
       </w:tr>
     </w:tbl>
-    <w:bookmarkEnd w:id="39"/>
-    <w:bookmarkStart w:id="40" w:name="Xf0e84fbc24061432f3671343bf60d40f0e14ddf"/>
+    <w:bookmarkEnd w:id="41"/>
+    <w:bookmarkStart w:id="42" w:name="Xf0e84fbc24061432f3671343bf60d40f0e14ddf"/>
     <w:p>
       <w:pPr>
         <w:pStyle w:val="Heading2"/>
@@ -11707,7 +11819,7 @@
       <w:pPr>
         <w:numPr>
           <w:ilvl w:val="0"/>
-          <w:numId w:val="1009"/>
+          <w:numId w:val="1010"/>
         </w:numPr>
         <w:pStyle w:val="Compact"/>
       </w:pPr>
@@ -11719,7 +11831,7 @@
       <w:pPr>
         <w:numPr>
           <w:ilvl w:val="0"/>
-          <w:numId w:val="1009"/>
+          <w:numId w:val="1010"/>
         </w:numPr>
         <w:pStyle w:val="Compact"/>
       </w:pPr>
@@ -11731,7 +11843,7 @@
       <w:pPr>
         <w:numPr>
           <w:ilvl w:val="0"/>
-          <w:numId w:val="1009"/>
+          <w:numId w:val="1010"/>
         </w:numPr>
         <w:pStyle w:val="Compact"/>
       </w:pPr>
@@ -11739,8 +11851,8 @@
         <w:t xml:space="preserve">Test value used until VFDA confirms: an unanswered collaboration request expires after 14 days.</w:t>
       </w:r>
     </w:p>
-    <w:bookmarkEnd w:id="40"/>
-    <w:bookmarkStart w:id="41" w:name="X55a6565c84ac464289a534278fc4074fe00819d"/>
+    <w:bookmarkEnd w:id="42"/>
+    <w:bookmarkStart w:id="43" w:name="X55a6565c84ac464289a534278fc4074fe00819d"/>
     <w:p>
       <w:pPr>
         <w:pStyle w:val="Heading2"/>
@@ -11957,7 +12069,7 @@
               <w:rPr>
                 <w:sz w:val="17"/>
               </w:rPr>
-              <w:t xml:space="preserve">Open</w:t>
+              <w:t xml:space="preserve">Decided (provisional, VFDA to confirm) — see Clarifications</w:t>
             </w:r>
           </w:p>
         </w:tc>
@@ -12048,7 +12160,7 @@
               <w:rPr>
                 <w:sz w:val="17"/>
               </w:rPr>
-              <w:t xml:space="preserve">Open</w:t>
+              <w:t xml:space="preserve">Decided (provisional, VFDA to confirm) — see Clarifications</w:t>
             </w:r>
           </w:p>
         </w:tc>
@@ -12165,7 +12277,7 @@
               <w:rPr>
                 <w:sz w:val="17"/>
               </w:rPr>
-              <w:t xml:space="preserve">Open</w:t>
+              <w:t xml:space="preserve">Decided (provisional, VFDA to confirm) — see Clarifications</w:t>
             </w:r>
           </w:p>
         </w:tc>
@@ -12256,7 +12368,7 @@
               <w:rPr>
                 <w:sz w:val="17"/>
               </w:rPr>
-              <w:t xml:space="preserve">Open</w:t>
+              <w:t xml:space="preserve">Decided (provisional, VFDA to confirm) — see Clarifications</w:t>
             </w:r>
           </w:p>
         </w:tc>
@@ -12626,8 +12738,8 @@
         </w:tc>
       </w:tr>
     </w:tbl>
-    <w:bookmarkEnd w:id="41"/>
-    <w:bookmarkStart w:id="43" w:name="Xfe89178ba2c1baf2da96240bc9850b678501375"/>
+    <w:bookmarkEnd w:id="43"/>
+    <w:bookmarkStart w:id="45" w:name="Xfe89178ba2c1baf2da96240bc9850b678501375"/>
     <w:p>
       <w:pPr>
         <w:pStyle w:val="Heading2"/>
@@ -12995,7 +13107,7 @@
         </w:tc>
       </w:tr>
     </w:tbl>
-    <w:bookmarkStart w:id="42" w:name="X0ebe4ea0055657d0fde6dddb3c03c11905d0ce8"/>
+    <w:bookmarkStart w:id="44" w:name="X0ebe4ea0055657d0fde6dddb3c03c11905d0ce8"/>
     <w:p>
       <w:pPr>
         <w:pStyle w:val="Heading3"/>
@@ -13439,9 +13551,9 @@
         </w:tc>
       </w:tr>
     </w:tbl>
-    <w:bookmarkEnd w:id="42"/>
-    <w:bookmarkEnd w:id="43"/>
-    <w:bookmarkStart w:id="44" w:name="completion-checklist"/>
+    <w:bookmarkEnd w:id="44"/>
+    <w:bookmarkEnd w:id="45"/>
+    <w:bookmarkStart w:id="46" w:name="completion-checklist"/>
     <w:p>
       <w:pPr>
         <w:pStyle w:val="Heading2"/>
@@ -13454,7 +13566,7 @@
       <w:pPr>
         <w:numPr>
           <w:ilvl w:val="0"/>
-          <w:numId w:val="1010"/>
+          <w:numId w:val="1011"/>
         </w:numPr>
         <w:pStyle w:val="Compact"/>
       </w:pPr>
@@ -13466,7 +13578,7 @@
       <w:pPr>
         <w:numPr>
           <w:ilvl w:val="0"/>
-          <w:numId w:val="1010"/>
+          <w:numId w:val="1011"/>
         </w:numPr>
         <w:pStyle w:val="Compact"/>
       </w:pPr>
@@ -13478,7 +13590,7 @@
       <w:pPr>
         <w:numPr>
           <w:ilvl w:val="0"/>
-          <w:numId w:val="1010"/>
+          <w:numId w:val="1011"/>
         </w:numPr>
         <w:pStyle w:val="Compact"/>
       </w:pPr>
@@ -13490,7 +13602,7 @@
       <w:pPr>
         <w:numPr>
           <w:ilvl w:val="0"/>
-          <w:numId w:val="1010"/>
+          <w:numId w:val="1011"/>
         </w:numPr>
         <w:pStyle w:val="Compact"/>
       </w:pPr>
@@ -13518,7 +13630,7 @@
       <w:pPr>
         <w:numPr>
           <w:ilvl w:val="0"/>
-          <w:numId w:val="1010"/>
+          <w:numId w:val="1011"/>
         </w:numPr>
         <w:pStyle w:val="Compact"/>
       </w:pPr>
@@ -13530,7 +13642,7 @@
       <w:pPr>
         <w:numPr>
           <w:ilvl w:val="0"/>
-          <w:numId w:val="1010"/>
+          <w:numId w:val="1011"/>
         </w:numPr>
         <w:pStyle w:val="Compact"/>
       </w:pPr>
@@ -13542,7 +13654,7 @@
       <w:pPr>
         <w:numPr>
           <w:ilvl w:val="0"/>
-          <w:numId w:val="1010"/>
+          <w:numId w:val="1011"/>
         </w:numPr>
         <w:pStyle w:val="Compact"/>
       </w:pPr>
@@ -13554,7 +13666,7 @@
       <w:pPr>
         <w:numPr>
           <w:ilvl w:val="0"/>
-          <w:numId w:val="1010"/>
+          <w:numId w:val="1011"/>
         </w:numPr>
         <w:pStyle w:val="Compact"/>
       </w:pPr>
@@ -13581,7 +13693,7 @@
       <w:pPr>
         <w:numPr>
           <w:ilvl w:val="0"/>
-          <w:numId w:val="1010"/>
+          <w:numId w:val="1011"/>
         </w:numPr>
         <w:pStyle w:val="Compact"/>
       </w:pPr>
@@ -13630,8 +13742,8 @@
         <w:t xml:space="preserve">, mapped onto the DBIZ2 Product Design Package. DBIZ3, VJCBI College — FTU. Group C · CINEMATCH.</w:t>
       </w:r>
     </w:p>
-    <w:bookmarkEnd w:id="44"/>
-    <w:bookmarkEnd w:id="45"/>
+    <w:bookmarkEnd w:id="46"/>
+    <w:bookmarkEnd w:id="47"/>
     <w:sectPr>
       <w:pgMar w:bottom="1020" w:left="1020" w:right="1020" w:top="1020"/>
     </w:sectPr>
@@ -13914,34 +14026,7 @@
     <w:abstractNumId w:val="991"/>
   </w:num>
   <w:num w:numId="1004">
-    <w:abstractNumId w:val="99411"/>
-    <w:lvlOverride w:ilvl="0">
-      <w:startOverride w:val="1"/>
-    </w:lvlOverride>
-    <w:lvlOverride w:ilvl="1">
-      <w:startOverride w:val="1"/>
-    </w:lvlOverride>
-    <w:lvlOverride w:ilvl="2">
-      <w:startOverride w:val="1"/>
-    </w:lvlOverride>
-    <w:lvlOverride w:ilvl="3">
-      <w:startOverride w:val="1"/>
-    </w:lvlOverride>
-    <w:lvlOverride w:ilvl="4">
-      <w:startOverride w:val="1"/>
-    </w:lvlOverride>
-    <w:lvlOverride w:ilvl="5">
-      <w:startOverride w:val="1"/>
-    </w:lvlOverride>
-    <w:lvlOverride w:ilvl="6">
-      <w:startOverride w:val="1"/>
-    </w:lvlOverride>
-    <w:lvlOverride w:ilvl="7">
-      <w:startOverride w:val="1"/>
-    </w:lvlOverride>
-    <w:lvlOverride w:ilvl="8">
-      <w:startOverride w:val="1"/>
-    </w:lvlOverride>
+    <w:abstractNumId w:val="991"/>
   </w:num>
   <w:num w:numId="1005">
     <w:abstractNumId w:val="99411"/>
@@ -14034,12 +14119,42 @@
     </w:lvlOverride>
   </w:num>
   <w:num w:numId="1008">
-    <w:abstractNumId w:val="991"/>
+    <w:abstractNumId w:val="99411"/>
+    <w:lvlOverride w:ilvl="0">
+      <w:startOverride w:val="1"/>
+    </w:lvlOverride>
+    <w:lvlOverride w:ilvl="1">
+      <w:startOverride w:val="1"/>
+    </w:lvlOverride>
+    <w:lvlOverride w:ilvl="2">
+      <w:startOverride w:val="1"/>
+    </w:lvlOverride>
+    <w:lvlOverride w:ilvl="3">
+      <w:startOverride w:val="1"/>
+    </w:lvlOverride>
+    <w:lvlOverride w:ilvl="4">
+      <w:startOverride w:val="1"/>
+    </w:lvlOverride>
+    <w:lvlOverride w:ilvl="5">
+      <w:startOverride w:val="1"/>
+    </w:lvlOverride>
+    <w:lvlOverride w:ilvl="6">
+      <w:startOverride w:val="1"/>
+    </w:lvlOverride>
+    <w:lvlOverride w:ilvl="7">
+      <w:startOverride w:val="1"/>
+    </w:lvlOverride>
+    <w:lvlOverride w:ilvl="8">
+      <w:startOverride w:val="1"/>
+    </w:lvlOverride>
   </w:num>
   <w:num w:numId="1009">
     <w:abstractNumId w:val="991"/>
   </w:num>
   <w:num w:numId="1010">
+    <w:abstractNumId w:val="991"/>
+  </w:num>
+  <w:num w:numId="1011">
     <w:abstractNumId w:val="991"/>
   </w:num>
 </w:numbering>
